--- a/downloads/teacher/ai-7-week-29.docx
+++ b/downloads/teacher/ai-7-week-29.docx
@@ -1974,6 +1974,396 @@
         <w:t>For the Reproducible AI Research Study, retain an annotated worked trace and the changed-case reasoning. Connect the claim to its records, units and assumptions so another investigator can challenge or reproduce it.</w:t>
       </w:r>
     </w:p>
+    <w:p>
+      <w:pPr>
+        <w:pStyle w:val="Heading1"/>
+      </w:pPr>
+      <w:r>
+        <w:t>07. Prepare, teach and assess</w:t>
+      </w:r>
+    </w:p>
+    <w:p>
+      <w:r>
+        <w:t>Teaching target: Explain the mechanism and terminology of figures that preserve evidence</w:t>
+      </w:r>
+    </w:p>
+    <w:p>
+      <w:r>
+        <w:t>Prepare the labelled worked-case picture, the matching workbook, fictional input cards and a place for individual responses. Check a local Python 3 environment before class; have a paper-trace version ready.</w:t>
+      </w:r>
+    </w:p>
+    <w:tbl>
+      <w:tblPr>
+        <w:tblStyle w:val="LightShading-Accent1"/>
+        <w:tblW w:type="auto" w:w="0"/>
+        <w:tblLook w:firstColumn="1" w:firstRow="1" w:lastColumn="0" w:lastRow="0" w:noHBand="0" w:noVBand="1" w:val="04A0"/>
+      </w:tblPr>
+      <w:tblGrid>
+        <w:gridCol w:w="3408"/>
+        <w:gridCol w:w="3408"/>
+        <w:gridCol w:w="3408"/>
+      </w:tblGrid>
+      <w:tr>
+        <w:trPr>
+          <w:tblHeader/>
+        </w:trPr>
+        <w:tc>
+          <w:tcPr>
+            <w:tcW w:type="dxa" w:w="3408"/>
+          </w:tcPr>
+          <w:p>
+            <w:r>
+              <w:t>Session</w:t>
+            </w:r>
+          </w:p>
+        </w:tc>
+        <w:tc>
+          <w:tcPr>
+            <w:tcW w:type="dxa" w:w="3408"/>
+          </w:tcPr>
+          <w:p>
+            <w:r>
+              <w:t>Plan</w:t>
+            </w:r>
+          </w:p>
+        </w:tc>
+        <w:tc>
+          <w:tcPr>
+            <w:tcW w:type="dxa" w:w="3408"/>
+          </w:tcPr>
+          <w:p>
+            <w:r>
+              <w:t>Resources</w:t>
+            </w:r>
+          </w:p>
+        </w:tc>
+      </w:tr>
+      <w:tr>
+        <w:tc>
+          <w:tcPr>
+            <w:tcW w:type="dxa" w:w="3408"/>
+          </w:tcPr>
+          <w:p>
+            <w:r>
+              <w:t>Session 1 · Understand · 45 min</w:t>
+            </w:r>
+          </w:p>
+        </w:tc>
+        <w:tc>
+          <w:tcPr>
+            <w:tcW w:type="dxa" w:w="3408"/>
+          </w:tcPr>
+          <w:p>
+            <w:r>
+              <w:t>0–7: recall and prerequisite; 7–15: inspect the concrete case and predict; 15–30: teacher models the worked trace; 30–40: learners explain a step using the text and visual; 40–45: check the core idea.</w:t>
+            </w:r>
+          </w:p>
+        </w:tc>
+        <w:tc>
+          <w:tcPr>
+            <w:tcW w:type="dxa" w:w="3408"/>
+          </w:tcPr>
+          <w:p>
+            <w:r>
+              <w:t>Sections 1–6; record the brief recall in the workbook.</w:t>
+            </w:r>
+          </w:p>
+        </w:tc>
+      </w:tr>
+      <w:tr>
+        <w:tc>
+          <w:tcPr>
+            <w:tcW w:type="dxa" w:w="3408"/>
+          </w:tcPr>
+          <w:p>
+            <w:r>
+              <w:t>Session 2 · Practise · 45 min</w:t>
+            </w:r>
+          </w:p>
+        </w:tc>
+        <w:tc>
+          <w:tcPr>
+            <w:tcW w:type="dxa" w:w="3408"/>
+          </w:tcPr>
+          <w:p>
+            <w:r>
+              <w:t>0–5: retrieve the procedure; 5–15: W2 completion practice; 15–23: explain and check with a partner; 23–30: each learner answers the misconception check; 30–40: targeted reteaching or a harder variation; 40–45: prepare the investigation.</w:t>
+            </w:r>
+          </w:p>
+        </w:tc>
+        <w:tc>
+          <w:tcPr>
+            <w:tcW w:type="dxa" w:w="3408"/>
+          </w:tcPr>
+          <w:p>
+            <w:r>
+              <w:t>Sections 7–10; use the matching workbook W2 and misconception check.</w:t>
+            </w:r>
+          </w:p>
+        </w:tc>
+      </w:tr>
+      <w:tr>
+        <w:tc>
+          <w:tcPr>
+            <w:tcW w:type="dxa" w:w="3408"/>
+          </w:tcPr>
+          <w:p>
+            <w:r>
+              <w:t>Session 3 · Investigate and transfer · 45 min</w:t>
+            </w:r>
+          </w:p>
+        </w:tc>
+        <w:tc>
+          <w:tcPr>
+            <w:tcW w:type="dxa" w:w="3408"/>
+          </w:tcPr>
+          <w:p>
+            <w:r>
+              <w:t>0–5: retrieve the decision rule; 5–20: investigate or trace; 20–30: start the independent case; 30–38: connect the project; 38–43: act on feedback; 43–45: plan the return check.</w:t>
+            </w:r>
+          </w:p>
+        </w:tc>
+        <w:tc>
+          <w:tcPr>
+            <w:tcW w:type="dxa" w:w="3408"/>
+          </w:tcPr>
+          <w:p>
+            <w:r>
+              <w:t>Sections 9 and 11–14. Give extra time to finish the full task set; use Section 15 when the week includes a coding lab.</w:t>
+            </w:r>
+          </w:p>
+        </w:tc>
+      </w:tr>
+    </w:tbl>
+    <w:p>
+      <w:r>
+        <w:t>Before class, solve the supported practice: RatesA80%, B82% are plotted on bars starting79%, making B look several times larger. Show the intermediate steps and give the conclusion with its scope.</w:t>
+      </w:r>
+    </w:p>
+    <w:p>
+      <w:r>
+        <w:t>Reasoned practice answer: Teacher explanation: Difference is2 percentage points; truncated bars exaggerate magnitude. Use zero-baseline bars or a clearly labelled difference plot.</w:t>
+      </w:r>
+    </w:p>
+    <w:p>
+      <w:r>
+        <w:t>Check every learner before discussion: Use the worked case for Figures that preserve evidence. Proposed explanation: “The worked result establishes every future case”. Decide whether this explanation is supported. Point to the step or supplied fact that decides; explain your repair if needed.</w:t>
+      </w:r>
+    </w:p>
+    <w:p>
+      <w:r>
+        <w:t>Misconception repair: Visual choices must reflect the intended metric and cannot imply causal certainty from association.</w:t>
+      </w:r>
+    </w:p>
+    <w:p>
+      <w:r>
+        <w:t>Support: read the exact case aloud, enlarge the labelled picture, supply input cards and model only the first deciding step. Accept a spoken explanation or drawing; retain the reasoning goal.</w:t>
+      </w:r>
+    </w:p>
+    <w:p>
+      <w:r>
+        <w:t>Extension: Start the axis at 5 without making the truncation obvious. Require a prediction and a reason before comparing. Expected result: The bars exaggerate the visual contrast and require correction or clear disclosure. Reason: Visible heights no longer correspond to the full count scale.</w:t>
+      </w:r>
+    </w:p>
+    <w:p>
+      <w:r>
+        <w:t>Independent assessment: withhold the reserved answer until the learner has attempted the new case. Record support separately from correctness.</w:t>
+      </w:r>
+    </w:p>
+    <w:tbl>
+      <w:tblPr>
+        <w:tblStyle w:val="LightShading-Accent1"/>
+        <w:tblW w:type="auto" w:w="0"/>
+        <w:tblLook w:firstColumn="1" w:firstRow="1" w:lastColumn="0" w:lastRow="0" w:noHBand="0" w:noVBand="1" w:val="04A0"/>
+      </w:tblPr>
+      <w:tblGrid>
+        <w:gridCol w:w="2556"/>
+        <w:gridCol w:w="2556"/>
+        <w:gridCol w:w="2556"/>
+        <w:gridCol w:w="2556"/>
+      </w:tblGrid>
+      <w:tr>
+        <w:trPr>
+          <w:tblHeader/>
+        </w:trPr>
+        <w:tc>
+          <w:tcPr>
+            <w:tcW w:type="dxa" w:w="2556"/>
+          </w:tcPr>
+          <w:p>
+            <w:r>
+              <w:t>Criterion</w:t>
+            </w:r>
+          </w:p>
+        </w:tc>
+        <w:tc>
+          <w:tcPr>
+            <w:tcW w:type="dxa" w:w="2556"/>
+          </w:tcPr>
+          <w:p>
+            <w:r>
+              <w:t>Not yet</w:t>
+            </w:r>
+          </w:p>
+        </w:tc>
+        <w:tc>
+          <w:tcPr>
+            <w:tcW w:type="dxa" w:w="2556"/>
+          </w:tcPr>
+          <w:p>
+            <w:r>
+              <w:t>With support</w:t>
+            </w:r>
+          </w:p>
+        </w:tc>
+        <w:tc>
+          <w:tcPr>
+            <w:tcW w:type="dxa" w:w="2556"/>
+          </w:tcPr>
+          <w:p>
+            <w:r>
+              <w:t>Independent</w:t>
+            </w:r>
+          </w:p>
+        </w:tc>
+      </w:tr>
+      <w:tr>
+        <w:tc>
+          <w:tcPr>
+            <w:tcW w:type="dxa" w:w="2556"/>
+          </w:tcPr>
+          <w:p>
+            <w:r>
+              <w:t>Explanation</w:t>
+            </w:r>
+          </w:p>
+        </w:tc>
+        <w:tc>
+          <w:tcPr>
+            <w:tcW w:type="dxa" w:w="2556"/>
+          </w:tcPr>
+          <w:p>
+            <w:r>
+              <w:t>Names an answer without a deciding fact</w:t>
+            </w:r>
+          </w:p>
+        </w:tc>
+        <w:tc>
+          <w:tcPr>
+            <w:tcW w:type="dxa" w:w="2556"/>
+          </w:tcPr>
+          <w:p>
+            <w:r>
+              <w:t>Uses a hint to link fact and decision</w:t>
+            </w:r>
+          </w:p>
+        </w:tc>
+        <w:tc>
+          <w:tcPr>
+            <w:tcW w:type="dxa" w:w="2556"/>
+          </w:tcPr>
+          <w:p>
+            <w:r>
+              <w:t>Explains the deciding fact in own words</w:t>
+            </w:r>
+          </w:p>
+        </w:tc>
+      </w:tr>
+      <w:tr>
+        <w:tc>
+          <w:tcPr>
+            <w:tcW w:type="dxa" w:w="2556"/>
+          </w:tcPr>
+          <w:p>
+            <w:r>
+              <w:t>Trace or test</w:t>
+            </w:r>
+          </w:p>
+        </w:tc>
+        <w:tc>
+          <w:tcPr>
+            <w:tcW w:type="dxa" w:w="2556"/>
+          </w:tcPr>
+          <w:p>
+            <w:r>
+              <w:t>Cannot connect input and result</w:t>
+            </w:r>
+          </w:p>
+        </w:tc>
+        <w:tc>
+          <w:tcPr>
+            <w:tcW w:type="dxa" w:w="2556"/>
+          </w:tcPr>
+          <w:p>
+            <w:r>
+              <w:t>Completes steps with prompts</w:t>
+            </w:r>
+          </w:p>
+        </w:tc>
+        <w:tc>
+          <w:tcPr>
+            <w:tcW w:type="dxa" w:w="2556"/>
+          </w:tcPr>
+          <w:p>
+            <w:r>
+              <w:t>Traces or tests a changed case accurately</w:t>
+            </w:r>
+          </w:p>
+        </w:tc>
+      </w:tr>
+      <w:tr>
+        <w:tc>
+          <w:tcPr>
+            <w:tcW w:type="dxa" w:w="2556"/>
+          </w:tcPr>
+          <w:p>
+            <w:r>
+              <w:t>Limits and revision</w:t>
+            </w:r>
+          </w:p>
+        </w:tc>
+        <w:tc>
+          <w:tcPr>
+            <w:tcW w:type="dxa" w:w="2556"/>
+          </w:tcPr>
+          <w:p>
+            <w:r>
+              <w:t>Claims more than evidence supports</w:t>
+            </w:r>
+          </w:p>
+        </w:tc>
+        <w:tc>
+          <w:tcPr>
+            <w:tcW w:type="dxa" w:w="2556"/>
+          </w:tcPr>
+          <w:p>
+            <w:r>
+              <w:t>Names a limit after a prompt</w:t>
+            </w:r>
+          </w:p>
+        </w:tc>
+        <w:tc>
+          <w:tcPr>
+            <w:tcW w:type="dxa" w:w="2556"/>
+          </w:tcPr>
+          <w:p>
+            <w:r>
+              <w:t>States a defensible limit and useful next test</w:t>
+            </w:r>
+          </w:p>
+        </w:tc>
+      </w:tr>
+    </w:tbl>
+    <w:p>
+      <w:r>
+        <w:t>Project checkpoint: Prepare the demonstration. Gather reproducible instructions, evidence, access checks and remaining limitations.</w:t>
+      </w:r>
+    </w:p>
+    <w:p>
+      <w:r>
+        <w:t>Use the weekly teacher answer for topic-specific reasoning. A saved progress tick is an activity record; judge mastery from the learner’s explanation and evidence.</w:t>
+      </w:r>
+    </w:p>
     <w:sectPr>
       <w:pgSz w:w="12240" w:h="15840"/>
       <w:pgMar w:top="936" w:right="1008" w:bottom="936" w:left="1008" w:header="720" w:footer="720" w:gutter="0"/>

--- a/downloads/teacher/ai-7-week-29.docx
+++ b/downloads/teacher/ai-7-week-29.docx
@@ -2364,6 +2364,39 @@
         <w:t>Use the weekly teacher answer for topic-specific reasoning. A saved progress tick is an activity record; judge mastery from the learner’s explanation and evidence.</w:t>
       </w:r>
     </w:p>
+    <w:p>
+      <w:pPr>
+        <w:pStyle w:val="Heading1"/>
+      </w:pPr>
+      <w:r>
+        <w:t>08. Use feedback, labs and repair paths</w:t>
+      </w:r>
+    </w:p>
+    <w:p>
+      <w:r>
+        <w:t>Use the two formative questions as supported practice, not as independent mastery scores. Discuss the deciding evidence rather than accepting a guessed selection.</w:t>
+      </w:r>
+    </w:p>
+    <w:p>
+      <w:r>
+        <w:t>The feedback comes from the reviewed public worked case. Do not reveal the separately reserved independent teacher answer until the learner has attempted that case.</w:t>
+      </w:r>
+    </w:p>
+    <w:p>
+      <w:r>
+        <w:t>Ask students to predict before running code. Preserve errors and actual outputs; collect a changed test and an explanation. The branch-boundary and indexing lessons deliberately include failure cases.</w:t>
+      </w:r>
+    </w:p>
+    <w:p>
+      <w:r>
+        <w:t>Use the earlier worked-explanation links to address a specific missing building block, then return to the current question. Adapt this suggestion after observing the learner; it is not an automatic diagnosis.</w:t>
+      </w:r>
+    </w:p>
+    <w:p>
+      <w:r>
+        <w:t>Collect the completed-work portfolio as evidence. Record support separately from correctness, and assess explanation, trace/test and limitations. Progress ticks and quiz selections alone do not establish mastery.</w:t>
+      </w:r>
+    </w:p>
     <w:sectPr>
       <w:pgSz w:w="12240" w:h="15840"/>
       <w:pgMar w:top="936" w:right="1008" w:bottom="936" w:left="1008" w:header="720" w:footer="720" w:gutter="0"/>

--- a/downloads/teacher/ai-7-week-29.docx
+++ b/downloads/teacher/ai-7-week-29.docx
@@ -29,16 +29,45 @@
       </w:r>
     </w:p>
     <w:p>
-      <w:pPr>
-        <w:pStyle w:val="Heading3"/>
-      </w:pPr>
-      <w:r>
-        <w:t>Teach the learning cycle</w:t>
+      <w:r>
+        <w:t>Prepare Figures that preserve evidence: check the target, prerequisites, resources and adaptable teaching schedule.</w:t>
       </w:r>
     </w:p>
     <w:p>
-      <w:r>
-        <w:t>Primary target: Explain the mechanism and terminology of figures that preserve evidence</w:t>
+      <w:pPr>
+        <w:pStyle w:val="Heading3"/>
+      </w:pPr>
+      <w:r>
+        <w:t>Teach the learning cycle</w:t>
+      </w:r>
+    </w:p>
+    <w:p>
+      <w:pPr>
+        <w:spacing w:line="336" w:lineRule="auto" w:after="180"/>
+      </w:pPr>
+      <w:r>
+        <w:rPr>
+          <w:b w:val="0"/>
+        </w:rPr>
+        <w:t xml:space="preserve">Primary target: Explain the </w:t>
+      </w:r>
+      <w:r>
+        <w:rPr>
+          <w:b/>
+        </w:rPr>
+        <w:t>mechanism</w:t>
+      </w:r>
+      <w:r>
+        <w:rPr>
+          <w:b w:val="0"/>
+        </w:rPr>
+        <w:t xml:space="preserve"> and terminology of figures that preserve </w:t>
+      </w:r>
+      <w:r>
+        <w:rPr>
+          <w:b/>
+        </w:rPr>
+        <w:t>evidence</w:t>
       </w:r>
     </w:p>
     <w:tbl>
@@ -185,16 +214,37 @@
       </w:tr>
     </w:tbl>
     <w:p>
-      <w:r>
-        <w:t>This is a starting allocation of 135 minutes, not a validated duration. Preserve all named topics. Schedule extra time for connected examples, the full investigation, independent cases and project building. Repeated copies of a case share one recorded attempt; they are not new evidence.</w:t>
+      <w:pPr>
+        <w:spacing w:line="336" w:lineRule="auto" w:after="180"/>
+      </w:pPr>
+      <w:r>
+        <w:rPr>
+          <w:b w:val="0"/>
+        </w:rPr>
+        <w:t>This is a starting allocation of 135 minutes, not a validated duration. Preserve all named topics. Schedule extra time for connected examples, the full investigation, independent cases and project building.</w:t>
       </w:r>
     </w:p>
     <w:p>
       <w:pPr>
-        <w:pStyle w:val="Heading3"/>
-      </w:pPr>
-      <w:r>
-        <w:t>Retrieval answer guidance</w:t>
+        <w:spacing w:line="336" w:lineRule="auto" w:after="180"/>
+      </w:pPr>
+      <w:r>
+        <w:rPr>
+          <w:b w:val="0"/>
+        </w:rPr>
+        <w:t xml:space="preserve">Repeated copies of a case share one recorded attempt; they are not new </w:t>
+      </w:r>
+      <w:r>
+        <w:rPr>
+          <w:b/>
+        </w:rPr>
+        <w:t>evidence</w:t>
+      </w:r>
+      <w:r>
+        <w:rPr>
+          <w:b w:val="0"/>
+        </w:rPr>
+        <w:t>.</w:t>
       </w:r>
     </w:p>
     <w:p>
@@ -202,178 +252,690 @@
         <w:pStyle w:val="Heading3"/>
       </w:pPr>
       <w:r>
-        <w:t>Negative results and claim revision</w:t>
+        <w:t>Retrieval answer guidance</w:t>
       </w:r>
     </w:p>
     <w:p>
-      <w:r>
-        <w:t>Without opening the old lesson, explain one key idea from Negative results and claim revision. Give an example and a mistake that the idea helps you avoid.</w:t>
+      <w:pPr>
+        <w:pStyle w:val="Heading3"/>
+      </w:pPr>
+      <w:r>
+        <w:t>Negative results and claim revision</w:t>
       </w:r>
     </w:p>
     <w:p>
-      <w:r>
-        <w:t>Look for: Explain the mechanism and terminology of negative results and claim revision</w:t>
+      <w:pPr>
+        <w:spacing w:line="336" w:lineRule="auto" w:after="180"/>
+      </w:pPr>
+      <w:r>
+        <w:rPr>
+          <w:b w:val="0"/>
+        </w:rPr>
+        <w:t>Without opening the old lesson, explain one key idea from Negative results and claim revision. Give an example and a mistake that the idea helps you avoid.</w:t>
       </w:r>
     </w:p>
     <w:p>
-      <w:r>
-        <w:t>Reference example, not the only acceptable wording: Teacher explanation: Negative results report that the evidence did not meet a declared expectation. They can reveal design limits or useful constraints without proving no effect anywhere. Compare results with the original criterion and uncertainty assumptions. Preserve the failed hypothesis, discuss plausible mechanisms and label revised questions as new work.</w:t>
+      <w:pPr>
+        <w:spacing w:line="336" w:lineRule="auto" w:after="180"/>
+      </w:pPr>
+      <w:r>
+        <w:rPr>
+          <w:b w:val="0"/>
+        </w:rPr>
+        <w:t xml:space="preserve">Look for: Explain the </w:t>
+      </w:r>
+      <w:r>
+        <w:rPr>
+          <w:b/>
+        </w:rPr>
+        <w:t>mechanism</w:t>
+      </w:r>
+      <w:r>
+        <w:rPr>
+          <w:b w:val="0"/>
+        </w:rPr>
+        <w:t xml:space="preserve"> and terminology of negative results and claim revision</w:t>
       </w:r>
     </w:p>
     <w:p>
       <w:pPr>
-        <w:pStyle w:val="Heading3"/>
-      </w:pPr>
-      <w:r>
-        <w:t>Inspecting failures and anomalies</w:t>
+        <w:spacing w:line="336" w:lineRule="auto" w:after="180"/>
+      </w:pPr>
+      <w:r>
+        <w:rPr>
+          <w:b w:val="0"/>
+        </w:rPr>
+        <w:t xml:space="preserve">Reference example, not the only acceptable wording: Teacher explanation: Negative results report that the </w:t>
+      </w:r>
+      <w:r>
+        <w:rPr>
+          <w:b/>
+        </w:rPr>
+        <w:t>evidence</w:t>
+      </w:r>
+      <w:r>
+        <w:rPr>
+          <w:b w:val="0"/>
+        </w:rPr>
+        <w:t xml:space="preserve"> did not meet a declared expectation.</w:t>
       </w:r>
     </w:p>
     <w:p>
-      <w:r>
-        <w:t>Without opening the old lesson, explain one key idea from Inspecting failures and anomalies. Give an example and a mistake that the idea helps you avoid.</w:t>
+      <w:pPr>
+        <w:spacing w:line="336" w:lineRule="auto" w:after="180"/>
+      </w:pPr>
+      <w:r>
+        <w:rPr>
+          <w:b w:val="0"/>
+        </w:rPr>
+        <w:t>They can reveal design limits or useful constraints without proving no effect anywhere. Compare results with the original criterion and uncertainty assumptions.</w:t>
       </w:r>
     </w:p>
     <w:p>
-      <w:r>
-        <w:t>Look for: Explain the mechanism and terminology of inspecting failures and anomalies</w:t>
+      <w:pPr>
+        <w:spacing w:line="336" w:lineRule="auto" w:after="180"/>
+      </w:pPr>
+      <w:r>
+        <w:rPr>
+          <w:b w:val="0"/>
+        </w:rPr>
+        <w:t xml:space="preserve">Preserve the failed hypothesis, discuss plausible </w:t>
+      </w:r>
+      <w:r>
+        <w:rPr>
+          <w:b/>
+        </w:rPr>
+        <w:t>mechanism</w:t>
+      </w:r>
+      <w:r>
+        <w:rPr>
+          <w:b w:val="0"/>
+        </w:rPr>
+        <w:t>s and label revised questions as new work.</w:t>
       </w:r>
     </w:p>
     <w:p>
-      <w:r>
-        <w:t>Reference example, not the only acceptable wording: Teacher explanation: Failure inspection generates explanations to test. An unusual result is not automatically a bad data point. Compare raw outputs, input validity and procedure traces. Correct demonstrable measurement errors with provenance; retain valid unusual observations. Label post-result investigations exploratory.</w:t>
+      <w:pPr>
+        <w:pStyle w:val="Heading3"/>
+      </w:pPr>
+      <w:r>
+        <w:t>Inspecting failures and anomalies</w:t>
       </w:r>
     </w:p>
     <w:p>
       <w:pPr>
-        <w:pStyle w:val="Heading3"/>
-      </w:pPr>
-      <w:r>
-        <w:t>Power and resource tradeoffs</w:t>
+        <w:spacing w:line="336" w:lineRule="auto" w:after="180"/>
+      </w:pPr>
+      <w:r>
+        <w:rPr>
+          <w:b w:val="0"/>
+        </w:rPr>
+        <w:t>Without opening the old lesson, explain one key idea from Inspecting failures and anomalies. Give an example and a mistake that the idea helps you avoid.</w:t>
       </w:r>
     </w:p>
     <w:p>
-      <w:r>
-        <w:t>Without opening the old lesson, explain one key idea from Power and resource tradeoffs. Give an example and a mistake that the idea helps you avoid.</w:t>
+      <w:pPr>
+        <w:spacing w:line="336" w:lineRule="auto" w:after="180"/>
+      </w:pPr>
+      <w:r>
+        <w:rPr>
+          <w:b w:val="0"/>
+        </w:rPr>
+        <w:t xml:space="preserve">Look for: Explain the </w:t>
+      </w:r>
+      <w:r>
+        <w:rPr>
+          <w:b/>
+        </w:rPr>
+        <w:t>mechanism</w:t>
+      </w:r>
+      <w:r>
+        <w:rPr>
+          <w:b w:val="0"/>
+        </w:rPr>
+        <w:t xml:space="preserve"> and terminology of inspecting failures and anomalies</w:t>
       </w:r>
     </w:p>
     <w:p>
-      <w:r>
-        <w:t>Look for: Explain the mechanism and terminology of power and resource tradeoffs</w:t>
+      <w:pPr>
+        <w:spacing w:line="336" w:lineRule="auto" w:after="180"/>
+      </w:pPr>
+      <w:r>
+        <w:rPr>
+          <w:b w:val="0"/>
+        </w:rPr>
+        <w:t>Reference example, not the only acceptable wording: Teacher explanation: Failure inspection generates explanations to test. An unusual result is not automatically a bad data point.</w:t>
       </w:r>
     </w:p>
     <w:p>
-      <w:r>
-        <w:t>Reference example, not the only acceptable wording: Teacher explanation: Power concerns detecting a declared effect under a specified model and test. Planning depends on effect size, variability, unit independence and budget. Use supplied simulation results rather than an unsupported universal sample-size rule. Estimated detection frequency is detections/simulated alternative trials; false positives require null trials separately.</w:t>
+      <w:pPr>
+        <w:spacing w:line="336" w:lineRule="auto" w:after="180"/>
+      </w:pPr>
+      <w:r>
+        <w:rPr>
+          <w:b w:val="0"/>
+        </w:rPr>
+        <w:t xml:space="preserve">Compare raw </w:t>
+      </w:r>
+      <w:r>
+        <w:rPr>
+          <w:b/>
+        </w:rPr>
+        <w:t>output</w:t>
+      </w:r>
+      <w:r>
+        <w:rPr>
+          <w:b w:val="0"/>
+        </w:rPr>
+        <w:t xml:space="preserve">s, </w:t>
+      </w:r>
+      <w:r>
+        <w:rPr>
+          <w:b/>
+        </w:rPr>
+        <w:t>input</w:t>
+      </w:r>
+      <w:r>
+        <w:rPr>
+          <w:b w:val="0"/>
+        </w:rPr>
+        <w:t xml:space="preserve"> validity and procedure traces. Correct demonstrable measurement errors with provenance; retain valid unusual </w:t>
+      </w:r>
+      <w:r>
+        <w:rPr>
+          <w:b/>
+        </w:rPr>
+        <w:t>observation</w:t>
+      </w:r>
+      <w:r>
+        <w:rPr>
+          <w:b w:val="0"/>
+        </w:rPr>
+        <w:t>s. Label post-result investigations exploratory.</w:t>
       </w:r>
     </w:p>
     <w:p>
-      <w:r>
-        <w:t>Two 45-minute sessions. Figures should preserve denominators, scales and uncertainty rather than exaggerate the preferred comparison. A plot is a representation of evidence, not extra evidence. Use the supplied constructed scenarios to make the mechanism inspectable. Collect W4 before sharing solutions. Students should name intermediate evidence and limitations; classroom pacing and learning effectiveness remain unvalidated.</w:t>
+      <w:pPr>
+        <w:pStyle w:val="Heading3"/>
+      </w:pPr>
+      <w:r>
+        <w:t>Power and resource tradeoffs</w:t>
       </w:r>
     </w:p>
     <w:p>
       <w:pPr>
-        <w:pStyle w:val="Heading3"/>
-      </w:pPr>
-      <w:r>
-        <w:t>Outcomes</w:t>
+        <w:spacing w:line="336" w:lineRule="auto" w:after="180"/>
+      </w:pPr>
+      <w:r>
+        <w:rPr>
+          <w:b w:val="0"/>
+        </w:rPr>
+        <w:t>Without opening the old lesson, explain one key idea from Power and resource tradeoffs. Give an example and a mistake that the idea helps you avoid.</w:t>
       </w:r>
     </w:p>
     <w:p>
-      <w:r>
-        <w:t>Explain the mechanism and terminology of figures that preserve evidence</w:t>
+      <w:pPr>
+        <w:spacing w:line="336" w:lineRule="auto" w:after="180"/>
+      </w:pPr>
+      <w:r>
+        <w:rPr>
+          <w:b w:val="0"/>
+        </w:rPr>
+        <w:t xml:space="preserve">Look for: Explain the </w:t>
+      </w:r>
+      <w:r>
+        <w:rPr>
+          <w:b/>
+        </w:rPr>
+        <w:t>mechanism</w:t>
+      </w:r>
+      <w:r>
+        <w:rPr>
+          <w:b w:val="0"/>
+        </w:rPr>
+        <w:t xml:space="preserve"> and terminology of power and resource tradeoffs</w:t>
       </w:r>
     </w:p>
     <w:p>
-      <w:r>
-        <w:t>Apply the stated procedure to a new case with a traceable result</w:t>
+      <w:pPr>
+        <w:spacing w:line="336" w:lineRule="auto" w:after="180"/>
+      </w:pPr>
+      <w:r>
+        <w:rPr>
+          <w:b w:val="0"/>
+        </w:rPr>
+        <w:t>Reference example, not the only acceptable wording: Teacher explanation: Power concerns detecting a declared effect under a specified model and test. Planning depends on effect size, variability, unit independence and budget.</w:t>
       </w:r>
     </w:p>
     <w:p>
-      <w:r>
-        <w:t>Identify an assumption or limitation and design a revealing follow-up</w:t>
+      <w:pPr>
+        <w:spacing w:line="336" w:lineRule="auto" w:after="180"/>
+      </w:pPr>
+      <w:r>
+        <w:rPr>
+          <w:b w:val="0"/>
+        </w:rPr>
+        <w:t>Use supplied simulation results rather than an unsupported universal sample-size rule. Estimated detection frequency is detections/simulated alternative trials; false positives require null trials separately.</w:t>
       </w:r>
     </w:p>
     <w:p>
       <w:pPr>
-        <w:pStyle w:val="Heading3"/>
-      </w:pPr>
-      <w:r>
-        <w:t>Preparation</w:t>
+        <w:spacing w:line="336" w:lineRule="auto" w:after="180"/>
+      </w:pPr>
+      <w:r>
+        <w:rPr>
+          <w:b w:val="0"/>
+        </w:rPr>
+        <w:t xml:space="preserve">Two 45-minute sessions. Figures should preserve denominators, scales and uncertainty rather than exaggerate the preferred comparison. A plot is a representation of </w:t>
+      </w:r>
+      <w:r>
+        <w:rPr>
+          <w:b/>
+        </w:rPr>
+        <w:t>evidence</w:t>
+      </w:r>
+      <w:r>
+        <w:rPr>
+          <w:b w:val="0"/>
+        </w:rPr>
+        <w:t xml:space="preserve">, not extra </w:t>
+      </w:r>
+      <w:r>
+        <w:rPr>
+          <w:b/>
+        </w:rPr>
+        <w:t>evidence</w:t>
+      </w:r>
+      <w:r>
+        <w:rPr>
+          <w:b w:val="0"/>
+        </w:rPr>
+        <w:t>.</w:t>
       </w:r>
     </w:p>
     <w:p>
-      <w:r>
-        <w:t>Lesson and workbook; paper and pencil</w:t>
+      <w:pPr>
+        <w:spacing w:line="336" w:lineRule="auto" w:after="180"/>
+      </w:pPr>
+      <w:r>
+        <w:rPr>
+          <w:b w:val="0"/>
+        </w:rPr>
+        <w:t xml:space="preserve">Use the supplied constructed scenarios to make the </w:t>
+      </w:r>
+      <w:r>
+        <w:rPr>
+          <w:b/>
+        </w:rPr>
+        <w:t>mechanism</w:t>
+      </w:r>
+      <w:r>
+        <w:rPr>
+          <w:b w:val="0"/>
+        </w:rPr>
+        <w:t xml:space="preserve"> inspectable. Collect W4 before sharing solutions.</w:t>
       </w:r>
     </w:p>
     <w:p>
-      <w:r>
-        <w:t>Calculator and optional local Python 3 for arithmetic; no live API or private data</w:t>
+      <w:pPr>
+        <w:spacing w:line="336" w:lineRule="auto" w:after="180"/>
+      </w:pPr>
+      <w:r>
+        <w:rPr>
+          <w:b w:val="0"/>
+        </w:rPr>
+        <w:t xml:space="preserve">Students should name intermediate </w:t>
+      </w:r>
+      <w:r>
+        <w:rPr>
+          <w:b/>
+        </w:rPr>
+        <w:t>evidence</w:t>
+      </w:r>
+      <w:r>
+        <w:rPr>
+          <w:b w:val="0"/>
+        </w:rPr>
+        <w:t xml:space="preserve"> and limitations; classroom pacing and learning effectiveness remain unvalidated.</w:t>
       </w:r>
     </w:p>
     <w:p>
-      <w:r>
-        <w:t>Prepare the fresh retry separately and withhold its solution until after collection</w:t>
+      <w:pPr>
+        <w:pStyle w:val="Heading3"/>
+      </w:pPr>
+      <w:r>
+        <w:t>Outcomes</w:t>
       </w:r>
     </w:p>
     <w:p>
       <w:pPr>
-        <w:pStyle w:val="Heading3"/>
-      </w:pPr>
-      <w:r>
-        <w:t>Prerequisite answer</w:t>
+        <w:spacing w:line="336" w:lineRule="auto" w:after="180"/>
+      </w:pPr>
+      <w:r>
+        <w:rPr>
+          <w:b w:val="0"/>
+        </w:rPr>
+        <w:t xml:space="preserve">Explain the </w:t>
+      </w:r>
+      <w:r>
+        <w:rPr>
+          <w:b/>
+        </w:rPr>
+        <w:t>mechanism</w:t>
+      </w:r>
+      <w:r>
+        <w:rPr>
+          <w:b w:val="0"/>
+        </w:rPr>
+        <w:t xml:space="preserve"> and terminology of figures that preserve </w:t>
+      </w:r>
+      <w:r>
+        <w:rPr>
+          <w:b/>
+        </w:rPr>
+        <w:t>evidence</w:t>
       </w:r>
     </w:p>
     <w:p>
-      <w:r>
-        <w:t>A result depends on the inputs, procedure and conditions that produced it. Preserve data roles and distinguish observed outcomes from predictions or unmeasured conditions. If the prior concept cannot be explained, use a short retrieval activity before this chapter.</w:t>
+      <w:pPr>
+        <w:spacing w:line="336" w:lineRule="auto" w:after="180"/>
+      </w:pPr>
+      <w:r>
+        <w:rPr>
+          <w:b w:val="0"/>
+        </w:rPr>
+        <w:t>Apply the stated procedure to a new case with a traceable result</w:t>
       </w:r>
     </w:p>
     <w:p>
       <w:pPr>
-        <w:pStyle w:val="Heading3"/>
-      </w:pPr>
-      <w:r>
-        <w:t>End goal for the pictorial case</w:t>
+        <w:spacing w:line="336" w:lineRule="auto" w:after="180"/>
+      </w:pPr>
+      <w:r>
+        <w:rPr>
+          <w:b w:val="0"/>
+        </w:rPr>
+        <w:t>Identify an assumption or limitation and design a revealing follow-up</w:t>
       </w:r>
     </w:p>
     <w:p>
-      <w:r>
-        <w:t>Explain figures that preserve evidence using the records and boundaries of this fictional investigation.</w:t>
+      <w:pPr>
+        <w:pStyle w:val="Heading3"/>
+      </w:pPr>
+      <w:r>
+        <w:t>Preparation</w:t>
       </w:r>
     </w:p>
     <w:p>
-      <w:r>
-        <w:t>This added worked case illustrates the week’s main idea. Retain all original and connected topics; schedule its practice within the teaching cycle.</w:t>
+      <w:pPr>
+        <w:spacing w:line="336" w:lineRule="auto" w:after="180"/>
+      </w:pPr>
+      <w:r>
+        <w:rPr>
+          <w:b w:val="0"/>
+        </w:rPr>
+        <w:t>Lesson and workbook; paper and pencil</w:t>
       </w:r>
     </w:p>
     <w:p>
       <w:pPr>
-        <w:pStyle w:val="Heading1"/>
-      </w:pPr>
-      <w:r>
-        <w:t>02. Explain and model the mechanism</w:t>
+        <w:spacing w:line="336" w:lineRule="auto" w:after="180"/>
+      </w:pPr>
+      <w:r>
+        <w:rPr>
+          <w:b w:val="0"/>
+        </w:rPr>
+        <w:t>Calculator and optional local Python 3 for arithmetic; no live API or private data</w:t>
       </w:r>
     </w:p>
     <w:p>
-      <w:r>
-        <w:t>Figures should preserve denominators, scales and uncertainty rather than exaggerate the preferred comparison. A plot is a representation of evidence, not extra evidence.</w:t>
+      <w:pPr>
+        <w:spacing w:line="336" w:lineRule="auto" w:after="180"/>
+      </w:pPr>
+      <w:r>
+        <w:rPr>
+          <w:b w:val="0"/>
+        </w:rPr>
+        <w:t>Prepare the fresh retry separately and withhold its solution until after collection</w:t>
       </w:r>
     </w:p>
     <w:p>
-      <w:r>
-        <w:t>Begin by writing the question the procedure is intended to answer. Identify the information already supplied, the information it will produce and the information still missing. These are constructed classroom examples; they do not require live accounts, private records or an external service. Do not treat a plausible explanation as a measured outcome.</w:t>
+      <w:pPr>
+        <w:pStyle w:val="Heading3"/>
+      </w:pPr>
+      <w:r>
+        <w:t>Prerequisite answer</w:t>
       </w:r>
     </w:p>
     <w:p>
-      <w:r>
-        <w:t>Label axes, units, cases and scope. For simple comparative bars use a zero baseline or explicitly justify another plot. Show condition breakdowns and unassessed counts where relevant.</w:t>
+      <w:pPr>
+        <w:spacing w:line="336" w:lineRule="auto" w:after="180"/>
+      </w:pPr>
+      <w:r>
+        <w:rPr>
+          <w:b w:val="0"/>
+        </w:rPr>
+        <w:t xml:space="preserve">A result depends on the </w:t>
+      </w:r>
+      <w:r>
+        <w:rPr>
+          <w:b/>
+        </w:rPr>
+        <w:t>input</w:t>
+      </w:r>
+      <w:r>
+        <w:rPr>
+          <w:b w:val="0"/>
+        </w:rPr>
+        <w:t xml:space="preserve">s, procedure and conditions that produced it. Preserve data roles and distinguish observed outcomes from </w:t>
+      </w:r>
+      <w:r>
+        <w:rPr>
+          <w:b/>
+        </w:rPr>
+        <w:t>prediction</w:t>
+      </w:r>
+      <w:r>
+        <w:rPr>
+          <w:b w:val="0"/>
+        </w:rPr>
+        <w:t>s or unmeasured conditions.</w:t>
       </w:r>
     </w:p>
     <w:p>
-      <w:r>
-        <w:t>Before applying the procedure, write its units, denominator or decision boundary where relevant. A partner should be able to repeat each step using the same inputs. If a required input is absent or violates the stated contract, record that condition explicitly instead of quietly replacing it with a convenient value.</w:t>
+      <w:pPr>
+        <w:spacing w:line="336" w:lineRule="auto" w:after="180"/>
+      </w:pPr>
+      <w:r>
+        <w:rPr>
+          <w:b w:val="0"/>
+        </w:rPr>
+        <w:t>If the prior concept cannot be explained, use a short retrieval activity before this chapter.</w:t>
+      </w:r>
+    </w:p>
+    <w:p>
+      <w:pPr>
+        <w:pStyle w:val="Heading3"/>
+      </w:pPr>
+      <w:r>
+        <w:t>End goal for the pictorial case</w:t>
+      </w:r>
+    </w:p>
+    <w:p>
+      <w:pPr>
+        <w:spacing w:line="336" w:lineRule="auto" w:after="180"/>
+      </w:pPr>
+      <w:r>
+        <w:rPr>
+          <w:b w:val="0"/>
+        </w:rPr>
+        <w:t xml:space="preserve">Explain figures that preserve </w:t>
+      </w:r>
+      <w:r>
+        <w:rPr>
+          <w:b/>
+        </w:rPr>
+        <w:t>evidence</w:t>
+      </w:r>
+      <w:r>
+        <w:rPr>
+          <w:b w:val="0"/>
+        </w:rPr>
+        <w:t xml:space="preserve"> using the records and boundaries of this fictional investigation.</w:t>
+      </w:r>
+    </w:p>
+    <w:p>
+      <w:pPr>
+        <w:spacing w:line="336" w:lineRule="auto" w:after="180"/>
+      </w:pPr>
+      <w:r>
+        <w:rPr>
+          <w:b w:val="0"/>
+        </w:rPr>
+        <w:t>This added worked case illustrates the week’s main idea. Retain all original and connected topics; schedule its practice within the teaching cycle.</w:t>
+      </w:r>
+    </w:p>
+    <w:p>
+      <w:pPr>
+        <w:pStyle w:val="Heading1"/>
+      </w:pPr>
+      <w:r>
+        <w:t>02. Explain and model the mechanism</w:t>
+      </w:r>
+    </w:p>
+    <w:p>
+      <w:r>
+        <w:t>Model Figures that preserve evidence using the supplied case, labelled mechanism and reasoning. Make the scope of each conclusion explicit.</w:t>
+      </w:r>
+    </w:p>
+    <w:p>
+      <w:pPr>
+        <w:spacing w:line="336" w:lineRule="auto" w:after="180"/>
+      </w:pPr>
+      <w:r>
+        <w:rPr>
+          <w:b w:val="0"/>
+        </w:rPr>
+        <w:t xml:space="preserve">Figures should preserve denominators, scales and uncertainty rather than exaggerate the preferred comparison. A plot is a representation of </w:t>
+      </w:r>
+      <w:r>
+        <w:rPr>
+          <w:b/>
+        </w:rPr>
+        <w:t>evidence</w:t>
+      </w:r>
+      <w:r>
+        <w:rPr>
+          <w:b w:val="0"/>
+        </w:rPr>
+        <w:t xml:space="preserve">, not extra </w:t>
+      </w:r>
+      <w:r>
+        <w:rPr>
+          <w:b/>
+        </w:rPr>
+        <w:t>evidence</w:t>
+      </w:r>
+      <w:r>
+        <w:rPr>
+          <w:b w:val="0"/>
+        </w:rPr>
+        <w:t>.</w:t>
+      </w:r>
+    </w:p>
+    <w:p>
+      <w:pPr>
+        <w:pStyle w:val="Heading3"/>
+      </w:pPr>
+      <w:r>
+        <w:t>Explain Figures that preserve evidence · 1</w:t>
+      </w:r>
+    </w:p>
+    <w:p>
+      <w:pPr>
+        <w:spacing w:line="336" w:lineRule="auto" w:after="180"/>
+      </w:pPr>
+      <w:r>
+        <w:rPr>
+          <w:b w:val="0"/>
+        </w:rPr>
+        <w:t>Begin by writing the question the procedure is intended to answer. Identify the information already supplied, the information it will produce and the information still missing.</w:t>
+      </w:r>
+    </w:p>
+    <w:p>
+      <w:pPr>
+        <w:spacing w:line="336" w:lineRule="auto" w:after="180"/>
+      </w:pPr>
+      <w:r>
+        <w:rPr>
+          <w:b w:val="0"/>
+        </w:rPr>
+        <w:t>These are constructed classroom examples; they do not require live accounts, private records or an external service. Do not treat a plausible explanation as a measured outcome.</w:t>
+      </w:r>
+    </w:p>
+    <w:p>
+      <w:pPr>
+        <w:spacing w:line="336" w:lineRule="auto" w:after="180"/>
+      </w:pPr>
+      <w:r>
+        <w:rPr>
+          <w:b w:val="0"/>
+        </w:rPr>
+        <w:t>Label axes, units, cases and scope. For simple comparative bars use a zero baseline or explicitly justify another plot. Show condition breakdowns and unassessed counts where relevant.</w:t>
+      </w:r>
+    </w:p>
+    <w:p>
+      <w:pPr>
+        <w:pStyle w:val="Heading3"/>
+      </w:pPr>
+      <w:r>
+        <w:t>Explain Figures that preserve evidence · 2</w:t>
+      </w:r>
+    </w:p>
+    <w:p>
+      <w:pPr>
+        <w:spacing w:line="336" w:lineRule="auto" w:after="180"/>
+      </w:pPr>
+      <w:r>
+        <w:rPr>
+          <w:b w:val="0"/>
+        </w:rPr>
+        <w:t xml:space="preserve">Before applying the procedure, write its units, denominator or decision boundary where relevant. A partner should be able to repeat each step using the same </w:t>
+      </w:r>
+      <w:r>
+        <w:rPr>
+          <w:b/>
+        </w:rPr>
+        <w:t>input</w:t>
+      </w:r>
+      <w:r>
+        <w:rPr>
+          <w:b w:val="0"/>
+        </w:rPr>
+        <w:t>s.</w:t>
+      </w:r>
+    </w:p>
+    <w:p>
+      <w:pPr>
+        <w:spacing w:line="336" w:lineRule="auto" w:after="180"/>
+      </w:pPr>
+      <w:r>
+        <w:rPr>
+          <w:b w:val="0"/>
+        </w:rPr>
+        <w:t xml:space="preserve">If a required </w:t>
+      </w:r>
+      <w:r>
+        <w:rPr>
+          <w:b/>
+        </w:rPr>
+        <w:t>input</w:t>
+      </w:r>
+      <w:r>
+        <w:rPr>
+          <w:b w:val="0"/>
+        </w:rPr>
+        <w:t xml:space="preserve"> is absent or violates the stated contract, record that condition explicitly instead of quietly replacing it with a convenient value.</w:t>
       </w:r>
     </w:p>
     <w:tbl>
@@ -571,36 +1133,234 @@
       </w:r>
     </w:p>
     <w:p>
-      <w:r>
-        <w:t>Guided: Difference is2 percentage points; truncated bars exaggerate magnitude. Use zero-baseline bars or a clearly labelled difference plot. Qualification: Visual choices must reflect the intended metric and cannot imply causal certainty from association. Exit: accept a concrete variation with its predicted outcome and a stated condition that would challenge the mechanism; reject a claim resting on unmeasured evidence.</w:t>
+      <w:pPr>
+        <w:pStyle w:val="Heading3"/>
+      </w:pPr>
+      <w:r>
+        <w:t>Explain Figures that preserve evidence · 3</w:t>
       </w:r>
     </w:p>
     <w:p>
       <w:pPr>
-        <w:pStyle w:val="Heading3"/>
-      </w:pPr>
-      <w:r>
-        <w:t>Model the reasoning aloud</w:t>
+        <w:spacing w:line="336" w:lineRule="auto" w:after="180"/>
+      </w:pPr>
+      <w:r>
+        <w:rPr>
+          <w:b w:val="0"/>
+        </w:rPr>
+        <w:t xml:space="preserve">Guided: Difference is2 percentage points; truncated bars exaggerate magnitude. Use zero-baseline bars or a clearly labelled </w:t>
+      </w:r>
+      <w:r>
+        <w:rPr>
+          <w:b/>
+        </w:rPr>
+        <w:t>difference plot</w:t>
+      </w:r>
+      <w:r>
+        <w:rPr>
+          <w:b w:val="0"/>
+        </w:rPr>
+        <w:t>.</w:t>
       </w:r>
     </w:p>
     <w:p>
-      <w:r>
-        <w:t>Use the complete worked example below before asking learners to complete W2. Reveal a small part, invite a prediction, then explain the deciding step. These teacher notes contain solutions; do not reveal the independent case answer during modelling.</w:t>
+      <w:pPr>
+        <w:spacing w:line="336" w:lineRule="auto" w:after="180"/>
+      </w:pPr>
+      <w:r>
+        <w:rPr>
+          <w:b w:val="0"/>
+        </w:rPr>
+        <w:t>Qualification: Visual choices must reflect the intended metric and cannot imply causal certainty from association.</w:t>
       </w:r>
     </w:p>
     <w:p>
-      <w:r>
-        <w:t>RatesA80%, B82% are plotted on bars starting79%, making B look several times larger.</w:t>
+      <w:pPr>
+        <w:spacing w:line="336" w:lineRule="auto" w:after="180"/>
+      </w:pPr>
+      <w:r>
+        <w:rPr>
+          <w:b w:val="0"/>
+        </w:rPr>
+        <w:t xml:space="preserve">Exit: accept a concrete variation with its predicted outcome and a stated condition that would challenge the </w:t>
+      </w:r>
+      <w:r>
+        <w:rPr>
+          <w:b/>
+        </w:rPr>
+        <w:t>mechanism</w:t>
+      </w:r>
+      <w:r>
+        <w:rPr>
+          <w:b w:val="0"/>
+        </w:rPr>
+        <w:t xml:space="preserve">; reject a claim resting on unmeasured </w:t>
+      </w:r>
+      <w:r>
+        <w:rPr>
+          <w:b/>
+        </w:rPr>
+        <w:t>evidence</w:t>
+      </w:r>
+      <w:r>
+        <w:rPr>
+          <w:b w:val="0"/>
+        </w:rPr>
+        <w:t>.</w:t>
       </w:r>
     </w:p>
     <w:p>
-      <w:r>
-        <w:t>Difference is2 percentage points; truncated bars exaggerate magnitude. Use zero-baseline bars or a clearly labelled difference plot.</w:t>
+      <w:pPr>
+        <w:pStyle w:val="Heading3"/>
+      </w:pPr>
+      <w:r>
+        <w:t>Model the reasoning aloud</w:t>
       </w:r>
     </w:p>
     <w:p>
-      <w:r>
-        <w:t>Compare the intermediate evidence with the final statement. Explain why each number or decision follows from the stated inputs. The conclusion belongs to this scenario and procedure; changing the inputs, evaluation population or authority can change what it establishes. Retain the raw record so a later revision can be compared honestly.</w:t>
+      <w:pPr>
+        <w:spacing w:line="336" w:lineRule="auto" w:after="180"/>
+      </w:pPr>
+      <w:r>
+        <w:rPr>
+          <w:b w:val="0"/>
+        </w:rPr>
+        <w:t xml:space="preserve">Use the complete worked example below before asking learners to complete W2. Reveal a small part, invite a </w:t>
+      </w:r>
+      <w:r>
+        <w:rPr>
+          <w:b/>
+        </w:rPr>
+        <w:t>prediction</w:t>
+      </w:r>
+      <w:r>
+        <w:rPr>
+          <w:b w:val="0"/>
+        </w:rPr>
+        <w:t>, then explain the deciding step.</w:t>
+      </w:r>
+    </w:p>
+    <w:p>
+      <w:pPr>
+        <w:spacing w:line="336" w:lineRule="auto" w:after="180"/>
+      </w:pPr>
+      <w:r>
+        <w:rPr>
+          <w:b w:val="0"/>
+        </w:rPr>
+        <w:t>These teacher notes contain solutions; do not reveal the independent case answer during modelling.</w:t>
+      </w:r>
+    </w:p>
+    <w:p>
+      <w:pPr>
+        <w:spacing w:line="336" w:lineRule="auto" w:after="180"/>
+      </w:pPr>
+      <w:r>
+        <w:rPr>
+          <w:b w:val="0"/>
+        </w:rPr>
+        <w:t>RatesA</w:t>
+      </w:r>
+      <w:r>
+        <w:rPr>
+          <w:b/>
+        </w:rPr>
+        <w:t>80%</w:t>
+      </w:r>
+      <w:r>
+        <w:rPr>
+          <w:b w:val="0"/>
+        </w:rPr>
+        <w:t>, B82% are plotted on bars starting79%, making B look several times larger.</w:t>
+      </w:r>
+    </w:p>
+    <w:p>
+      <w:pPr>
+        <w:spacing w:line="336" w:lineRule="auto" w:after="180"/>
+      </w:pPr>
+      <w:r>
+        <w:rPr>
+          <w:b w:val="0"/>
+        </w:rPr>
+        <w:t xml:space="preserve">Difference is2 percentage points; truncated bars exaggerate magnitude. Use zero-baseline bars or a clearly labelled </w:t>
+      </w:r>
+      <w:r>
+        <w:rPr>
+          <w:b/>
+        </w:rPr>
+        <w:t>difference plot</w:t>
+      </w:r>
+      <w:r>
+        <w:rPr>
+          <w:b w:val="0"/>
+        </w:rPr>
+        <w:t>.</w:t>
+      </w:r>
+    </w:p>
+    <w:p>
+      <w:pPr>
+        <w:pStyle w:val="Heading3"/>
+      </w:pPr>
+      <w:r>
+        <w:t>Model the reasoning aloud · 4</w:t>
+      </w:r>
+    </w:p>
+    <w:p>
+      <w:pPr>
+        <w:spacing w:line="336" w:lineRule="auto" w:after="180"/>
+      </w:pPr>
+      <w:r>
+        <w:rPr>
+          <w:b w:val="0"/>
+        </w:rPr>
+        <w:t xml:space="preserve">Compare the intermediate </w:t>
+      </w:r>
+      <w:r>
+        <w:rPr>
+          <w:b/>
+        </w:rPr>
+        <w:t>evidence</w:t>
+      </w:r>
+      <w:r>
+        <w:rPr>
+          <w:b w:val="0"/>
+        </w:rPr>
+        <w:t xml:space="preserve"> with the final statement. Explain why each number or decision follows from the stated </w:t>
+      </w:r>
+      <w:r>
+        <w:rPr>
+          <w:b/>
+        </w:rPr>
+        <w:t>input</w:t>
+      </w:r>
+      <w:r>
+        <w:rPr>
+          <w:b w:val="0"/>
+        </w:rPr>
+        <w:t>s.</w:t>
+      </w:r>
+    </w:p>
+    <w:p>
+      <w:pPr>
+        <w:spacing w:line="336" w:lineRule="auto" w:after="180"/>
+      </w:pPr>
+      <w:r>
+        <w:rPr>
+          <w:b w:val="0"/>
+        </w:rPr>
+        <w:t xml:space="preserve">The conclusion belongs to this scenario and procedure; changing the </w:t>
+      </w:r>
+      <w:r>
+        <w:rPr>
+          <w:b/>
+        </w:rPr>
+        <w:t>input</w:t>
+      </w:r>
+      <w:r>
+        <w:rPr>
+          <w:b w:val="0"/>
+        </w:rPr>
+        <w:t>s, evaluation population or authority can change what it establishes. Retain the raw record so a later revision can be compared honestly.</w:t>
       </w:r>
     </w:p>
     <w:tbl>
@@ -706,7 +1466,13 @@
       </w:tr>
     </w:tbl>
     <w:p>
-      <w:r>
+      <w:pPr>
+        <w:spacing w:line="336" w:lineRule="auto" w:after="180"/>
+      </w:pPr>
+      <w:r>
+        <w:rPr>
+          <w:b w:val="0"/>
+        </w:rPr>
         <w:t>Use the diagram and verbal explanation together. Ask learners to match a sentence to a specific visual step; do not assign learners fixed visual or auditory learning styles.</w:t>
       </w:r>
     </w:p>
@@ -719,7 +1485,13 @@
       </w:r>
     </w:p>
     <w:p>
-      <w:r>
+      <w:pPr>
+        <w:spacing w:line="336" w:lineRule="auto" w:after="180"/>
+      </w:pPr>
+      <w:r>
+        <w:rPr>
+          <w:b w:val="0"/>
+        </w:rPr>
         <w:t>Draw bars that preserve the comparison. A report plots correct counts for two versions on the same ten cases.</w:t>
       </w:r>
     </w:p>
@@ -732,7 +1504,22 @@
       </w:r>
     </w:p>
     <w:p>
-      <w:r>
+      <w:pPr>
+        <w:pStyle w:val="Heading3"/>
+      </w:pPr>
+      <w:r>
+        <w:t>Supplied facts</w:t>
+      </w:r>
+    </w:p>
+    <w:p>
+      <w:pPr>
+        <w:spacing w:line="336" w:lineRule="auto" w:after="180"/>
+        <w:shd w:fill="F1F6FC"/>
+      </w:pPr>
+      <w:r>
+        <w:rPr>
+          <w:b w:val="0"/>
+        </w:rPr>
         <w:t>A has 6/10 correct; B has 8/10. The count axis should start at zero and identify the ten-case denominator.</w:t>
       </w:r>
     </w:p>
@@ -932,21 +1719,43 @@
       </w:r>
     </w:p>
     <w:p>
-      <w:r>
-        <w:t>Figures make evidence easier to inspect when labels and scales preserve meaning. A dramatic-looking visual cannot supply missing uncertainty or representativeness.</w:t>
+      <w:pPr>
+        <w:pStyle w:val="Heading3"/>
+      </w:pPr>
+      <w:r>
+        <w:t>Why the result follows</w:t>
       </w:r>
     </w:p>
     <w:p>
       <w:pPr>
-        <w:pStyle w:val="Heading3"/>
-      </w:pPr>
-      <w:r>
-        <w:t>What this example does not establish</w:t>
+        <w:spacing w:line="336" w:lineRule="auto" w:after="180"/>
+        <w:shd w:fill="F1F6FC"/>
+      </w:pPr>
+      <w:r>
+        <w:rPr>
+          <w:b w:val="0"/>
+        </w:rPr>
+        <w:t xml:space="preserve">Figures make </w:t>
+      </w:r>
+      <w:r>
+        <w:rPr>
+          <w:b/>
+        </w:rPr>
+        <w:t>evidence</w:t>
+      </w:r>
+      <w:r>
+        <w:rPr>
+          <w:b w:val="0"/>
+        </w:rPr>
+        <w:t xml:space="preserve"> easier to inspect when labels and scales preserve meaning. A dramatic-looking visual cannot supply missing uncertainty or representativeness.</w:t>
       </w:r>
     </w:p>
     <w:p>
-      <w:r>
-        <w:t>A well-labelled chart still cannot establish a causal or population claim from ten cases.</w:t>
+      <w:pPr>
+        <w:pStyle w:val="Heading3"/>
+      </w:pPr>
+      <w:r>
+        <w:t>What this example does not establish</w:t>
       </w:r>
     </w:p>
     <w:p>
@@ -954,43 +1763,168 @@
         <w:pStyle w:val="Heading3"/>
       </w:pPr>
       <w:r>
-        <w:t>Change one thing in the pictured case</w:t>
+        <w:t>Keep the stated limit</w:t>
       </w:r>
     </w:p>
     <w:p>
-      <w:r>
-        <w:t>Change: Start the axis at 5 without making the truncation obvious.</w:t>
+      <w:pPr>
+        <w:spacing w:line="336" w:lineRule="auto" w:after="180"/>
+        <w:shd w:fill="FFF5E6"/>
+      </w:pPr>
+      <w:r>
+        <w:rPr>
+          <w:b w:val="0"/>
+        </w:rPr>
+        <w:t>A well-labelled chart still cannot establish a causal or population claim from ten cases.</w:t>
       </w:r>
     </w:p>
     <w:p>
-      <w:r>
-        <w:t>Prediction: The bars exaggerate the visual contrast and require correction or clear disclosure.</w:t>
+      <w:pPr>
+        <w:pStyle w:val="Heading3"/>
+      </w:pPr>
+      <w:r>
+        <w:t>Change one thing in the pictured case</w:t>
       </w:r>
     </w:p>
     <w:p>
-      <w:r>
-        <w:t>Reason: Visible heights no longer correspond to the full count scale.</w:t>
+      <w:pPr>
+        <w:pStyle w:val="Heading3"/>
+      </w:pPr>
+      <w:r>
+        <w:t>Change one thing</w:t>
       </w:r>
     </w:p>
     <w:p>
       <w:pPr>
-        <w:pStyle w:val="Heading3"/>
-      </w:pPr>
-      <w:r>
-        <w:t>Ask while showing the picture</w:t>
+        <w:spacing w:line="336" w:lineRule="auto" w:after="180"/>
+        <w:shd w:fill="F5F1FB"/>
+      </w:pPr>
+      <w:r>
+        <w:rPr>
+          <w:b w:val="0"/>
+        </w:rPr>
+        <w:t>Change: Start the axis at 5 without making the truncation obvious.</w:t>
       </w:r>
     </w:p>
     <w:p>
-      <w:r>
-        <w:t>Cover the result. Ask learners to name the inputs and predict the next step. Uncover one step, connect the icon to the actual procedure, and explain its evidence. Then change the supplied condition and compare. The picture is a representation; it does not document execution of a real AI model.</w:t>
+      <w:pPr>
+        <w:pStyle w:val="Heading3"/>
+      </w:pPr>
+      <w:r>
+        <w:t>Predicted result</w:t>
       </w:r>
     </w:p>
     <w:p>
       <w:pPr>
+        <w:spacing w:line="336" w:lineRule="auto" w:after="180"/>
+        <w:shd w:fill="F1F6FC"/>
+      </w:pPr>
+      <w:r>
+        <w:rPr>
+          <w:b/>
+        </w:rPr>
+        <w:t>Prediction</w:t>
+      </w:r>
+      <w:r>
+        <w:rPr>
+          <w:b w:val="0"/>
+        </w:rPr>
+        <w:t>: The bars exaggerate the visual contrast and require correction or clear disclosure.</w:t>
+      </w:r>
+    </w:p>
+    <w:p>
+      <w:pPr>
+        <w:pStyle w:val="Heading3"/>
+      </w:pPr>
+      <w:r>
+        <w:t>Why the result follows</w:t>
+      </w:r>
+    </w:p>
+    <w:p>
+      <w:pPr>
+        <w:spacing w:line="336" w:lineRule="auto" w:after="180"/>
+        <w:shd w:fill="F1F6FC"/>
+      </w:pPr>
+      <w:r>
+        <w:rPr>
+          <w:b w:val="0"/>
+        </w:rPr>
+        <w:t>Reason: Visible heights no longer correspond to the full count scale.</w:t>
+      </w:r>
+    </w:p>
+    <w:p>
+      <w:pPr>
+        <w:pStyle w:val="Heading3"/>
+      </w:pPr>
+      <w:r>
+        <w:t>Ask while showing the picture</w:t>
+      </w:r>
+    </w:p>
+    <w:p>
+      <w:pPr>
+        <w:pStyle w:val="Heading3"/>
+      </w:pPr>
+      <w:r>
+        <w:t>Ask while showing the picture · 5</w:t>
+      </w:r>
+    </w:p>
+    <w:p>
+      <w:pPr>
+        <w:spacing w:line="336" w:lineRule="auto" w:after="180"/>
+      </w:pPr>
+      <w:r>
+        <w:rPr>
+          <w:b w:val="0"/>
+        </w:rPr>
+        <w:t xml:space="preserve">Cover the result. Ask learners to name the </w:t>
+      </w:r>
+      <w:r>
+        <w:rPr>
+          <w:b/>
+        </w:rPr>
+        <w:t>input</w:t>
+      </w:r>
+      <w:r>
+        <w:rPr>
+          <w:b w:val="0"/>
+        </w:rPr>
+        <w:t xml:space="preserve">s and predict the next step. Uncover one step, connect the icon to the actual procedure, and explain its </w:t>
+      </w:r>
+      <w:r>
+        <w:rPr>
+          <w:b/>
+        </w:rPr>
+        <w:t>evidence</w:t>
+      </w:r>
+      <w:r>
+        <w:rPr>
+          <w:b w:val="0"/>
+        </w:rPr>
+        <w:t>. Then change the supplied condition and compare.</w:t>
+      </w:r>
+    </w:p>
+    <w:p>
+      <w:pPr>
+        <w:spacing w:line="336" w:lineRule="auto" w:after="180"/>
+      </w:pPr>
+      <w:r>
+        <w:rPr>
+          <w:b w:val="0"/>
+        </w:rPr>
+        <w:t>The picture is a representation; it does not document execution of a real AI model.</w:t>
+      </w:r>
+    </w:p>
+    <w:p>
+      <w:pPr>
         <w:pStyle w:val="Heading1"/>
       </w:pPr>
       <w:r>
         <w:t>03. Demonstrate and guide practice</w:t>
+      </w:r>
+    </w:p>
+    <w:p>
+      <w:r>
+        <w:t>Demonstrate Figures that preserve evidence, reduce support deliberately and check individual reasoning before discussing answers.</w:t>
       </w:r>
     </w:p>
     <w:tbl>
@@ -1206,36 +2140,112 @@
       </w:tr>
     </w:tbl>
     <w:p>
-      <w:r>
-        <w:t>Use the worked example in Sections 3 and 6. Collect a prediction before revealing its result; ask the learner to point to each intermediate fact.</w:t>
+      <w:pPr>
+        <w:spacing w:line="336" w:lineRule="auto" w:after="180"/>
+      </w:pPr>
+      <w:r>
+        <w:rPr>
+          <w:b w:val="0"/>
+        </w:rPr>
+        <w:t xml:space="preserve">Use the worked example in Sections 3 and 6. Collect a </w:t>
+      </w:r>
+      <w:r>
+        <w:rPr>
+          <w:b/>
+        </w:rPr>
+        <w:t>prediction</w:t>
+      </w:r>
+      <w:r>
+        <w:rPr>
+          <w:b w:val="0"/>
+        </w:rPr>
+        <w:t xml:space="preserve"> before revealing its result; ask the learner to point to each intermediate fact.</w:t>
       </w:r>
     </w:p>
     <w:p>
-      <w:r>
-        <w:t>Provide an input/procedure/result/limit frame and a calculator when needed. Ask students to identify the first step before completing the whole trace. Extension: compare two concrete variants of this mechanism while holding unrelated conditions fixed; report both successful and unsuccessful outcomes.</w:t>
+      <w:pPr>
+        <w:spacing w:line="336" w:lineRule="auto" w:after="180"/>
+      </w:pPr>
+      <w:r>
+        <w:rPr>
+          <w:b w:val="0"/>
+        </w:rPr>
+        <w:t xml:space="preserve">Provide an </w:t>
+      </w:r>
+      <w:r>
+        <w:rPr>
+          <w:b/>
+        </w:rPr>
+        <w:t>input</w:t>
+      </w:r>
+      <w:r>
+        <w:rPr>
+          <w:b w:val="0"/>
+        </w:rPr>
+        <w:t>/procedure/result/limit frame and a calculator when needed. Ask students to identify the first step before completing the whole trace.</w:t>
       </w:r>
     </w:p>
     <w:p>
       <w:pPr>
-        <w:pStyle w:val="Heading3"/>
-      </w:pPr>
-      <w:r>
-        <w:t>Reduce help deliberately</w:t>
+        <w:spacing w:line="336" w:lineRule="auto" w:after="180"/>
+      </w:pPr>
+      <w:r>
+        <w:rPr>
+          <w:b w:val="0"/>
+        </w:rPr>
+        <w:t xml:space="preserve">Extension: compare two concrete variants of this </w:t>
+      </w:r>
+      <w:r>
+        <w:rPr>
+          <w:b/>
+        </w:rPr>
+        <w:t>mechanism</w:t>
+      </w:r>
+      <w:r>
+        <w:rPr>
+          <w:b w:val="0"/>
+        </w:rPr>
+        <w:t xml:space="preserve"> while holding unrelated conditions fixed; report both successful and unsuccessful outcomes.</w:t>
       </w:r>
     </w:p>
     <w:p>
-      <w:r>
-        <w:t>Completion task: RatesA80%, B82% are plotted on bars starting79%, making B look several times larger. Show the intermediate steps and give the conclusion with its scope.</w:t>
+      <w:pPr>
+        <w:pStyle w:val="Heading3"/>
+      </w:pPr>
+      <w:r>
+        <w:t>Reduce help deliberately</w:t>
       </w:r>
     </w:p>
     <w:p>
-      <w:r>
-        <w:t>Teacher check: Teacher explanation: Difference is2 percentage points; truncated bars exaggerate magnitude. Use zero-baseline bars or a clearly labelled difference plot.</w:t>
+      <w:pPr>
+        <w:pStyle w:val="Heading3"/>
+      </w:pPr>
+      <w:r>
+        <w:t>Completion practice</w:t>
       </w:r>
     </w:p>
     <w:p>
-      <w:r>
-        <w:t>Start by identifying the given inputs together. Leave the intermediate steps blank. If needed, model one step, then withdraw that help on the next step. Move to a full trace only when the partial trace is understood. For partners, alternate explainer and checker; collect a response from every learner before discussion.</w:t>
+      <w:pPr>
+        <w:spacing w:line="336" w:lineRule="auto" w:after="180"/>
+        <w:shd w:fill="F5F1FB"/>
+      </w:pPr>
+      <w:r>
+        <w:rPr>
+          <w:b w:val="0"/>
+        </w:rPr>
+        <w:t>Completion task: RatesA</w:t>
+      </w:r>
+      <w:r>
+        <w:rPr>
+          <w:b/>
+        </w:rPr>
+        <w:t>80%</w:t>
+      </w:r>
+      <w:r>
+        <w:rPr>
+          <w:b w:val="0"/>
+        </w:rPr>
+        <w:t>, B82% are plotted on bars starting79%, making B look several times larger. Show the intermediate steps and give the conclusion with its scope.</w:t>
       </w:r>
     </w:p>
     <w:p>
@@ -1243,22 +2253,65 @@
         <w:pStyle w:val="Heading3"/>
       </w:pPr>
       <w:r>
-        <w:t>Individual reasoning check</w:t>
+        <w:t>Reasoning to listen for</w:t>
       </w:r>
     </w:p>
     <w:p>
-      <w:r>
-        <w:t>Use the worked case for Figures that preserve evidence. Proposed explanation: “The worked result establishes every future case”. Decide whether this explanation is supported. Point to the step or supplied fact that decides; explain your repair if needed.</w:t>
+      <w:pPr>
+        <w:spacing w:line="336" w:lineRule="auto" w:after="180"/>
+        <w:shd w:fill="F1F6FC"/>
+      </w:pPr>
+      <w:r>
+        <w:rPr>
+          <w:b w:val="0"/>
+        </w:rPr>
+        <w:t xml:space="preserve">Teacher check: Teacher explanation: Difference is2 percentage points; truncated bars exaggerate magnitude. Use zero-baseline bars or a clearly labelled </w:t>
+      </w:r>
+      <w:r>
+        <w:rPr>
+          <w:b/>
+        </w:rPr>
+        <w:t>difference plot</w:t>
+      </w:r>
+      <w:r>
+        <w:rPr>
+          <w:b w:val="0"/>
+        </w:rPr>
+        <w:t>.</w:t>
       </w:r>
     </w:p>
     <w:p>
-      <w:r>
-        <w:t>Expected correction: Visual choices must reflect the intended metric and cannot imply causal certainty from association.</w:t>
+      <w:pPr>
+        <w:spacing w:line="336" w:lineRule="auto" w:after="180"/>
+      </w:pPr>
+      <w:r>
+        <w:rPr>
+          <w:b w:val="0"/>
+        </w:rPr>
+        <w:t xml:space="preserve">Start by identifying the given </w:t>
+      </w:r>
+      <w:r>
+        <w:rPr>
+          <w:b/>
+        </w:rPr>
+        <w:t>input</w:t>
+      </w:r>
+      <w:r>
+        <w:rPr>
+          <w:b w:val="0"/>
+        </w:rPr>
+        <w:t>s together. Leave the intermediate steps blank. If needed, model one step, then withdraw that help on the next step. Move to a full trace only when the partial trace is understood.</w:t>
       </w:r>
     </w:p>
     <w:p>
-      <w:r>
-        <w:t>Collect explanations, not only yes/no votes. If a misunderstanding is common, re-model the relevant step for the class. If it affects a few learners, give a short targeted group explanation while others solve a more demanding variation.</w:t>
+      <w:pPr>
+        <w:spacing w:line="336" w:lineRule="auto" w:after="180"/>
+      </w:pPr>
+      <w:r>
+        <w:rPr>
+          <w:b w:val="0"/>
+        </w:rPr>
+        <w:t>For partners, alternate explainer and checker; collect a response from every learner before discussion.</w:t>
       </w:r>
     </w:p>
     <w:p>
@@ -1266,63 +2319,296 @@
         <w:pStyle w:val="Heading3"/>
       </w:pPr>
       <w:r>
-        <w:t>Pictorial practice question</w:t>
+        <w:t>Individual reasoning check</w:t>
       </w:r>
     </w:p>
     <w:p>
-      <w:r>
-        <w:t>Draw count bars for 6/10 and 8/10 using the stated axis. Why must the denominator and fixed task context remain visible, and what distortion arises from an undisclosed axis start at five?</w:t>
+      <w:pPr>
+        <w:spacing w:line="336" w:lineRule="auto" w:after="180"/>
+      </w:pPr>
+      <w:r>
+        <w:rPr>
+          <w:b w:val="0"/>
+        </w:rPr>
+        <w:t xml:space="preserve">Use the worked case for Figures that preserve </w:t>
+      </w:r>
+      <w:r>
+        <w:rPr>
+          <w:b/>
+        </w:rPr>
+        <w:t>evidence</w:t>
+      </w:r>
+      <w:r>
+        <w:rPr>
+          <w:b w:val="0"/>
+        </w:rPr>
+        <w:t>. Proposed explanation: “The worked result establishes every future case”. Decide whether this explanation is supported.</w:t>
       </w:r>
     </w:p>
     <w:p>
       <w:pPr>
-        <w:pStyle w:val="Heading3"/>
-      </w:pPr>
-      <w:r>
-        <w:t>Reasoned teacher answer</w:t>
+        <w:spacing w:line="336" w:lineRule="auto" w:after="180"/>
+      </w:pPr>
+      <w:r>
+        <w:rPr>
+          <w:b w:val="0"/>
+        </w:rPr>
+        <w:t>Point to the step or supplied fact that decides; explain your repair if needed.</w:t>
       </w:r>
     </w:p>
     <w:p>
-      <w:r>
-        <w:t>Use heights 6 and 8 on a zero-based correct-count axis. State counts out of ten, not an unspecified quality score. Note the fixed tasks and absence of a significance test. Changed case: The bars exaggerate the visual contrast and require correction or clear disclosure. Visible heights no longer correspond to the full count scale.</w:t>
+      <w:pPr>
+        <w:pStyle w:val="Heading3"/>
+      </w:pPr>
+      <w:r>
+        <w:t>Expected repair</w:t>
       </w:r>
     </w:p>
     <w:p>
-      <w:r>
-        <w:t>Changed-case reasoning: The bars exaggerate the visual contrast and require correction or clear disclosure. Visible heights no longer correspond to the full count scale.</w:t>
+      <w:pPr>
+        <w:spacing w:line="336" w:lineRule="auto" w:after="180"/>
+        <w:shd w:fill="F1F6FC"/>
+      </w:pPr>
+      <w:r>
+        <w:rPr>
+          <w:b w:val="0"/>
+        </w:rPr>
+        <w:t>Expected correction: Visual choices must reflect the intended metric and cannot imply causal certainty from association.</w:t>
       </w:r>
     </w:p>
     <w:p>
-      <w:r>
-        <w:t>Collect each learner’s explanation before discussion. Use the first missing connection between input, deciding step and result to choose support. This question is worked-case practice, not fresh mastery evidence.</w:t>
+      <w:pPr>
+        <w:spacing w:line="336" w:lineRule="auto" w:after="180"/>
+      </w:pPr>
+      <w:r>
+        <w:rPr>
+          <w:b w:val="0"/>
+        </w:rPr>
+        <w:t>Collect explanations, not only yes/no votes. If a misunderstanding is common, re-model the relevant step for the class.</w:t>
       </w:r>
     </w:p>
     <w:p>
       <w:pPr>
-        <w:pStyle w:val="Heading1"/>
-      </w:pPr>
-      <w:r>
-        <w:t>04. Run the investigation and diagnose misconceptions</w:t>
+        <w:spacing w:line="336" w:lineRule="auto" w:after="180"/>
+      </w:pPr>
+      <w:r>
+        <w:rPr>
+          <w:b w:val="0"/>
+        </w:rPr>
+        <w:t>If it affects a few learners, give a short targeted group explanation while others solve a more demanding variation.</w:t>
       </w:r>
     </w:p>
     <w:p>
-      <w:r>
-        <w:t>The worked result establishes every future case: Visual choices must reflect the intended metric and cannot imply causal certainty from association.</w:t>
+      <w:pPr>
+        <w:pStyle w:val="Heading3"/>
+      </w:pPr>
+      <w:r>
+        <w:t>Pictorial practice question</w:t>
       </w:r>
     </w:p>
     <w:p>
-      <w:r>
-        <w:t>A missing input may be replaced without recording the change: A replacement changes the evidence or contract. Record the change and its justification; do not silently turn unknown into a measured value.</w:t>
+      <w:pPr>
+        <w:spacing w:line="336" w:lineRule="auto" w:after="180"/>
+        <w:shd w:fill="F5F1FB"/>
+      </w:pPr>
+      <w:r>
+        <w:rPr>
+          <w:b w:val="0"/>
+        </w:rPr>
+        <w:t>Draw count bars for 6/10 and 8/10 using the stated axis. Why must the denominator and fixed task context remain visible, and what distortion arises from an undisclosed axis start at five?</w:t>
       </w:r>
     </w:p>
     <w:p>
-      <w:r>
-        <w:t>Repeating an assessed case is new independent evidence: A replay checks consistency. An example used for feedback or revision cannot later be described as untouched final evaluation.</w:t>
+      <w:pPr>
+        <w:pStyle w:val="Heading3"/>
+      </w:pPr>
+      <w:r>
+        <w:t>Reasoned teacher answer</w:t>
       </w:r>
     </w:p>
     <w:p>
-      <w:r>
-        <w:t>Use Section 9 for the evidence ledger. Add a boundary or missing-input case and record the expected response before checking. More successful repeats of one case do not establish wider coverage.</w:t>
+      <w:pPr>
+        <w:spacing w:line="336" w:lineRule="auto" w:after="180"/>
+      </w:pPr>
+      <w:r>
+        <w:rPr>
+          <w:b w:val="0"/>
+        </w:rPr>
+        <w:t>Use heights 6 and 8 on a zero-based correct-count axis. State counts out of ten, not an unspecified quality score. Note the fixed tasks and absence of a significance test.</w:t>
+      </w:r>
+    </w:p>
+    <w:p>
+      <w:pPr>
+        <w:spacing w:line="336" w:lineRule="auto" w:after="180"/>
+      </w:pPr>
+      <w:r>
+        <w:rPr>
+          <w:b w:val="0"/>
+        </w:rPr>
+        <w:t>Changed case: The bars exaggerate the visual contrast and require correction or clear disclosure. Visible heights no longer correspond to the full count scale.</w:t>
+      </w:r>
+    </w:p>
+    <w:p>
+      <w:pPr>
+        <w:spacing w:line="336" w:lineRule="auto" w:after="180"/>
+      </w:pPr>
+      <w:r>
+        <w:rPr>
+          <w:b w:val="0"/>
+        </w:rPr>
+        <w:t>Changed-case reasoning: The bars exaggerate the visual contrast and require correction or clear disclosure. Visible heights no longer correspond to the full count scale.</w:t>
+      </w:r>
+    </w:p>
+    <w:p>
+      <w:pPr>
+        <w:spacing w:line="336" w:lineRule="auto" w:after="180"/>
+      </w:pPr>
+      <w:r>
+        <w:rPr>
+          <w:b w:val="0"/>
+        </w:rPr>
+        <w:t xml:space="preserve">Collect each learner’s explanation before discussion. Use the first missing connection between </w:t>
+      </w:r>
+      <w:r>
+        <w:rPr>
+          <w:b/>
+        </w:rPr>
+        <w:t>input</w:t>
+      </w:r>
+      <w:r>
+        <w:rPr>
+          <w:b w:val="0"/>
+        </w:rPr>
+        <w:t xml:space="preserve">, deciding step and result to choose support. This question is worked-case practice, not fresh mastery </w:t>
+      </w:r>
+      <w:r>
+        <w:rPr>
+          <w:b/>
+        </w:rPr>
+        <w:t>evidence</w:t>
+      </w:r>
+      <w:r>
+        <w:rPr>
+          <w:b w:val="0"/>
+        </w:rPr>
+        <w:t>.</w:t>
+      </w:r>
+    </w:p>
+    <w:p>
+      <w:pPr>
+        <w:pStyle w:val="Heading1"/>
+      </w:pPr>
+      <w:r>
+        <w:t>04. Run the investigation and diagnose misconceptions</w:t>
+      </w:r>
+    </w:p>
+    <w:p>
+      <w:r>
+        <w:t>Run the Figures that preserve evidence investigation and use the first unsupported step to choose a teaching response.</w:t>
+      </w:r>
+    </w:p>
+    <w:p>
+      <w:pPr>
+        <w:spacing w:line="336" w:lineRule="auto" w:after="180"/>
+      </w:pPr>
+      <w:r>
+        <w:rPr>
+          <w:b w:val="0"/>
+        </w:rPr>
+        <w:t>The worked result establishes every future case: Visual choices must reflect the intended metric and cannot imply causal certainty from association.</w:t>
+      </w:r>
+    </w:p>
+    <w:p>
+      <w:pPr>
+        <w:spacing w:line="336" w:lineRule="auto" w:after="180"/>
+      </w:pPr>
+      <w:r>
+        <w:rPr>
+          <w:b w:val="0"/>
+        </w:rPr>
+        <w:t xml:space="preserve">A missing </w:t>
+      </w:r>
+      <w:r>
+        <w:rPr>
+          <w:b/>
+        </w:rPr>
+        <w:t>input</w:t>
+      </w:r>
+      <w:r>
+        <w:rPr>
+          <w:b w:val="0"/>
+        </w:rPr>
+        <w:t xml:space="preserve"> may be replaced without recording the change: A replacement changes the </w:t>
+      </w:r>
+      <w:r>
+        <w:rPr>
+          <w:b/>
+        </w:rPr>
+        <w:t>evidence</w:t>
+      </w:r>
+      <w:r>
+        <w:rPr>
+          <w:b w:val="0"/>
+        </w:rPr>
+        <w:t xml:space="preserve"> or contract. Record the change and its justification; do not silently turn unknown into a measured value.</w:t>
+      </w:r>
+    </w:p>
+    <w:p>
+      <w:pPr>
+        <w:spacing w:line="336" w:lineRule="auto" w:after="180"/>
+      </w:pPr>
+      <w:r>
+        <w:rPr>
+          <w:b w:val="0"/>
+        </w:rPr>
+        <w:t xml:space="preserve">Repeating an assessed case is new independent </w:t>
+      </w:r>
+      <w:r>
+        <w:rPr>
+          <w:b/>
+        </w:rPr>
+        <w:t>evidence</w:t>
+      </w:r>
+      <w:r>
+        <w:rPr>
+          <w:b w:val="0"/>
+        </w:rPr>
+        <w:t>: A replay checks consistency. An example used for feedback or revision cannot later be described as untouched final evaluation.</w:t>
+      </w:r>
+    </w:p>
+    <w:p>
+      <w:pPr>
+        <w:spacing w:line="336" w:lineRule="auto" w:after="180"/>
+      </w:pPr>
+      <w:r>
+        <w:rPr>
+          <w:b w:val="0"/>
+        </w:rPr>
+        <w:t xml:space="preserve">Use Section 9 for the </w:t>
+      </w:r>
+      <w:r>
+        <w:rPr>
+          <w:b/>
+        </w:rPr>
+        <w:t>evidence</w:t>
+      </w:r>
+      <w:r>
+        <w:rPr>
+          <w:b w:val="0"/>
+        </w:rPr>
+        <w:t xml:space="preserve"> ledger. Add a boundary or missing-</w:t>
+      </w:r>
+      <w:r>
+        <w:rPr>
+          <w:b/>
+        </w:rPr>
+        <w:t>input</w:t>
+      </w:r>
+      <w:r>
+        <w:rPr>
+          <w:b w:val="0"/>
+        </w:rPr>
+        <w:t xml:space="preserve"> case and record the expected response before checking. More successful repeats of one case do not establish wider coverage.</w:t>
       </w:r>
     </w:p>
     <w:p>
@@ -1480,29 +2766,38 @@
       </w:tr>
     </w:tbl>
     <w:p>
-      <w:r>
-        <w:t>Offer an oral explanation, drawing, enlarged visual or fewer examples when that removes a reading/writing barrier. Keep the same reasoning goal. Stretch secure learners by changing a boundary or assumption and asking them to defend the effect, not simply by assigning more of the same questions.</w:t>
+      <w:pPr>
+        <w:spacing w:line="336" w:lineRule="auto" w:after="180"/>
+      </w:pPr>
+      <w:r>
+        <w:rPr>
+          <w:b w:val="0"/>
+        </w:rPr>
+        <w:t>Offer an oral explanation, drawing, enlarged visual or fewer examples when that removes a reading/writing barrier. Keep the same reasoning goal.</w:t>
       </w:r>
     </w:p>
     <w:p>
       <w:pPr>
-        <w:pStyle w:val="Heading1"/>
-      </w:pPr>
-      <w:r>
-        <w:t>05. Assess and explain the answers</w:t>
+        <w:spacing w:line="336" w:lineRule="auto" w:after="180"/>
+      </w:pPr>
+      <w:r>
+        <w:rPr>
+          <w:b w:val="0"/>
+        </w:rPr>
+        <w:t>Stretch secure learners by changing a boundary or assumption and asking them to defend the effect, not simply by assigning more of the same questions.</w:t>
       </w:r>
     </w:p>
     <w:p>
       <w:pPr>
-        <w:pStyle w:val="Heading3"/>
-      </w:pPr>
-      <w:r>
-        <w:t>Guided and exit questions</w:t>
+        <w:pStyle w:val="Heading1"/>
+      </w:pPr>
+      <w:r>
+        <w:t>05. Assess and explain the answers</w:t>
       </w:r>
     </w:p>
     <w:p>
       <w:r>
-        <w:t>Guided: Difference is2 percentage points; truncated bars exaggerate magnitude. Use zero-baseline bars or a clearly labelled difference plot. Qualification: Visual choices must reflect the intended metric and cannot imply causal certainty from association. Exit: accept a concrete variation with its predicted outcome and a stated condition that would challenge the mechanism; reject a claim resting on unmeasured evidence.</w:t>
+        <w:t>Use the Figures that preserve evidence questions, teacher keys and criteria after the relevant attempts. Previously discussed cases are practice; protect the separately selected independent task.</w:t>
       </w:r>
     </w:p>
     <w:p>
@@ -1510,89 +2805,268 @@
         <w:pStyle w:val="Heading3"/>
       </w:pPr>
       <w:r>
-        <w:t>W1 Explain the mechanism</w:t>
+        <w:t>Guided and exit questions</w:t>
       </w:r>
     </w:p>
     <w:p>
-      <w:r>
-        <w:t>Explain the weekly mechanism in your own words. Use the worked scenario to name its input, decision rule and output.</w:t>
+      <w:pPr>
+        <w:spacing w:line="336" w:lineRule="auto" w:after="180"/>
+      </w:pPr>
+      <w:r>
+        <w:rPr>
+          <w:b w:val="0"/>
+        </w:rPr>
+        <w:t xml:space="preserve">Guided: Difference is2 percentage points; truncated bars exaggerate magnitude. Use zero-baseline bars or a clearly labelled </w:t>
+      </w:r>
+      <w:r>
+        <w:rPr>
+          <w:b/>
+        </w:rPr>
+        <w:t>difference plot</w:t>
+      </w:r>
+      <w:r>
+        <w:rPr>
+          <w:b w:val="0"/>
+        </w:rPr>
+        <w:t>.</w:t>
       </w:r>
     </w:p>
     <w:p>
-      <w:r>
-        <w:t>Teacher explanation: Figures should preserve denominators, scales and uncertainty rather than exaggerate the preferred comparison. A plot is a representation of evidence, not extra evidence. Label axes, units, cases and scope. For simple comparative bars use a zero baseline or explicitly justify another plot. Show condition breakdowns and unassessed counts where relevant.</w:t>
+      <w:pPr>
+        <w:spacing w:line="336" w:lineRule="auto" w:after="180"/>
+      </w:pPr>
+      <w:r>
+        <w:rPr>
+          <w:b w:val="0"/>
+        </w:rPr>
+        <w:t>Qualification: Visual choices must reflect the intended metric and cannot imply causal certainty from association.</w:t>
       </w:r>
     </w:p>
     <w:p>
       <w:pPr>
-        <w:pStyle w:val="Heading3"/>
-      </w:pPr>
-      <w:r>
-        <w:t>W2 Trace the worked case</w:t>
+        <w:spacing w:line="336" w:lineRule="auto" w:after="180"/>
+      </w:pPr>
+      <w:r>
+        <w:rPr>
+          <w:b w:val="0"/>
+        </w:rPr>
+        <w:t xml:space="preserve">Exit: accept a concrete variation with its predicted outcome and a stated condition that would challenge the </w:t>
+      </w:r>
+      <w:r>
+        <w:rPr>
+          <w:b/>
+        </w:rPr>
+        <w:t>mechanism</w:t>
+      </w:r>
+      <w:r>
+        <w:rPr>
+          <w:b w:val="0"/>
+        </w:rPr>
+        <w:t xml:space="preserve">; reject a claim resting on unmeasured </w:t>
+      </w:r>
+      <w:r>
+        <w:rPr>
+          <w:b/>
+        </w:rPr>
+        <w:t>evidence</w:t>
+      </w:r>
+      <w:r>
+        <w:rPr>
+          <w:b w:val="0"/>
+        </w:rPr>
+        <w:t>.</w:t>
       </w:r>
     </w:p>
     <w:p>
-      <w:r>
-        <w:t>RatesA80%, B82% are plotted on bars starting79%, making B look several times larger. Show the intermediate steps and give the conclusion with its scope.</w:t>
+      <w:pPr>
+        <w:pStyle w:val="Heading3"/>
+      </w:pPr>
+      <w:r>
+        <w:t>W1 Explain the mechanism</w:t>
       </w:r>
     </w:p>
     <w:p>
-      <w:r>
-        <w:t>Teacher explanation: Difference is2 percentage points; truncated bars exaggerate magnitude. Use zero-baseline bars or a clearly labelled difference plot.</w:t>
+      <w:pPr>
+        <w:pStyle w:val="Heading3"/>
+      </w:pPr>
+      <w:r>
+        <w:t>Workbook question · W1</w:t>
       </w:r>
     </w:p>
     <w:p>
       <w:pPr>
-        <w:pStyle w:val="Heading3"/>
-      </w:pPr>
-      <w:r>
-        <w:t>W3 Audit the limit</w:t>
+        <w:spacing w:line="336" w:lineRule="auto" w:after="180"/>
+        <w:shd w:fill="F5F1FB"/>
+      </w:pPr>
+      <w:r>
+        <w:rPr>
+          <w:b w:val="0"/>
+        </w:rPr>
+        <w:t xml:space="preserve">Explain the weekly </w:t>
+      </w:r>
+      <w:r>
+        <w:rPr>
+          <w:b/>
+        </w:rPr>
+        <w:t>mechanism</w:t>
+      </w:r>
+      <w:r>
+        <w:rPr>
+          <w:b w:val="0"/>
+        </w:rPr>
+        <w:t xml:space="preserve"> in your own words. Use the worked scenario to name its </w:t>
+      </w:r>
+      <w:r>
+        <w:rPr>
+          <w:b/>
+        </w:rPr>
+        <w:t>input</w:t>
+      </w:r>
+      <w:r>
+        <w:rPr>
+          <w:b w:val="0"/>
+        </w:rPr>
+        <w:t xml:space="preserve">, decision rule and </w:t>
+      </w:r>
+      <w:r>
+        <w:rPr>
+          <w:b/>
+        </w:rPr>
+        <w:t>output</w:t>
+      </w:r>
+      <w:r>
+        <w:rPr>
+          <w:b w:val="0"/>
+        </w:rPr>
+        <w:t>.</w:t>
       </w:r>
     </w:p>
     <w:p>
-      <w:r>
-        <w:t>A report omits this qualification: Visual choices must reflect the intended metric and cannot imply causal certainty from association. Explain how omitting it could change a reader's interpretation, and write an accurate replacement.</w:t>
+      <w:pPr>
+        <w:pStyle w:val="Heading3"/>
+      </w:pPr>
+      <w:r>
+        <w:t>Teacher reasoning · W1</w:t>
       </w:r>
     </w:p>
     <w:p>
-      <w:r>
-        <w:t>Teacher explanation: Visual choices must reflect the intended metric and cannot imply causal certainty from association. State the observed result separately from the unverified or out-of-scope claim; preserve the original evidence rather than inventing a missing fact.</w:t>
+      <w:pPr>
+        <w:spacing w:line="336" w:lineRule="auto" w:after="180"/>
+        <w:shd w:fill="F1F6FC"/>
+      </w:pPr>
+      <w:r>
+        <w:rPr>
+          <w:b w:val="0"/>
+        </w:rPr>
+        <w:t xml:space="preserve">Teacher explanation: Figures should preserve denominators, scales and uncertainty rather than exaggerate the preferred comparison. A plot is a representation of </w:t>
+      </w:r>
+      <w:r>
+        <w:rPr>
+          <w:b/>
+        </w:rPr>
+        <w:t>evidence</w:t>
+      </w:r>
+      <w:r>
+        <w:rPr>
+          <w:b w:val="0"/>
+        </w:rPr>
+        <w:t xml:space="preserve">, not extra </w:t>
+      </w:r>
+      <w:r>
+        <w:rPr>
+          <w:b/>
+        </w:rPr>
+        <w:t>evidence</w:t>
+      </w:r>
+      <w:r>
+        <w:rPr>
+          <w:b w:val="0"/>
+        </w:rPr>
+        <w:t>. Label axes, units, cases and scope.</w:t>
       </w:r>
     </w:p>
     <w:p>
       <w:pPr>
-        <w:pStyle w:val="Heading3"/>
-      </w:pPr>
-      <w:r>
-        <w:t>W4 Apply a new case independently</w:t>
+        <w:spacing w:line="336" w:lineRule="auto" w:after="180"/>
+        <w:shd w:fill="F1F6FC"/>
+      </w:pPr>
+      <w:r>
+        <w:rPr>
+          <w:b w:val="0"/>
+        </w:rPr>
+        <w:t>For simple comparative bars use a zero baseline or explicitly justify another plot. Show condition breakdowns and unassessed counts where relevant.</w:t>
       </w:r>
     </w:p>
     <w:p>
-      <w:r>
-        <w:t>CountsA8/10, B9/15 are plotted as8 versus9 without denominators. Correct.</w:t>
+      <w:pPr>
+        <w:pStyle w:val="Heading3"/>
+      </w:pPr>
+      <w:r>
+        <w:t>W2 Trace the worked case</w:t>
       </w:r>
     </w:p>
     <w:p>
-      <w:r>
-        <w:t>Teacher explanation: Rates80% versus60%; count-only plot hides unequal denominators. Show both counts and rates with sample sizes.</w:t>
+      <w:pPr>
+        <w:pStyle w:val="Heading3"/>
+      </w:pPr>
+      <w:r>
+        <w:t>Workbook question · W2</w:t>
       </w:r>
     </w:p>
     <w:p>
       <w:pPr>
-        <w:pStyle w:val="Heading3"/>
-      </w:pPr>
-      <w:r>
-        <w:t>W5 Design a revealing follow-up</w:t>
+        <w:spacing w:line="336" w:lineRule="auto" w:after="180"/>
+        <w:shd w:fill="F5F1FB"/>
+      </w:pPr>
+      <w:r>
+        <w:rPr>
+          <w:b w:val="0"/>
+        </w:rPr>
+        <w:t>RatesA</w:t>
+      </w:r>
+      <w:r>
+        <w:rPr>
+          <w:b/>
+        </w:rPr>
+        <w:t>80%</w:t>
+      </w:r>
+      <w:r>
+        <w:rPr>
+          <w:b w:val="0"/>
+        </w:rPr>
+        <w:t>, B82% are plotted on bars starting79%, making B look several times larger. Show the intermediate steps and give the conclusion with its scope.</w:t>
       </w:r>
     </w:p>
     <w:p>
-      <w:r>
-        <w:t>For the worked scenario, propose one additional case that could reveal a failure, describe its expected outcome before running it, and explain what would need to remain fixed for a fair comparison. Do not reuse W4 as a new final test after receiving feedback.</w:t>
+      <w:pPr>
+        <w:pStyle w:val="Heading3"/>
+      </w:pPr>
+      <w:r>
+        <w:t>Teacher reasoning · W2</w:t>
       </w:r>
     </w:p>
     <w:p>
-      <w:r>
-        <w:t>Teacher explanation: Accept a concrete variant of the worked input or a missing/conflicting/boundary condition, with an expectation derived from the declared procedure. Require preserved settings, original outputs and data roles. Visual choices must reflect the intended metric and cannot imply causal certainty from association. The new case should test this particular mechanism rather than merely restate the original result.</w:t>
+      <w:pPr>
+        <w:spacing w:line="336" w:lineRule="auto" w:after="180"/>
+        <w:shd w:fill="F1F6FC"/>
+      </w:pPr>
+      <w:r>
+        <w:rPr>
+          <w:b w:val="0"/>
+        </w:rPr>
+        <w:t xml:space="preserve">Teacher explanation: Difference is2 percentage points; truncated bars exaggerate magnitude. Use zero-baseline bars or a clearly labelled </w:t>
+      </w:r>
+      <w:r>
+        <w:rPr>
+          <w:b/>
+        </w:rPr>
+        <w:t>difference plot</w:t>
+      </w:r>
+      <w:r>
+        <w:rPr>
+          <w:b w:val="0"/>
+        </w:rPr>
+        <w:t>.</w:t>
       </w:r>
     </w:p>
     <w:p>
@@ -1600,25 +3074,39 @@
         <w:pStyle w:val="Heading3"/>
       </w:pPr>
       <w:r>
-        <w:t>Independent assessment and fresh retry</w:t>
+        <w:t>W3 Audit the limit</w:t>
       </w:r>
     </w:p>
     <w:p>
-      <w:r>
-        <w:t>W4: Rates80% versus60%; count-only plot hides unequal denominators. Show both counts and rates with sample sizes. Require intermediate reasoning and the stated scope. Fresh retry: Two estimates have intervals but chart omits them and claims certainty. Expected reasoning: Preserve the valid uncertainty intervals/assumptions; absence in a chart does not remove sampling variability. If students need support, record it and reassess with another new case rather than awarding independence to a copied answer.</w:t>
+      <w:pPr>
+        <w:pStyle w:val="Heading3"/>
+      </w:pPr>
+      <w:r>
+        <w:t>Workbook question · W3</w:t>
       </w:r>
     </w:p>
     <w:p>
       <w:pPr>
-        <w:pStyle w:val="Heading3"/>
-      </w:pPr>
-      <w:r>
-        <w:t>Assess independent transfer</w:t>
+        <w:spacing w:line="336" w:lineRule="auto" w:after="180"/>
+        <w:shd w:fill="F5F1FB"/>
+      </w:pPr>
+      <w:r>
+        <w:rPr>
+          <w:b w:val="0"/>
+        </w:rPr>
+        <w:t>A report omits this qualification: Visual choices must reflect the intended metric and cannot imply causal certainty from association.</w:t>
       </w:r>
     </w:p>
     <w:p>
-      <w:r>
-        <w:t>Selected case: CountsA8/10, B9/15 are plotted as8 versus9 without denominators. Correct.</w:t>
+      <w:pPr>
+        <w:spacing w:line="336" w:lineRule="auto" w:after="180"/>
+        <w:shd w:fill="F5F1FB"/>
+      </w:pPr>
+      <w:r>
+        <w:rPr>
+          <w:b w:val="0"/>
+        </w:rPr>
+        <w:t>Explain how omitting it could change a reader's interpretation, and write an accurate replacement.</w:t>
       </w:r>
     </w:p>
     <w:p>
@@ -1626,12 +3114,391 @@
         <w:pStyle w:val="Heading3"/>
       </w:pPr>
       <w:r>
-        <w:t>Selected case answer</w:t>
+        <w:t>Teacher reasoning · W3</w:t>
       </w:r>
     </w:p>
     <w:p>
-      <w:r>
-        <w:t>Teacher explanation: Rates80% versus60%; count-only plot hides unequal denominators. Show both counts and rates with sample sizes.</w:t>
+      <w:pPr>
+        <w:spacing w:line="336" w:lineRule="auto" w:after="180"/>
+        <w:shd w:fill="F1F6FC"/>
+      </w:pPr>
+      <w:r>
+        <w:rPr>
+          <w:b w:val="0"/>
+        </w:rPr>
+        <w:t>Teacher explanation: Visual choices must reflect the intended metric and cannot imply causal certainty from association.</w:t>
+      </w:r>
+    </w:p>
+    <w:p>
+      <w:pPr>
+        <w:spacing w:line="336" w:lineRule="auto" w:after="180"/>
+        <w:shd w:fill="F1F6FC"/>
+      </w:pPr>
+      <w:r>
+        <w:rPr>
+          <w:b w:val="0"/>
+        </w:rPr>
+        <w:t xml:space="preserve">State the observed result separately from the unverified or out-of-scope claim; preserve the original </w:t>
+      </w:r>
+      <w:r>
+        <w:rPr>
+          <w:b/>
+        </w:rPr>
+        <w:t>evidence</w:t>
+      </w:r>
+      <w:r>
+        <w:rPr>
+          <w:b w:val="0"/>
+        </w:rPr>
+        <w:t xml:space="preserve"> rather than inventing a missing fact.</w:t>
+      </w:r>
+    </w:p>
+    <w:p>
+      <w:pPr>
+        <w:pStyle w:val="Heading3"/>
+      </w:pPr>
+      <w:r>
+        <w:t>W4 Apply a new case independently</w:t>
+      </w:r>
+    </w:p>
+    <w:p>
+      <w:pPr>
+        <w:pStyle w:val="Heading3"/>
+      </w:pPr>
+      <w:r>
+        <w:t>Workbook question · W4</w:t>
+      </w:r>
+    </w:p>
+    <w:p>
+      <w:pPr>
+        <w:spacing w:line="336" w:lineRule="auto" w:after="180"/>
+        <w:shd w:fill="F5F1FB"/>
+      </w:pPr>
+      <w:r>
+        <w:rPr>
+          <w:b w:val="0"/>
+        </w:rPr>
+        <w:t>CountsA8/10, B9/15 are plotted as8 versus9 without denominators. Correct.</w:t>
+      </w:r>
+    </w:p>
+    <w:p>
+      <w:pPr>
+        <w:pStyle w:val="Heading3"/>
+      </w:pPr>
+      <w:r>
+        <w:t>Teacher reasoning · W4</w:t>
+      </w:r>
+    </w:p>
+    <w:p>
+      <w:pPr>
+        <w:spacing w:line="336" w:lineRule="auto" w:after="180"/>
+        <w:shd w:fill="F1F6FC"/>
+      </w:pPr>
+      <w:r>
+        <w:rPr>
+          <w:b w:val="0"/>
+        </w:rPr>
+        <w:t>Teacher explanation: Rates</w:t>
+      </w:r>
+      <w:r>
+        <w:rPr>
+          <w:b/>
+        </w:rPr>
+        <w:t>80%</w:t>
+      </w:r>
+      <w:r>
+        <w:rPr>
+          <w:b w:val="0"/>
+        </w:rPr>
+        <w:t xml:space="preserve"> versus</w:t>
+      </w:r>
+      <w:r>
+        <w:rPr>
+          <w:b/>
+        </w:rPr>
+        <w:t>60%</w:t>
+      </w:r>
+      <w:r>
+        <w:rPr>
+          <w:b w:val="0"/>
+        </w:rPr>
+        <w:t>; count-only plot hides unequal denominators. Show both counts and rates with sample sizes.</w:t>
+      </w:r>
+    </w:p>
+    <w:p>
+      <w:pPr>
+        <w:pStyle w:val="Heading3"/>
+      </w:pPr>
+      <w:r>
+        <w:t>W5 Design a revealing follow-up</w:t>
+      </w:r>
+    </w:p>
+    <w:p>
+      <w:pPr>
+        <w:pStyle w:val="Heading3"/>
+      </w:pPr>
+      <w:r>
+        <w:t>Workbook question · W5</w:t>
+      </w:r>
+    </w:p>
+    <w:p>
+      <w:pPr>
+        <w:spacing w:line="336" w:lineRule="auto" w:after="180"/>
+        <w:shd w:fill="F5F1FB"/>
+      </w:pPr>
+      <w:r>
+        <w:rPr>
+          <w:b w:val="0"/>
+        </w:rPr>
+        <w:t>For the worked scenario, propose one additional case that could reveal a failure, describe its expected outcome before running it, and explain what would need to remain fixed for a fair comparison.</w:t>
+      </w:r>
+    </w:p>
+    <w:p>
+      <w:pPr>
+        <w:spacing w:line="336" w:lineRule="auto" w:after="180"/>
+        <w:shd w:fill="F5F1FB"/>
+      </w:pPr>
+      <w:r>
+        <w:rPr>
+          <w:b w:val="0"/>
+        </w:rPr>
+        <w:t>Do not reuse W4 as a new final test after receiving feedback.</w:t>
+      </w:r>
+    </w:p>
+    <w:p>
+      <w:pPr>
+        <w:pStyle w:val="Heading3"/>
+      </w:pPr>
+      <w:r>
+        <w:t>Teacher reasoning · W5</w:t>
+      </w:r>
+    </w:p>
+    <w:p>
+      <w:pPr>
+        <w:spacing w:line="336" w:lineRule="auto" w:after="180"/>
+        <w:shd w:fill="F1F6FC"/>
+      </w:pPr>
+      <w:r>
+        <w:rPr>
+          <w:b w:val="0"/>
+        </w:rPr>
+        <w:t xml:space="preserve">Teacher explanation: Accept a concrete variant of the worked </w:t>
+      </w:r>
+      <w:r>
+        <w:rPr>
+          <w:b/>
+        </w:rPr>
+        <w:t>input</w:t>
+      </w:r>
+      <w:r>
+        <w:rPr>
+          <w:b w:val="0"/>
+        </w:rPr>
+        <w:t xml:space="preserve"> or a missing/conflicting/boundary condition, with an expectation derived from the declared procedure.</w:t>
+      </w:r>
+    </w:p>
+    <w:p>
+      <w:pPr>
+        <w:spacing w:line="336" w:lineRule="auto" w:after="180"/>
+        <w:shd w:fill="F1F6FC"/>
+      </w:pPr>
+      <w:r>
+        <w:rPr>
+          <w:b w:val="0"/>
+        </w:rPr>
+        <w:t xml:space="preserve">Require preserved settings, original </w:t>
+      </w:r>
+      <w:r>
+        <w:rPr>
+          <w:b/>
+        </w:rPr>
+        <w:t>output</w:t>
+      </w:r>
+      <w:r>
+        <w:rPr>
+          <w:b w:val="0"/>
+        </w:rPr>
+        <w:t>s and data roles. Visual choices must reflect the intended metric and cannot imply causal certainty from association.</w:t>
+      </w:r>
+    </w:p>
+    <w:p>
+      <w:pPr>
+        <w:spacing w:line="336" w:lineRule="auto" w:after="180"/>
+        <w:shd w:fill="F1F6FC"/>
+      </w:pPr>
+      <w:r>
+        <w:rPr>
+          <w:b w:val="0"/>
+        </w:rPr>
+        <w:t xml:space="preserve">The new case should test this particular </w:t>
+      </w:r>
+      <w:r>
+        <w:rPr>
+          <w:b/>
+        </w:rPr>
+        <w:t>mechanism</w:t>
+      </w:r>
+      <w:r>
+        <w:rPr>
+          <w:b w:val="0"/>
+        </w:rPr>
+        <w:t xml:space="preserve"> rather than merely restate the original result.</w:t>
+      </w:r>
+    </w:p>
+    <w:p>
+      <w:pPr>
+        <w:pStyle w:val="Heading3"/>
+      </w:pPr>
+      <w:r>
+        <w:t>Independent assessment and fresh retry</w:t>
+      </w:r>
+    </w:p>
+    <w:p>
+      <w:pPr>
+        <w:pStyle w:val="Heading3"/>
+      </w:pPr>
+      <w:r>
+        <w:t>Teacher key · Independent assessment and fresh retry</w:t>
+      </w:r>
+    </w:p>
+    <w:p>
+      <w:pPr>
+        <w:spacing w:line="336" w:lineRule="auto" w:after="180"/>
+        <w:shd w:fill="F1F6FC"/>
+      </w:pPr>
+      <w:r>
+        <w:rPr>
+          <w:b w:val="0"/>
+        </w:rPr>
+        <w:t>W4: Rates</w:t>
+      </w:r>
+      <w:r>
+        <w:rPr>
+          <w:b/>
+        </w:rPr>
+        <w:t>80%</w:t>
+      </w:r>
+      <w:r>
+        <w:rPr>
+          <w:b w:val="0"/>
+        </w:rPr>
+        <w:t xml:space="preserve"> versus</w:t>
+      </w:r>
+      <w:r>
+        <w:rPr>
+          <w:b/>
+        </w:rPr>
+        <w:t>60%</w:t>
+      </w:r>
+      <w:r>
+        <w:rPr>
+          <w:b w:val="0"/>
+        </w:rPr>
+        <w:t>; count-only plot hides unequal denominators. Show both counts and rates with sample sizes. Require intermediate reasoning and the stated scope.</w:t>
+      </w:r>
+    </w:p>
+    <w:p>
+      <w:pPr>
+        <w:spacing w:line="336" w:lineRule="auto" w:after="180"/>
+        <w:shd w:fill="F1F6FC"/>
+      </w:pPr>
+      <w:r>
+        <w:rPr>
+          <w:b w:val="0"/>
+        </w:rPr>
+        <w:t>Fresh retry: Two estimates have intervals but chart omits them and claims certainty. Expected reasoning: Preserve the valid uncertainty intervals/assumptions; absence in a chart does not remove sampling variability.</w:t>
+      </w:r>
+    </w:p>
+    <w:p>
+      <w:pPr>
+        <w:spacing w:line="336" w:lineRule="auto" w:after="180"/>
+        <w:shd w:fill="F1F6FC"/>
+      </w:pPr>
+      <w:r>
+        <w:rPr>
+          <w:b w:val="0"/>
+        </w:rPr>
+        <w:t>If students need support, record it and reassess with another new case rather than awarding independence to a copied answer.</w:t>
+      </w:r>
+    </w:p>
+    <w:p>
+      <w:pPr>
+        <w:pStyle w:val="Heading3"/>
+      </w:pPr>
+      <w:r>
+        <w:t>Assess independent transfer</w:t>
+      </w:r>
+    </w:p>
+    <w:p>
+      <w:pPr>
+        <w:pStyle w:val="Heading3"/>
+      </w:pPr>
+      <w:r>
+        <w:t>Independent question · withhold the key</w:t>
+      </w:r>
+    </w:p>
+    <w:p>
+      <w:pPr>
+        <w:spacing w:line="336" w:lineRule="auto" w:after="180"/>
+        <w:shd w:fill="F5F1FB"/>
+      </w:pPr>
+      <w:r>
+        <w:rPr>
+          <w:b w:val="0"/>
+        </w:rPr>
+        <w:t>Selected case: CountsA8/10, B9/15 are plotted as8 versus9 without denominators. Correct.</w:t>
+      </w:r>
+    </w:p>
+    <w:p>
+      <w:pPr>
+        <w:pStyle w:val="Heading3"/>
+      </w:pPr>
+      <w:r>
+        <w:t>Selected case answer</w:t>
+      </w:r>
+    </w:p>
+    <w:p>
+      <w:pPr>
+        <w:pStyle w:val="Heading3"/>
+      </w:pPr>
+      <w:r>
+        <w:t>Teacher key · Selected case answer</w:t>
+      </w:r>
+    </w:p>
+    <w:p>
+      <w:pPr>
+        <w:spacing w:line="336" w:lineRule="auto" w:after="180"/>
+        <w:shd w:fill="F1F6FC"/>
+      </w:pPr>
+      <w:r>
+        <w:rPr>
+          <w:b w:val="0"/>
+        </w:rPr>
+        <w:t>Teacher explanation: Rates</w:t>
+      </w:r>
+      <w:r>
+        <w:rPr>
+          <w:b/>
+        </w:rPr>
+        <w:t>80%</w:t>
+      </w:r>
+      <w:r>
+        <w:rPr>
+          <w:b w:val="0"/>
+        </w:rPr>
+        <w:t xml:space="preserve"> versus</w:t>
+      </w:r>
+      <w:r>
+        <w:rPr>
+          <w:b/>
+        </w:rPr>
+        <w:t>60%</w:t>
+      </w:r>
+      <w:r>
+        <w:rPr>
+          <w:b w:val="0"/>
+        </w:rPr>
+        <w:t>; count-only plot hides unequal denominators. Show both counts and rates with sample sizes.</w:t>
       </w:r>
     </w:p>
     <w:tbl>
@@ -1737,67 +3604,305 @@
       </w:tr>
     </w:tbl>
     <w:p>
-      <w:r>
-        <w:t>Record each dimension as not yet, with support, or independent. Accept a valid alternative procedure with a defensible trace. Do not penalise an honestly recorded model failure if the learner correctly explains its evidence and limits.</w:t>
+      <w:pPr>
+        <w:pStyle w:val="Heading3"/>
+      </w:pPr>
+      <w:r>
+        <w:t>Teacher key · Selected case answer</w:t>
       </w:r>
     </w:p>
     <w:p>
       <w:pPr>
-        <w:pStyle w:val="Heading3"/>
-      </w:pPr>
-      <w:r>
-        <w:t>Feedback that the learner uses</w:t>
+        <w:spacing w:line="336" w:lineRule="auto" w:after="180"/>
+        <w:shd w:fill="F1F6FC"/>
+      </w:pPr>
+      <w:r>
+        <w:rPr>
+          <w:b w:val="0"/>
+        </w:rPr>
+        <w:t>Record each dimension as not yet, with support, or independent. Accept a valid alternative procedure with a defensible trace.</w:t>
       </w:r>
     </w:p>
     <w:p>
-      <w:r>
-        <w:t>Name the earliest unsupported step and give one action to repair it. Have the learner make that repair now and explain why. Then assess the relevant skill on a fresh, fully specified case. Confirm it was not previously practised with feedback; solve and check the new case before assigning it. A follow-up design prompt is a starting brief, not automatically an equivalent test.</w:t>
+      <w:pPr>
+        <w:spacing w:line="336" w:lineRule="auto" w:after="180"/>
+        <w:shd w:fill="F1F6FC"/>
+      </w:pPr>
+      <w:r>
+        <w:rPr>
+          <w:b w:val="0"/>
+        </w:rPr>
+        <w:t xml:space="preserve">Do not penalise an honestly recorded model failure if the learner correctly explains its </w:t>
+      </w:r>
+      <w:r>
+        <w:rPr>
+          <w:b/>
+        </w:rPr>
+        <w:t>evidence</w:t>
+      </w:r>
+      <w:r>
+        <w:rPr>
+          <w:b w:val="0"/>
+        </w:rPr>
+        <w:t xml:space="preserve"> and limits.</w:t>
       </w:r>
     </w:p>
     <w:p>
       <w:pPr>
-        <w:pStyle w:val="Heading1"/>
-      </w:pPr>
-      <w:r>
-        <w:t>06. Connect the project, support and next lesson</w:t>
+        <w:pStyle w:val="Heading3"/>
+      </w:pPr>
+      <w:r>
+        <w:t>Feedback that the learner uses</w:t>
       </w:r>
     </w:p>
     <w:p>
-      <w:r>
-        <w:t>Add a labelled figures that preserve evidence evidence sheet to Reproducible AI Research Study. Show how you can explain the mechanism and terminology of figures that preserve evidence. Use the supplied fictional case and keep its inputs, intermediate steps, calculation or prediction, and limitation. Connect this record to last week’s record; a matching answer without a trace is insufficient.</w:t>
+      <w:pPr>
+        <w:spacing w:line="336" w:lineRule="auto" w:after="180"/>
+      </w:pPr>
+      <w:r>
+        <w:rPr>
+          <w:b w:val="0"/>
+        </w:rPr>
+        <w:t>Name the earliest unsupported step and give one action to repair it. Have the learner make that repair now and explain why. Then assess the relevant skill on a fresh, fully specified case.</w:t>
       </w:r>
     </w:p>
     <w:p>
-      <w:r>
-        <w:t>Provide an input/procedure/result/limit frame and a calculator when needed. Ask students to identify the first step before completing the whole trace. Extension: compare two concrete variants of this mechanism while holding unrelated conditions fixed; report both successful and unsuccessful outcomes.</w:t>
+      <w:pPr>
+        <w:spacing w:line="336" w:lineRule="auto" w:after="180"/>
+      </w:pPr>
+      <w:r>
+        <w:rPr>
+          <w:b w:val="0"/>
+        </w:rPr>
+        <w:t>Confirm it was not previously practised with feedback; solve and check the new case before assigning it. A follow-up design prompt is a starting brief, not automatically an equivalent test.</w:t>
       </w:r>
     </w:p>
     <w:p>
-      <w:r>
-        <w:t>Next connection: Writing the methods section. Preserve the current case record and retrieve its evidence boundary before moving on.</w:t>
+      <w:pPr>
+        <w:pStyle w:val="Heading1"/>
+      </w:pPr>
+      <w:r>
+        <w:t>06. Connect the project, support and next lesson</w:t>
       </w:r>
     </w:p>
     <w:p>
       <w:r>
-        <w:t>Retain the project ledger and assess a changed case after support. Check the relevant prerequisite before carrying this component forward.</w:t>
+        <w:t>Connect Figures that preserve evidence to Reproducible AI Research Study, adapt support and plan a later changed-case check.</w:t>
       </w:r>
     </w:p>
     <w:p>
       <w:pPr>
-        <w:pStyle w:val="Heading3"/>
-      </w:pPr>
-      <w:r>
-        <w:t>Plan the delayed return</w:t>
+        <w:spacing w:line="336" w:lineRule="auto" w:after="180"/>
+      </w:pPr>
+      <w:r>
+        <w:rPr>
+          <w:b w:val="0"/>
+        </w:rPr>
+        <w:t xml:space="preserve">Add a labelled figures that preserve </w:t>
+      </w:r>
+      <w:r>
+        <w:rPr>
+          <w:b/>
+        </w:rPr>
+        <w:t>evidence</w:t>
+      </w:r>
+      <w:r>
+        <w:rPr>
+          <w:b w:val="0"/>
+        </w:rPr>
+        <w:t xml:space="preserve"> </w:t>
+      </w:r>
+      <w:r>
+        <w:rPr>
+          <w:b/>
+        </w:rPr>
+        <w:t>evidence</w:t>
+      </w:r>
+      <w:r>
+        <w:rPr>
+          <w:b w:val="0"/>
+        </w:rPr>
+        <w:t xml:space="preserve"> sheet to Reproducible AI Research Study. Show how you can explain the </w:t>
+      </w:r>
+      <w:r>
+        <w:rPr>
+          <w:b/>
+        </w:rPr>
+        <w:t>mechanism</w:t>
+      </w:r>
+      <w:r>
+        <w:rPr>
+          <w:b w:val="0"/>
+        </w:rPr>
+        <w:t xml:space="preserve"> and terminology of figures that preserve </w:t>
+      </w:r>
+      <w:r>
+        <w:rPr>
+          <w:b/>
+        </w:rPr>
+        <w:t>evidence</w:t>
+      </w:r>
+      <w:r>
+        <w:rPr>
+          <w:b w:val="0"/>
+        </w:rPr>
+        <w:t>.</w:t>
       </w:r>
     </w:p>
     <w:p>
-      <w:r>
-        <w:t>Suggested return points in this level: ai-7/30, ai-7/32, ai-7/35. Use actual classroom dates, adjusting for holidays and gaps. One, three and six teaching weeks are scheduling choices, not a claimed optimal spacing.</w:t>
+      <w:pPr>
+        <w:spacing w:line="336" w:lineRule="auto" w:after="180"/>
+      </w:pPr>
+      <w:r>
+        <w:rPr>
+          <w:b w:val="0"/>
+        </w:rPr>
+        <w:t xml:space="preserve">Use the supplied fictional case and keep its </w:t>
+      </w:r>
+      <w:r>
+        <w:rPr>
+          <w:b/>
+        </w:rPr>
+        <w:t>input</w:t>
+      </w:r>
+      <w:r>
+        <w:rPr>
+          <w:b w:val="0"/>
+        </w:rPr>
+        <w:t xml:space="preserve">s, intermediate steps, calculation or </w:t>
+      </w:r>
+      <w:r>
+        <w:rPr>
+          <w:b/>
+        </w:rPr>
+        <w:t>prediction</w:t>
+      </w:r>
+      <w:r>
+        <w:rPr>
+          <w:b w:val="0"/>
+        </w:rPr>
+        <w:t>, and limitation. Connect this record to last week’s record; a matching answer without a trace is insufficient.</w:t>
       </w:r>
     </w:p>
     <w:p>
-      <w:r>
-        <w:t>At a delayed check, ask for the idea from memory and a changed application. Compare with the earlier independent response and record support used. For a new level, revisit the previous capstone before checking the new prerequisites.</w:t>
+      <w:pPr>
+        <w:spacing w:line="336" w:lineRule="auto" w:after="180"/>
+      </w:pPr>
+      <w:r>
+        <w:rPr>
+          <w:b w:val="0"/>
+        </w:rPr>
+        <w:t xml:space="preserve">Provide an </w:t>
+      </w:r>
+      <w:r>
+        <w:rPr>
+          <w:b/>
+        </w:rPr>
+        <w:t>input</w:t>
+      </w:r>
+      <w:r>
+        <w:rPr>
+          <w:b w:val="0"/>
+        </w:rPr>
+        <w:t>/procedure/result/limit frame and a calculator when needed. Ask students to identify the first step before completing the whole trace.</w:t>
+      </w:r>
+    </w:p>
+    <w:p>
+      <w:pPr>
+        <w:spacing w:line="336" w:lineRule="auto" w:after="180"/>
+      </w:pPr>
+      <w:r>
+        <w:rPr>
+          <w:b w:val="0"/>
+        </w:rPr>
+        <w:t xml:space="preserve">Extension: compare two concrete variants of this </w:t>
+      </w:r>
+      <w:r>
+        <w:rPr>
+          <w:b/>
+        </w:rPr>
+        <w:t>mechanism</w:t>
+      </w:r>
+      <w:r>
+        <w:rPr>
+          <w:b w:val="0"/>
+        </w:rPr>
+        <w:t xml:space="preserve"> while holding unrelated conditions fixed; report both successful and unsuccessful outcomes.</w:t>
+      </w:r>
+    </w:p>
+    <w:p>
+      <w:pPr>
+        <w:spacing w:line="336" w:lineRule="auto" w:after="180"/>
+      </w:pPr>
+      <w:r>
+        <w:rPr>
+          <w:b w:val="0"/>
+        </w:rPr>
+        <w:t xml:space="preserve">Next connection: Writing the methods section. Preserve the current case record and retrieve its </w:t>
+      </w:r>
+      <w:r>
+        <w:rPr>
+          <w:b/>
+        </w:rPr>
+        <w:t>evidence</w:t>
+      </w:r>
+      <w:r>
+        <w:rPr>
+          <w:b w:val="0"/>
+        </w:rPr>
+        <w:t xml:space="preserve"> boundary before moving on.</w:t>
+      </w:r>
+    </w:p>
+    <w:p>
+      <w:pPr>
+        <w:spacing w:line="336" w:lineRule="auto" w:after="180"/>
+      </w:pPr>
+      <w:r>
+        <w:rPr>
+          <w:b w:val="0"/>
+        </w:rPr>
+        <w:t>Retain the project ledger and assess a changed case after support. Check the relevant prerequisite before carrying this component forward.</w:t>
+      </w:r>
+    </w:p>
+    <w:p>
+      <w:pPr>
+        <w:pStyle w:val="Heading3"/>
+      </w:pPr>
+      <w:r>
+        <w:t>Plan the delayed return</w:t>
+      </w:r>
+    </w:p>
+    <w:p>
+      <w:pPr>
+        <w:spacing w:line="336" w:lineRule="auto" w:after="180"/>
+      </w:pPr>
+      <w:r>
+        <w:rPr>
+          <w:b w:val="0"/>
+        </w:rPr>
+        <w:t>Suggested return points in this level: ai-7/30, ai-7/32, ai-7/35. Use actual classroom dates, adjusting for holidays and gaps. One, three and six teaching weeks are scheduling choices, not a claimed optimal spacing.</w:t>
+      </w:r>
+    </w:p>
+    <w:p>
+      <w:pPr>
+        <w:spacing w:line="336" w:lineRule="auto" w:after="180"/>
+      </w:pPr>
+      <w:r>
+        <w:rPr>
+          <w:b w:val="0"/>
+        </w:rPr>
+        <w:t>At a delayed check, ask for the idea from memory and a changed application. Compare with the earlier independent response and record support used.</w:t>
+      </w:r>
+    </w:p>
+    <w:p>
+      <w:pPr>
+        <w:spacing w:line="336" w:lineRule="auto" w:after="180"/>
+      </w:pPr>
+      <w:r>
+        <w:rPr>
+          <w:b w:val="0"/>
+        </w:rPr>
+        <w:t>For a new level, revisit the previous capstone before checking the new prerequisites.</w:t>
       </w:r>
     </w:p>
     <w:tbl>
@@ -1957,8 +4062,26 @@
       </w:tr>
     </w:tbl>
     <w:p>
-      <w:r>
-        <w:t>Use the evidence to choose reteaching or the next step. A completed page, confidence rating or attractive project does not by itself demonstrate understanding.</w:t>
+      <w:pPr>
+        <w:spacing w:line="336" w:lineRule="auto" w:after="180"/>
+      </w:pPr>
+      <w:r>
+        <w:rPr>
+          <w:b w:val="0"/>
+        </w:rPr>
+        <w:t xml:space="preserve">Use the </w:t>
+      </w:r>
+      <w:r>
+        <w:rPr>
+          <w:b/>
+        </w:rPr>
+        <w:t>evidence</w:t>
+      </w:r>
+      <w:r>
+        <w:rPr>
+          <w:b w:val="0"/>
+        </w:rPr>
+        <w:t xml:space="preserve"> to choose reteaching or the next step. A completed page, confidence rating or attractive project does not by itself demonstrate understanding.</w:t>
       </w:r>
     </w:p>
     <w:p>
@@ -1970,7 +4093,13 @@
       </w:r>
     </w:p>
     <w:p>
-      <w:r>
+      <w:pPr>
+        <w:spacing w:line="336" w:lineRule="auto" w:after="180"/>
+      </w:pPr>
+      <w:r>
+        <w:rPr>
+          <w:b w:val="0"/>
+        </w:rPr>
         <w:t>For the Reproducible AI Research Study, retain an annotated worked trace and the changed-case reasoning. Connect the claim to its records, units and assumptions so another investigator can challenge or reproduce it.</w:t>
       </w:r>
     </w:p>
@@ -1984,12 +4113,68 @@
     </w:p>
     <w:p>
       <w:r>
-        <w:t>Teaching target: Explain the mechanism and terminology of figures that preserve evidence</w:t>
+        <w:t>Use this preparation summary alongside the detailed Figures that preserve evidence lesson; it is a checklist rather than a replacement for the full sequence.</w:t>
       </w:r>
     </w:p>
     <w:p>
-      <w:r>
-        <w:t>Prepare the labelled worked-case picture, the matching workbook, fictional input cards and a place for individual responses. Check a local Python 3 environment before class; have a paper-trace version ready.</w:t>
+      <w:pPr>
+        <w:pStyle w:val="Heading3"/>
+      </w:pPr>
+      <w:r>
+        <w:t>Teaching target</w:t>
+      </w:r>
+    </w:p>
+    <w:p>
+      <w:pPr>
+        <w:spacing w:line="336" w:lineRule="auto" w:after="180"/>
+        <w:shd w:fill="EDF7F3"/>
+      </w:pPr>
+      <w:r>
+        <w:rPr>
+          <w:b w:val="0"/>
+        </w:rPr>
+        <w:t xml:space="preserve">Teaching target: Explain the </w:t>
+      </w:r>
+      <w:r>
+        <w:rPr>
+          <w:b/>
+        </w:rPr>
+        <w:t>mechanism</w:t>
+      </w:r>
+      <w:r>
+        <w:rPr>
+          <w:b w:val="0"/>
+        </w:rPr>
+        <w:t xml:space="preserve"> and terminology of figures that preserve </w:t>
+      </w:r>
+      <w:r>
+        <w:rPr>
+          <w:b/>
+        </w:rPr>
+        <w:t>evidence</w:t>
+      </w:r>
+    </w:p>
+    <w:p>
+      <w:pPr>
+        <w:spacing w:line="336" w:lineRule="auto" w:after="180"/>
+      </w:pPr>
+      <w:r>
+        <w:rPr>
+          <w:b w:val="0"/>
+        </w:rPr>
+        <w:t xml:space="preserve">Prepare the labelled worked-case picture, the matching workbook, fictional </w:t>
+      </w:r>
+      <w:r>
+        <w:rPr>
+          <w:b/>
+        </w:rPr>
+        <w:t>input</w:t>
+      </w:r>
+      <w:r>
+        <w:rPr>
+          <w:b w:val="0"/>
+        </w:rPr>
+        <w:t xml:space="preserve"> cards and a place for individual responses. Check a local Python 3 environment before class; have a paper-trace version ready.</w:t>
       </w:r>
     </w:p>
     <w:tbl>
@@ -2136,37 +4321,207 @@
       </w:tr>
     </w:tbl>
     <w:p>
-      <w:r>
-        <w:t>Before class, solve the supported practice: RatesA80%, B82% are plotted on bars starting79%, making B look several times larger. Show the intermediate steps and give the conclusion with its scope.</w:t>
+      <w:pPr>
+        <w:spacing w:line="336" w:lineRule="auto" w:after="180"/>
+      </w:pPr>
+      <w:r>
+        <w:rPr>
+          <w:b w:val="0"/>
+        </w:rPr>
+        <w:t>Before class, solve the supported practice: RatesA</w:t>
+      </w:r>
+      <w:r>
+        <w:rPr>
+          <w:b/>
+        </w:rPr>
+        <w:t>80%</w:t>
+      </w:r>
+      <w:r>
+        <w:rPr>
+          <w:b w:val="0"/>
+        </w:rPr>
+        <w:t>, B82% are plotted on bars starting79%, making B look several times larger. Show the intermediate steps and give the conclusion with its scope.</w:t>
       </w:r>
     </w:p>
     <w:p>
-      <w:r>
-        <w:t>Reasoned practice answer: Teacher explanation: Difference is2 percentage points; truncated bars exaggerate magnitude. Use zero-baseline bars or a clearly labelled difference plot.</w:t>
+      <w:pPr>
+        <w:pStyle w:val="Heading3"/>
+      </w:pPr>
+      <w:r>
+        <w:t>Supported practice answer</w:t>
       </w:r>
     </w:p>
     <w:p>
-      <w:r>
-        <w:t>Check every learner before discussion: Use the worked case for Figures that preserve evidence. Proposed explanation: “The worked result establishes every future case”. Decide whether this explanation is supported. Point to the step or supplied fact that decides; explain your repair if needed.</w:t>
+      <w:pPr>
+        <w:spacing w:line="336" w:lineRule="auto" w:after="180"/>
+        <w:shd w:fill="F1F6FC"/>
+      </w:pPr>
+      <w:r>
+        <w:rPr>
+          <w:b w:val="0"/>
+        </w:rPr>
+        <w:t xml:space="preserve">Reasoned practice answer: Teacher explanation: Difference is2 percentage points; truncated bars exaggerate magnitude. Use zero-baseline bars or a clearly labelled </w:t>
+      </w:r>
+      <w:r>
+        <w:rPr>
+          <w:b/>
+        </w:rPr>
+        <w:t>difference plot</w:t>
+      </w:r>
+      <w:r>
+        <w:rPr>
+          <w:b w:val="0"/>
+        </w:rPr>
+        <w:t>.</w:t>
       </w:r>
     </w:p>
     <w:p>
-      <w:r>
-        <w:t>Misconception repair: Visual choices must reflect the intended metric and cannot imply causal certainty from association.</w:t>
+      <w:pPr>
+        <w:spacing w:line="336" w:lineRule="auto" w:after="180"/>
+      </w:pPr>
+      <w:r>
+        <w:rPr>
+          <w:b w:val="0"/>
+        </w:rPr>
+        <w:t xml:space="preserve">Check every learner before discussion: Use the worked case for Figures that preserve </w:t>
+      </w:r>
+      <w:r>
+        <w:rPr>
+          <w:b/>
+        </w:rPr>
+        <w:t>evidence</w:t>
+      </w:r>
+      <w:r>
+        <w:rPr>
+          <w:b w:val="0"/>
+        </w:rPr>
+        <w:t>. Proposed explanation: “The worked result establishes every future case”. Decide whether this explanation is supported.</w:t>
       </w:r>
     </w:p>
     <w:p>
-      <w:r>
-        <w:t>Support: read the exact case aloud, enlarge the labelled picture, supply input cards and model only the first deciding step. Accept a spoken explanation or drawing; retain the reasoning goal.</w:t>
+      <w:pPr>
+        <w:spacing w:line="336" w:lineRule="auto" w:after="180"/>
+      </w:pPr>
+      <w:r>
+        <w:rPr>
+          <w:b w:val="0"/>
+        </w:rPr>
+        <w:t>Point to the step or supplied fact that decides; explain your repair if needed.</w:t>
       </w:r>
     </w:p>
     <w:p>
-      <w:r>
-        <w:t>Extension: Start the axis at 5 without making the truncation obvious. Require a prediction and a reason before comparing. Expected result: The bars exaggerate the visual contrast and require correction or clear disclosure. Reason: Visible heights no longer correspond to the full count scale.</w:t>
+      <w:pPr>
+        <w:pStyle w:val="Heading3"/>
+      </w:pPr>
+      <w:r>
+        <w:t>Repair the misconception</w:t>
       </w:r>
     </w:p>
     <w:p>
-      <w:r>
+      <w:pPr>
+        <w:spacing w:line="336" w:lineRule="auto" w:after="180"/>
+        <w:shd w:fill="FFF5E6"/>
+      </w:pPr>
+      <w:r>
+        <w:rPr>
+          <w:b w:val="0"/>
+        </w:rPr>
+        <w:t>Misconception repair: Visual choices must reflect the intended metric and cannot imply causal certainty from association.</w:t>
+      </w:r>
+    </w:p>
+    <w:p>
+      <w:pPr>
+        <w:pStyle w:val="Heading3"/>
+      </w:pPr>
+      <w:r>
+        <w:t>Support without giving away the answer</w:t>
+      </w:r>
+    </w:p>
+    <w:p>
+      <w:pPr>
+        <w:spacing w:line="336" w:lineRule="auto" w:after="180"/>
+        <w:shd w:fill="F1F6F8"/>
+      </w:pPr>
+      <w:r>
+        <w:rPr>
+          <w:b w:val="0"/>
+        </w:rPr>
+        <w:t xml:space="preserve">Support: read the exact case aloud, enlarge the labelled picture, supply </w:t>
+      </w:r>
+      <w:r>
+        <w:rPr>
+          <w:b/>
+        </w:rPr>
+        <w:t>input</w:t>
+      </w:r>
+      <w:r>
+        <w:rPr>
+          <w:b w:val="0"/>
+        </w:rPr>
+        <w:t xml:space="preserve"> cards and model only the first deciding step. Accept a spoken explanation or drawing; retain the reasoning goal.</w:t>
+      </w:r>
+    </w:p>
+    <w:p>
+      <w:pPr>
+        <w:pStyle w:val="Heading3"/>
+      </w:pPr>
+      <w:r>
+        <w:t>Extend the reasoning</w:t>
+      </w:r>
+    </w:p>
+    <w:p>
+      <w:pPr>
+        <w:spacing w:line="336" w:lineRule="auto" w:after="180"/>
+        <w:shd w:fill="F5F1FB"/>
+      </w:pPr>
+      <w:r>
+        <w:rPr>
+          <w:b w:val="0"/>
+        </w:rPr>
+        <w:t xml:space="preserve">Extension: Start the axis at 5 without making the truncation obvious. Require a </w:t>
+      </w:r>
+      <w:r>
+        <w:rPr>
+          <w:b/>
+        </w:rPr>
+        <w:t>prediction</w:t>
+      </w:r>
+      <w:r>
+        <w:rPr>
+          <w:b w:val="0"/>
+        </w:rPr>
+        <w:t xml:space="preserve"> and a reason before comparing. Expected result: The bars exaggerate the visual contrast and require correction or clear disclosure.</w:t>
+      </w:r>
+    </w:p>
+    <w:p>
+      <w:pPr>
+        <w:spacing w:line="336" w:lineRule="auto" w:after="180"/>
+        <w:shd w:fill="F5F1FB"/>
+      </w:pPr>
+      <w:r>
+        <w:rPr>
+          <w:b w:val="0"/>
+        </w:rPr>
+        <w:t>Reason: Visible heights no longer correspond to the full count scale.</w:t>
+      </w:r>
+    </w:p>
+    <w:p>
+      <w:pPr>
+        <w:pStyle w:val="Heading3"/>
+      </w:pPr>
+      <w:r>
+        <w:t>Protect the independent attempt</w:t>
+      </w:r>
+    </w:p>
+    <w:p>
+      <w:pPr>
+        <w:spacing w:line="336" w:lineRule="auto" w:after="180"/>
+        <w:shd w:fill="FFF5E6"/>
+      </w:pPr>
+      <w:r>
+        <w:rPr>
+          <w:b w:val="0"/>
+        </w:rPr>
         <w:t>Independent assessment: withhold the reserved answer until the learner has attempted the new case. Record support separately from correctness.</w:t>
       </w:r>
     </w:p>
@@ -2355,46 +4710,921 @@
       </w:tr>
     </w:tbl>
     <w:p>
-      <w:r>
-        <w:t>Project checkpoint: Prepare the demonstration. Gather reproducible instructions, evidence, access checks and remaining limitations.</w:t>
+      <w:pPr>
+        <w:pStyle w:val="Heading3"/>
+      </w:pPr>
+      <w:r>
+        <w:t>Project checkpoint</w:t>
       </w:r>
     </w:p>
     <w:p>
-      <w:r>
-        <w:t>Use the weekly teacher answer for topic-specific reasoning. A saved progress tick is an activity record; judge mastery from the learner’s explanation and evidence.</w:t>
+      <w:pPr>
+        <w:spacing w:line="336" w:lineRule="auto" w:after="180"/>
+        <w:shd w:fill="EDF7F3"/>
+      </w:pPr>
+      <w:r>
+        <w:rPr>
+          <w:b w:val="0"/>
+        </w:rPr>
+        <w:t xml:space="preserve">Project checkpoint: Prepare the demonstration. Gather reproducible instructions, </w:t>
+      </w:r>
+      <w:r>
+        <w:rPr>
+          <w:b/>
+        </w:rPr>
+        <w:t>evidence</w:t>
+      </w:r>
+      <w:r>
+        <w:rPr>
+          <w:b w:val="0"/>
+        </w:rPr>
+        <w:t>, access checks and remaining limitations.</w:t>
       </w:r>
     </w:p>
     <w:p>
       <w:pPr>
-        <w:pStyle w:val="Heading1"/>
-      </w:pPr>
-      <w:r>
-        <w:t>08. Use feedback, labs and repair paths</w:t>
+        <w:spacing w:line="336" w:lineRule="auto" w:after="180"/>
+      </w:pPr>
+      <w:r>
+        <w:rPr>
+          <w:b w:val="0"/>
+        </w:rPr>
+        <w:t xml:space="preserve">Use the weekly teacher answer for topic-specific reasoning. A saved progress tick is an activity record; judge mastery from the learner’s explanation and </w:t>
+      </w:r>
+      <w:r>
+        <w:rPr>
+          <w:b/>
+        </w:rPr>
+        <w:t>evidence</w:t>
+      </w:r>
+      <w:r>
+        <w:rPr>
+          <w:b w:val="0"/>
+        </w:rPr>
+        <w:t>.</w:t>
       </w:r>
     </w:p>
     <w:p>
-      <w:r>
-        <w:t>Use the two formative questions as supported practice, not as independent mastery scores. Discuss the deciding evidence rather than accepting a guessed selection.</w:t>
+      <w:pPr>
+        <w:pStyle w:val="Heading1"/>
+      </w:pPr>
+      <w:r>
+        <w:t>08. Use feedback, labs and repair paths</w:t>
       </w:r>
     </w:p>
     <w:p>
       <w:r>
-        <w:t>The feedback comes from the reviewed public worked case. Do not reveal the separately reserved independent teacher answer until the learner has attempted that case.</w:t>
+        <w:t>Use feedback, earlier review and portfolios purposefully. Apply the coding routine only when this lesson has an executable lab.</w:t>
       </w:r>
     </w:p>
     <w:p>
-      <w:r>
-        <w:t>Ask students to predict before running code. Preserve errors and actual outputs; collect a changed test and an explanation. The branch-boundary and indexing lessons deliberately include failure cases.</w:t>
+      <w:pPr>
+        <w:spacing w:line="336" w:lineRule="auto" w:after="180"/>
+      </w:pPr>
+      <w:r>
+        <w:rPr>
+          <w:b w:val="0"/>
+        </w:rPr>
+        <w:t xml:space="preserve">Use the two formative questions as supported practice, not as independent mastery scores. Discuss the deciding </w:t>
+      </w:r>
+      <w:r>
+        <w:rPr>
+          <w:b/>
+        </w:rPr>
+        <w:t>evidence</w:t>
+      </w:r>
+      <w:r>
+        <w:rPr>
+          <w:b w:val="0"/>
+        </w:rPr>
+        <w:t xml:space="preserve"> rather than accepting a guessed selection.</w:t>
       </w:r>
     </w:p>
     <w:p>
-      <w:r>
-        <w:t>Use the earlier worked-explanation links to address a specific missing building block, then return to the current question. Adapt this suggestion after observing the learner; it is not an automatic diagnosis.</w:t>
+      <w:pPr>
+        <w:spacing w:line="336" w:lineRule="auto" w:after="180"/>
+      </w:pPr>
+      <w:r>
+        <w:rPr>
+          <w:b w:val="0"/>
+        </w:rPr>
+        <w:t>The feedback comes from the reviewed public worked case. Do not reveal the separately reserved independent teacher answer until the learner has attempted that case.</w:t>
       </w:r>
     </w:p>
     <w:p>
-      <w:r>
-        <w:t>Collect the completed-work portfolio as evidence. Record support separately from correctness, and assess explanation, trace/test and limitations. Progress ticks and quiz selections alone do not establish mastery.</w:t>
+      <w:pPr>
+        <w:pStyle w:val="Heading3"/>
+      </w:pPr>
+      <w:r>
+        <w:t>For later coding lessons</w:t>
+      </w:r>
+    </w:p>
+    <w:p>
+      <w:r>
+        <w:t>This week has no code block. Use this routine when a later lesson includes an executable lab.</w:t>
+      </w:r>
+    </w:p>
+    <w:p>
+      <w:pPr>
+        <w:spacing w:line="336" w:lineRule="auto" w:after="180"/>
+        <w:shd w:fill="F1F6F8"/>
+      </w:pPr>
+      <w:r>
+        <w:rPr>
+          <w:b w:val="0"/>
+        </w:rPr>
+        <w:t xml:space="preserve">Ask students to predict before running code. Preserve errors and actual </w:t>
+      </w:r>
+      <w:r>
+        <w:rPr>
+          <w:b/>
+        </w:rPr>
+        <w:t>output</w:t>
+      </w:r>
+      <w:r>
+        <w:rPr>
+          <w:b w:val="0"/>
+        </w:rPr>
+        <w:t>s; collect a changed test and an explanation. The branch-boundary and indexing lessons deliberately include failure cases.</w:t>
+      </w:r>
+    </w:p>
+    <w:p>
+      <w:pPr>
+        <w:spacing w:line="336" w:lineRule="auto" w:after="180"/>
+      </w:pPr>
+      <w:r>
+        <w:rPr>
+          <w:b w:val="0"/>
+        </w:rPr>
+        <w:t>Use the earlier worked-explanation links to address a specific missing building block, then return to the current question. Adapt this suggestion after observing the learner; it is not an automatic diagnosis.</w:t>
+      </w:r>
+    </w:p>
+    <w:p>
+      <w:pPr>
+        <w:spacing w:line="336" w:lineRule="auto" w:after="180"/>
+      </w:pPr>
+      <w:r>
+        <w:rPr>
+          <w:b w:val="0"/>
+        </w:rPr>
+        <w:t xml:space="preserve">Collect the completed-work portfolio as </w:t>
+      </w:r>
+      <w:r>
+        <w:rPr>
+          <w:b/>
+        </w:rPr>
+        <w:t>evidence</w:t>
+      </w:r>
+      <w:r>
+        <w:rPr>
+          <w:b w:val="0"/>
+        </w:rPr>
+        <w:t>. Record support separately from correctness, and assess explanation, trace/test and limitations. Progress ticks and quiz selections alone do not establish mastery.</w:t>
+      </w:r>
+    </w:p>
+    <w:p>
+      <w:pPr>
+        <w:pStyle w:val="Heading1"/>
+      </w:pPr>
+      <w:r>
+        <w:t>09. Visual concept journey</w:t>
+      </w:r>
+    </w:p>
+    <w:p>
+      <w:r>
+        <w:t>Show one Figures that preserve evidence graphic at a time, request a prediction and discuss its trace before the independent assessment.</w:t>
+      </w:r>
+    </w:p>
+    <w:p>
+      <w:pPr>
+        <w:spacing w:line="336" w:lineRule="auto" w:after="180"/>
+      </w:pPr>
+      <w:r>
+        <w:rPr>
+          <w:b w:val="0"/>
+        </w:rPr>
+        <w:t xml:space="preserve">Use one picture at a time. Hide a worked result before asking for a </w:t>
+      </w:r>
+      <w:r>
+        <w:rPr>
+          <w:b/>
+        </w:rPr>
+        <w:t>prediction</w:t>
+      </w:r>
+      <w:r>
+        <w:rPr>
+          <w:b w:val="0"/>
+        </w:rPr>
+        <w:t>, then reveal it for feedback. These are supported teaching cases; retain the separate independent assessment for a fresh first attempt.</w:t>
+      </w:r>
+    </w:p>
+    <w:p>
+      <w:pPr>
+        <w:pStyle w:val="Heading3"/>
+      </w:pPr>
+      <w:r>
+        <w:t>01. Figures that preserve evidence: the case</w:t>
+      </w:r>
+    </w:p>
+    <w:p>
+      <w:r>
+        <w:drawing>
+          <wp:inline xmlns:a="http://schemas.openxmlformats.org/drawingml/2006/main" xmlns:pic="http://schemas.openxmlformats.org/drawingml/2006/picture">
+            <wp:extent cx="5486400" cy="2834640"/>
+            <wp:docPr id="3" name="Picture 3" descr="Draw bars that preserve the comparison. A report plots correct counts for two versions on the same ten cases. Supplied facts: A has 6/10 correct; B has 8/10. The count axis should start at zero and identify the ten-case denominator."/>
+            <wp:cNvGraphicFramePr>
+              <a:graphicFrameLocks noChangeAspect="1"/>
+            </wp:cNvGraphicFramePr>
+            <a:graphic>
+              <a:graphicData uri="http://schemas.openxmlformats.org/drawingml/2006/picture">
+                <pic:pic>
+                  <pic:nvPicPr>
+                    <pic:cNvPr id="0" name="academy-story-ai-7-29-01.png"/>
+                    <pic:cNvPicPr/>
+                  </pic:nvPicPr>
+                  <pic:blipFill>
+                    <a:blip r:embed="rId11"/>
+                    <a:stretch>
+                      <a:fillRect/>
+                    </a:stretch>
+                  </pic:blipFill>
+                  <pic:spPr>
+                    <a:xfrm>
+                      <a:off x="0" y="0"/>
+                      <a:ext cx="5486400" cy="2834640"/>
+                    </a:xfrm>
+                    <a:prstGeom prst="rect"/>
+                  </pic:spPr>
+                </pic:pic>
+              </a:graphicData>
+            </a:graphic>
+          </wp:inline>
+        </w:drawing>
+      </w:r>
+    </w:p>
+    <w:p>
+      <w:pPr>
+        <w:spacing w:line="336" w:lineRule="auto" w:after="180"/>
+      </w:pPr>
+      <w:r>
+        <w:rPr>
+          <w:b w:val="0"/>
+        </w:rPr>
+        <w:t>Draw bars that preserve the comparison. A report plots correct counts for two versions on the same ten cases. Supplied facts: A has 6/10 correct; B has 8/10.</w:t>
+      </w:r>
+    </w:p>
+    <w:p>
+      <w:pPr>
+        <w:spacing w:line="336" w:lineRule="auto" w:after="180"/>
+      </w:pPr>
+      <w:r>
+        <w:rPr>
+          <w:b w:val="0"/>
+        </w:rPr>
+        <w:t>The count axis should start at zero and identify the ten-case denominator.</w:t>
+      </w:r>
+    </w:p>
+    <w:p>
+      <w:pPr>
+        <w:spacing w:line="336" w:lineRule="auto" w:after="180"/>
+        <w:shd w:fill="F5F1FB"/>
+      </w:pPr>
+      <w:r>
+        <w:rPr>
+          <w:b w:val="0"/>
+        </w:rPr>
+        <w:t>Point to the given fact that matters most. Explain why it matters.</w:t>
+      </w:r>
+    </w:p>
+    <w:p>
+      <w:pPr>
+        <w:pStyle w:val="Heading3"/>
+      </w:pPr>
+      <w:r>
+        <w:t>Discuss while showing the picture</w:t>
+      </w:r>
+    </w:p>
+    <w:p>
+      <w:pPr>
+        <w:spacing w:line="336" w:lineRule="auto" w:after="180"/>
+        <w:shd w:fill="F1F6F8"/>
+      </w:pPr>
+      <w:r>
+        <w:rPr>
+          <w:b w:val="0"/>
+        </w:rPr>
+        <w:t>Teacher prompt: Point to the given fact that matters most. Explain why it matters. Ask learners to describe one label or arrow in ordinary words. Use the adjacent transcript if the image is difficult to see.</w:t>
+      </w:r>
+    </w:p>
+    <w:p>
+      <w:pPr>
+        <w:pStyle w:val="Heading3"/>
+      </w:pPr>
+      <w:r>
+        <w:t>02. Follow the deciding steps</w:t>
+      </w:r>
+    </w:p>
+    <w:p>
+      <w:r>
+        <w:drawing>
+          <wp:inline xmlns:a="http://schemas.openxmlformats.org/drawingml/2006/main" xmlns:pic="http://schemas.openxmlformats.org/drawingml/2006/picture">
+            <wp:extent cx="5486400" cy="3182112"/>
+            <wp:docPr id="4" name="Picture 4" descr="Draw honest bars: Use heights 6 and 8 on a zero-based correct-count axis. → Label the scale: State counts out of ten, not an unspecified quality score. → Keep context nearby: Note the fixed tasks and absence of a significance test."/>
+            <wp:cNvGraphicFramePr>
+              <a:graphicFrameLocks noChangeAspect="1"/>
+            </wp:cNvGraphicFramePr>
+            <a:graphic>
+              <a:graphicData uri="http://schemas.openxmlformats.org/drawingml/2006/picture">
+                <pic:pic>
+                  <pic:nvPicPr>
+                    <pic:cNvPr id="0" name="academy-story-ai-7-29-02.png"/>
+                    <pic:cNvPicPr/>
+                  </pic:nvPicPr>
+                  <pic:blipFill>
+                    <a:blip r:embed="rId12"/>
+                    <a:stretch>
+                      <a:fillRect/>
+                    </a:stretch>
+                  </pic:blipFill>
+                  <pic:spPr>
+                    <a:xfrm>
+                      <a:off x="0" y="0"/>
+                      <a:ext cx="5486400" cy="3182112"/>
+                    </a:xfrm>
+                    <a:prstGeom prst="rect"/>
+                  </pic:spPr>
+                </pic:pic>
+              </a:graphicData>
+            </a:graphic>
+          </wp:inline>
+        </w:drawing>
+      </w:r>
+    </w:p>
+    <w:p>
+      <w:pPr>
+        <w:spacing w:line="336" w:lineRule="auto" w:after="180"/>
+      </w:pPr>
+      <w:r>
+        <w:rPr>
+          <w:b w:val="0"/>
+        </w:rPr>
+        <w:t>Draw honest bars: Use heights 6 and 8 on a zero-based correct-count axis. → Label the scale: State counts out of ten, not an unspecified quality score. → Keep context nearby: Note the fixed tasks and absence of a significance test.</w:t>
+      </w:r>
+    </w:p>
+    <w:p>
+      <w:pPr>
+        <w:spacing w:line="336" w:lineRule="auto" w:after="180"/>
+        <w:shd w:fill="F5F1FB"/>
+      </w:pPr>
+      <w:r>
+        <w:rPr>
+          <w:b w:val="0"/>
+        </w:rPr>
+        <w:t xml:space="preserve">Point to each numbered stage and explain which recorded </w:t>
+      </w:r>
+      <w:r>
+        <w:rPr>
+          <w:b/>
+        </w:rPr>
+        <w:t>input</w:t>
+      </w:r>
+      <w:r>
+        <w:rPr>
+          <w:b w:val="0"/>
+        </w:rPr>
+        <w:t xml:space="preserve"> it uses.</w:t>
+      </w:r>
+    </w:p>
+    <w:p>
+      <w:pPr>
+        <w:pStyle w:val="Heading3"/>
+      </w:pPr>
+      <w:r>
+        <w:t>Discuss while showing the picture</w:t>
+      </w:r>
+    </w:p>
+    <w:p>
+      <w:pPr>
+        <w:spacing w:line="336" w:lineRule="auto" w:after="180"/>
+        <w:shd w:fill="F1F6F8"/>
+      </w:pPr>
+      <w:r>
+        <w:rPr>
+          <w:b w:val="0"/>
+        </w:rPr>
+        <w:t xml:space="preserve">Teacher prompt: Point to each numbered stage and explain which recorded </w:t>
+      </w:r>
+      <w:r>
+        <w:rPr>
+          <w:b/>
+        </w:rPr>
+        <w:t>input</w:t>
+      </w:r>
+      <w:r>
+        <w:rPr>
+          <w:b w:val="0"/>
+        </w:rPr>
+        <w:t xml:space="preserve"> it uses. Ask learners to describe one label or arrow in ordinary words. Use the adjacent transcript if the image is difficult to see.</w:t>
+      </w:r>
+    </w:p>
+    <w:p>
+      <w:pPr>
+        <w:pStyle w:val="Heading3"/>
+      </w:pPr>
+      <w:r>
+        <w:t>03. Zero-based correct counts</w:t>
+      </w:r>
+    </w:p>
+    <w:p>
+      <w:r>
+        <w:drawing>
+          <wp:inline xmlns:a="http://schemas.openxmlformats.org/drawingml/2006/main" xmlns:pic="http://schemas.openxmlformats.org/drawingml/2006/picture">
+            <wp:extent cx="5486400" cy="2834640"/>
+            <wp:docPr id="5" name="Picture 5" descr="Zero-based correct counts. Units: correct cases out of 10. A: 6. B: 8."/>
+            <wp:cNvGraphicFramePr>
+              <a:graphicFrameLocks noChangeAspect="1"/>
+            </wp:cNvGraphicFramePr>
+            <a:graphic>
+              <a:graphicData uri="http://schemas.openxmlformats.org/drawingml/2006/picture">
+                <pic:pic>
+                  <pic:nvPicPr>
+                    <pic:cNvPr id="0" name="academy-story-ai-7-29-03.png"/>
+                    <pic:cNvPicPr/>
+                  </pic:nvPicPr>
+                  <pic:blipFill>
+                    <a:blip r:embed="rId13"/>
+                    <a:stretch>
+                      <a:fillRect/>
+                    </a:stretch>
+                  </pic:blipFill>
+                  <pic:spPr>
+                    <a:xfrm>
+                      <a:off x="0" y="0"/>
+                      <a:ext cx="5486400" cy="2834640"/>
+                    </a:xfrm>
+                    <a:prstGeom prst="rect"/>
+                  </pic:spPr>
+                </pic:pic>
+              </a:graphicData>
+            </a:graphic>
+          </wp:inline>
+        </w:drawing>
+      </w:r>
+    </w:p>
+    <w:p>
+      <w:pPr>
+        <w:spacing w:line="336" w:lineRule="auto" w:after="180"/>
+      </w:pPr>
+      <w:r>
+        <w:rPr>
+          <w:b w:val="0"/>
+        </w:rPr>
+        <w:t>Zero-based correct counts. Units: correct cases out of 10. A: 6. B: 8.</w:t>
+      </w:r>
+    </w:p>
+    <w:p>
+      <w:pPr>
+        <w:spacing w:line="336" w:lineRule="auto" w:after="180"/>
+        <w:shd w:fill="F5F1FB"/>
+      </w:pPr>
+      <w:r>
+        <w:rPr>
+          <w:b w:val="0"/>
+        </w:rPr>
+        <w:t>Read the labels and values. Explain the relationship the model shows.</w:t>
+      </w:r>
+    </w:p>
+    <w:p>
+      <w:pPr>
+        <w:pStyle w:val="Heading3"/>
+      </w:pPr>
+      <w:r>
+        <w:t>Discuss while showing the picture</w:t>
+      </w:r>
+    </w:p>
+    <w:p>
+      <w:pPr>
+        <w:spacing w:line="336" w:lineRule="auto" w:after="180"/>
+        <w:shd w:fill="F1F6F8"/>
+      </w:pPr>
+      <w:r>
+        <w:rPr>
+          <w:b w:val="0"/>
+        </w:rPr>
+        <w:t>Teacher prompt: Read the labels and values. Explain the relationship the model shows. Ask learners to describe one label or arrow in ordinary words. Use the adjacent transcript if the image is difficult to see.</w:t>
+      </w:r>
+    </w:p>
+    <w:p>
+      <w:pPr>
+        <w:spacing w:line="336" w:lineRule="auto" w:after="180"/>
+        <w:shd w:fill="F1F6F8"/>
+      </w:pPr>
+      <w:r>
+        <w:rPr>
+          <w:b w:val="0"/>
+        </w:rPr>
+        <w:t>Check row/column meanings, units and denominators before discussing a difference. Supplied toy values are not real class or model results.</w:t>
+      </w:r>
+    </w:p>
+    <w:p>
+      <w:pPr>
+        <w:pStyle w:val="Heading3"/>
+      </w:pPr>
+      <w:r>
+        <w:t>04. Change one thing. Trace what follows.</w:t>
+      </w:r>
+    </w:p>
+    <w:p>
+      <w:r>
+        <w:drawing>
+          <wp:inline xmlns:a="http://schemas.openxmlformats.org/drawingml/2006/main" xmlns:pic="http://schemas.openxmlformats.org/drawingml/2006/picture">
+            <wp:extent cx="5486400" cy="3026664"/>
+            <wp:docPr id="6" name="Picture 6" descr="Original case: Note the fixed tasks and absence of a significance test. Changed condition: Start the axis at 5 without making the truncation obvious. Expected result: The bars exaggerate the visual contrast and require correction or clear disclosure. Reason: Visible heights no longer correspond to the full count scale."/>
+            <wp:cNvGraphicFramePr>
+              <a:graphicFrameLocks noChangeAspect="1"/>
+            </wp:cNvGraphicFramePr>
+            <a:graphic>
+              <a:graphicData uri="http://schemas.openxmlformats.org/drawingml/2006/picture">
+                <pic:pic>
+                  <pic:nvPicPr>
+                    <pic:cNvPr id="0" name="academy-story-ai-7-29-04.png"/>
+                    <pic:cNvPicPr/>
+                  </pic:nvPicPr>
+                  <pic:blipFill>
+                    <a:blip r:embed="rId14"/>
+                    <a:stretch>
+                      <a:fillRect/>
+                    </a:stretch>
+                  </pic:blipFill>
+                  <pic:spPr>
+                    <a:xfrm>
+                      <a:off x="0" y="0"/>
+                      <a:ext cx="5486400" cy="3026664"/>
+                    </a:xfrm>
+                    <a:prstGeom prst="rect"/>
+                  </pic:spPr>
+                </pic:pic>
+              </a:graphicData>
+            </a:graphic>
+          </wp:inline>
+        </w:drawing>
+      </w:r>
+    </w:p>
+    <w:p>
+      <w:pPr>
+        <w:spacing w:line="336" w:lineRule="auto" w:after="180"/>
+      </w:pPr>
+      <w:r>
+        <w:rPr>
+          <w:b w:val="0"/>
+        </w:rPr>
+        <w:t>Original case: Note the fixed tasks and absence of a significance test. Changed condition: Start the axis at 5 without making the truncation obvious.</w:t>
+      </w:r>
+    </w:p>
+    <w:p>
+      <w:pPr>
+        <w:spacing w:line="336" w:lineRule="auto" w:after="180"/>
+      </w:pPr>
+      <w:r>
+        <w:rPr>
+          <w:b w:val="0"/>
+        </w:rPr>
+        <w:t>Expected result: The bars exaggerate the visual contrast and require correction or clear disclosure. Reason: Visible heights no longer correspond to the full count scale.</w:t>
+      </w:r>
+    </w:p>
+    <w:p>
+      <w:pPr>
+        <w:spacing w:line="336" w:lineRule="auto" w:after="180"/>
+        <w:shd w:fill="F5F1FB"/>
+      </w:pPr>
+      <w:r>
+        <w:rPr>
+          <w:b w:val="0"/>
+        </w:rPr>
+        <w:t>Predict before checking the worked changed-case result. Name what changed and what the supplied facts allow you to conclude.</w:t>
+      </w:r>
+    </w:p>
+    <w:p>
+      <w:pPr>
+        <w:pStyle w:val="Heading3"/>
+      </w:pPr>
+      <w:r>
+        <w:t>Discuss while showing the picture</w:t>
+      </w:r>
+    </w:p>
+    <w:p>
+      <w:pPr>
+        <w:spacing w:line="336" w:lineRule="auto" w:after="180"/>
+        <w:shd w:fill="F1F6F8"/>
+      </w:pPr>
+      <w:r>
+        <w:rPr>
+          <w:b w:val="0"/>
+        </w:rPr>
+        <w:t>Teacher prompt: Predict before checking the worked changed-case result. Name what changed and what the supplied facts allow you to conclude. Ask learners to describe one label or arrow in ordinary words.</w:t>
+      </w:r>
+    </w:p>
+    <w:p>
+      <w:pPr>
+        <w:spacing w:line="336" w:lineRule="auto" w:after="180"/>
+        <w:shd w:fill="F1F6F8"/>
+      </w:pPr>
+      <w:r>
+        <w:rPr>
+          <w:b w:val="0"/>
+        </w:rPr>
+        <w:t>Use the adjacent transcript if the image is difficult to see. Changed-case reasoning: Visible heights no longer correspond to the full count scale.</w:t>
+      </w:r>
+    </w:p>
+    <w:p>
+      <w:pPr>
+        <w:pStyle w:val="Heading3"/>
+      </w:pPr>
+      <w:r>
+        <w:t>05. Connect the explanation to its limit</w:t>
+      </w:r>
+    </w:p>
+    <w:p>
+      <w:r>
+        <w:drawing>
+          <wp:inline xmlns:a="http://schemas.openxmlformats.org/drawingml/2006/main" xmlns:pic="http://schemas.openxmlformats.org/drawingml/2006/picture">
+            <wp:extent cx="5486400" cy="2834640"/>
+            <wp:docPr id="7" name="Picture 7" descr="Figures make evidence easier to inspect when labels and scales preserve meaning. A dramatic-looking visual cannot supply missing uncertainty or representativeness. Limit: A well-labelled chart still cannot establish a causal or population claim from ten cases."/>
+            <wp:cNvGraphicFramePr>
+              <a:graphicFrameLocks noChangeAspect="1"/>
+            </wp:cNvGraphicFramePr>
+            <a:graphic>
+              <a:graphicData uri="http://schemas.openxmlformats.org/drawingml/2006/picture">
+                <pic:pic>
+                  <pic:nvPicPr>
+                    <pic:cNvPr id="0" name="academy-story-ai-7-29-05.png"/>
+                    <pic:cNvPicPr/>
+                  </pic:nvPicPr>
+                  <pic:blipFill>
+                    <a:blip r:embed="rId15"/>
+                    <a:stretch>
+                      <a:fillRect/>
+                    </a:stretch>
+                  </pic:blipFill>
+                  <pic:spPr>
+                    <a:xfrm>
+                      <a:off x="0" y="0"/>
+                      <a:ext cx="5486400" cy="2834640"/>
+                    </a:xfrm>
+                    <a:prstGeom prst="rect"/>
+                  </pic:spPr>
+                </pic:pic>
+              </a:graphicData>
+            </a:graphic>
+          </wp:inline>
+        </w:drawing>
+      </w:r>
+    </w:p>
+    <w:p>
+      <w:pPr>
+        <w:spacing w:line="336" w:lineRule="auto" w:after="180"/>
+      </w:pPr>
+      <w:r>
+        <w:rPr>
+          <w:b w:val="0"/>
+        </w:rPr>
+        <w:t xml:space="preserve">Figures make </w:t>
+      </w:r>
+      <w:r>
+        <w:rPr>
+          <w:b/>
+        </w:rPr>
+        <w:t>evidence</w:t>
+      </w:r>
+      <w:r>
+        <w:rPr>
+          <w:b w:val="0"/>
+        </w:rPr>
+        <w:t xml:space="preserve"> easier to inspect when labels and scales preserve meaning. A dramatic-looking visual cannot supply missing uncertainty or representativeness.</w:t>
+      </w:r>
+    </w:p>
+    <w:p>
+      <w:pPr>
+        <w:spacing w:line="336" w:lineRule="auto" w:after="180"/>
+      </w:pPr>
+      <w:r>
+        <w:rPr>
+          <w:b w:val="0"/>
+        </w:rPr>
+        <w:t>Limit: A well-labelled chart still cannot establish a causal or population claim from ten cases.</w:t>
+      </w:r>
+    </w:p>
+    <w:p>
+      <w:pPr>
+        <w:spacing w:line="336" w:lineRule="auto" w:after="180"/>
+        <w:shd w:fill="F5F1FB"/>
+      </w:pPr>
+      <w:r>
+        <w:rPr>
+          <w:b w:val="0"/>
+        </w:rPr>
+        <w:t>Explain the case, then point to a limit on the claim.</w:t>
+      </w:r>
+    </w:p>
+    <w:p>
+      <w:pPr>
+        <w:pStyle w:val="Heading3"/>
+      </w:pPr>
+      <w:r>
+        <w:t>Discuss while showing the picture</w:t>
+      </w:r>
+    </w:p>
+    <w:p>
+      <w:pPr>
+        <w:spacing w:line="336" w:lineRule="auto" w:after="180"/>
+        <w:shd w:fill="F1F6F8"/>
+      </w:pPr>
+      <w:r>
+        <w:rPr>
+          <w:b w:val="0"/>
+        </w:rPr>
+        <w:t>Teacher prompt: Explain the case, then point to a limit on the claim. Ask learners to describe one label or arrow in ordinary words. Use the adjacent transcript if the image is difficult to see.</w:t>
+      </w:r>
+    </w:p>
+    <w:p>
+      <w:pPr>
+        <w:spacing w:line="336" w:lineRule="auto" w:after="180"/>
+        <w:shd w:fill="F1F6F8"/>
+      </w:pPr>
+      <w:r>
+        <w:rPr>
+          <w:b w:val="0"/>
+        </w:rPr>
+        <w:t>Keep the stated scope: A well-labelled chart still cannot establish a causal or population claim from ten cases.</w:t>
+      </w:r>
+    </w:p>
+    <w:p>
+      <w:pPr>
+        <w:pStyle w:val="Heading3"/>
+      </w:pPr>
+      <w:r>
+        <w:t>06. Make the idea visible in your project</w:t>
+      </w:r>
+    </w:p>
+    <w:p>
+      <w:r>
+        <w:drawing>
+          <wp:inline xmlns:a="http://schemas.openxmlformats.org/drawingml/2006/main" xmlns:pic="http://schemas.openxmlformats.org/drawingml/2006/picture">
+            <wp:extent cx="5486400" cy="3681984"/>
+            <wp:docPr id="8" name="Picture 8" descr="For the Reproducible AI Research Study, retain an annotated worked trace and the changed-case reasoning. Connect the claim to its records, units and assumptions so another investigator can challenge or reproduce it. Draw your input, deciding step, result and limit. Supported question: Draw count bars for 6/10 and 8/10 using the stated axis. Why must the denominator and fixed task context remain visible, and what distortion arises from an undisclosed axis start at five?"/>
+            <wp:cNvGraphicFramePr>
+              <a:graphicFrameLocks noChangeAspect="1"/>
+            </wp:cNvGraphicFramePr>
+            <a:graphic>
+              <a:graphicData uri="http://schemas.openxmlformats.org/drawingml/2006/picture">
+                <pic:pic>
+                  <pic:nvPicPr>
+                    <pic:cNvPr id="0" name="academy-story-ai-7-29-06.png"/>
+                    <pic:cNvPicPr/>
+                  </pic:nvPicPr>
+                  <pic:blipFill>
+                    <a:blip r:embed="rId16"/>
+                    <a:stretch>
+                      <a:fillRect/>
+                    </a:stretch>
+                  </pic:blipFill>
+                  <pic:spPr>
+                    <a:xfrm>
+                      <a:off x="0" y="0"/>
+                      <a:ext cx="5486400" cy="3681984"/>
+                    </a:xfrm>
+                    <a:prstGeom prst="rect"/>
+                  </pic:spPr>
+                </pic:pic>
+              </a:graphicData>
+            </a:graphic>
+          </wp:inline>
+        </w:drawing>
+      </w:r>
+    </w:p>
+    <w:p>
+      <w:pPr>
+        <w:spacing w:line="336" w:lineRule="auto" w:after="180"/>
+      </w:pPr>
+      <w:r>
+        <w:rPr>
+          <w:b w:val="0"/>
+        </w:rPr>
+        <w:t>For the Reproducible AI Research Study, retain an annotated worked trace and the changed-case reasoning. Connect the claim to its records, units and assumptions so another investigator can challenge or reproduce it.</w:t>
+      </w:r>
+    </w:p>
+    <w:p>
+      <w:pPr>
+        <w:spacing w:line="336" w:lineRule="auto" w:after="180"/>
+      </w:pPr>
+      <w:r>
+        <w:rPr>
+          <w:b w:val="0"/>
+        </w:rPr>
+        <w:t xml:space="preserve">Draw your </w:t>
+      </w:r>
+      <w:r>
+        <w:rPr>
+          <w:b/>
+        </w:rPr>
+        <w:t>input</w:t>
+      </w:r>
+      <w:r>
+        <w:rPr>
+          <w:b w:val="0"/>
+        </w:rPr>
+        <w:t>, deciding step, result and limit. Supported question: Draw count bars for 6/10 and 8/10 using the stated axis.</w:t>
+      </w:r>
+    </w:p>
+    <w:p>
+      <w:pPr>
+        <w:spacing w:line="336" w:lineRule="auto" w:after="180"/>
+      </w:pPr>
+      <w:r>
+        <w:rPr>
+          <w:b w:val="0"/>
+        </w:rPr>
+        <w:t>Why must the denominator and fixed task context remain visible, and what distortion arises from an undisclosed axis start at five?</w:t>
+      </w:r>
+    </w:p>
+    <w:p>
+      <w:pPr>
+        <w:spacing w:line="336" w:lineRule="auto" w:after="180"/>
+        <w:shd w:fill="F5F1FB"/>
+      </w:pPr>
+      <w:r>
+        <w:rPr>
+          <w:b w:val="0"/>
+        </w:rPr>
+        <w:t xml:space="preserve">Draw your project trace and justify the deciding step using </w:t>
+      </w:r>
+      <w:r>
+        <w:rPr>
+          <w:b/>
+        </w:rPr>
+        <w:t>evidence</w:t>
+      </w:r>
+      <w:r>
+        <w:rPr>
+          <w:b w:val="0"/>
+        </w:rPr>
+        <w:t>.</w:t>
+      </w:r>
+    </w:p>
+    <w:p>
+      <w:pPr>
+        <w:pStyle w:val="Heading3"/>
+      </w:pPr>
+      <w:r>
+        <w:t>Discuss while showing the picture</w:t>
+      </w:r>
+    </w:p>
+    <w:p>
+      <w:pPr>
+        <w:spacing w:line="336" w:lineRule="auto" w:after="180"/>
+        <w:shd w:fill="F1F6F8"/>
+      </w:pPr>
+      <w:r>
+        <w:rPr>
+          <w:b w:val="0"/>
+        </w:rPr>
+        <w:t xml:space="preserve">Teacher prompt: Draw your project trace and justify the deciding step using </w:t>
+      </w:r>
+      <w:r>
+        <w:rPr>
+          <w:b/>
+        </w:rPr>
+        <w:t>evidence</w:t>
+      </w:r>
+      <w:r>
+        <w:rPr>
+          <w:b w:val="0"/>
+        </w:rPr>
+        <w:t>. Ask learners to describe one label or arrow in ordinary words. Use the adjacent transcript if the image is difficult to see.</w:t>
+      </w:r>
+    </w:p>
+    <w:p>
+      <w:pPr>
+        <w:spacing w:line="336" w:lineRule="auto" w:after="180"/>
+        <w:shd w:fill="F1F6F8"/>
+      </w:pPr>
+      <w:r>
+        <w:rPr>
+          <w:b w:val="0"/>
+        </w:rPr>
+        <w:t>Supported practice key: Use heights 6 and 8 on a zero-based correct-count axis. State counts out of ten, not an unspecified quality score. Note the fixed tasks and absence of a significance test.</w:t>
+      </w:r>
+    </w:p>
+    <w:p>
+      <w:pPr>
+        <w:spacing w:line="336" w:lineRule="auto" w:after="180"/>
+        <w:shd w:fill="F1F6F8"/>
+      </w:pPr>
+      <w:r>
+        <w:rPr>
+          <w:b w:val="0"/>
+        </w:rPr>
+        <w:t>Changed case: The bars exaggerate the visual contrast and require correction or clear disclosure. Visible heights no longer correspond to the full count scale.</w:t>
       </w:r>
     </w:p>
     <w:sectPr>

--- a/downloads/teacher/ai-7-week-29.docx
+++ b/downloads/teacher/ai-7-week-29.docx
@@ -143,7 +143,7 @@
           </w:tcPr>
           <w:p>
             <w:r>
-              <w:t>Sections 1–6; record the brief recall in the workbook.</w:t>
+              <w:t>Use Your mission, Notice the evidence, See how it works, Words that unlock the idea and Follow a worked example; record the brief recall in the workbook.</w:t>
             </w:r>
           </w:p>
         </w:tc>
@@ -175,7 +175,7 @@
           </w:tcPr>
           <w:p>
             <w:r>
-              <w:t>Sections 7–10; use the matching workbook W2 and misconception check.</w:t>
+              <w:t>Use Find and repair a mistake, Practise together and Run the investigation, with workbook W2 and Individual reasoning check.</w:t>
             </w:r>
           </w:p>
         </w:tc>
@@ -207,7 +207,7 @@
           </w:tcPr>
           <w:p>
             <w:r>
-              <w:t>Sections 9 and 11–14. Give extra time to finish the full task set; use Section 15 when the week includes a coding lab.</w:t>
+              <w:t>Use Run the investigation, Build your understanding, Connect your project and Show what you know. Reserve further time for the full task set. Use a code example only where one is actually supplied.</w:t>
             </w:r>
           </w:p>
         </w:tc>
@@ -526,7 +526,7 @@
         <w:rPr>
           <w:b w:val="0"/>
         </w:rPr>
-        <w:t xml:space="preserve">Two 45-minute sessions. Figures should preserve denominators, scales and uncertainty rather than exaggerate the preferred comparison. A plot is a representation of </w:t>
+        <w:t xml:space="preserve">Compact alternative: two 45-minute sessions for the core explanation and W1–W5 only. The main plan uses three sessions; schedule further time for the complete investigation, project, visual journey and any code examples. Figures should preserve denominators, scales and uncertainty rather than exaggerate the preferred comparison. A plot is a representation of </w:t>
       </w:r>
       <w:r>
         <w:rPr>
@@ -2001,7 +2001,7 @@
           </w:tcPr>
           <w:p>
             <w:r>
-              <w:t>Explain section 1 and vocabulary. Complete W1 with a mechanism-based explanation.</w:t>
+              <w:t>Explain See how it works and Words that unlock the idea. Complete W1 with a mechanism-based explanation.</w:t>
             </w:r>
           </w:p>
         </w:tc>
@@ -4250,7 +4250,7 @@
           </w:tcPr>
           <w:p>
             <w:r>
-              <w:t>Sections 1–6; record the brief recall in the workbook.</w:t>
+              <w:t>Use Your mission, Notice the evidence, See how it works, Words that unlock the idea and Follow a worked example; record the brief recall in the workbook.</w:t>
             </w:r>
           </w:p>
         </w:tc>
@@ -4282,7 +4282,7 @@
           </w:tcPr>
           <w:p>
             <w:r>
-              <w:t>Sections 7–10; use the matching workbook W2 and misconception check.</w:t>
+              <w:t>Use Find and repair a mistake, Practise together and Run the investigation, with workbook W2 and Individual reasoning check.</w:t>
             </w:r>
           </w:p>
         </w:tc>
@@ -4314,7 +4314,7 @@
           </w:tcPr>
           <w:p>
             <w:r>
-              <w:t>Sections 9 and 11–14. Give extra time to finish the full task set; use Section 15 when the week includes a coding lab.</w:t>
+              <w:t>Use Run the investigation, Build your understanding, Connect your project and Show what you know. Reserve further time for the full task set. Use a code example only where one is actually supplied.</w:t>
             </w:r>
           </w:p>
         </w:tc>

--- a/downloads/teacher/ai-7-week-29.docx
+++ b/downloads/teacher/ai-7-week-29.docx
@@ -25,20 +25,38 @@
         <w:pStyle w:val="Heading1"/>
       </w:pPr>
       <w:r>
-        <w:t>01. Prepare the purpose, prerequisites and materials</w:t>
+        <w:t>Teach the evidence-to-conclusion chain for Figures that preserve evidence</w:t>
       </w:r>
     </w:p>
     <w:p>
       <w:r>
-        <w:t>Prepare Figures that preserve evidence: check the target, prerequisites, resources and adaptable teaching schedule.</w:t>
+        <w:t>Preserve units, case counts and uncertainty limits without making a figure stand in for missing evidence.</w:t>
       </w:r>
     </w:p>
     <w:p>
-      <w:pPr>
-        <w:pStyle w:val="Heading3"/>
-      </w:pPr>
-      <w:r>
-        <w:t>Teach the learning cycle</w:t>
+      <w:r>
+        <w:t>Model the main case → reveal the picture gradually → probe limits → assess independent reasoning → plan a changed-case return.</w:t>
+      </w:r>
+    </w:p>
+    <w:p>
+      <w:pPr>
+        <w:pStyle w:val="Heading1"/>
+      </w:pPr>
+      <w:r>
+        <w:t>01. Prepare the connected research investigation</w:t>
+      </w:r>
+    </w:p>
+    <w:p>
+      <w:r>
+        <w:t>Keep modelling, shared practice and independent evidence distinct.</w:t>
+      </w:r>
+    </w:p>
+    <w:p>
+      <w:pPr>
+        <w:pStyle w:val="Heading2"/>
+      </w:pPr>
+      <w:r>
+        <w:t>Target and main teaching plan</w:t>
       </w:r>
     </w:p>
     <w:p>
@@ -249,18 +267,21 @@
     </w:p>
     <w:p>
       <w:pPr>
-        <w:pStyle w:val="Heading3"/>
-      </w:pPr>
-      <w:r>
-        <w:t>Retrieval answer guidance</w:t>
+        <w:pStyle w:val="Heading2"/>
+      </w:pPr>
+      <w:r>
+        <w:t>Preparation and prerequisite</w:t>
       </w:r>
     </w:p>
     <w:p>
       <w:pPr>
-        <w:pStyle w:val="Heading3"/>
-      </w:pPr>
-      <w:r>
-        <w:t>Negative results and claim revision</w:t>
+        <w:spacing w:line="336" w:lineRule="auto" w:after="180"/>
+      </w:pPr>
+      <w:r>
+        <w:rPr>
+          <w:b w:val="0"/>
+        </w:rPr>
+        <w:t>Lesson and workbook; paper and pencil</w:t>
       </w:r>
     </w:p>
     <w:p>
@@ -271,7 +292,7 @@
         <w:rPr>
           <w:b w:val="0"/>
         </w:rPr>
-        <w:t>Without opening the old lesson, explain one key idea from Negative results and claim revision. Give an example and a mistake that the idea helps you avoid.</w:t>
+        <w:t>Calculator and optional local Python 3 for arithmetic; no live API or private data</w:t>
       </w:r>
     </w:p>
     <w:p>
@@ -282,19 +303,7 @@
         <w:rPr>
           <w:b w:val="0"/>
         </w:rPr>
-        <w:t xml:space="preserve">Look for: Explain the </w:t>
-      </w:r>
-      <w:r>
-        <w:rPr>
-          <w:b/>
-        </w:rPr>
-        <w:t>mechanism</w:t>
-      </w:r>
-      <w:r>
-        <w:rPr>
-          <w:b w:val="0"/>
-        </w:rPr>
-        <w:t xml:space="preserve"> and terminology of negative results and claim revision</w:t>
+        <w:t>Prepare the fresh retry separately and withhold its solution until after collection</w:t>
       </w:r>
     </w:p>
     <w:p>
@@ -305,19 +314,31 @@
         <w:rPr>
           <w:b w:val="0"/>
         </w:rPr>
-        <w:t xml:space="preserve">Reference example, not the only acceptable wording: Teacher explanation: Negative results report that the </w:t>
+        <w:t xml:space="preserve">A result depends on the </w:t>
       </w:r>
       <w:r>
         <w:rPr>
           <w:b/>
         </w:rPr>
-        <w:t>evidence</w:t>
+        <w:t>input</w:t>
       </w:r>
       <w:r>
         <w:rPr>
           <w:b w:val="0"/>
         </w:rPr>
-        <w:t xml:space="preserve"> did not meet a declared expectation.</w:t>
+        <w:t xml:space="preserve">s, procedure and conditions that produced it. Preserve data roles and distinguish observed outcomes from </w:t>
+      </w:r>
+      <w:r>
+        <w:rPr>
+          <w:b/>
+        </w:rPr>
+        <w:t>prediction</w:t>
+      </w:r>
+      <w:r>
+        <w:rPr>
+          <w:b w:val="0"/>
+        </w:rPr>
+        <w:t>s or unmeasured conditions.</w:t>
       </w:r>
     </w:p>
     <w:p>
@@ -328,38 +349,26 @@
         <w:rPr>
           <w:b w:val="0"/>
         </w:rPr>
-        <w:t>They can reveal design limits or useful constraints without proving no effect anywhere. Compare results with the original criterion and uncertainty assumptions.</w:t>
+        <w:t>If the prior concept cannot be explained, use a short retrieval activity before this chapter.</w:t>
       </w:r>
     </w:p>
     <w:p>
       <w:pPr>
-        <w:spacing w:line="336" w:lineRule="auto" w:after="180"/>
-      </w:pPr>
-      <w:r>
-        <w:rPr>
-          <w:b w:val="0"/>
-        </w:rPr>
-        <w:t xml:space="preserve">Preserve the failed hypothesis, discuss plausible </w:t>
-      </w:r>
-      <w:r>
-        <w:rPr>
-          <w:b/>
-        </w:rPr>
-        <w:t>mechanism</w:t>
-      </w:r>
-      <w:r>
-        <w:rPr>
-          <w:b w:val="0"/>
-        </w:rPr>
-        <w:t>s and label revised questions as new work.</w:t>
+        <w:pStyle w:val="Heading2"/>
+      </w:pPr>
+      <w:r>
+        <w:t>Opening retrieval</w:t>
       </w:r>
     </w:p>
     <w:p>
       <w:pPr>
-        <w:pStyle w:val="Heading3"/>
-      </w:pPr>
-      <w:r>
-        <w:t>Inspecting failures and anomalies</w:t>
+        <w:spacing w:line="336" w:lineRule="auto" w:after="180"/>
+      </w:pPr>
+      <w:r>
+        <w:rPr>
+          <w:b w:val="0"/>
+        </w:rPr>
+        <w:t>Without opening the old lesson, explain one key idea from Negative results and claim revision. Give an example and a mistake that the idea helps you avoid.</w:t>
       </w:r>
     </w:p>
     <w:p>
@@ -370,7 +379,19 @@
         <w:rPr>
           <w:b w:val="0"/>
         </w:rPr>
-        <w:t>Without opening the old lesson, explain one key idea from Inspecting failures and anomalies. Give an example and a mistake that the idea helps you avoid.</w:t>
+        <w:t xml:space="preserve">Look for: Explain the </w:t>
+      </w:r>
+      <w:r>
+        <w:rPr>
+          <w:b/>
+        </w:rPr>
+        <w:t>mechanism</w:t>
+      </w:r>
+      <w:r>
+        <w:rPr>
+          <w:b w:val="0"/>
+        </w:rPr>
+        <w:t xml:space="preserve"> and terminology of negative results and claim revision</w:t>
       </w:r>
     </w:p>
     <w:p>
@@ -381,19 +402,19 @@
         <w:rPr>
           <w:b w:val="0"/>
         </w:rPr>
-        <w:t xml:space="preserve">Look for: Explain the </w:t>
+        <w:t xml:space="preserve">Reference example, not the only acceptable wording: Teacher explanation: Negative results report that the </w:t>
       </w:r>
       <w:r>
         <w:rPr>
           <w:b/>
         </w:rPr>
-        <w:t>mechanism</w:t>
+        <w:t>evidence</w:t>
       </w:r>
       <w:r>
         <w:rPr>
           <w:b w:val="0"/>
         </w:rPr>
-        <w:t xml:space="preserve"> and terminology of inspecting failures and anomalies</w:t>
+        <w:t xml:space="preserve"> did not meet a declared expectation.</w:t>
       </w:r>
     </w:p>
     <w:p>
@@ -404,7 +425,7 @@
         <w:rPr>
           <w:b w:val="0"/>
         </w:rPr>
-        <w:t>Reference example, not the only acceptable wording: Teacher explanation: Failure inspection generates explanations to test. An unusual result is not automatically a bad data point.</w:t>
+        <w:t>They can reveal design limits or useful constraints without proving no effect anywhere. Compare results with the original criterion and uncertainty assumptions.</w:t>
       </w:r>
     </w:p>
     <w:p>
@@ -415,51 +436,30 @@
         <w:rPr>
           <w:b w:val="0"/>
         </w:rPr>
-        <w:t xml:space="preserve">Compare raw </w:t>
+        <w:t xml:space="preserve">Preserve the failed hypothesis, discuss plausible </w:t>
       </w:r>
       <w:r>
         <w:rPr>
           <w:b/>
         </w:rPr>
-        <w:t>output</w:t>
+        <w:t>mechanism</w:t>
       </w:r>
       <w:r>
         <w:rPr>
           <w:b w:val="0"/>
         </w:rPr>
-        <w:t xml:space="preserve">s, </w:t>
-      </w:r>
-      <w:r>
-        <w:rPr>
-          <w:b/>
-        </w:rPr>
-        <w:t>input</w:t>
-      </w:r>
-      <w:r>
-        <w:rPr>
-          <w:b w:val="0"/>
-        </w:rPr>
-        <w:t xml:space="preserve"> validity and procedure traces. Correct demonstrable measurement errors with provenance; retain valid unusual </w:t>
-      </w:r>
-      <w:r>
-        <w:rPr>
-          <w:b/>
-        </w:rPr>
-        <w:t>observation</w:t>
-      </w:r>
-      <w:r>
-        <w:rPr>
-          <w:b w:val="0"/>
-        </w:rPr>
-        <w:t>s. Label post-result investigations exploratory.</w:t>
+        <w:t>s and label revised questions as new work.</w:t>
       </w:r>
     </w:p>
     <w:p>
       <w:pPr>
-        <w:pStyle w:val="Heading3"/>
-      </w:pPr>
-      <w:r>
-        <w:t>Power and resource tradeoffs</w:t>
+        <w:spacing w:line="336" w:lineRule="auto" w:after="180"/>
+      </w:pPr>
+      <w:r>
+        <w:rPr>
+          <w:b w:val="0"/>
+        </w:rPr>
+        <w:t>Without opening the old lesson, explain one key idea from Inspecting failures and anomalies. Give an example and a mistake that the idea helps you avoid.</w:t>
       </w:r>
     </w:p>
     <w:p>
@@ -470,7 +470,19 @@
         <w:rPr>
           <w:b w:val="0"/>
         </w:rPr>
-        <w:t>Without opening the old lesson, explain one key idea from Power and resource tradeoffs. Give an example and a mistake that the idea helps you avoid.</w:t>
+        <w:t xml:space="preserve">Look for: Explain the </w:t>
+      </w:r>
+      <w:r>
+        <w:rPr>
+          <w:b/>
+        </w:rPr>
+        <w:t>mechanism</w:t>
+      </w:r>
+      <w:r>
+        <w:rPr>
+          <w:b w:val="0"/>
+        </w:rPr>
+        <w:t xml:space="preserve"> and terminology of inspecting failures and anomalies</w:t>
       </w:r>
     </w:p>
     <w:p>
@@ -481,19 +493,7 @@
         <w:rPr>
           <w:b w:val="0"/>
         </w:rPr>
-        <w:t xml:space="preserve">Look for: Explain the </w:t>
-      </w:r>
-      <w:r>
-        <w:rPr>
-          <w:b/>
-        </w:rPr>
-        <w:t>mechanism</w:t>
-      </w:r>
-      <w:r>
-        <w:rPr>
-          <w:b w:val="0"/>
-        </w:rPr>
-        <w:t xml:space="preserve"> and terminology of power and resource tradeoffs</w:t>
+        <w:t>Reference example, not the only acceptable wording: Teacher explanation: Failure inspection generates explanations to test. An unusual result is not automatically a bad data point.</w:t>
       </w:r>
     </w:p>
     <w:p>
@@ -504,7 +504,43 @@
         <w:rPr>
           <w:b w:val="0"/>
         </w:rPr>
-        <w:t>Reference example, not the only acceptable wording: Teacher explanation: Power concerns detecting a declared effect under a specified model and test. Planning depends on effect size, variability, unit independence and budget.</w:t>
+        <w:t xml:space="preserve">Compare raw </w:t>
+      </w:r>
+      <w:r>
+        <w:rPr>
+          <w:b/>
+        </w:rPr>
+        <w:t>output</w:t>
+      </w:r>
+      <w:r>
+        <w:rPr>
+          <w:b w:val="0"/>
+        </w:rPr>
+        <w:t xml:space="preserve">s, </w:t>
+      </w:r>
+      <w:r>
+        <w:rPr>
+          <w:b/>
+        </w:rPr>
+        <w:t>input</w:t>
+      </w:r>
+      <w:r>
+        <w:rPr>
+          <w:b w:val="0"/>
+        </w:rPr>
+        <w:t xml:space="preserve"> validity and procedure traces. Correct demonstrable measurement errors with provenance; retain valid unusual </w:t>
+      </w:r>
+      <w:r>
+        <w:rPr>
+          <w:b/>
+        </w:rPr>
+        <w:t>observation</w:t>
+      </w:r>
+      <w:r>
+        <w:rPr>
+          <w:b w:val="0"/>
+        </w:rPr>
+        <w:t>s. Label post-result investigations exploratory.</w:t>
       </w:r>
     </w:p>
     <w:p>
@@ -515,7 +551,7 @@
         <w:rPr>
           <w:b w:val="0"/>
         </w:rPr>
-        <w:t>Use supplied simulation results rather than an unsupported universal sample-size rule. Estimated detection frequency is detections/simulated alternative trials; false positives require null trials separately.</w:t>
+        <w:t>Without opening the old lesson, explain one key idea from Power and resource tradeoffs. Give an example and a mistake that the idea helps you avoid.</w:t>
       </w:r>
     </w:p>
     <w:p>
@@ -526,31 +562,19 @@
         <w:rPr>
           <w:b w:val="0"/>
         </w:rPr>
-        <w:t xml:space="preserve">Compact alternative: two 45-minute sessions for the core explanation and W1–W5 only. The main plan uses three sessions; schedule further time for the complete investigation, project, visual journey and any code examples. Figures should preserve denominators, scales and uncertainty rather than exaggerate the preferred comparison. A plot is a representation of </w:t>
+        <w:t xml:space="preserve">Look for: Explain the </w:t>
       </w:r>
       <w:r>
         <w:rPr>
           <w:b/>
         </w:rPr>
-        <w:t>evidence</w:t>
+        <w:t>mechanism</w:t>
       </w:r>
       <w:r>
         <w:rPr>
           <w:b w:val="0"/>
         </w:rPr>
-        <w:t xml:space="preserve">, not extra </w:t>
-      </w:r>
-      <w:r>
-        <w:rPr>
-          <w:b/>
-        </w:rPr>
-        <w:t>evidence</w:t>
-      </w:r>
-      <w:r>
-        <w:rPr>
-          <w:b w:val="0"/>
-        </w:rPr>
-        <w:t>.</w:t>
+        <w:t xml:space="preserve"> and terminology of power and resource tradeoffs</w:t>
       </w:r>
     </w:p>
     <w:p>
@@ -561,19 +585,7 @@
         <w:rPr>
           <w:b w:val="0"/>
         </w:rPr>
-        <w:t xml:space="preserve">Use the supplied constructed scenarios to make the </w:t>
-      </w:r>
-      <w:r>
-        <w:rPr>
-          <w:b/>
-        </w:rPr>
-        <w:t>mechanism</w:t>
-      </w:r>
-      <w:r>
-        <w:rPr>
-          <w:b w:val="0"/>
-        </w:rPr>
-        <w:t xml:space="preserve"> inspectable. Collect W4 before sharing solutions.</w:t>
+        <w:t>Reference example, not the only acceptable wording: Teacher explanation: Power concerns detecting a declared effect under a specified model and test. Planning depends on effect size, variability, unit independence and budget.</w:t>
       </w:r>
     </w:p>
     <w:p>
@@ -584,27 +596,15 @@
         <w:rPr>
           <w:b w:val="0"/>
         </w:rPr>
-        <w:t xml:space="preserve">Students should name intermediate </w:t>
-      </w:r>
-      <w:r>
-        <w:rPr>
-          <w:b/>
-        </w:rPr>
-        <w:t>evidence</w:t>
-      </w:r>
-      <w:r>
-        <w:rPr>
-          <w:b w:val="0"/>
-        </w:rPr>
-        <w:t xml:space="preserve"> and limitations; classroom pacing and learning effectiveness remain unvalidated.</w:t>
+        <w:t>Use supplied simulation results rather than an unsupported universal sample-size rule. Estimated detection frequency is detections/simulated alternative trials; false positives require null trials separately.</w:t>
       </w:r>
     </w:p>
     <w:p>
       <w:pPr>
-        <w:pStyle w:val="Heading3"/>
-      </w:pPr>
-      <w:r>
-        <w:t>Outcomes</w:t>
+        <w:pStyle w:val="Heading2"/>
+      </w:pPr>
+      <w:r>
+        <w:t>Pictured end goal</w:t>
       </w:r>
     </w:p>
     <w:p>
@@ -615,47 +615,35 @@
         <w:rPr>
           <w:b w:val="0"/>
         </w:rPr>
-        <w:t xml:space="preserve">Explain the </w:t>
+        <w:t xml:space="preserve">Explain figures that preserve </w:t>
       </w:r>
       <w:r>
         <w:rPr>
           <w:b/>
         </w:rPr>
-        <w:t>mechanism</w:t>
+        <w:t>evidence</w:t>
       </w:r>
       <w:r>
         <w:rPr>
           <w:b w:val="0"/>
         </w:rPr>
-        <w:t xml:space="preserve"> and terminology of figures that preserve </w:t>
-      </w:r>
-      <w:r>
-        <w:rPr>
-          <w:b/>
-        </w:rPr>
-        <w:t>evidence</w:t>
+        <w:t xml:space="preserve"> using the records and boundaries of this fictional investigation.</w:t>
       </w:r>
     </w:p>
     <w:p>
       <w:pPr>
-        <w:spacing w:line="336" w:lineRule="auto" w:after="180"/>
-      </w:pPr>
-      <w:r>
-        <w:rPr>
-          <w:b w:val="0"/>
-        </w:rPr>
-        <w:t>Apply the stated procedure to a new case with a traceable result</w:t>
+        <w:pStyle w:val="Heading2"/>
+      </w:pPr>
+      <w:r>
+        <w:t>Earlier wording, alternatives and picture transcripts · reference / check after trying</w:t>
       </w:r>
     </w:p>
     <w:p>
       <w:pPr>
-        <w:spacing w:line="336" w:lineRule="auto" w:after="180"/>
-      </w:pPr>
-      <w:r>
-        <w:rPr>
-          <w:b w:val="0"/>
-        </w:rPr>
-        <w:t>Identify an assumption or limitation and design a revealing follow-up</w:t>
+        <w:pStyle w:val="Heading3"/>
+      </w:pPr>
+      <w:r>
+        <w:t>Teach the learning cycle</w:t>
       </w:r>
     </w:p>
     <w:p>
@@ -663,48 +651,66 @@
         <w:pStyle w:val="Heading3"/>
       </w:pPr>
       <w:r>
-        <w:t>Preparation</w:t>
+        <w:t>Retrieval answer guidance</w:t>
       </w:r>
     </w:p>
     <w:p>
       <w:pPr>
-        <w:spacing w:line="336" w:lineRule="auto" w:after="180"/>
-      </w:pPr>
-      <w:r>
-        <w:rPr>
-          <w:b w:val="0"/>
-        </w:rPr>
-        <w:t>Lesson and workbook; paper and pencil</w:t>
+        <w:pStyle w:val="Heading3"/>
+      </w:pPr>
+      <w:r>
+        <w:t>Negative results and claim revision</w:t>
       </w:r>
     </w:p>
     <w:p>
       <w:pPr>
-        <w:spacing w:line="336" w:lineRule="auto" w:after="180"/>
-      </w:pPr>
-      <w:r>
-        <w:rPr>
-          <w:b w:val="0"/>
-        </w:rPr>
-        <w:t>Calculator and optional local Python 3 for arithmetic; no live API or private data</w:t>
+        <w:pStyle w:val="Heading3"/>
+      </w:pPr>
+      <w:r>
+        <w:t>Inspecting failures and anomalies</w:t>
       </w:r>
     </w:p>
     <w:p>
       <w:pPr>
-        <w:spacing w:line="336" w:lineRule="auto" w:after="180"/>
-      </w:pPr>
-      <w:r>
-        <w:rPr>
-          <w:b w:val="0"/>
-        </w:rPr>
-        <w:t>Prepare the fresh retry separately and withhold its solution until after collection</w:t>
+        <w:pStyle w:val="Heading3"/>
+      </w:pPr>
+      <w:r>
+        <w:t>Power and resource tradeoffs</w:t>
       </w:r>
     </w:p>
     <w:p>
       <w:pPr>
-        <w:pStyle w:val="Heading3"/>
-      </w:pPr>
-      <w:r>
-        <w:t>Prerequisite answer</w:t>
+        <w:spacing w:line="336" w:lineRule="auto" w:after="180"/>
+      </w:pPr>
+      <w:r>
+        <w:rPr>
+          <w:b w:val="0"/>
+        </w:rPr>
+        <w:t xml:space="preserve">Compact alternative: two 45-minute sessions for the core explanation and W1–W5 only. The main plan uses three sessions; schedule further time for the complete investigation, project, visual journey and any code examples. Figures should preserve denominators, scales and uncertainty rather than exaggerate the preferred comparison. A plot is a representation of </w:t>
+      </w:r>
+      <w:r>
+        <w:rPr>
+          <w:b/>
+        </w:rPr>
+        <w:t>evidence</w:t>
+      </w:r>
+      <w:r>
+        <w:rPr>
+          <w:b w:val="0"/>
+        </w:rPr>
+        <w:t xml:space="preserve">, not extra </w:t>
+      </w:r>
+      <w:r>
+        <w:rPr>
+          <w:b/>
+        </w:rPr>
+        <w:t>evidence</w:t>
+      </w:r>
+      <w:r>
+        <w:rPr>
+          <w:b w:val="0"/>
+        </w:rPr>
+        <w:t>.</w:t>
       </w:r>
     </w:p>
     <w:p>
@@ -715,31 +721,19 @@
         <w:rPr>
           <w:b w:val="0"/>
         </w:rPr>
-        <w:t xml:space="preserve">A result depends on the </w:t>
+        <w:t xml:space="preserve">Use the supplied constructed scenarios to make the </w:t>
       </w:r>
       <w:r>
         <w:rPr>
           <w:b/>
         </w:rPr>
-        <w:t>input</w:t>
+        <w:t>mechanism</w:t>
       </w:r>
       <w:r>
         <w:rPr>
           <w:b w:val="0"/>
         </w:rPr>
-        <w:t xml:space="preserve">s, procedure and conditions that produced it. Preserve data roles and distinguish observed outcomes from </w:t>
-      </w:r>
-      <w:r>
-        <w:rPr>
-          <w:b/>
-        </w:rPr>
-        <w:t>prediction</w:t>
-      </w:r>
-      <w:r>
-        <w:rPr>
-          <w:b w:val="0"/>
-        </w:rPr>
-        <w:t>s or unmeasured conditions.</w:t>
+        <w:t xml:space="preserve"> inspectable. Collect W4 before sharing solutions.</w:t>
       </w:r>
     </w:p>
     <w:p>
@@ -750,7 +744,19 @@
         <w:rPr>
           <w:b w:val="0"/>
         </w:rPr>
-        <w:t>If the prior concept cannot be explained, use a short retrieval activity before this chapter.</w:t>
+        <w:t xml:space="preserve">Students should name intermediate </w:t>
+      </w:r>
+      <w:r>
+        <w:rPr>
+          <w:b/>
+        </w:rPr>
+        <w:t>evidence</w:t>
+      </w:r>
+      <w:r>
+        <w:rPr>
+          <w:b w:val="0"/>
+        </w:rPr>
+        <w:t xml:space="preserve"> and limitations; classroom pacing and learning effectiveness remain unvalidated.</w:t>
       </w:r>
     </w:p>
     <w:p>
@@ -758,7 +764,7 @@
         <w:pStyle w:val="Heading3"/>
       </w:pPr>
       <w:r>
-        <w:t>End goal for the pictorial case</w:t>
+        <w:t>Outcomes</w:t>
       </w:r>
     </w:p>
     <w:p>
@@ -769,19 +775,25 @@
         <w:rPr>
           <w:b w:val="0"/>
         </w:rPr>
-        <w:t xml:space="preserve">Explain figures that preserve </w:t>
+        <w:t xml:space="preserve">Explain the </w:t>
       </w:r>
       <w:r>
         <w:rPr>
           <w:b/>
         </w:rPr>
+        <w:t>mechanism</w:t>
+      </w:r>
+      <w:r>
+        <w:rPr>
+          <w:b w:val="0"/>
+        </w:rPr>
+        <w:t xml:space="preserve"> and terminology of figures that preserve </w:t>
+      </w:r>
+      <w:r>
+        <w:rPr>
+          <w:b/>
+        </w:rPr>
         <w:t>evidence</w:t>
-      </w:r>
-      <w:r>
-        <w:rPr>
-          <w:b w:val="0"/>
-        </w:rPr>
-        <w:t xml:space="preserve"> using the records and boundaries of this fictional investigation.</w:t>
       </w:r>
     </w:p>
     <w:p>
@@ -792,55 +804,34 @@
         <w:rPr>
           <w:b w:val="0"/>
         </w:rPr>
-        <w:t>This added worked case illustrates the week’s main idea. Retain all original and connected topics; schedule its practice within the teaching cycle.</w:t>
+        <w:t>Apply the stated procedure to a new case with a traceable result</w:t>
       </w:r>
     </w:p>
     <w:p>
       <w:pPr>
-        <w:pStyle w:val="Heading1"/>
-      </w:pPr>
-      <w:r>
-        <w:t>02. Explain and model the mechanism</w:t>
+        <w:spacing w:line="336" w:lineRule="auto" w:after="180"/>
+      </w:pPr>
+      <w:r>
+        <w:rPr>
+          <w:b w:val="0"/>
+        </w:rPr>
+        <w:t>Identify an assumption or limitation and design a revealing follow-up</w:t>
       </w:r>
     </w:p>
     <w:p>
-      <w:r>
-        <w:t>Model Figures that preserve evidence using the supplied case, labelled mechanism and reasoning. Make the scope of each conclusion explicit.</w:t>
+      <w:pPr>
+        <w:pStyle w:val="Heading3"/>
+      </w:pPr>
+      <w:r>
+        <w:t>Preparation</w:t>
       </w:r>
     </w:p>
     <w:p>
       <w:pPr>
-        <w:spacing w:line="336" w:lineRule="auto" w:after="180"/>
-      </w:pPr>
-      <w:r>
-        <w:rPr>
-          <w:b w:val="0"/>
-        </w:rPr>
-        <w:t xml:space="preserve">Figures should preserve denominators, scales and uncertainty rather than exaggerate the preferred comparison. A plot is a representation of </w:t>
-      </w:r>
-      <w:r>
-        <w:rPr>
-          <w:b/>
-        </w:rPr>
-        <w:t>evidence</w:t>
-      </w:r>
-      <w:r>
-        <w:rPr>
-          <w:b w:val="0"/>
-        </w:rPr>
-        <w:t xml:space="preserve">, not extra </w:t>
-      </w:r>
-      <w:r>
-        <w:rPr>
-          <w:b/>
-        </w:rPr>
-        <w:t>evidence</w:t>
-      </w:r>
-      <w:r>
-        <w:rPr>
-          <w:b w:val="0"/>
-        </w:rPr>
-        <w:t>.</w:t>
+        <w:pStyle w:val="Heading3"/>
+      </w:pPr>
+      <w:r>
+        <w:t>Prerequisite answer</w:t>
       </w:r>
     </w:p>
     <w:p>
@@ -848,7 +839,7 @@
         <w:pStyle w:val="Heading3"/>
       </w:pPr>
       <w:r>
-        <w:t>Explain Figures that preserve evidence · 1</w:t>
+        <w:t>End goal for the pictorial case</w:t>
       </w:r>
     </w:p>
     <w:p>
@@ -859,37 +850,1649 @@
         <w:rPr>
           <w:b w:val="0"/>
         </w:rPr>
-        <w:t>Begin by writing the question the procedure is intended to answer. Identify the information already supplied, the information it will produce and the information still missing.</w:t>
+        <w:t>This added worked case illustrates the week’s main idea. Retain all original and connected topics; schedule its practice within the teaching cycle.</w:t>
       </w:r>
     </w:p>
     <w:p>
       <w:pPr>
-        <w:spacing w:line="336" w:lineRule="auto" w:after="180"/>
-      </w:pPr>
-      <w:r>
-        <w:rPr>
-          <w:b w:val="0"/>
-        </w:rPr>
-        <w:t>These are constructed classroom examples; they do not require live accounts, private records or an external service. Do not treat a plausible explanation as a measured outcome.</w:t>
+        <w:pStyle w:val="Heading1"/>
+      </w:pPr>
+      <w:r>
+        <w:t>02. Model the whole case and check each inference</w:t>
       </w:r>
     </w:p>
     <w:p>
-      <w:pPr>
-        <w:spacing w:line="336" w:lineRule="auto" w:after="180"/>
-      </w:pPr>
-      <w:r>
-        <w:rPr>
-          <w:b w:val="0"/>
-        </w:rPr>
-        <w:t>Label axes, units, cases and scope. For simple comparative bars use a zero baseline or explicitly justify another plot. Show condition breakdowns and unassessed counts where relevant.</w:t>
+      <w:r>
+        <w:t>Keep the independent answer private until after the first attempt.</w:t>
       </w:r>
     </w:p>
     <w:p>
       <w:pPr>
+        <w:pStyle w:val="Heading2"/>
+      </w:pPr>
+      <w:r>
+        <w:t>Definitions and complete contract</w:t>
+      </w:r>
+    </w:p>
+    <w:p>
+      <w:pPr>
+        <w:spacing w:line="336" w:lineRule="auto" w:after="180"/>
+      </w:pPr>
+      <w:r>
+        <w:rPr>
+          <w:b w:val="0"/>
+        </w:rPr>
+        <w:t xml:space="preserve">Figures should preserve denominators, scales and uncertainty rather than exaggerate the preferred comparison. A plot is a representation of </w:t>
+      </w:r>
+      <w:r>
+        <w:rPr>
+          <w:b/>
+        </w:rPr>
+        <w:t>evidence</w:t>
+      </w:r>
+      <w:r>
+        <w:rPr>
+          <w:b w:val="0"/>
+        </w:rPr>
+        <w:t xml:space="preserve">, not extra </w:t>
+      </w:r>
+      <w:r>
+        <w:rPr>
+          <w:b/>
+        </w:rPr>
+        <w:t>evidence</w:t>
+      </w:r>
+      <w:r>
+        <w:rPr>
+          <w:b w:val="0"/>
+        </w:rPr>
+        <w:t>.</w:t>
+      </w:r>
+    </w:p>
+    <w:p>
+      <w:pPr>
+        <w:spacing w:line="336" w:lineRule="auto" w:after="180"/>
+      </w:pPr>
+      <w:r>
+        <w:rPr>
+          <w:b w:val="0"/>
+        </w:rPr>
+        <w:t>Label axes, units, cases and scope. For simple comparative bars use a zero baseline or explicitly justify another plot. Show condition breakdowns and unassessed counts where relevant.</w:t>
+      </w:r>
+    </w:p>
+    <w:tbl>
+      <w:tblPr>
+        <w:tblStyle w:val="LightShading-Accent1"/>
+        <w:tblW w:type="auto" w:w="0"/>
+        <w:tblLook w:firstColumn="1" w:firstRow="1" w:lastColumn="0" w:lastRow="0" w:noHBand="0" w:noVBand="1" w:val="04A0"/>
+      </w:tblPr>
+      <w:tblGrid>
+        <w:gridCol w:w="5112"/>
+        <w:gridCol w:w="5112"/>
+      </w:tblGrid>
+      <w:tr>
+        <w:trPr>
+          <w:tblHeader/>
+        </w:trPr>
+        <w:tc>
+          <w:tcPr>
+            <w:tcW w:type="dxa" w:w="5112"/>
+          </w:tcPr>
+          <w:p>
+            <w:r>
+              <w:t>Figure item</w:t>
+            </w:r>
+          </w:p>
+        </w:tc>
+        <w:tc>
+          <w:tcPr>
+            <w:tcW w:type="dxa" w:w="5112"/>
+          </w:tcPr>
+          <w:p>
+            <w:r>
+              <w:t>Complete supplied exercise contract</w:t>
+            </w:r>
+          </w:p>
+        </w:tc>
+      </w:tr>
+      <w:tr>
+        <w:tc>
+          <w:tcPr>
+            <w:tcW w:type="dxa" w:w="5112"/>
+          </w:tcPr>
+          <w:p>
+            <w:r>
+              <w:t>Main rates</w:t>
+            </w:r>
+          </w:p>
+        </w:tc>
+        <w:tc>
+          <w:tcPr>
+            <w:tcW w:type="dxa" w:w="5112"/>
+          </w:tcPr>
+          <w:p>
+            <w:r>
+              <w:t>A 80%, B 82%; raw case counts are not supplied</w:t>
+            </w:r>
+          </w:p>
+        </w:tc>
+      </w:tr>
+      <w:tr>
+        <w:tc>
+          <w:tcPr>
+            <w:tcW w:type="dxa" w:w="5112"/>
+          </w:tcPr>
+          <w:p>
+            <w:r>
+              <w:t>Main problematic axis</w:t>
+            </w:r>
+          </w:p>
+        </w:tc>
+        <w:tc>
+          <w:tcPr>
+            <w:tcW w:type="dxa" w:w="5112"/>
+          </w:tcPr>
+          <w:p>
+            <w:r>
+              <w:t>Bars start at 79% without adequate disclosure</w:t>
+            </w:r>
+          </w:p>
+        </w:tc>
+      </w:tr>
+      <w:tr>
+        <w:tc>
+          <w:tcPr>
+            <w:tcW w:type="dxa" w:w="5112"/>
+          </w:tcPr>
+          <w:p>
+            <w:r>
+              <w:t>Correct main difference</w:t>
+            </w:r>
+          </w:p>
+        </w:tc>
+        <w:tc>
+          <w:tcPr>
+            <w:tcW w:type="dxa" w:w="5112"/>
+          </w:tcPr>
+          <w:p>
+            <w:r>
+              <w:t>Two percentage points; not a several-fold increase in the actual rates</w:t>
+            </w:r>
+          </w:p>
+        </w:tc>
+      </w:tr>
+      <w:tr>
+        <w:tc>
+          <w:tcPr>
+            <w:tcW w:type="dxa" w:w="5112"/>
+          </w:tcPr>
+          <w:p>
+            <w:r>
+              <w:t>Separate picture</w:t>
+            </w:r>
+          </w:p>
+        </w:tc>
+        <w:tc>
+          <w:tcPr>
+            <w:tcW w:type="dxa" w:w="5112"/>
+          </w:tcPr>
+          <w:p>
+            <w:r>
+              <w:t>A six correct, B eight correct on the same ten cases</w:t>
+            </w:r>
+          </w:p>
+        </w:tc>
+      </w:tr>
+      <w:tr>
+        <w:tc>
+          <w:tcPr>
+            <w:tcW w:type="dxa" w:w="5112"/>
+          </w:tcPr>
+          <w:p>
+            <w:r>
+              <w:t>Picture axis</w:t>
+            </w:r>
+          </w:p>
+        </w:tc>
+        <w:tc>
+          <w:tcPr>
+            <w:tcW w:type="dxa" w:w="5112"/>
+          </w:tcPr>
+          <w:p>
+            <w:r>
+              <w:t>Correct-count axis starts at zero; denominator ten visible</w:t>
+            </w:r>
+          </w:p>
+        </w:tc>
+      </w:tr>
+      <w:tr>
+        <w:tc>
+          <w:tcPr>
+            <w:tcW w:type="dxa" w:w="5112"/>
+          </w:tcPr>
+          <w:p>
+            <w:r>
+              <w:t>Uncertainty</w:t>
+            </w:r>
+          </w:p>
+        </w:tc>
+        <w:tc>
+          <w:tcPr>
+            <w:tcW w:type="dxa" w:w="5112"/>
+          </w:tcPr>
+          <w:p>
+            <w:r>
+              <w:t>No interval or raw study design supplied; do not fabricate error bars</w:t>
+            </w:r>
+          </w:p>
+        </w:tc>
+      </w:tr>
+      <w:tr>
+        <w:tc>
+          <w:tcPr>
+            <w:tcW w:type="dxa" w:w="5112"/>
+          </w:tcPr>
+          <w:p>
+            <w:r>
+              <w:t>Interpretation</w:t>
+            </w:r>
+          </w:p>
+        </w:tc>
+        <w:tc>
+          <w:tcPr>
+            <w:tcW w:type="dxa" w:w="5112"/>
+          </w:tcPr>
+          <w:p>
+            <w:r>
+              <w:t>A clear figure does not establish sampling quality, causal advantage or population performance</w:t>
+            </w:r>
+          </w:p>
+        </w:tc>
+      </w:tr>
+    </w:tbl>
+    <w:p>
+      <w:pPr>
+        <w:pStyle w:val="Heading2"/>
+      </w:pPr>
+      <w:r>
+        <w:t>Main evidence ledger and checked key</w:t>
+      </w:r>
+    </w:p>
+    <w:tbl>
+      <w:tblPr>
+        <w:tblStyle w:val="LightShading-Accent1"/>
+        <w:tblW w:type="auto" w:w="0"/>
+        <w:tblLook w:firstColumn="1" w:firstRow="1" w:lastColumn="0" w:lastRow="0" w:noHBand="0" w:noVBand="1" w:val="04A0"/>
+      </w:tblPr>
+      <w:tblGrid>
+        <w:gridCol w:w="3408"/>
+        <w:gridCol w:w="3408"/>
+        <w:gridCol w:w="3408"/>
+      </w:tblGrid>
+      <w:tr>
+        <w:trPr>
+          <w:tblHeader/>
+        </w:trPr>
+        <w:tc>
+          <w:tcPr>
+            <w:tcW w:type="dxa" w:w="3408"/>
+          </w:tcPr>
+          <w:p>
+            <w:r>
+              <w:t>Main figure calculation</w:t>
+            </w:r>
+          </w:p>
+        </w:tc>
+        <w:tc>
+          <w:tcPr>
+            <w:tcW w:type="dxa" w:w="3408"/>
+          </w:tcPr>
+          <w:p>
+            <w:r>
+              <w:t>Complete value</w:t>
+            </w:r>
+          </w:p>
+        </w:tc>
+        <w:tc>
+          <w:tcPr>
+            <w:tcW w:type="dxa" w:w="3408"/>
+          </w:tcPr>
+          <w:p>
+            <w:r>
+              <w:t>Meaning</w:t>
+            </w:r>
+          </w:p>
+        </w:tc>
+      </w:tr>
+      <w:tr>
+        <w:tc>
+          <w:tcPr>
+            <w:tcW w:type="dxa" w:w="3408"/>
+          </w:tcPr>
+          <w:p>
+            <w:r>
+              <w:t>A rate</w:t>
+            </w:r>
+          </w:p>
+        </w:tc>
+        <w:tc>
+          <w:tcPr>
+            <w:tcW w:type="dxa" w:w="3408"/>
+          </w:tcPr>
+          <w:p>
+            <w:r>
+              <w:t>80%</w:t>
+            </w:r>
+          </w:p>
+        </w:tc>
+        <w:tc>
+          <w:tcPr>
+            <w:tcW w:type="dxa" w:w="3408"/>
+          </w:tcPr>
+          <w:p>
+            <w:r>
+              <w:t>Supplied rate; underlying denominator unknown</w:t>
+            </w:r>
+          </w:p>
+        </w:tc>
+      </w:tr>
+      <w:tr>
+        <w:tc>
+          <w:tcPr>
+            <w:tcW w:type="dxa" w:w="3408"/>
+          </w:tcPr>
+          <w:p>
+            <w:r>
+              <w:t>B rate</w:t>
+            </w:r>
+          </w:p>
+        </w:tc>
+        <w:tc>
+          <w:tcPr>
+            <w:tcW w:type="dxa" w:w="3408"/>
+          </w:tcPr>
+          <w:p>
+            <w:r>
+              <w:t>82%</w:t>
+            </w:r>
+          </w:p>
+        </w:tc>
+        <w:tc>
+          <w:tcPr>
+            <w:tcW w:type="dxa" w:w="3408"/>
+          </w:tcPr>
+          <w:p>
+            <w:r>
+              <w:t>Supplied rate; underlying denominator unknown</w:t>
+            </w:r>
+          </w:p>
+        </w:tc>
+      </w:tr>
+      <w:tr>
+        <w:tc>
+          <w:tcPr>
+            <w:tcW w:type="dxa" w:w="3408"/>
+          </w:tcPr>
+          <w:p>
+            <w:r>
+              <w:t>Absolute difference</w:t>
+            </w:r>
+          </w:p>
+        </w:tc>
+        <w:tc>
+          <w:tcPr>
+            <w:tcW w:type="dxa" w:w="3408"/>
+          </w:tcPr>
+          <w:p>
+            <w:r>
+              <w:t>82% − 80% = 2 percentage points</w:t>
+            </w:r>
+          </w:p>
+        </w:tc>
+        <w:tc>
+          <w:tcPr>
+            <w:tcW w:type="dxa" w:w="3408"/>
+          </w:tcPr>
+          <w:p>
+            <w:r>
+              <w:t>Correct rate-scale difference</w:t>
+            </w:r>
+          </w:p>
+        </w:tc>
+      </w:tr>
+      <w:tr>
+        <w:tc>
+          <w:tcPr>
+            <w:tcW w:type="dxa" w:w="3408"/>
+          </w:tcPr>
+          <w:p>
+            <w:r>
+              <w:t>Relative increase</w:t>
+            </w:r>
+          </w:p>
+        </w:tc>
+        <w:tc>
+          <w:tcPr>
+            <w:tcW w:type="dxa" w:w="3408"/>
+          </w:tcPr>
+          <w:p>
+            <w:r>
+              <w:t>2/80 = 2.5%</w:t>
+            </w:r>
+          </w:p>
+        </w:tc>
+        <w:tc>
+          <w:tcPr>
+            <w:tcW w:type="dxa" w:w="3408"/>
+          </w:tcPr>
+          <w:p>
+            <w:r>
+              <w:t>Different from two percentage points</w:t>
+            </w:r>
+          </w:p>
+        </w:tc>
+      </w:tr>
+      <w:tr>
+        <w:tc>
+          <w:tcPr>
+            <w:tcW w:type="dxa" w:w="3408"/>
+          </w:tcPr>
+          <w:p>
+            <w:r>
+              <w:t>Heights above hidden 79% baseline</w:t>
+            </w:r>
+          </w:p>
+        </w:tc>
+        <w:tc>
+          <w:tcPr>
+            <w:tcW w:type="dxa" w:w="3408"/>
+          </w:tcPr>
+          <w:p>
+            <w:r>
+              <w:t>A: 1 point; B: 3 points</w:t>
+            </w:r>
+          </w:p>
+        </w:tc>
+        <w:tc>
+          <w:tcPr>
+            <w:tcW w:type="dxa" w:w="3408"/>
+          </w:tcPr>
+          <w:p>
+            <w:r>
+              <w:t>Threefold drawn heights distort the actual rate ratio</w:t>
+            </w:r>
+          </w:p>
+        </w:tc>
+      </w:tr>
+      <w:tr>
+        <w:tc>
+          <w:tcPr>
+            <w:tcW w:type="dxa" w:w="3408"/>
+          </w:tcPr>
+          <w:p>
+            <w:r>
+              <w:t>Repair</w:t>
+            </w:r>
+          </w:p>
+        </w:tc>
+        <w:tc>
+          <w:tcPr>
+            <w:tcW w:type="dxa" w:w="3408"/>
+          </w:tcPr>
+          <w:p>
+            <w:r>
+              <w:t>Zero-baseline percentage bars or clearly labelled difference plot</w:t>
+            </w:r>
+          </w:p>
+        </w:tc>
+        <w:tc>
+          <w:tcPr>
+            <w:tcW w:type="dxa" w:w="3408"/>
+          </w:tcPr>
+          <w:p>
+            <w:r>
+              <w:t>Retain missing case-count and uncertainty information</w:t>
+            </w:r>
+          </w:p>
+        </w:tc>
+      </w:tr>
+    </w:tbl>
+    <w:p>
+      <w:pPr>
+        <w:spacing w:line="336" w:lineRule="auto" w:after="180"/>
+      </w:pPr>
+      <w:r>
+        <w:rPr>
+          <w:b w:val="0"/>
+        </w:rPr>
+        <w:t>Main 80% versus 82% differs by two percentage points, or 2.5% relative to A; raw case counts are unknown. Hidden 79% start gives drawn heights one and three, misleadingly threefold. Picture six/eight of ten gives 60%/80%, difference twenty points. Hidden start at five again produces heights one/three instead of true counts six/eight.</w:t>
+      </w:r>
+    </w:p>
+    <w:p>
+      <w:pPr>
+        <w:spacing w:line="336" w:lineRule="auto" w:after="180"/>
+      </w:pPr>
+      <w:r>
+        <w:rPr>
+          <w:b w:val="0"/>
+        </w:rPr>
+        <w:t>Independent A 8/10 = 80%, B 9/15 = 60%; raw nine versus eight hides different denominators. Plot rates with totals and context. Different case sets/eligibility are not established as matched, so do not claim a controlled superiority from rates alone. No uncertainty or significance can be fabricated.</w:t>
+      </w:r>
+    </w:p>
+    <w:p>
+      <w:pPr>
         <w:pStyle w:val="Heading3"/>
       </w:pPr>
       <w:r>
-        <w:t>Explain Figures that preserve evidence · 2</w:t>
+        <w:t>Figures that preserve evidence — evidence trace</w:t>
+      </w:r>
+    </w:p>
+    <w:tbl>
+      <w:tblPr>
+        <w:tblStyle w:val="LightShading-Accent1"/>
+        <w:tblW w:type="auto" w:w="0"/>
+        <w:tblLook w:firstColumn="1" w:firstRow="1" w:lastColumn="0" w:lastRow="0" w:noHBand="0" w:noVBand="1" w:val="04A0"/>
+      </w:tblPr>
+      <w:tblGrid>
+        <w:gridCol w:w="3408"/>
+        <w:gridCol w:w="3408"/>
+        <w:gridCol w:w="3408"/>
+      </w:tblGrid>
+      <w:tr>
+        <w:trPr>
+          <w:tblHeader/>
+        </w:trPr>
+        <w:tc>
+          <w:tcPr>
+            <w:tcW w:type="dxa" w:w="3408"/>
+          </w:tcPr>
+          <w:p>
+            <w:r>
+              <w:t>Input and scope</w:t>
+            </w:r>
+          </w:p>
+        </w:tc>
+        <w:tc>
+          <w:tcPr>
+            <w:tcW w:type="dxa" w:w="3408"/>
+          </w:tcPr>
+          <w:p>
+            <w:r>
+              <w:t>Check or calculation</w:t>
+            </w:r>
+          </w:p>
+        </w:tc>
+        <w:tc>
+          <w:tcPr>
+            <w:tcW w:type="dxa" w:w="3408"/>
+          </w:tcPr>
+          <w:p>
+            <w:r>
+              <w:t>Conclusion and limit</w:t>
+            </w:r>
+          </w:p>
+        </w:tc>
+      </w:tr>
+      <w:tr>
+        <w:tc>
+          <w:tcPr>
+            <w:tcW w:type="dxa" w:w="3408"/>
+          </w:tcPr>
+          <w:p>
+            <w:r>
+              <w:t>Rates A 80%, B 82% are plotted on bars starting 79%, making B look several times larger.</w:t>
+            </w:r>
+          </w:p>
+        </w:tc>
+        <w:tc>
+          <w:tcPr>
+            <w:tcW w:type="dxa" w:w="3408"/>
+          </w:tcPr>
+          <w:p>
+            <w:r>
+              <w:t>Label axes, units, cases and scope. For simple comparative bars use a zero baseline or explicitly justify another plot. Show condition breakdowns and unassessed counts where relevant.</w:t>
+            </w:r>
+          </w:p>
+        </w:tc>
+        <w:tc>
+          <w:tcPr>
+            <w:tcW w:type="dxa" w:w="3408"/>
+          </w:tcPr>
+          <w:p>
+            <w:r>
+              <w:t>Difference is 2 percentage points; truncated bars exaggerate magnitude. Use zero-baseline bars or a clearly labelled difference plot.</w:t>
+            </w:r>
+          </w:p>
+        </w:tc>
+      </w:tr>
+    </w:tbl>
+    <w:p>
+      <w:r>
+        <w:t>The figure connects this chapter's worked input, declared procedure and result. Read the complete worked reasoning for qualifiers and intermediate steps; the abbreviated labels do not replace that reasoning.</w:t>
+      </w:r>
+    </w:p>
+    <w:p>
+      <w:pPr>
+        <w:spacing w:line="336" w:lineRule="auto" w:after="180"/>
+      </w:pPr>
+      <w:r>
+        <w:rPr>
+          <w:b w:val="0"/>
+        </w:rPr>
+        <w:t xml:space="preserve">Guided: Difference is 2 percentage points; truncated bars exaggerate magnitude. Use zero-baseline bars or a clearly labelled </w:t>
+      </w:r>
+      <w:r>
+        <w:rPr>
+          <w:b/>
+        </w:rPr>
+        <w:t>difference plot</w:t>
+      </w:r>
+      <w:r>
+        <w:rPr>
+          <w:b w:val="0"/>
+        </w:rPr>
+        <w:t xml:space="preserve">. Qualification: Visual choices must reflect the intended metric and cannot imply causal certainty from association. Exit: accept a concrete variation with its predicted outcome and a stated condition that would challenge the </w:t>
+      </w:r>
+      <w:r>
+        <w:rPr>
+          <w:b/>
+        </w:rPr>
+        <w:t>mechanism</w:t>
+      </w:r>
+      <w:r>
+        <w:rPr>
+          <w:b w:val="0"/>
+        </w:rPr>
+        <w:t xml:space="preserve">; reject a claim resting on unmeasured </w:t>
+      </w:r>
+      <w:r>
+        <w:rPr>
+          <w:b/>
+        </w:rPr>
+        <w:t>evidence</w:t>
+      </w:r>
+      <w:r>
+        <w:rPr>
+          <w:b w:val="0"/>
+        </w:rPr>
+        <w:t>.</w:t>
+      </w:r>
+    </w:p>
+    <w:p>
+      <w:pPr>
+        <w:spacing w:line="336" w:lineRule="auto" w:after="180"/>
+      </w:pPr>
+      <w:r>
+        <w:rPr>
+          <w:b w:val="0"/>
+        </w:rPr>
+        <w:t xml:space="preserve">Rates A </w:t>
+      </w:r>
+      <w:r>
+        <w:rPr>
+          <w:b/>
+        </w:rPr>
+        <w:t>80%</w:t>
+      </w:r>
+      <w:r>
+        <w:rPr>
+          <w:b w:val="0"/>
+        </w:rPr>
+        <w:t>, B 82% are plotted on bars starting 79%, making B look several times larger.</w:t>
+      </w:r>
+    </w:p>
+    <w:p>
+      <w:pPr>
+        <w:spacing w:line="336" w:lineRule="auto" w:after="180"/>
+      </w:pPr>
+      <w:r>
+        <w:rPr>
+          <w:b w:val="0"/>
+        </w:rPr>
+        <w:t xml:space="preserve">Difference is 2 percentage points; truncated bars exaggerate magnitude. Use zero-baseline bars or a clearly labelled </w:t>
+      </w:r>
+      <w:r>
+        <w:rPr>
+          <w:b/>
+        </w:rPr>
+        <w:t>difference plot</w:t>
+      </w:r>
+      <w:r>
+        <w:rPr>
+          <w:b w:val="0"/>
+        </w:rPr>
+        <w:t>.</w:t>
+      </w:r>
+    </w:p>
+    <w:p>
+      <w:pPr>
+        <w:spacing w:line="336" w:lineRule="auto" w:after="180"/>
+      </w:pPr>
+      <w:r>
+        <w:rPr>
+          <w:b w:val="0"/>
+        </w:rPr>
+        <w:t xml:space="preserve">Compare the intermediate </w:t>
+      </w:r>
+      <w:r>
+        <w:rPr>
+          <w:b/>
+        </w:rPr>
+        <w:t>evidence</w:t>
+      </w:r>
+      <w:r>
+        <w:rPr>
+          <w:b w:val="0"/>
+        </w:rPr>
+        <w:t xml:space="preserve"> with the final statement. Explain why each number or decision follows from the stated </w:t>
+      </w:r>
+      <w:r>
+        <w:rPr>
+          <w:b/>
+        </w:rPr>
+        <w:t>input</w:t>
+      </w:r>
+      <w:r>
+        <w:rPr>
+          <w:b w:val="0"/>
+        </w:rPr>
+        <w:t>s.</w:t>
+      </w:r>
+    </w:p>
+    <w:p>
+      <w:pPr>
+        <w:spacing w:line="336" w:lineRule="auto" w:after="180"/>
+      </w:pPr>
+      <w:r>
+        <w:rPr>
+          <w:b w:val="0"/>
+        </w:rPr>
+        <w:t xml:space="preserve">The conclusion belongs to this scenario and procedure; changing the </w:t>
+      </w:r>
+      <w:r>
+        <w:rPr>
+          <w:b/>
+        </w:rPr>
+        <w:t>input</w:t>
+      </w:r>
+      <w:r>
+        <w:rPr>
+          <w:b w:val="0"/>
+        </w:rPr>
+        <w:t>s, evaluation population or authority can change what it establishes. Retain the raw record so a later revision can be compared honestly.</w:t>
+      </w:r>
+    </w:p>
+    <w:p>
+      <w:pPr>
+        <w:pStyle w:val="Heading2"/>
+      </w:pPr>
+      <w:r>
+        <w:t>Boundary and misconception probes</w:t>
+      </w:r>
+    </w:p>
+    <w:tbl>
+      <w:tblPr>
+        <w:tblStyle w:val="LightShading-Accent1"/>
+        <w:tblW w:type="auto" w:w="0"/>
+        <w:tblLook w:firstColumn="1" w:firstRow="1" w:lastColumn="0" w:lastRow="0" w:noHBand="0" w:noVBand="1" w:val="04A0"/>
+      </w:tblPr>
+      <w:tblGrid>
+        <w:gridCol w:w="5112"/>
+        <w:gridCol w:w="5112"/>
+      </w:tblGrid>
+      <w:tr>
+        <w:trPr>
+          <w:tblHeader/>
+        </w:trPr>
+        <w:tc>
+          <w:tcPr>
+            <w:tcW w:type="dxa" w:w="5112"/>
+          </w:tcPr>
+          <w:p>
+            <w:r>
+              <w:t>Figure audit</w:t>
+            </w:r>
+          </w:p>
+        </w:tc>
+        <w:tc>
+          <w:tcPr>
+            <w:tcW w:type="dxa" w:w="5112"/>
+          </w:tcPr>
+          <w:p>
+            <w:r>
+              <w:t>Checked interpretation</w:t>
+            </w:r>
+          </w:p>
+        </w:tc>
+      </w:tr>
+      <w:tr>
+        <w:tc>
+          <w:tcPr>
+            <w:tcW w:type="dxa" w:w="5112"/>
+          </w:tcPr>
+          <w:p>
+            <w:r>
+              <w:t>Main 80% versus 82%</w:t>
+            </w:r>
+          </w:p>
+        </w:tc>
+        <w:tc>
+          <w:tcPr>
+            <w:tcW w:type="dxa" w:w="5112"/>
+          </w:tcPr>
+          <w:p>
+            <w:r>
+              <w:t>Two percentage points, not two percent relative</w:t>
+            </w:r>
+          </w:p>
+        </w:tc>
+      </w:tr>
+      <w:tr>
+        <w:tc>
+          <w:tcPr>
+            <w:tcW w:type="dxa" w:w="5112"/>
+          </w:tcPr>
+          <w:p>
+            <w:r>
+              <w:t>Underlying main denominator missing</w:t>
+            </w:r>
+          </w:p>
+        </w:tc>
+        <w:tc>
+          <w:tcPr>
+            <w:tcW w:type="dxa" w:w="5112"/>
+          </w:tcPr>
+          <w:p>
+            <w:r>
+              <w:t>Do not invent eighty or eighty-two of one hundred cases</w:t>
+            </w:r>
+          </w:p>
+        </w:tc>
+      </w:tr>
+      <w:tr>
+        <w:tc>
+          <w:tcPr>
+            <w:tcW w:type="dxa" w:w="5112"/>
+          </w:tcPr>
+          <w:p>
+            <w:r>
+              <w:t>Picture counts six/eight with common ten</w:t>
+            </w:r>
+          </w:p>
+        </w:tc>
+        <w:tc>
+          <w:tcPr>
+            <w:tcW w:type="dxa" w:w="5112"/>
+          </w:tcPr>
+          <w:p>
+            <w:r>
+              <w:t>Show denominator and zero count baseline</w:t>
+            </w:r>
+          </w:p>
+        </w:tc>
+      </w:tr>
+      <w:tr>
+        <w:tc>
+          <w:tcPr>
+            <w:tcW w:type="dxa" w:w="5112"/>
+          </w:tcPr>
+          <w:p>
+            <w:r>
+              <w:t>Bar axis truncated without clear disclosure</w:t>
+            </w:r>
+          </w:p>
+        </w:tc>
+        <w:tc>
+          <w:tcPr>
+            <w:tcW w:type="dxa" w:w="5112"/>
+          </w:tcPr>
+          <w:p>
+            <w:r>
+              <w:t>Exaggerates relative bar lengths</w:t>
+            </w:r>
+          </w:p>
+        </w:tc>
+      </w:tr>
+      <w:tr>
+        <w:tc>
+          <w:tcPr>
+            <w:tcW w:type="dxa" w:w="5112"/>
+          </w:tcPr>
+          <w:p>
+            <w:r>
+              <w:t>Focused difference plot</w:t>
+            </w:r>
+          </w:p>
+        </w:tc>
+        <w:tc>
+          <w:tcPr>
+            <w:tcW w:type="dxa" w:w="5112"/>
+          </w:tcPr>
+          <w:p>
+            <w:r>
+              <w:t>Use an explicit difference scale and explain units</w:t>
+            </w:r>
+          </w:p>
+        </w:tc>
+      </w:tr>
+      <w:tr>
+        <w:tc>
+          <w:tcPr>
+            <w:tcW w:type="dxa" w:w="5112"/>
+          </w:tcPr>
+          <w:p>
+            <w:r>
+              <w:t>Uncertainty not supplied</w:t>
+            </w:r>
+          </w:p>
+        </w:tc>
+        <w:tc>
+          <w:tcPr>
+            <w:tcW w:type="dxa" w:w="5112"/>
+          </w:tcPr>
+          <w:p>
+            <w:r>
+              <w:t>Do not invent intervals or significance stars</w:t>
+            </w:r>
+          </w:p>
+        </w:tc>
+      </w:tr>
+      <w:tr>
+        <w:tc>
+          <w:tcPr>
+            <w:tcW w:type="dxa" w:w="5112"/>
+          </w:tcPr>
+          <w:p>
+            <w:r>
+              <w:t>Counts eight versus nine with different totals</w:t>
+            </w:r>
+          </w:p>
+        </w:tc>
+        <w:tc>
+          <w:tcPr>
+            <w:tcW w:type="dxa" w:w="5112"/>
+          </w:tcPr>
+          <w:p>
+            <w:r>
+              <w:t>Show rates and both denominators</w:t>
+            </w:r>
+          </w:p>
+        </w:tc>
+      </w:tr>
+      <w:tr>
+        <w:tc>
+          <w:tcPr>
+            <w:tcW w:type="dxa" w:w="5112"/>
+          </w:tcPr>
+          <w:p>
+            <w:r>
+              <w:t>Different case sets</w:t>
+            </w:r>
+          </w:p>
+        </w:tc>
+        <w:tc>
+          <w:tcPr>
+            <w:tcW w:type="dxa" w:w="5112"/>
+          </w:tcPr>
+          <w:p>
+            <w:r>
+              <w:t>Rate comparison alone does not prove a fair controlled advantage</w:t>
+            </w:r>
+          </w:p>
+        </w:tc>
+      </w:tr>
+    </w:tbl>
+    <w:p>
+      <w:pPr>
+        <w:pStyle w:val="Heading2"/>
+      </w:pPr>
+      <w:r>
+        <w:t>Separate pictured facts and full reasoning</w:t>
+      </w:r>
+    </w:p>
+    <w:p>
+      <w:pPr>
+        <w:spacing w:line="336" w:lineRule="auto" w:after="180"/>
+      </w:pPr>
+      <w:r>
+        <w:rPr>
+          <w:b w:val="0"/>
+        </w:rPr>
+        <w:t>Draw bars that preserve the comparison. A report plots correct counts for two versions on the same ten cases.</w:t>
+      </w:r>
+    </w:p>
+    <w:p>
+      <w:pPr>
+        <w:spacing w:line="336" w:lineRule="auto" w:after="180"/>
+      </w:pPr>
+      <w:r>
+        <w:rPr>
+          <w:b w:val="0"/>
+        </w:rPr>
+        <w:t>A has 6/10 correct; B has 8/10. The count axis should start at zero and identify the ten-case denominator.</w:t>
+      </w:r>
+    </w:p>
+    <w:p>
+      <w:pPr>
+        <w:spacing w:line="336" w:lineRule="auto" w:after="180"/>
+      </w:pPr>
+      <w:r>
+        <w:rPr>
+          <w:b w:val="0"/>
+        </w:rPr>
+        <w:t>The separate picture compares six versus eight correct on the same ten cases. A is 60%, B 80%; the difference is two correct or twenty percentage points. Use count bars from zero to ten and label the common ten-case denominator. If the bars secretly start at five, their visible heights are one and three, creating a threefold height ratio even though the actual count ratio is eight divided by six.</w:t>
+      </w:r>
+    </w:p>
+    <w:p>
+      <w:pPr>
+        <w:spacing w:line="336" w:lineRule="auto" w:after="180"/>
+      </w:pPr>
+      <w:r>
+        <w:rPr>
+          <w:b w:val="0"/>
+        </w:rPr>
+        <w:t>The new native figure keeps main supplied percentages separate from the ten-case count example. No uncertainty bounds are supplied, and a well-labelled chart does not turn ten cases into a population or causal conclusion.</w:t>
+      </w:r>
+    </w:p>
+    <w:tbl>
+      <w:tblPr>
+        <w:tblStyle w:val="LightShading-Accent1"/>
+        <w:tblW w:type="auto" w:w="0"/>
+        <w:tblLook w:firstColumn="1" w:firstRow="1" w:lastColumn="0" w:lastRow="0" w:noHBand="0" w:noVBand="1" w:val="04A0"/>
+      </w:tblPr>
+      <w:tblGrid>
+        <w:gridCol w:w="3408"/>
+        <w:gridCol w:w="3408"/>
+        <w:gridCol w:w="3408"/>
+      </w:tblGrid>
+      <w:tr>
+        <w:trPr>
+          <w:tblHeader/>
+        </w:trPr>
+        <w:tc>
+          <w:tcPr>
+            <w:tcW w:type="dxa" w:w="3408"/>
+          </w:tcPr>
+          <w:p>
+            <w:r>
+              <w:t>Separate ten-case picture</w:t>
+            </w:r>
+          </w:p>
+        </w:tc>
+        <w:tc>
+          <w:tcPr>
+            <w:tcW w:type="dxa" w:w="3408"/>
+          </w:tcPr>
+          <w:p>
+            <w:r>
+              <w:t>A</w:t>
+            </w:r>
+          </w:p>
+        </w:tc>
+        <w:tc>
+          <w:tcPr>
+            <w:tcW w:type="dxa" w:w="3408"/>
+          </w:tcPr>
+          <w:p>
+            <w:r>
+              <w:t>B</w:t>
+            </w:r>
+          </w:p>
+        </w:tc>
+      </w:tr>
+      <w:tr>
+        <w:tc>
+          <w:tcPr>
+            <w:tcW w:type="dxa" w:w="3408"/>
+          </w:tcPr>
+          <w:p>
+            <w:r>
+              <w:t>Correct count</w:t>
+            </w:r>
+          </w:p>
+        </w:tc>
+        <w:tc>
+          <w:tcPr>
+            <w:tcW w:type="dxa" w:w="3408"/>
+          </w:tcPr>
+          <w:p>
+            <w:r>
+              <w:t>6</w:t>
+            </w:r>
+          </w:p>
+        </w:tc>
+        <w:tc>
+          <w:tcPr>
+            <w:tcW w:type="dxa" w:w="3408"/>
+          </w:tcPr>
+          <w:p>
+            <w:r>
+              <w:t>8</w:t>
+            </w:r>
+          </w:p>
+        </w:tc>
+      </w:tr>
+      <w:tr>
+        <w:tc>
+          <w:tcPr>
+            <w:tcW w:type="dxa" w:w="3408"/>
+          </w:tcPr>
+          <w:p>
+            <w:r>
+              <w:t>Evaluated cases</w:t>
+            </w:r>
+          </w:p>
+        </w:tc>
+        <w:tc>
+          <w:tcPr>
+            <w:tcW w:type="dxa" w:w="3408"/>
+          </w:tcPr>
+          <w:p>
+            <w:r>
+              <w:t>10</w:t>
+            </w:r>
+          </w:p>
+        </w:tc>
+        <w:tc>
+          <w:tcPr>
+            <w:tcW w:type="dxa" w:w="3408"/>
+          </w:tcPr>
+          <w:p>
+            <w:r>
+              <w:t>10</w:t>
+            </w:r>
+          </w:p>
+        </w:tc>
+      </w:tr>
+      <w:tr>
+        <w:tc>
+          <w:tcPr>
+            <w:tcW w:type="dxa" w:w="3408"/>
+          </w:tcPr>
+          <w:p>
+            <w:r>
+              <w:t>Observed rate</w:t>
+            </w:r>
+          </w:p>
+        </w:tc>
+        <w:tc>
+          <w:tcPr>
+            <w:tcW w:type="dxa" w:w="3408"/>
+          </w:tcPr>
+          <w:p>
+            <w:r>
+              <w:t>60%</w:t>
+            </w:r>
+          </w:p>
+        </w:tc>
+        <w:tc>
+          <w:tcPr>
+            <w:tcW w:type="dxa" w:w="3408"/>
+          </w:tcPr>
+          <w:p>
+            <w:r>
+              <w:t>80%</w:t>
+            </w:r>
+          </w:p>
+        </w:tc>
+      </w:tr>
+      <w:tr>
+        <w:tc>
+          <w:tcPr>
+            <w:tcW w:type="dxa" w:w="3408"/>
+          </w:tcPr>
+          <w:p>
+            <w:r>
+              <w:t>Difference</w:t>
+            </w:r>
+          </w:p>
+        </w:tc>
+        <w:tc>
+          <w:tcPr>
+            <w:tcW w:type="dxa" w:w="3408"/>
+          </w:tcPr>
+          <w:p>
+            <w:r>
+              <w:t>Two extra correct</w:t>
+            </w:r>
+          </w:p>
+        </w:tc>
+        <w:tc>
+          <w:tcPr>
+            <w:tcW w:type="dxa" w:w="3408"/>
+          </w:tcPr>
+          <w:p>
+            <w:r>
+              <w:t>Twenty percentage points</w:t>
+            </w:r>
+          </w:p>
+        </w:tc>
+      </w:tr>
+      <w:tr>
+        <w:tc>
+          <w:tcPr>
+            <w:tcW w:type="dxa" w:w="3408"/>
+          </w:tcPr>
+          <w:p>
+            <w:r>
+              <w:t>Zero-baseline count height</w:t>
+            </w:r>
+          </w:p>
+        </w:tc>
+        <w:tc>
+          <w:tcPr>
+            <w:tcW w:type="dxa" w:w="3408"/>
+          </w:tcPr>
+          <w:p>
+            <w:r>
+              <w:t>6</w:t>
+            </w:r>
+          </w:p>
+        </w:tc>
+        <w:tc>
+          <w:tcPr>
+            <w:tcW w:type="dxa" w:w="3408"/>
+          </w:tcPr>
+          <w:p>
+            <w:r>
+              <w:t>8</w:t>
+            </w:r>
+          </w:p>
+        </w:tc>
+      </w:tr>
+      <w:tr>
+        <w:tc>
+          <w:tcPr>
+            <w:tcW w:type="dxa" w:w="3408"/>
+          </w:tcPr>
+          <w:p>
+            <w:r>
+              <w:t>Hidden start-at-five height</w:t>
+            </w:r>
+          </w:p>
+        </w:tc>
+        <w:tc>
+          <w:tcPr>
+            <w:tcW w:type="dxa" w:w="3408"/>
+          </w:tcPr>
+          <w:p>
+            <w:r>
+              <w:t>1</w:t>
+            </w:r>
+          </w:p>
+        </w:tc>
+        <w:tc>
+          <w:tcPr>
+            <w:tcW w:type="dxa" w:w="3408"/>
+          </w:tcPr>
+          <w:p>
+            <w:r>
+              <w:t>3</w:t>
+            </w:r>
+          </w:p>
+        </w:tc>
+      </w:tr>
+      <w:tr>
+        <w:tc>
+          <w:tcPr>
+            <w:tcW w:type="dxa" w:w="3408"/>
+          </w:tcPr>
+          <w:p>
+            <w:r>
+              <w:t>Why hidden truncation misleads</w:t>
+            </w:r>
+          </w:p>
+        </w:tc>
+        <w:tc>
+          <w:tcPr>
+            <w:tcW w:type="dxa" w:w="3408"/>
+          </w:tcPr>
+          <w:p>
+            <w:r>
+              <w:t>Drawn heights appear threefold</w:t>
+            </w:r>
+          </w:p>
+        </w:tc>
+        <w:tc>
+          <w:tcPr>
+            <w:tcW w:type="dxa" w:w="3408"/>
+          </w:tcPr>
+          <w:p>
+            <w:r>
+              <w:t>Actual count ratio 8/6 is not threefold</w:t>
+            </w:r>
+          </w:p>
+        </w:tc>
+      </w:tr>
+      <w:tr>
+        <w:tc>
+          <w:tcPr>
+            <w:tcW w:type="dxa" w:w="3408"/>
+          </w:tcPr>
+          <w:p>
+            <w:r>
+              <w:t>Uncertainty / population inference</w:t>
+            </w:r>
+          </w:p>
+        </w:tc>
+        <w:tc>
+          <w:tcPr>
+            <w:tcW w:type="dxa" w:w="3408"/>
+          </w:tcPr>
+          <w:p>
+            <w:r>
+              <w:t>Not supplied</w:t>
+            </w:r>
+          </w:p>
+        </w:tc>
+        <w:tc>
+          <w:tcPr>
+            <w:tcW w:type="dxa" w:w="3408"/>
+          </w:tcPr>
+          <w:p>
+            <w:r>
+              <w:t>Not supplied</w:t>
+            </w:r>
+          </w:p>
+        </w:tc>
+      </w:tr>
+    </w:tbl>
+    <w:p>
+      <w:r>
+        <w:drawing>
+          <wp:inline xmlns:a="http://schemas.openxmlformats.org/drawingml/2006/main" xmlns:pic="http://schemas.openxmlformats.org/drawingml/2006/picture">
+            <wp:extent cx="5486400" cy="2992582"/>
+            <wp:docPr id="1" name="Picture 1" descr="Two zero-baseline charts. Main supplied rates are eighty and eighty-two percent, difference two percentage points with underlying counts unknown. Separate picture shows six and eight correct of ten, difference two cases or twenty percentage points. No uncertainty intervals are supplied."/>
+            <wp:cNvGraphicFramePr>
+              <a:graphicFrameLocks noChangeAspect="1"/>
+            </wp:cNvGraphicFramePr>
+            <a:graphic>
+              <a:graphicData uri="http://schemas.openxmlformats.org/drawingml/2006/picture">
+                <pic:pic>
+                  <pic:nvPicPr>
+                    <pic:cNvPr id="0" name="ai-7-29-honest-axes.png"/>
+                    <pic:cNvPicPr/>
+                  </pic:nvPicPr>
+                  <pic:blipFill>
+                    <a:blip r:embed="rId9"/>
+                    <a:stretch>
+                      <a:fillRect/>
+                    </a:stretch>
+                  </pic:blipFill>
+                  <pic:spPr>
+                    <a:xfrm>
+                      <a:off x="0" y="0"/>
+                      <a:ext cx="5486400" cy="2992582"/>
+                    </a:xfrm>
+                    <a:prstGeom prst="rect"/>
+                  </pic:spPr>
+                </pic:pic>
+              </a:graphicData>
+            </a:graphic>
+          </wp:inline>
+        </w:drawing>
+      </w:r>
+    </w:p>
+    <w:p>
+      <w:pPr>
+        <w:pStyle w:val="Heading2"/>
+      </w:pPr>
+      <w:r>
+        <w:t>Picture trace and changed-condition key</w:t>
+      </w:r>
+    </w:p>
+    <w:p>
+      <w:r>
+        <w:drawing>
+          <wp:inline xmlns:a="http://schemas.openxmlformats.org/drawingml/2006/main" xmlns:pic="http://schemas.openxmlformats.org/drawingml/2006/picture">
+            <wp:extent cx="5486400" cy="3182112"/>
+            <wp:docPr id="2" name="Picture 2" descr="Draw honest bars: Use heights 6 and 8 on a zero-based correct-count axis. → Label the scale: State counts out of ten, not an unspecified quality score. → Keep context nearby: Note the fixed tasks and absence of a significance test."/>
+            <wp:cNvGraphicFramePr>
+              <a:graphicFrameLocks noChangeAspect="1"/>
+            </wp:cNvGraphicFramePr>
+            <a:graphic>
+              <a:graphicData uri="http://schemas.openxmlformats.org/drawingml/2006/picture">
+                <pic:pic>
+                  <pic:nvPicPr>
+                    <pic:cNvPr id="0" name="academy-story-ai-7-29-02.png"/>
+                    <pic:cNvPicPr/>
+                  </pic:nvPicPr>
+                  <pic:blipFill>
+                    <a:blip r:embed="rId10"/>
+                    <a:stretch>
+                      <a:fillRect/>
+                    </a:stretch>
+                  </pic:blipFill>
+                  <pic:spPr>
+                    <a:xfrm>
+                      <a:off x="0" y="0"/>
+                      <a:ext cx="5486400" cy="3182112"/>
+                    </a:xfrm>
+                    <a:prstGeom prst="rect"/>
+                  </pic:spPr>
+                </pic:pic>
+              </a:graphicData>
+            </a:graphic>
+          </wp:inline>
+        </w:drawing>
+      </w:r>
+    </w:p>
+    <w:p>
+      <w:pPr>
+        <w:pStyle w:val="Heading3"/>
+      </w:pPr>
+      <w:r>
+        <w:t>Read the picture one step at a time</w:t>
+      </w:r>
+    </w:p>
+    <w:tbl>
+      <w:tblPr>
+        <w:tblStyle w:val="LightShading-Accent1"/>
+        <w:tblW w:type="auto" w:w="0"/>
+        <w:tblLook w:firstColumn="1" w:firstRow="1" w:lastColumn="0" w:lastRow="0" w:noHBand="0" w:noVBand="1" w:val="04A0"/>
+      </w:tblPr>
+      <w:tblGrid>
+        <w:gridCol w:w="5112"/>
+        <w:gridCol w:w="5112"/>
+      </w:tblGrid>
+      <w:tr>
+        <w:trPr>
+          <w:tblHeader/>
+        </w:trPr>
+        <w:tc>
+          <w:tcPr>
+            <w:tcW w:type="dxa" w:w="5112"/>
+          </w:tcPr>
+          <w:p>
+            <w:r>
+              <w:t>Step</w:t>
+            </w:r>
+          </w:p>
+        </w:tc>
+        <w:tc>
+          <w:tcPr>
+            <w:tcW w:type="dxa" w:w="5112"/>
+          </w:tcPr>
+          <w:p>
+            <w:r>
+              <w:t>What happens and why</w:t>
+            </w:r>
+          </w:p>
+        </w:tc>
+      </w:tr>
+      <w:tr>
+        <w:tc>
+          <w:tcPr>
+            <w:tcW w:type="dxa" w:w="5112"/>
+          </w:tcPr>
+          <w:p>
+            <w:r>
+              <w:t>1. Draw honest bars</w:t>
+            </w:r>
+          </w:p>
+        </w:tc>
+        <w:tc>
+          <w:tcPr>
+            <w:tcW w:type="dxa" w:w="5112"/>
+          </w:tcPr>
+          <w:p>
+            <w:r>
+              <w:t>Use heights 6 and 8 on a zero-based correct-count axis.</w:t>
+            </w:r>
+          </w:p>
+        </w:tc>
+      </w:tr>
+      <w:tr>
+        <w:tc>
+          <w:tcPr>
+            <w:tcW w:type="dxa" w:w="5112"/>
+          </w:tcPr>
+          <w:p>
+            <w:r>
+              <w:t>2. Label the scale</w:t>
+            </w:r>
+          </w:p>
+        </w:tc>
+        <w:tc>
+          <w:tcPr>
+            <w:tcW w:type="dxa" w:w="5112"/>
+          </w:tcPr>
+          <w:p>
+            <w:r>
+              <w:t>State counts out of ten, not an unspecified quality score.</w:t>
+            </w:r>
+          </w:p>
+        </w:tc>
+      </w:tr>
+      <w:tr>
+        <w:tc>
+          <w:tcPr>
+            <w:tcW w:type="dxa" w:w="5112"/>
+          </w:tcPr>
+          <w:p>
+            <w:r>
+              <w:t>3. Keep context nearby</w:t>
+            </w:r>
+          </w:p>
+        </w:tc>
+        <w:tc>
+          <w:tcPr>
+            <w:tcW w:type="dxa" w:w="5112"/>
+          </w:tcPr>
+          <w:p>
+            <w:r>
+              <w:t>Note the fixed tasks and absence of a significance test.</w:t>
+            </w:r>
+          </w:p>
+        </w:tc>
+      </w:tr>
+    </w:tbl>
+    <w:p>
+      <w:r>
+        <w:t>Match each pictured step to the supplied facts. This is a worked teaching case, not an independent assessment.</w:t>
+      </w:r>
+    </w:p>
+    <w:p>
+      <w:pPr>
+        <w:spacing w:line="336" w:lineRule="auto" w:after="180"/>
+      </w:pPr>
+      <w:r>
+        <w:rPr>
+          <w:b w:val="0"/>
+        </w:rPr>
+        <w:t xml:space="preserve">Figures make </w:t>
+      </w:r>
+      <w:r>
+        <w:rPr>
+          <w:b/>
+        </w:rPr>
+        <w:t>evidence</w:t>
+      </w:r>
+      <w:r>
+        <w:rPr>
+          <w:b w:val="0"/>
+        </w:rPr>
+        <w:t xml:space="preserve"> easier to inspect when labels and scales preserve meaning. A dramatic-looking visual cannot supply missing uncertainty or representativeness.</w:t>
+      </w:r>
+    </w:p>
+    <w:p>
+      <w:pPr>
+        <w:spacing w:line="336" w:lineRule="auto" w:after="180"/>
+      </w:pPr>
+      <w:r>
+        <w:rPr>
+          <w:b w:val="0"/>
+        </w:rPr>
+        <w:t>A well-labelled chart still cannot establish a causal or population claim from ten cases.</w:t>
+      </w:r>
+    </w:p>
+    <w:p>
+      <w:pPr>
+        <w:spacing w:line="336" w:lineRule="auto" w:after="180"/>
+      </w:pPr>
+      <w:r>
+        <w:rPr>
+          <w:b w:val="0"/>
+        </w:rPr>
+        <w:t>Change: Start the axis at 5 without making the truncation obvious.</w:t>
+      </w:r>
+    </w:p>
+    <w:p>
+      <w:pPr>
+        <w:spacing w:line="336" w:lineRule="auto" w:after="180"/>
+      </w:pPr>
+      <w:r>
+        <w:rPr>
+          <w:b/>
+        </w:rPr>
+        <w:t>Prediction</w:t>
+      </w:r>
+      <w:r>
+        <w:rPr>
+          <w:b w:val="0"/>
+        </w:rPr>
+        <w:t>: The bars exaggerate the visual contrast and require correction or clear disclosure.</w:t>
+      </w:r>
+    </w:p>
+    <w:p>
+      <w:pPr>
+        <w:spacing w:line="336" w:lineRule="auto" w:after="180"/>
+      </w:pPr>
+      <w:r>
+        <w:rPr>
+          <w:b w:val="0"/>
+        </w:rPr>
+        <w:t>Reason: Visible heights no longer correspond to the full count scale.</w:t>
+      </w:r>
+    </w:p>
+    <w:p>
+      <w:pPr>
+        <w:pStyle w:val="Heading2"/>
+      </w:pPr>
+      <w:r>
+        <w:t>Earlier wording, alternatives and picture transcripts · reference / check after trying</w:t>
+      </w:r>
+    </w:p>
+    <w:p>
+      <w:pPr>
+        <w:spacing w:line="336" w:lineRule="auto" w:after="180"/>
+      </w:pPr>
+      <w:r>
+        <w:rPr>
+          <w:b w:val="0"/>
+        </w:rPr>
+        <w:t>Begin by writing the question the procedure is intended to answer. Identify the information already supplied, the information it will produce and the information still missing.</w:t>
+      </w:r>
+    </w:p>
+    <w:p>
+      <w:pPr>
+        <w:spacing w:line="336" w:lineRule="auto" w:after="180"/>
+      </w:pPr>
+      <w:r>
+        <w:rPr>
+          <w:b w:val="0"/>
+        </w:rPr>
+        <w:t>These are constructed classroom examples; they do not require live accounts, private records or an external service. Do not treat a plausible explanation as a measured outcome.</w:t>
       </w:r>
     </w:p>
     <w:p>
@@ -1045,99 +2648,30 @@
         <w:pStyle w:val="Heading3"/>
       </w:pPr>
       <w:r>
-        <w:t>Figures that preserve evidence — evidence trace</w:t>
-      </w:r>
-    </w:p>
-    <w:tbl>
-      <w:tblPr>
-        <w:tblStyle w:val="LightShading-Accent1"/>
-        <w:tblW w:type="auto" w:w="0"/>
-        <w:tblLook w:firstColumn="1" w:firstRow="1" w:lastColumn="0" w:lastRow="0" w:noHBand="0" w:noVBand="1" w:val="04A0"/>
-      </w:tblPr>
-      <w:tblGrid>
-        <w:gridCol w:w="3408"/>
-        <w:gridCol w:w="3408"/>
-        <w:gridCol w:w="3408"/>
-      </w:tblGrid>
-      <w:tr>
-        <w:trPr>
-          <w:tblHeader/>
-        </w:trPr>
-        <w:tc>
-          <w:tcPr>
-            <w:tcW w:type="dxa" w:w="3408"/>
-          </w:tcPr>
-          <w:p>
-            <w:r>
-              <w:t>Input and scope</w:t>
-            </w:r>
-          </w:p>
-        </w:tc>
-        <w:tc>
-          <w:tcPr>
-            <w:tcW w:type="dxa" w:w="3408"/>
-          </w:tcPr>
-          <w:p>
-            <w:r>
-              <w:t>Check or calculation</w:t>
-            </w:r>
-          </w:p>
-        </w:tc>
-        <w:tc>
-          <w:tcPr>
-            <w:tcW w:type="dxa" w:w="3408"/>
-          </w:tcPr>
-          <w:p>
-            <w:r>
-              <w:t>Conclusion and limit</w:t>
-            </w:r>
-          </w:p>
-        </w:tc>
-      </w:tr>
-      <w:tr>
-        <w:tc>
-          <w:tcPr>
-            <w:tcW w:type="dxa" w:w="3408"/>
-          </w:tcPr>
-          <w:p>
-            <w:r>
-              <w:t>RatesA80%, B82% are plotted on bars starting79%, making B look several times larger.</w:t>
-            </w:r>
-          </w:p>
-        </w:tc>
-        <w:tc>
-          <w:tcPr>
-            <w:tcW w:type="dxa" w:w="3408"/>
-          </w:tcPr>
-          <w:p>
-            <w:r>
-              <w:t>Label axes, units, cases and scope. For simple comparative bars use a zero baseline or explicitly justify another plot. Show condition breakdowns and unassessed counts where relevant.</w:t>
-            </w:r>
-          </w:p>
-        </w:tc>
-        <w:tc>
-          <w:tcPr>
-            <w:tcW w:type="dxa" w:w="3408"/>
-          </w:tcPr>
-          <w:p>
-            <w:r>
-              <w:t>Difference is2 percentage points; truncated bars exaggerate magnitude. Use zero-baseline bars or a clearly labelled difference plot.</w:t>
-            </w:r>
-          </w:p>
-        </w:tc>
-      </w:tr>
-    </w:tbl>
-    <w:p>
-      <w:r>
-        <w:t>The figure connects this chapter's worked input, declared procedure and result. Read the complete worked reasoning for qualifiers and intermediate steps; the abbreviated labels do not replace that reasoning.</w:t>
+        <w:t>Model the reasoning aloud</w:t>
       </w:r>
     </w:p>
     <w:p>
       <w:pPr>
-        <w:pStyle w:val="Heading3"/>
-      </w:pPr>
-      <w:r>
-        <w:t>Explain Figures that preserve evidence · 3</w:t>
+        <w:spacing w:line="336" w:lineRule="auto" w:after="180"/>
+      </w:pPr>
+      <w:r>
+        <w:rPr>
+          <w:b w:val="0"/>
+        </w:rPr>
+        <w:t xml:space="preserve">Use the complete worked example below before asking learners to complete W2. Reveal a small part, invite a </w:t>
+      </w:r>
+      <w:r>
+        <w:rPr>
+          <w:b/>
+        </w:rPr>
+        <w:t>prediction</w:t>
+      </w:r>
+      <w:r>
+        <w:rPr>
+          <w:b w:val="0"/>
+        </w:rPr>
+        <w:t>, then explain the deciding step.</w:t>
       </w:r>
     </w:p>
     <w:p>
@@ -1148,219 +2682,7 @@
         <w:rPr>
           <w:b w:val="0"/>
         </w:rPr>
-        <w:t xml:space="preserve">Guided: Difference is2 percentage points; truncated bars exaggerate magnitude. Use zero-baseline bars or a clearly labelled </w:t>
-      </w:r>
-      <w:r>
-        <w:rPr>
-          <w:b/>
-        </w:rPr>
-        <w:t>difference plot</w:t>
-      </w:r>
-      <w:r>
-        <w:rPr>
-          <w:b w:val="0"/>
-        </w:rPr>
-        <w:t>.</w:t>
-      </w:r>
-    </w:p>
-    <w:p>
-      <w:pPr>
-        <w:spacing w:line="336" w:lineRule="auto" w:after="180"/>
-      </w:pPr>
-      <w:r>
-        <w:rPr>
-          <w:b w:val="0"/>
-        </w:rPr>
-        <w:t>Qualification: Visual choices must reflect the intended metric and cannot imply causal certainty from association.</w:t>
-      </w:r>
-    </w:p>
-    <w:p>
-      <w:pPr>
-        <w:spacing w:line="336" w:lineRule="auto" w:after="180"/>
-      </w:pPr>
-      <w:r>
-        <w:rPr>
-          <w:b w:val="0"/>
-        </w:rPr>
-        <w:t xml:space="preserve">Exit: accept a concrete variation with its predicted outcome and a stated condition that would challenge the </w:t>
-      </w:r>
-      <w:r>
-        <w:rPr>
-          <w:b/>
-        </w:rPr>
-        <w:t>mechanism</w:t>
-      </w:r>
-      <w:r>
-        <w:rPr>
-          <w:b w:val="0"/>
-        </w:rPr>
-        <w:t xml:space="preserve">; reject a claim resting on unmeasured </w:t>
-      </w:r>
-      <w:r>
-        <w:rPr>
-          <w:b/>
-        </w:rPr>
-        <w:t>evidence</w:t>
-      </w:r>
-      <w:r>
-        <w:rPr>
-          <w:b w:val="0"/>
-        </w:rPr>
-        <w:t>.</w:t>
-      </w:r>
-    </w:p>
-    <w:p>
-      <w:pPr>
-        <w:pStyle w:val="Heading3"/>
-      </w:pPr>
-      <w:r>
-        <w:t>Model the reasoning aloud</w:t>
-      </w:r>
-    </w:p>
-    <w:p>
-      <w:pPr>
-        <w:spacing w:line="336" w:lineRule="auto" w:after="180"/>
-      </w:pPr>
-      <w:r>
-        <w:rPr>
-          <w:b w:val="0"/>
-        </w:rPr>
-        <w:t xml:space="preserve">Use the complete worked example below before asking learners to complete W2. Reveal a small part, invite a </w:t>
-      </w:r>
-      <w:r>
-        <w:rPr>
-          <w:b/>
-        </w:rPr>
-        <w:t>prediction</w:t>
-      </w:r>
-      <w:r>
-        <w:rPr>
-          <w:b w:val="0"/>
-        </w:rPr>
-        <w:t>, then explain the deciding step.</w:t>
-      </w:r>
-    </w:p>
-    <w:p>
-      <w:pPr>
-        <w:spacing w:line="336" w:lineRule="auto" w:after="180"/>
-      </w:pPr>
-      <w:r>
-        <w:rPr>
-          <w:b w:val="0"/>
-        </w:rPr>
         <w:t>These teacher notes contain solutions; do not reveal the independent case answer during modelling.</w:t>
-      </w:r>
-    </w:p>
-    <w:p>
-      <w:pPr>
-        <w:spacing w:line="336" w:lineRule="auto" w:after="180"/>
-      </w:pPr>
-      <w:r>
-        <w:rPr>
-          <w:b w:val="0"/>
-        </w:rPr>
-        <w:t>RatesA</w:t>
-      </w:r>
-      <w:r>
-        <w:rPr>
-          <w:b/>
-        </w:rPr>
-        <w:t>80%</w:t>
-      </w:r>
-      <w:r>
-        <w:rPr>
-          <w:b w:val="0"/>
-        </w:rPr>
-        <w:t>, B82% are plotted on bars starting79%, making B look several times larger.</w:t>
-      </w:r>
-    </w:p>
-    <w:p>
-      <w:pPr>
-        <w:spacing w:line="336" w:lineRule="auto" w:after="180"/>
-      </w:pPr>
-      <w:r>
-        <w:rPr>
-          <w:b w:val="0"/>
-        </w:rPr>
-        <w:t xml:space="preserve">Difference is2 percentage points; truncated bars exaggerate magnitude. Use zero-baseline bars or a clearly labelled </w:t>
-      </w:r>
-      <w:r>
-        <w:rPr>
-          <w:b/>
-        </w:rPr>
-        <w:t>difference plot</w:t>
-      </w:r>
-      <w:r>
-        <w:rPr>
-          <w:b w:val="0"/>
-        </w:rPr>
-        <w:t>.</w:t>
-      </w:r>
-    </w:p>
-    <w:p>
-      <w:pPr>
-        <w:pStyle w:val="Heading3"/>
-      </w:pPr>
-      <w:r>
-        <w:t>Model the reasoning aloud · 4</w:t>
-      </w:r>
-    </w:p>
-    <w:p>
-      <w:pPr>
-        <w:spacing w:line="336" w:lineRule="auto" w:after="180"/>
-      </w:pPr>
-      <w:r>
-        <w:rPr>
-          <w:b w:val="0"/>
-        </w:rPr>
-        <w:t xml:space="preserve">Compare the intermediate </w:t>
-      </w:r>
-      <w:r>
-        <w:rPr>
-          <w:b/>
-        </w:rPr>
-        <w:t>evidence</w:t>
-      </w:r>
-      <w:r>
-        <w:rPr>
-          <w:b w:val="0"/>
-        </w:rPr>
-        <w:t xml:space="preserve"> with the final statement. Explain why each number or decision follows from the stated </w:t>
-      </w:r>
-      <w:r>
-        <w:rPr>
-          <w:b/>
-        </w:rPr>
-        <w:t>input</w:t>
-      </w:r>
-      <w:r>
-        <w:rPr>
-          <w:b w:val="0"/>
-        </w:rPr>
-        <w:t>s.</w:t>
-      </w:r>
-    </w:p>
-    <w:p>
-      <w:pPr>
-        <w:spacing w:line="336" w:lineRule="auto" w:after="180"/>
-      </w:pPr>
-      <w:r>
-        <w:rPr>
-          <w:b w:val="0"/>
-        </w:rPr>
-        <w:t xml:space="preserve">The conclusion belongs to this scenario and procedure; changing the </w:t>
-      </w:r>
-      <w:r>
-        <w:rPr>
-          <w:b/>
-        </w:rPr>
-        <w:t>input</w:t>
-      </w:r>
-      <w:r>
-        <w:rPr>
-          <w:b w:val="0"/>
-        </w:rPr>
-        <w:t>s, evaluation population or authority can change what it establishes. Retain the raw record so a later revision can be compared honestly.</w:t>
       </w:r>
     </w:p>
     <w:tbl>
@@ -1486,41 +2808,10 @@
     </w:p>
     <w:p>
       <w:pPr>
-        <w:spacing w:line="336" w:lineRule="auto" w:after="180"/>
-      </w:pPr>
-      <w:r>
-        <w:rPr>
-          <w:b w:val="0"/>
-        </w:rPr>
-        <w:t>Draw bars that preserve the comparison. A report plots correct counts for two versions on the same ten cases.</w:t>
-      </w:r>
-    </w:p>
-    <w:p>
-      <w:pPr>
         <w:pStyle w:val="Heading3"/>
       </w:pPr>
       <w:r>
         <w:t>The facts we will use</w:t>
-      </w:r>
-    </w:p>
-    <w:p>
-      <w:pPr>
-        <w:pStyle w:val="Heading3"/>
-      </w:pPr>
-      <w:r>
-        <w:t>Supplied facts</w:t>
-      </w:r>
-    </w:p>
-    <w:p>
-      <w:pPr>
-        <w:spacing w:line="336" w:lineRule="auto" w:after="180"/>
-        <w:shd w:fill="F1F6FC"/>
-      </w:pPr>
-      <w:r>
-        <w:rPr>
-          <w:b w:val="0"/>
-        </w:rPr>
-        <w:t>A has 6/10 correct; B has 8/10. The count axis should start at zero and identify the ten-case denominator.</w:t>
       </w:r>
     </w:p>
     <w:p>
@@ -1528,7 +2819,7 @@
         <w:drawing>
           <wp:inline xmlns:a="http://schemas.openxmlformats.org/drawingml/2006/main" xmlns:pic="http://schemas.openxmlformats.org/drawingml/2006/picture">
             <wp:extent cx="5486400" cy="2641600"/>
-            <wp:docPr id="1" name="Picture 1" descr="Zero-based correct counts"/>
+            <wp:docPr id="3" name="Picture 3" descr="Zero-based correct counts"/>
             <wp:cNvGraphicFramePr>
               <a:graphicFrameLocks noChangeAspect="1"/>
             </wp:cNvGraphicFramePr>
@@ -1540,7 +2831,7 @@
                     <pic:cNvPicPr/>
                   </pic:nvPicPr>
                   <pic:blipFill>
-                    <a:blip r:embed="rId9"/>
+                    <a:blip r:embed="rId11"/>
                     <a:stretch>
                       <a:fillRect/>
                     </a:stretch>
@@ -1564,7 +2855,7 @@
         <w:drawing>
           <wp:inline xmlns:a="http://schemas.openxmlformats.org/drawingml/2006/main" xmlns:pic="http://schemas.openxmlformats.org/drawingml/2006/picture">
             <wp:extent cx="5486400" cy="5145314"/>
-            <wp:docPr id="2" name="Picture 2" descr="Figures that preserve evidence. Draw honest bars: Use heights 6 and 8 on a zero-based correct-count axis.. Label the scale: State counts out of ten, not an unspecified quality score.. Keep context nearby: Note the fixed tasks and absence of a significance test."/>
+            <wp:docPr id="4" name="Picture 4" descr="Figures that preserve evidence. Draw honest bars: Use heights 6 and 8 on a zero-based correct-count axis.. Label the scale: State counts out of ten, not an unspecified quality score.. Keep context nearby: Note the fixed tasks and absence of a significance test."/>
             <wp:cNvGraphicFramePr>
               <a:graphicFrameLocks noChangeAspect="1"/>
             </wp:cNvGraphicFramePr>
@@ -1576,7 +2867,7 @@
                     <pic:cNvPicPr/>
                   </pic:nvPicPr>
                   <pic:blipFill>
-                    <a:blip r:embed="rId10"/>
+                    <a:blip r:embed="rId12"/>
                     <a:stretch>
                       <a:fillRect/>
                     </a:stretch>
@@ -1600,114 +2891,7 @@
         <w:pStyle w:val="Heading3"/>
       </w:pPr>
       <w:r>
-        <w:t>Read the picture one step at a time</w:t>
-      </w:r>
-    </w:p>
-    <w:tbl>
-      <w:tblPr>
-        <w:tblStyle w:val="LightShading-Accent1"/>
-        <w:tblW w:type="auto" w:w="0"/>
-        <w:tblLook w:firstColumn="1" w:firstRow="1" w:lastColumn="0" w:lastRow="0" w:noHBand="0" w:noVBand="1" w:val="04A0"/>
-      </w:tblPr>
-      <w:tblGrid>
-        <w:gridCol w:w="5112"/>
-        <w:gridCol w:w="5112"/>
-      </w:tblGrid>
-      <w:tr>
-        <w:trPr>
-          <w:tblHeader/>
-        </w:trPr>
-        <w:tc>
-          <w:tcPr>
-            <w:tcW w:type="dxa" w:w="5112"/>
-          </w:tcPr>
-          <w:p>
-            <w:r>
-              <w:t>Step</w:t>
-            </w:r>
-          </w:p>
-        </w:tc>
-        <w:tc>
-          <w:tcPr>
-            <w:tcW w:type="dxa" w:w="5112"/>
-          </w:tcPr>
-          <w:p>
-            <w:r>
-              <w:t>What happens and why</w:t>
-            </w:r>
-          </w:p>
-        </w:tc>
-      </w:tr>
-      <w:tr>
-        <w:tc>
-          <w:tcPr>
-            <w:tcW w:type="dxa" w:w="5112"/>
-          </w:tcPr>
-          <w:p>
-            <w:r>
-              <w:t>1. Draw honest bars</w:t>
-            </w:r>
-          </w:p>
-        </w:tc>
-        <w:tc>
-          <w:tcPr>
-            <w:tcW w:type="dxa" w:w="5112"/>
-          </w:tcPr>
-          <w:p>
-            <w:r>
-              <w:t>Use heights 6 and 8 on a zero-based correct-count axis.</w:t>
-            </w:r>
-          </w:p>
-        </w:tc>
-      </w:tr>
-      <w:tr>
-        <w:tc>
-          <w:tcPr>
-            <w:tcW w:type="dxa" w:w="5112"/>
-          </w:tcPr>
-          <w:p>
-            <w:r>
-              <w:t>2. Label the scale</w:t>
-            </w:r>
-          </w:p>
-        </w:tc>
-        <w:tc>
-          <w:tcPr>
-            <w:tcW w:type="dxa" w:w="5112"/>
-          </w:tcPr>
-          <w:p>
-            <w:r>
-              <w:t>State counts out of ten, not an unspecified quality score.</w:t>
-            </w:r>
-          </w:p>
-        </w:tc>
-      </w:tr>
-      <w:tr>
-        <w:tc>
-          <w:tcPr>
-            <w:tcW w:type="dxa" w:w="5112"/>
-          </w:tcPr>
-          <w:p>
-            <w:r>
-              <w:t>3. Keep context nearby</w:t>
-            </w:r>
-          </w:p>
-        </w:tc>
-        <w:tc>
-          <w:tcPr>
-            <w:tcW w:type="dxa" w:w="5112"/>
-          </w:tcPr>
-          <w:p>
-            <w:r>
-              <w:t>Note the fixed tasks and absence of a significance test.</w:t>
-            </w:r>
-          </w:p>
-        </w:tc>
-      </w:tr>
-    </w:tbl>
-    <w:p>
-      <w:r>
-        <w:t>Match each pictured step to the supplied facts. This is a worked teaching case, not an independent assessment.</w:t>
+        <w:t>Why this result follows</w:t>
       </w:r>
     </w:p>
     <w:p>
@@ -1715,7 +2899,7 @@
         <w:pStyle w:val="Heading3"/>
       </w:pPr>
       <w:r>
-        <w:t>Why this result follows</w:t>
+        <w:t>What this example does not establish</w:t>
       </w:r>
     </w:p>
     <w:p>
@@ -1723,149 +2907,204 @@
         <w:pStyle w:val="Heading3"/>
       </w:pPr>
       <w:r>
-        <w:t>Why the result follows</w:t>
+        <w:t>Change one thing in the pictured case</w:t>
       </w:r>
     </w:p>
     <w:p>
       <w:pPr>
-        <w:spacing w:line="336" w:lineRule="auto" w:after="180"/>
-        <w:shd w:fill="F1F6FC"/>
-      </w:pPr>
-      <w:r>
-        <w:rPr>
-          <w:b w:val="0"/>
-        </w:rPr>
-        <w:t xml:space="preserve">Figures make </w:t>
-      </w:r>
-      <w:r>
-        <w:rPr>
-          <w:b/>
-        </w:rPr>
-        <w:t>evidence</w:t>
-      </w:r>
-      <w:r>
-        <w:rPr>
-          <w:b w:val="0"/>
-        </w:rPr>
-        <w:t xml:space="preserve"> easier to inspect when labels and scales preserve meaning. A dramatic-looking visual cannot supply missing uncertainty or representativeness.</w:t>
+        <w:pStyle w:val="Heading3"/>
+      </w:pPr>
+      <w:r>
+        <w:t>Ask while showing the picture</w:t>
       </w:r>
     </w:p>
     <w:p>
       <w:pPr>
-        <w:pStyle w:val="Heading3"/>
-      </w:pPr>
-      <w:r>
-        <w:t>What this example does not establish</w:t>
+        <w:spacing w:line="336" w:lineRule="auto" w:after="180"/>
+      </w:pPr>
+      <w:r>
+        <w:rPr>
+          <w:b w:val="0"/>
+        </w:rPr>
+        <w:t xml:space="preserve">Cover the result. Ask learners to name the </w:t>
+      </w:r>
+      <w:r>
+        <w:rPr>
+          <w:b/>
+        </w:rPr>
+        <w:t>input</w:t>
+      </w:r>
+      <w:r>
+        <w:rPr>
+          <w:b w:val="0"/>
+        </w:rPr>
+        <w:t xml:space="preserve">s and predict the next step. Uncover one step, connect the icon to the actual procedure, and explain its </w:t>
+      </w:r>
+      <w:r>
+        <w:rPr>
+          <w:b/>
+        </w:rPr>
+        <w:t>evidence</w:t>
+      </w:r>
+      <w:r>
+        <w:rPr>
+          <w:b w:val="0"/>
+        </w:rPr>
+        <w:t>. Then change the supplied condition and compare.</w:t>
       </w:r>
     </w:p>
     <w:p>
       <w:pPr>
-        <w:pStyle w:val="Heading3"/>
-      </w:pPr>
-      <w:r>
-        <w:t>Keep the stated limit</w:t>
+        <w:spacing w:line="336" w:lineRule="auto" w:after="180"/>
+      </w:pPr>
+      <w:r>
+        <w:rPr>
+          <w:b w:val="0"/>
+        </w:rPr>
+        <w:t>The picture is a representation; it does not document execution of a real AI model.</w:t>
       </w:r>
     </w:p>
     <w:p>
       <w:pPr>
-        <w:spacing w:line="336" w:lineRule="auto" w:after="180"/>
-        <w:shd w:fill="FFF5E6"/>
-      </w:pPr>
-      <w:r>
-        <w:rPr>
-          <w:b w:val="0"/>
-        </w:rPr>
-        <w:t>A well-labelled chart still cannot establish a causal or population claim from ten cases.</w:t>
+        <w:pStyle w:val="Heading1"/>
+      </w:pPr>
+      <w:r>
+        <w:t>03. Model a step,then remove help</w:t>
       </w:r>
     </w:p>
     <w:p>
-      <w:pPr>
-        <w:pStyle w:val="Heading3"/>
-      </w:pPr>
-      <w:r>
-        <w:t>Change one thing in the pictured case</w:t>
+      <w:r>
+        <w:t>Collect each learner’s reasoning before showing a key.</w:t>
       </w:r>
     </w:p>
     <w:p>
       <w:pPr>
-        <w:pStyle w:val="Heading3"/>
-      </w:pPr>
-      <w:r>
-        <w:t>Change one thing</w:t>
+        <w:pStyle w:val="Heading2"/>
+      </w:pPr>
+      <w:r>
+        <w:t>Current completion task and checked reasoning</w:t>
       </w:r>
     </w:p>
     <w:p>
       <w:pPr>
         <w:spacing w:line="336" w:lineRule="auto" w:after="180"/>
-        <w:shd w:fill="F5F1FB"/>
       </w:pPr>
       <w:r>
         <w:rPr>
           <w:b w:val="0"/>
         </w:rPr>
-        <w:t>Change: Start the axis at 5 without making the truncation obvious.</w:t>
+        <w:t xml:space="preserve">Completion task: Rates A </w:t>
+      </w:r>
+      <w:r>
+        <w:rPr>
+          <w:b/>
+        </w:rPr>
+        <w:t>80%</w:t>
+      </w:r>
+      <w:r>
+        <w:rPr>
+          <w:b w:val="0"/>
+        </w:rPr>
+        <w:t>, B 82% are plotted on bars starting 79%, making B look several times larger. Show the intermediate steps and give the conclusion with its scope.</w:t>
       </w:r>
     </w:p>
     <w:p>
       <w:pPr>
-        <w:pStyle w:val="Heading3"/>
-      </w:pPr>
-      <w:r>
-        <w:t>Predicted result</w:t>
+        <w:spacing w:line="336" w:lineRule="auto" w:after="180"/>
+      </w:pPr>
+      <w:r>
+        <w:rPr>
+          <w:b w:val="0"/>
+        </w:rPr>
+        <w:t xml:space="preserve">Teacher check: Teacher explanation: Difference is 2 percentage points; truncated bars exaggerate magnitude. Use zero-baseline bars or a clearly labelled </w:t>
+      </w:r>
+      <w:r>
+        <w:rPr>
+          <w:b/>
+        </w:rPr>
+        <w:t>difference plot</w:t>
+      </w:r>
+      <w:r>
+        <w:rPr>
+          <w:b w:val="0"/>
+        </w:rPr>
+        <w:t>.</w:t>
       </w:r>
     </w:p>
     <w:p>
       <w:pPr>
         <w:spacing w:line="336" w:lineRule="auto" w:after="180"/>
-        <w:shd w:fill="F1F6FC"/>
-      </w:pPr>
+      </w:pPr>
+      <w:r>
+        <w:rPr>
+          <w:b w:val="0"/>
+        </w:rPr>
+        <w:t xml:space="preserve">Start by identifying the given </w:t>
+      </w:r>
       <w:r>
         <w:rPr>
           <w:b/>
         </w:rPr>
-        <w:t>Prediction</w:t>
+        <w:t>input</w:t>
       </w:r>
       <w:r>
         <w:rPr>
           <w:b w:val="0"/>
         </w:rPr>
-        <w:t>: The bars exaggerate the visual contrast and require correction or clear disclosure.</w:t>
+        <w:t>s together. Leave the intermediate steps blank. If needed, model one step, then withdraw that help on the next step. Move to a full trace only when the partial trace is understood.</w:t>
       </w:r>
     </w:p>
     <w:p>
       <w:pPr>
-        <w:pStyle w:val="Heading3"/>
-      </w:pPr>
-      <w:r>
-        <w:t>Why the result follows</w:t>
+        <w:spacing w:line="336" w:lineRule="auto" w:after="180"/>
+      </w:pPr>
+      <w:r>
+        <w:rPr>
+          <w:b w:val="0"/>
+        </w:rPr>
+        <w:t>For partners, alternate explainer and checker; collect a response from every learner before discussion.</w:t>
       </w:r>
     </w:p>
     <w:p>
       <w:pPr>
-        <w:spacing w:line="336" w:lineRule="auto" w:after="180"/>
-        <w:shd w:fill="F1F6FC"/>
-      </w:pPr>
-      <w:r>
-        <w:rPr>
-          <w:b w:val="0"/>
-        </w:rPr>
-        <w:t>Reason: Visible heights no longer correspond to the full count scale.</w:t>
+        <w:pStyle w:val="Heading2"/>
+      </w:pPr>
+      <w:r>
+        <w:t>Individual misconception check</w:t>
       </w:r>
     </w:p>
     <w:p>
       <w:pPr>
-        <w:pStyle w:val="Heading3"/>
-      </w:pPr>
-      <w:r>
-        <w:t>Ask while showing the picture</w:t>
+        <w:spacing w:line="336" w:lineRule="auto" w:after="180"/>
+      </w:pPr>
+      <w:r>
+        <w:rPr>
+          <w:b w:val="0"/>
+        </w:rPr>
+        <w:t xml:space="preserve">Use the worked case for Figures that preserve </w:t>
+      </w:r>
+      <w:r>
+        <w:rPr>
+          <w:b/>
+        </w:rPr>
+        <w:t>evidence</w:t>
+      </w:r>
+      <w:r>
+        <w:rPr>
+          <w:b w:val="0"/>
+        </w:rPr>
+        <w:t>. Proposed explanation: “The worked result establishes every future case”. Decide whether this explanation is supported.</w:t>
       </w:r>
     </w:p>
     <w:p>
       <w:pPr>
-        <w:pStyle w:val="Heading3"/>
-      </w:pPr>
-      <w:r>
-        <w:t>Ask while showing the picture · 5</w:t>
+        <w:spacing w:line="336" w:lineRule="auto" w:after="180"/>
+      </w:pPr>
+      <w:r>
+        <w:rPr>
+          <w:b w:val="0"/>
+        </w:rPr>
+        <w:t>Point to the step or supplied fact that decides; explain your repair if needed.</w:t>
       </w:r>
     </w:p>
     <w:p>
@@ -1876,31 +3115,7 @@
         <w:rPr>
           <w:b w:val="0"/>
         </w:rPr>
-        <w:t xml:space="preserve">Cover the result. Ask learners to name the </w:t>
-      </w:r>
-      <w:r>
-        <w:rPr>
-          <w:b/>
-        </w:rPr>
-        <w:t>input</w:t>
-      </w:r>
-      <w:r>
-        <w:rPr>
-          <w:b w:val="0"/>
-        </w:rPr>
-        <w:t xml:space="preserve">s and predict the next step. Uncover one step, connect the icon to the actual procedure, and explain its </w:t>
-      </w:r>
-      <w:r>
-        <w:rPr>
-          <w:b/>
-        </w:rPr>
-        <w:t>evidence</w:t>
-      </w:r>
-      <w:r>
-        <w:rPr>
-          <w:b w:val="0"/>
-        </w:rPr>
-        <w:t>. Then change the supplied condition and compare.</w:t>
+        <w:t>Expected correction: Visual choices must reflect the intended metric and cannot imply causal certainty from association.</w:t>
       </w:r>
     </w:p>
     <w:p>
@@ -1911,20 +3126,190 @@
         <w:rPr>
           <w:b w:val="0"/>
         </w:rPr>
-        <w:t>The picture is a representation; it does not document execution of a real AI model.</w:t>
+        <w:t>Collect explanations, not only yes/no votes. If a misunderstanding is common, re-model the relevant step for the class.</w:t>
       </w:r>
     </w:p>
     <w:p>
       <w:pPr>
-        <w:pStyle w:val="Heading1"/>
-      </w:pPr>
-      <w:r>
-        <w:t>03. Demonstrate and guide practice</w:t>
+        <w:spacing w:line="336" w:lineRule="auto" w:after="180"/>
+      </w:pPr>
+      <w:r>
+        <w:rPr>
+          <w:b w:val="0"/>
+        </w:rPr>
+        <w:t>If it affects a few learners, give a short targeted group explanation while others solve a more demanding variation.</w:t>
       </w:r>
     </w:p>
     <w:p>
-      <w:r>
-        <w:t>Demonstrate Figures that preserve evidence, reduce support deliberately and check individual reasoning before discussing answers.</w:t>
+      <w:pPr>
+        <w:pStyle w:val="Heading2"/>
+      </w:pPr>
+      <w:r>
+        <w:t>Pictured reasoning and changed case</w:t>
+      </w:r>
+    </w:p>
+    <w:p>
+      <w:pPr>
+        <w:spacing w:line="336" w:lineRule="auto" w:after="180"/>
+      </w:pPr>
+      <w:r>
+        <w:rPr>
+          <w:b w:val="0"/>
+        </w:rPr>
+        <w:t>Draw count bars for 6/10 and 8/10 using the stated axis. Why must the denominator and fixed task context remain visible, and what distortion arises from an undisclosed axis start at five?</w:t>
+      </w:r>
+    </w:p>
+    <w:p>
+      <w:pPr>
+        <w:spacing w:line="336" w:lineRule="auto" w:after="180"/>
+      </w:pPr>
+      <w:r>
+        <w:rPr>
+          <w:b w:val="0"/>
+        </w:rPr>
+        <w:t>Use heights 6 and 8 on a zero-based correct-count axis. State counts out of ten, not an unspecified quality score. Note the fixed tasks and absence of a significance test.</w:t>
+      </w:r>
+    </w:p>
+    <w:p>
+      <w:pPr>
+        <w:spacing w:line="336" w:lineRule="auto" w:after="180"/>
+      </w:pPr>
+      <w:r>
+        <w:rPr>
+          <w:b w:val="0"/>
+        </w:rPr>
+        <w:t>Changed case: The bars exaggerate the visual contrast and require correction or clear disclosure. Visible heights no longer correspond to the full count scale.</w:t>
+      </w:r>
+    </w:p>
+    <w:p>
+      <w:pPr>
+        <w:spacing w:line="336" w:lineRule="auto" w:after="180"/>
+      </w:pPr>
+      <w:r>
+        <w:rPr>
+          <w:b w:val="0"/>
+        </w:rPr>
+        <w:t>Changed-case reasoning: The bars exaggerate the visual contrast and require correction or clear disclosure. Visible heights no longer correspond to the full count scale.</w:t>
+      </w:r>
+    </w:p>
+    <w:p>
+      <w:pPr>
+        <w:spacing w:line="336" w:lineRule="auto" w:after="180"/>
+      </w:pPr>
+      <w:r>
+        <w:rPr>
+          <w:b w:val="0"/>
+        </w:rPr>
+        <w:t xml:space="preserve">Collect each learner’s explanation before discussion. Use the first missing connection between </w:t>
+      </w:r>
+      <w:r>
+        <w:rPr>
+          <w:b/>
+        </w:rPr>
+        <w:t>input</w:t>
+      </w:r>
+      <w:r>
+        <w:rPr>
+          <w:b w:val="0"/>
+        </w:rPr>
+        <w:t xml:space="preserve">, deciding step and result to choose support. This question is worked-case practice, not fresh mastery </w:t>
+      </w:r>
+      <w:r>
+        <w:rPr>
+          <w:b/>
+        </w:rPr>
+        <w:t>evidence</w:t>
+      </w:r>
+      <w:r>
+        <w:rPr>
+          <w:b w:val="0"/>
+        </w:rPr>
+        <w:t>.</w:t>
+      </w:r>
+    </w:p>
+    <w:p>
+      <w:pPr>
+        <w:pStyle w:val="Heading2"/>
+      </w:pPr>
+      <w:r>
+        <w:t>Accessible support and extension</w:t>
+      </w:r>
+    </w:p>
+    <w:p>
+      <w:pPr>
+        <w:spacing w:line="336" w:lineRule="auto" w:after="180"/>
+      </w:pPr>
+      <w:r>
+        <w:rPr>
+          <w:b w:val="0"/>
+        </w:rPr>
+        <w:t xml:space="preserve">Use the worked example in Sections 3 and 6. Collect a </w:t>
+      </w:r>
+      <w:r>
+        <w:rPr>
+          <w:b/>
+        </w:rPr>
+        <w:t>prediction</w:t>
+      </w:r>
+      <w:r>
+        <w:rPr>
+          <w:b w:val="0"/>
+        </w:rPr>
+        <w:t xml:space="preserve"> before revealing its result; ask the learner to point to each intermediate fact.</w:t>
+      </w:r>
+    </w:p>
+    <w:p>
+      <w:pPr>
+        <w:spacing w:line="336" w:lineRule="auto" w:after="180"/>
+      </w:pPr>
+      <w:r>
+        <w:rPr>
+          <w:b w:val="0"/>
+        </w:rPr>
+        <w:t xml:space="preserve">Provide an </w:t>
+      </w:r>
+      <w:r>
+        <w:rPr>
+          <w:b/>
+        </w:rPr>
+        <w:t>input</w:t>
+      </w:r>
+      <w:r>
+        <w:rPr>
+          <w:b w:val="0"/>
+        </w:rPr>
+        <w:t>/procedure/result/limit frame and a calculator when needed. Ask students to identify the first step before completing the whole trace.</w:t>
+      </w:r>
+    </w:p>
+    <w:p>
+      <w:pPr>
+        <w:spacing w:line="336" w:lineRule="auto" w:after="180"/>
+      </w:pPr>
+      <w:r>
+        <w:rPr>
+          <w:b w:val="0"/>
+        </w:rPr>
+        <w:t xml:space="preserve">Extension: compare two concrete variants of this </w:t>
+      </w:r>
+      <w:r>
+        <w:rPr>
+          <w:b/>
+        </w:rPr>
+        <w:t>mechanism</w:t>
+      </w:r>
+      <w:r>
+        <w:rPr>
+          <w:b w:val="0"/>
+        </w:rPr>
+        <w:t xml:space="preserve"> while holding unrelated conditions fixed; report both successful and unsuccessful outcomes.</w:t>
+      </w:r>
+    </w:p>
+    <w:p>
+      <w:pPr>
+        <w:pStyle w:val="Heading2"/>
+      </w:pPr>
+      <w:r>
+        <w:t>Earlier wording, alternatives and picture transcripts · reference / check after trying</w:t>
       </w:r>
     </w:p>
     <w:tbl>
@@ -2141,71 +3526,26 @@
     </w:tbl>
     <w:p>
       <w:pPr>
-        <w:spacing w:line="336" w:lineRule="auto" w:after="180"/>
-      </w:pPr>
-      <w:r>
-        <w:rPr>
-          <w:b w:val="0"/>
-        </w:rPr>
-        <w:t xml:space="preserve">Use the worked example in Sections 3 and 6. Collect a </w:t>
-      </w:r>
-      <w:r>
-        <w:rPr>
-          <w:b/>
-        </w:rPr>
-        <w:t>prediction</w:t>
-      </w:r>
-      <w:r>
-        <w:rPr>
-          <w:b w:val="0"/>
-        </w:rPr>
-        <w:t xml:space="preserve"> before revealing its result; ask the learner to point to each intermediate fact.</w:t>
+        <w:pStyle w:val="Heading3"/>
+      </w:pPr>
+      <w:r>
+        <w:t>Reduce help deliberately</w:t>
       </w:r>
     </w:p>
     <w:p>
       <w:pPr>
-        <w:spacing w:line="336" w:lineRule="auto" w:after="180"/>
-      </w:pPr>
-      <w:r>
-        <w:rPr>
-          <w:b w:val="0"/>
-        </w:rPr>
-        <w:t xml:space="preserve">Provide an </w:t>
-      </w:r>
-      <w:r>
-        <w:rPr>
-          <w:b/>
-        </w:rPr>
-        <w:t>input</w:t>
-      </w:r>
-      <w:r>
-        <w:rPr>
-          <w:b w:val="0"/>
-        </w:rPr>
-        <w:t>/procedure/result/limit frame and a calculator when needed. Ask students to identify the first step before completing the whole trace.</w:t>
+        <w:pStyle w:val="Heading3"/>
+      </w:pPr>
+      <w:r>
+        <w:t>Individual reasoning check</w:t>
       </w:r>
     </w:p>
     <w:p>
       <w:pPr>
-        <w:spacing w:line="336" w:lineRule="auto" w:after="180"/>
-      </w:pPr>
-      <w:r>
-        <w:rPr>
-          <w:b w:val="0"/>
-        </w:rPr>
-        <w:t xml:space="preserve">Extension: compare two concrete variants of this </w:t>
-      </w:r>
-      <w:r>
-        <w:rPr>
-          <w:b/>
-        </w:rPr>
-        <w:t>mechanism</w:t>
-      </w:r>
-      <w:r>
-        <w:rPr>
-          <w:b w:val="0"/>
-        </w:rPr>
-        <w:t xml:space="preserve"> while holding unrelated conditions fixed; report both successful and unsuccessful outcomes.</w:t>
+        <w:pStyle w:val="Heading3"/>
+      </w:pPr>
+      <w:r>
+        <w:t>Pictorial practice question</w:t>
       </w:r>
     </w:p>
     <w:p>
@@ -2213,71 +3553,39 @@
         <w:pStyle w:val="Heading3"/>
       </w:pPr>
       <w:r>
-        <w:t>Reduce help deliberately</w:t>
+        <w:t>Reasoned teacher answer</w:t>
       </w:r>
     </w:p>
     <w:p>
       <w:pPr>
-        <w:pStyle w:val="Heading3"/>
-      </w:pPr>
-      <w:r>
-        <w:t>Completion practice</w:t>
+        <w:pStyle w:val="Heading1"/>
+      </w:pPr>
+      <w:r>
+        <w:t>04. Run the complete supplied investigation</w:t>
       </w:r>
     </w:p>
     <w:p>
-      <w:pPr>
-        <w:spacing w:line="336" w:lineRule="auto" w:after="180"/>
-        <w:shd w:fill="F5F1FB"/>
-      </w:pPr>
-      <w:r>
-        <w:rPr>
-          <w:b w:val="0"/>
-        </w:rPr>
-        <w:t>Completion task: RatesA</w:t>
-      </w:r>
-      <w:r>
-        <w:rPr>
-          <w:b/>
-        </w:rPr>
-        <w:t>80%</w:t>
-      </w:r>
-      <w:r>
-        <w:rPr>
-          <w:b w:val="0"/>
-        </w:rPr>
-        <w:t>, B82% are plotted on bars starting79%, making B look several times larger. Show the intermediate steps and give the conclusion with its scope.</w:t>
+      <w:r>
+        <w:t>Separate predictions,actual runs and paper traces.</w:t>
       </w:r>
     </w:p>
     <w:p>
       <w:pPr>
-        <w:pStyle w:val="Heading3"/>
-      </w:pPr>
-      <w:r>
-        <w:t>Reasoning to listen for</w:t>
+        <w:pStyle w:val="Heading2"/>
+      </w:pPr>
+      <w:r>
+        <w:t>Complete inputs,expected results and limits</w:t>
       </w:r>
     </w:p>
     <w:p>
       <w:pPr>
         <w:spacing w:line="336" w:lineRule="auto" w:after="180"/>
-        <w:shd w:fill="F1F6FC"/>
       </w:pPr>
       <w:r>
         <w:rPr>
           <w:b w:val="0"/>
         </w:rPr>
-        <w:t xml:space="preserve">Teacher check: Teacher explanation: Difference is2 percentage points; truncated bars exaggerate magnitude. Use zero-baseline bars or a clearly labelled </w:t>
-      </w:r>
-      <w:r>
-        <w:rPr>
-          <w:b/>
-        </w:rPr>
-        <w:t>difference plot</w:t>
-      </w:r>
-      <w:r>
-        <w:rPr>
-          <w:b w:val="0"/>
-        </w:rPr>
-        <w:t>.</w:t>
+        <w:t>Main 80% versus 82% differs by two percentage points, or 2.5% relative to A; raw case counts are unknown. Hidden 79% start gives drawn heights one and three, misleadingly threefold. Picture six/eight of ten gives 60%/80%, difference twenty points. Hidden start at five again produces heights one/three instead of true counts six/eight.</w:t>
       </w:r>
     </w:p>
     <w:p>
@@ -2288,38 +3596,26 @@
         <w:rPr>
           <w:b w:val="0"/>
         </w:rPr>
-        <w:t xml:space="preserve">Start by identifying the given </w:t>
-      </w:r>
-      <w:r>
-        <w:rPr>
-          <w:b/>
-        </w:rPr>
-        <w:t>input</w:t>
-      </w:r>
-      <w:r>
-        <w:rPr>
-          <w:b w:val="0"/>
-        </w:rPr>
-        <w:t>s together. Leave the intermediate steps blank. If needed, model one step, then withdraw that help on the next step. Move to a full trace only when the partial trace is understood.</w:t>
+        <w:t>Independent A 8/10 = 80%, B 9/15 = 60%; raw nine versus eight hides different denominators. Plot rates with totals and context. Different case sets/eligibility are not established as matched, so do not claim a controlled superiority from rates alone. No uncertainty or significance can be fabricated.</w:t>
       </w:r>
     </w:p>
     <w:p>
       <w:pPr>
-        <w:spacing w:line="336" w:lineRule="auto" w:after="180"/>
-      </w:pPr>
-      <w:r>
-        <w:rPr>
-          <w:b w:val="0"/>
-        </w:rPr>
-        <w:t>For partners, alternate explainer and checker; collect a response from every learner before discussion.</w:t>
+        <w:pStyle w:val="Heading2"/>
+      </w:pPr>
+      <w:r>
+        <w:t>Diagnose the current misconceptions</w:t>
       </w:r>
     </w:p>
     <w:p>
       <w:pPr>
-        <w:pStyle w:val="Heading3"/>
-      </w:pPr>
-      <w:r>
-        <w:t>Individual reasoning check</w:t>
+        <w:spacing w:line="336" w:lineRule="auto" w:after="180"/>
+      </w:pPr>
+      <w:r>
+        <w:rPr>
+          <w:b w:val="0"/>
+        </w:rPr>
+        <w:t>The worked result establishes every future case: Visual choices must reflect the intended metric and cannot imply causal certainty from association.</w:t>
       </w:r>
     </w:p>
     <w:p>
@@ -2330,19 +3626,31 @@
         <w:rPr>
           <w:b w:val="0"/>
         </w:rPr>
-        <w:t xml:space="preserve">Use the worked case for Figures that preserve </w:t>
+        <w:t xml:space="preserve">A missing </w:t>
       </w:r>
       <w:r>
         <w:rPr>
           <w:b/>
         </w:rPr>
+        <w:t>input</w:t>
+      </w:r>
+      <w:r>
+        <w:rPr>
+          <w:b w:val="0"/>
+        </w:rPr>
+        <w:t xml:space="preserve"> may be replaced without recording the change: A replacement changes the </w:t>
+      </w:r>
+      <w:r>
+        <w:rPr>
+          <w:b/>
+        </w:rPr>
         <w:t>evidence</w:t>
       </w:r>
       <w:r>
         <w:rPr>
           <w:b w:val="0"/>
         </w:rPr>
-        <w:t>. Proposed explanation: “The worked result establishes every future case”. Decide whether this explanation is supported.</w:t>
+        <w:t xml:space="preserve"> or contract. Record the change and its justification; do not silently turn unknown into a measured value.</w:t>
       </w:r>
     </w:p>
     <w:p>
@@ -2353,270 +3661,62 @@
         <w:rPr>
           <w:b w:val="0"/>
         </w:rPr>
-        <w:t>Point to the step or supplied fact that decides; explain your repair if needed.</w:t>
+        <w:t xml:space="preserve">Repeating an assessed case is new independent </w:t>
+      </w:r>
+      <w:r>
+        <w:rPr>
+          <w:b/>
+        </w:rPr>
+        <w:t>evidence</w:t>
+      </w:r>
+      <w:r>
+        <w:rPr>
+          <w:b w:val="0"/>
+        </w:rPr>
+        <w:t>: A replay checks consistency. An example used for feedback or revision cannot later be described as untouched final evaluation.</w:t>
       </w:r>
     </w:p>
     <w:p>
       <w:pPr>
-        <w:pStyle w:val="Heading3"/>
-      </w:pPr>
-      <w:r>
-        <w:t>Expected repair</w:t>
+        <w:spacing w:line="336" w:lineRule="auto" w:after="180"/>
+      </w:pPr>
+      <w:r>
+        <w:rPr>
+          <w:b w:val="0"/>
+        </w:rPr>
+        <w:t xml:space="preserve">Use Section 9 for the </w:t>
+      </w:r>
+      <w:r>
+        <w:rPr>
+          <w:b/>
+        </w:rPr>
+        <w:t>evidence</w:t>
+      </w:r>
+      <w:r>
+        <w:rPr>
+          <w:b w:val="0"/>
+        </w:rPr>
+        <w:t xml:space="preserve"> ledger. Add a boundary or missing-</w:t>
+      </w:r>
+      <w:r>
+        <w:rPr>
+          <w:b/>
+        </w:rPr>
+        <w:t>input</w:t>
+      </w:r>
+      <w:r>
+        <w:rPr>
+          <w:b w:val="0"/>
+        </w:rPr>
+        <w:t xml:space="preserve"> case and record the expected response before checking. More successful repeats of one case do not establish wider coverage.</w:t>
       </w:r>
     </w:p>
     <w:p>
       <w:pPr>
-        <w:spacing w:line="336" w:lineRule="auto" w:after="180"/>
-        <w:shd w:fill="F1F6FC"/>
-      </w:pPr>
-      <w:r>
-        <w:rPr>
-          <w:b w:val="0"/>
-        </w:rPr>
-        <w:t>Expected correction: Visual choices must reflect the intended metric and cannot imply causal certainty from association.</w:t>
-      </w:r>
-    </w:p>
-    <w:p>
-      <w:pPr>
-        <w:spacing w:line="336" w:lineRule="auto" w:after="180"/>
-      </w:pPr>
-      <w:r>
-        <w:rPr>
-          <w:b w:val="0"/>
-        </w:rPr>
-        <w:t>Collect explanations, not only yes/no votes. If a misunderstanding is common, re-model the relevant step for the class.</w:t>
-      </w:r>
-    </w:p>
-    <w:p>
-      <w:pPr>
-        <w:spacing w:line="336" w:lineRule="auto" w:after="180"/>
-      </w:pPr>
-      <w:r>
-        <w:rPr>
-          <w:b w:val="0"/>
-        </w:rPr>
-        <w:t>If it affects a few learners, give a short targeted group explanation while others solve a more demanding variation.</w:t>
-      </w:r>
-    </w:p>
-    <w:p>
-      <w:pPr>
-        <w:pStyle w:val="Heading3"/>
-      </w:pPr>
-      <w:r>
-        <w:t>Pictorial practice question</w:t>
-      </w:r>
-    </w:p>
-    <w:p>
-      <w:pPr>
-        <w:spacing w:line="336" w:lineRule="auto" w:after="180"/>
-        <w:shd w:fill="F5F1FB"/>
-      </w:pPr>
-      <w:r>
-        <w:rPr>
-          <w:b w:val="0"/>
-        </w:rPr>
-        <w:t>Draw count bars for 6/10 and 8/10 using the stated axis. Why must the denominator and fixed task context remain visible, and what distortion arises from an undisclosed axis start at five?</w:t>
-      </w:r>
-    </w:p>
-    <w:p>
-      <w:pPr>
-        <w:pStyle w:val="Heading3"/>
-      </w:pPr>
-      <w:r>
-        <w:t>Reasoned teacher answer</w:t>
-      </w:r>
-    </w:p>
-    <w:p>
-      <w:pPr>
-        <w:spacing w:line="336" w:lineRule="auto" w:after="180"/>
-      </w:pPr>
-      <w:r>
-        <w:rPr>
-          <w:b w:val="0"/>
-        </w:rPr>
-        <w:t>Use heights 6 and 8 on a zero-based correct-count axis. State counts out of ten, not an unspecified quality score. Note the fixed tasks and absence of a significance test.</w:t>
-      </w:r>
-    </w:p>
-    <w:p>
-      <w:pPr>
-        <w:spacing w:line="336" w:lineRule="auto" w:after="180"/>
-      </w:pPr>
-      <w:r>
-        <w:rPr>
-          <w:b w:val="0"/>
-        </w:rPr>
-        <w:t>Changed case: The bars exaggerate the visual contrast and require correction or clear disclosure. Visible heights no longer correspond to the full count scale.</w:t>
-      </w:r>
-    </w:p>
-    <w:p>
-      <w:pPr>
-        <w:spacing w:line="336" w:lineRule="auto" w:after="180"/>
-      </w:pPr>
-      <w:r>
-        <w:rPr>
-          <w:b w:val="0"/>
-        </w:rPr>
-        <w:t>Changed-case reasoning: The bars exaggerate the visual contrast and require correction or clear disclosure. Visible heights no longer correspond to the full count scale.</w:t>
-      </w:r>
-    </w:p>
-    <w:p>
-      <w:pPr>
-        <w:spacing w:line="336" w:lineRule="auto" w:after="180"/>
-      </w:pPr>
-      <w:r>
-        <w:rPr>
-          <w:b w:val="0"/>
-        </w:rPr>
-        <w:t xml:space="preserve">Collect each learner’s explanation before discussion. Use the first missing connection between </w:t>
-      </w:r>
-      <w:r>
-        <w:rPr>
-          <w:b/>
-        </w:rPr>
-        <w:t>input</w:t>
-      </w:r>
-      <w:r>
-        <w:rPr>
-          <w:b w:val="0"/>
-        </w:rPr>
-        <w:t xml:space="preserve">, deciding step and result to choose support. This question is worked-case practice, not fresh mastery </w:t>
-      </w:r>
-      <w:r>
-        <w:rPr>
-          <w:b/>
-        </w:rPr>
-        <w:t>evidence</w:t>
-      </w:r>
-      <w:r>
-        <w:rPr>
-          <w:b w:val="0"/>
-        </w:rPr>
-        <w:t>.</w:t>
-      </w:r>
-    </w:p>
-    <w:p>
-      <w:pPr>
-        <w:pStyle w:val="Heading1"/>
-      </w:pPr>
-      <w:r>
-        <w:t>04. Run the investigation and diagnose misconceptions</w:t>
-      </w:r>
-    </w:p>
-    <w:p>
-      <w:r>
-        <w:t>Run the Figures that preserve evidence investigation and use the first unsupported step to choose a teaching response.</w:t>
-      </w:r>
-    </w:p>
-    <w:p>
-      <w:pPr>
-        <w:spacing w:line="336" w:lineRule="auto" w:after="180"/>
-      </w:pPr>
-      <w:r>
-        <w:rPr>
-          <w:b w:val="0"/>
-        </w:rPr>
-        <w:t>The worked result establishes every future case: Visual choices must reflect the intended metric and cannot imply causal certainty from association.</w:t>
-      </w:r>
-    </w:p>
-    <w:p>
-      <w:pPr>
-        <w:spacing w:line="336" w:lineRule="auto" w:after="180"/>
-      </w:pPr>
-      <w:r>
-        <w:rPr>
-          <w:b w:val="0"/>
-        </w:rPr>
-        <w:t xml:space="preserve">A missing </w:t>
-      </w:r>
-      <w:r>
-        <w:rPr>
-          <w:b/>
-        </w:rPr>
-        <w:t>input</w:t>
-      </w:r>
-      <w:r>
-        <w:rPr>
-          <w:b w:val="0"/>
-        </w:rPr>
-        <w:t xml:space="preserve"> may be replaced without recording the change: A replacement changes the </w:t>
-      </w:r>
-      <w:r>
-        <w:rPr>
-          <w:b/>
-        </w:rPr>
-        <w:t>evidence</w:t>
-      </w:r>
-      <w:r>
-        <w:rPr>
-          <w:b w:val="0"/>
-        </w:rPr>
-        <w:t xml:space="preserve"> or contract. Record the change and its justification; do not silently turn unknown into a measured value.</w:t>
-      </w:r>
-    </w:p>
-    <w:p>
-      <w:pPr>
-        <w:spacing w:line="336" w:lineRule="auto" w:after="180"/>
-      </w:pPr>
-      <w:r>
-        <w:rPr>
-          <w:b w:val="0"/>
-        </w:rPr>
-        <w:t xml:space="preserve">Repeating an assessed case is new independent </w:t>
-      </w:r>
-      <w:r>
-        <w:rPr>
-          <w:b/>
-        </w:rPr>
-        <w:t>evidence</w:t>
-      </w:r>
-      <w:r>
-        <w:rPr>
-          <w:b w:val="0"/>
-        </w:rPr>
-        <w:t>: A replay checks consistency. An example used for feedback or revision cannot later be described as untouched final evaluation.</w:t>
-      </w:r>
-    </w:p>
-    <w:p>
-      <w:pPr>
-        <w:spacing w:line="336" w:lineRule="auto" w:after="180"/>
-      </w:pPr>
-      <w:r>
-        <w:rPr>
-          <w:b w:val="0"/>
-        </w:rPr>
-        <w:t xml:space="preserve">Use Section 9 for the </w:t>
-      </w:r>
-      <w:r>
-        <w:rPr>
-          <w:b/>
-        </w:rPr>
-        <w:t>evidence</w:t>
-      </w:r>
-      <w:r>
-        <w:rPr>
-          <w:b w:val="0"/>
-        </w:rPr>
-        <w:t xml:space="preserve"> ledger. Add a boundary or missing-</w:t>
-      </w:r>
-      <w:r>
-        <w:rPr>
-          <w:b/>
-        </w:rPr>
-        <w:t>input</w:t>
-      </w:r>
-      <w:r>
-        <w:rPr>
-          <w:b w:val="0"/>
-        </w:rPr>
-        <w:t xml:space="preserve"> case and record the expected response before checking. More successful repeats of one case do not establish wider coverage.</w:t>
-      </w:r>
-    </w:p>
-    <w:p>
-      <w:pPr>
-        <w:pStyle w:val="Heading3"/>
-      </w:pPr>
-      <w:r>
-        <w:t>Match the support to the first error</w:t>
+        <w:pStyle w:val="Heading2"/>
+      </w:pPr>
+      <w:r>
+        <w:t>Choose accessible support</w:t>
       </w:r>
     </w:p>
     <w:tbl>
@@ -2789,57 +3889,39 @@
     </w:p>
     <w:p>
       <w:pPr>
-        <w:pStyle w:val="Heading1"/>
-      </w:pPr>
-      <w:r>
-        <w:t>05. Assess and explain the answers</w:t>
+        <w:pStyle w:val="Heading2"/>
+      </w:pPr>
+      <w:r>
+        <w:t>Earlier wording, alternatives and picture transcripts · reference / check after trying</w:t>
       </w:r>
     </w:p>
     <w:p>
-      <w:r>
-        <w:t>Use the Figures that preserve evidence questions, teacher keys and criteria after the relevant attempts. Previously discussed cases are practice; protect the separately selected independent task.</w:t>
+      <w:pPr>
+        <w:pStyle w:val="Heading3"/>
+      </w:pPr>
+      <w:r>
+        <w:t>Match the support to the first error</w:t>
       </w:r>
     </w:p>
     <w:p>
       <w:pPr>
-        <w:pStyle w:val="Heading3"/>
-      </w:pPr>
-      <w:r>
-        <w:t>Guided and exit questions</w:t>
+        <w:pStyle w:val="Heading1"/>
+      </w:pPr>
+      <w:r>
+        <w:t>05. Assess the new research scenario</w:t>
       </w:r>
     </w:p>
     <w:p>
-      <w:pPr>
-        <w:spacing w:line="336" w:lineRule="auto" w:after="180"/>
-      </w:pPr>
-      <w:r>
-        <w:rPr>
-          <w:b w:val="0"/>
-        </w:rPr>
-        <w:t xml:space="preserve">Guided: Difference is2 percentage points; truncated bars exaggerate magnitude. Use zero-baseline bars or a clearly labelled </w:t>
-      </w:r>
-      <w:r>
-        <w:rPr>
-          <w:b/>
-        </w:rPr>
-        <w:t>difference plot</w:t>
-      </w:r>
-      <w:r>
-        <w:rPr>
-          <w:b w:val="0"/>
-        </w:rPr>
-        <w:t>.</w:t>
+      <w:r>
+        <w:t>Keep the selected answer private until after a first attempt.</w:t>
       </w:r>
     </w:p>
     <w:p>
       <w:pPr>
-        <w:spacing w:line="336" w:lineRule="auto" w:after="180"/>
-      </w:pPr>
-      <w:r>
-        <w:rPr>
-          <w:b w:val="0"/>
-        </w:rPr>
-        <w:t>Qualification: Visual choices must reflect the intended metric and cannot imply causal certainty from association.</w:t>
+        <w:pStyle w:val="Heading2"/>
+      </w:pPr>
+      <w:r>
+        <w:t>Selected independent task and checked answer</w:t>
       </w:r>
     </w:p>
     <w:p>
@@ -2850,655 +3932,50 @@
         <w:rPr>
           <w:b w:val="0"/>
         </w:rPr>
-        <w:t xml:space="preserve">Exit: accept a concrete variation with its predicted outcome and a stated condition that would challenge the </w:t>
-      </w:r>
-      <w:r>
-        <w:rPr>
-          <w:b/>
-        </w:rPr>
-        <w:t>mechanism</w:t>
-      </w:r>
-      <w:r>
-        <w:rPr>
-          <w:b w:val="0"/>
-        </w:rPr>
-        <w:t xml:space="preserve">; reject a claim resting on unmeasured </w:t>
-      </w:r>
-      <w:r>
-        <w:rPr>
-          <w:b/>
-        </w:rPr>
-        <w:t>evidence</w:t>
-      </w:r>
-      <w:r>
-        <w:rPr>
-          <w:b w:val="0"/>
-        </w:rPr>
-        <w:t>.</w:t>
+        <w:t>Selected case: Counts A 8/10, B 9/15 are plotted as 8 versus 9 without denominators. Correct.</w:t>
       </w:r>
     </w:p>
     <w:p>
       <w:pPr>
-        <w:pStyle w:val="Heading3"/>
-      </w:pPr>
-      <w:r>
-        <w:t>W1 Explain the mechanism</w:t>
+        <w:spacing w:line="336" w:lineRule="auto" w:after="180"/>
+      </w:pPr>
+      <w:r>
+        <w:rPr>
+          <w:b w:val="0"/>
+        </w:rPr>
+        <w:t>Teacher explanation: Rates</w:t>
+      </w:r>
+      <w:r>
+        <w:rPr>
+          <w:b/>
+        </w:rPr>
+        <w:t>80%</w:t>
+      </w:r>
+      <w:r>
+        <w:rPr>
+          <w:b w:val="0"/>
+        </w:rPr>
+        <w:t xml:space="preserve"> versus</w:t>
+      </w:r>
+      <w:r>
+        <w:rPr>
+          <w:b/>
+        </w:rPr>
+        <w:t>60%</w:t>
+      </w:r>
+      <w:r>
+        <w:rPr>
+          <w:b w:val="0"/>
+        </w:rPr>
+        <w:t>; count-only plot hides unequal denominators. Show both counts and rates with sample sizes.</w:t>
       </w:r>
     </w:p>
     <w:p>
       <w:pPr>
-        <w:pStyle w:val="Heading3"/>
-      </w:pPr>
-      <w:r>
-        <w:t>Workbook question · W1</w:t>
-      </w:r>
-    </w:p>
-    <w:p>
-      <w:pPr>
-        <w:spacing w:line="336" w:lineRule="auto" w:after="180"/>
-        <w:shd w:fill="F5F1FB"/>
-      </w:pPr>
-      <w:r>
-        <w:rPr>
-          <w:b w:val="0"/>
-        </w:rPr>
-        <w:t xml:space="preserve">Explain the weekly </w:t>
-      </w:r>
-      <w:r>
-        <w:rPr>
-          <w:b/>
-        </w:rPr>
-        <w:t>mechanism</w:t>
-      </w:r>
-      <w:r>
-        <w:rPr>
-          <w:b w:val="0"/>
-        </w:rPr>
-        <w:t xml:space="preserve"> in your own words. Use the worked scenario to name its </w:t>
-      </w:r>
-      <w:r>
-        <w:rPr>
-          <w:b/>
-        </w:rPr>
-        <w:t>input</w:t>
-      </w:r>
-      <w:r>
-        <w:rPr>
-          <w:b w:val="0"/>
-        </w:rPr>
-        <w:t xml:space="preserve">, decision rule and </w:t>
-      </w:r>
-      <w:r>
-        <w:rPr>
-          <w:b/>
-        </w:rPr>
-        <w:t>output</w:t>
-      </w:r>
-      <w:r>
-        <w:rPr>
-          <w:b w:val="0"/>
-        </w:rPr>
-        <w:t>.</w:t>
-      </w:r>
-    </w:p>
-    <w:p>
-      <w:pPr>
-        <w:pStyle w:val="Heading3"/>
-      </w:pPr>
-      <w:r>
-        <w:t>Teacher reasoning · W1</w:t>
-      </w:r>
-    </w:p>
-    <w:p>
-      <w:pPr>
-        <w:spacing w:line="336" w:lineRule="auto" w:after="180"/>
-        <w:shd w:fill="F1F6FC"/>
-      </w:pPr>
-      <w:r>
-        <w:rPr>
-          <w:b w:val="0"/>
-        </w:rPr>
-        <w:t xml:space="preserve">Teacher explanation: Figures should preserve denominators, scales and uncertainty rather than exaggerate the preferred comparison. A plot is a representation of </w:t>
-      </w:r>
-      <w:r>
-        <w:rPr>
-          <w:b/>
-        </w:rPr>
-        <w:t>evidence</w:t>
-      </w:r>
-      <w:r>
-        <w:rPr>
-          <w:b w:val="0"/>
-        </w:rPr>
-        <w:t xml:space="preserve">, not extra </w:t>
-      </w:r>
-      <w:r>
-        <w:rPr>
-          <w:b/>
-        </w:rPr>
-        <w:t>evidence</w:t>
-      </w:r>
-      <w:r>
-        <w:rPr>
-          <w:b w:val="0"/>
-        </w:rPr>
-        <w:t>. Label axes, units, cases and scope.</w:t>
-      </w:r>
-    </w:p>
-    <w:p>
-      <w:pPr>
-        <w:spacing w:line="336" w:lineRule="auto" w:after="180"/>
-        <w:shd w:fill="F1F6FC"/>
-      </w:pPr>
-      <w:r>
-        <w:rPr>
-          <w:b w:val="0"/>
-        </w:rPr>
-        <w:t>For simple comparative bars use a zero baseline or explicitly justify another plot. Show condition breakdowns and unassessed counts where relevant.</w:t>
-      </w:r>
-    </w:p>
-    <w:p>
-      <w:pPr>
-        <w:pStyle w:val="Heading3"/>
-      </w:pPr>
-      <w:r>
-        <w:t>W2 Trace the worked case</w:t>
-      </w:r>
-    </w:p>
-    <w:p>
-      <w:pPr>
-        <w:pStyle w:val="Heading3"/>
-      </w:pPr>
-      <w:r>
-        <w:t>Workbook question · W2</w:t>
-      </w:r>
-    </w:p>
-    <w:p>
-      <w:pPr>
-        <w:spacing w:line="336" w:lineRule="auto" w:after="180"/>
-        <w:shd w:fill="F5F1FB"/>
-      </w:pPr>
-      <w:r>
-        <w:rPr>
-          <w:b w:val="0"/>
-        </w:rPr>
-        <w:t>RatesA</w:t>
-      </w:r>
-      <w:r>
-        <w:rPr>
-          <w:b/>
-        </w:rPr>
-        <w:t>80%</w:t>
-      </w:r>
-      <w:r>
-        <w:rPr>
-          <w:b w:val="0"/>
-        </w:rPr>
-        <w:t>, B82% are plotted on bars starting79%, making B look several times larger. Show the intermediate steps and give the conclusion with its scope.</w:t>
-      </w:r>
-    </w:p>
-    <w:p>
-      <w:pPr>
-        <w:pStyle w:val="Heading3"/>
-      </w:pPr>
-      <w:r>
-        <w:t>Teacher reasoning · W2</w:t>
-      </w:r>
-    </w:p>
-    <w:p>
-      <w:pPr>
-        <w:spacing w:line="336" w:lineRule="auto" w:after="180"/>
-        <w:shd w:fill="F1F6FC"/>
-      </w:pPr>
-      <w:r>
-        <w:rPr>
-          <w:b w:val="0"/>
-        </w:rPr>
-        <w:t xml:space="preserve">Teacher explanation: Difference is2 percentage points; truncated bars exaggerate magnitude. Use zero-baseline bars or a clearly labelled </w:t>
-      </w:r>
-      <w:r>
-        <w:rPr>
-          <w:b/>
-        </w:rPr>
-        <w:t>difference plot</w:t>
-      </w:r>
-      <w:r>
-        <w:rPr>
-          <w:b w:val="0"/>
-        </w:rPr>
-        <w:t>.</w:t>
-      </w:r>
-    </w:p>
-    <w:p>
-      <w:pPr>
-        <w:pStyle w:val="Heading3"/>
-      </w:pPr>
-      <w:r>
-        <w:t>W3 Audit the limit</w:t>
-      </w:r>
-    </w:p>
-    <w:p>
-      <w:pPr>
-        <w:pStyle w:val="Heading3"/>
-      </w:pPr>
-      <w:r>
-        <w:t>Workbook question · W3</w:t>
-      </w:r>
-    </w:p>
-    <w:p>
-      <w:pPr>
-        <w:spacing w:line="336" w:lineRule="auto" w:after="180"/>
-        <w:shd w:fill="F5F1FB"/>
-      </w:pPr>
-      <w:r>
-        <w:rPr>
-          <w:b w:val="0"/>
-        </w:rPr>
-        <w:t>A report omits this qualification: Visual choices must reflect the intended metric and cannot imply causal certainty from association.</w:t>
-      </w:r>
-    </w:p>
-    <w:p>
-      <w:pPr>
-        <w:spacing w:line="336" w:lineRule="auto" w:after="180"/>
-        <w:shd w:fill="F5F1FB"/>
-      </w:pPr>
-      <w:r>
-        <w:rPr>
-          <w:b w:val="0"/>
-        </w:rPr>
-        <w:t>Explain how omitting it could change a reader's interpretation, and write an accurate replacement.</w:t>
-      </w:r>
-    </w:p>
-    <w:p>
-      <w:pPr>
-        <w:pStyle w:val="Heading3"/>
-      </w:pPr>
-      <w:r>
-        <w:t>Teacher reasoning · W3</w:t>
-      </w:r>
-    </w:p>
-    <w:p>
-      <w:pPr>
-        <w:spacing w:line="336" w:lineRule="auto" w:after="180"/>
-        <w:shd w:fill="F1F6FC"/>
-      </w:pPr>
-      <w:r>
-        <w:rPr>
-          <w:b w:val="0"/>
-        </w:rPr>
-        <w:t>Teacher explanation: Visual choices must reflect the intended metric and cannot imply causal certainty from association.</w:t>
-      </w:r>
-    </w:p>
-    <w:p>
-      <w:pPr>
-        <w:spacing w:line="336" w:lineRule="auto" w:after="180"/>
-        <w:shd w:fill="F1F6FC"/>
-      </w:pPr>
-      <w:r>
-        <w:rPr>
-          <w:b w:val="0"/>
-        </w:rPr>
-        <w:t xml:space="preserve">State the observed result separately from the unverified or out-of-scope claim; preserve the original </w:t>
-      </w:r>
-      <w:r>
-        <w:rPr>
-          <w:b/>
-        </w:rPr>
-        <w:t>evidence</w:t>
-      </w:r>
-      <w:r>
-        <w:rPr>
-          <w:b w:val="0"/>
-        </w:rPr>
-        <w:t xml:space="preserve"> rather than inventing a missing fact.</w:t>
-      </w:r>
-    </w:p>
-    <w:p>
-      <w:pPr>
-        <w:pStyle w:val="Heading3"/>
-      </w:pPr>
-      <w:r>
-        <w:t>W4 Apply a new case independently</w:t>
-      </w:r>
-    </w:p>
-    <w:p>
-      <w:pPr>
-        <w:pStyle w:val="Heading3"/>
-      </w:pPr>
-      <w:r>
-        <w:t>Workbook question · W4</w:t>
-      </w:r>
-    </w:p>
-    <w:p>
-      <w:pPr>
-        <w:spacing w:line="336" w:lineRule="auto" w:after="180"/>
-        <w:shd w:fill="F5F1FB"/>
-      </w:pPr>
-      <w:r>
-        <w:rPr>
-          <w:b w:val="0"/>
-        </w:rPr>
-        <w:t>CountsA8/10, B9/15 are plotted as8 versus9 without denominators. Correct.</w:t>
-      </w:r>
-    </w:p>
-    <w:p>
-      <w:pPr>
-        <w:pStyle w:val="Heading3"/>
-      </w:pPr>
-      <w:r>
-        <w:t>Teacher reasoning · W4</w:t>
-      </w:r>
-    </w:p>
-    <w:p>
-      <w:pPr>
-        <w:spacing w:line="336" w:lineRule="auto" w:after="180"/>
-        <w:shd w:fill="F1F6FC"/>
-      </w:pPr>
-      <w:r>
-        <w:rPr>
-          <w:b w:val="0"/>
-        </w:rPr>
-        <w:t>Teacher explanation: Rates</w:t>
-      </w:r>
-      <w:r>
-        <w:rPr>
-          <w:b/>
-        </w:rPr>
-        <w:t>80%</w:t>
-      </w:r>
-      <w:r>
-        <w:rPr>
-          <w:b w:val="0"/>
-        </w:rPr>
-        <w:t xml:space="preserve"> versus</w:t>
-      </w:r>
-      <w:r>
-        <w:rPr>
-          <w:b/>
-        </w:rPr>
-        <w:t>60%</w:t>
-      </w:r>
-      <w:r>
-        <w:rPr>
-          <w:b w:val="0"/>
-        </w:rPr>
-        <w:t>; count-only plot hides unequal denominators. Show both counts and rates with sample sizes.</w:t>
-      </w:r>
-    </w:p>
-    <w:p>
-      <w:pPr>
-        <w:pStyle w:val="Heading3"/>
-      </w:pPr>
-      <w:r>
-        <w:t>W5 Design a revealing follow-up</w:t>
-      </w:r>
-    </w:p>
-    <w:p>
-      <w:pPr>
-        <w:pStyle w:val="Heading3"/>
-      </w:pPr>
-      <w:r>
-        <w:t>Workbook question · W5</w:t>
-      </w:r>
-    </w:p>
-    <w:p>
-      <w:pPr>
-        <w:spacing w:line="336" w:lineRule="auto" w:after="180"/>
-        <w:shd w:fill="F5F1FB"/>
-      </w:pPr>
-      <w:r>
-        <w:rPr>
-          <w:b w:val="0"/>
-        </w:rPr>
-        <w:t>For the worked scenario, propose one additional case that could reveal a failure, describe its expected outcome before running it, and explain what would need to remain fixed for a fair comparison.</w:t>
-      </w:r>
-    </w:p>
-    <w:p>
-      <w:pPr>
-        <w:spacing w:line="336" w:lineRule="auto" w:after="180"/>
-        <w:shd w:fill="F5F1FB"/>
-      </w:pPr>
-      <w:r>
-        <w:rPr>
-          <w:b w:val="0"/>
-        </w:rPr>
-        <w:t>Do not reuse W4 as a new final test after receiving feedback.</w:t>
-      </w:r>
-    </w:p>
-    <w:p>
-      <w:pPr>
-        <w:pStyle w:val="Heading3"/>
-      </w:pPr>
-      <w:r>
-        <w:t>Teacher reasoning · W5</w:t>
-      </w:r>
-    </w:p>
-    <w:p>
-      <w:pPr>
-        <w:spacing w:line="336" w:lineRule="auto" w:after="180"/>
-        <w:shd w:fill="F1F6FC"/>
-      </w:pPr>
-      <w:r>
-        <w:rPr>
-          <w:b w:val="0"/>
-        </w:rPr>
-        <w:t xml:space="preserve">Teacher explanation: Accept a concrete variant of the worked </w:t>
-      </w:r>
-      <w:r>
-        <w:rPr>
-          <w:b/>
-        </w:rPr>
-        <w:t>input</w:t>
-      </w:r>
-      <w:r>
-        <w:rPr>
-          <w:b w:val="0"/>
-        </w:rPr>
-        <w:t xml:space="preserve"> or a missing/conflicting/boundary condition, with an expectation derived from the declared procedure.</w:t>
-      </w:r>
-    </w:p>
-    <w:p>
-      <w:pPr>
-        <w:spacing w:line="336" w:lineRule="auto" w:after="180"/>
-        <w:shd w:fill="F1F6FC"/>
-      </w:pPr>
-      <w:r>
-        <w:rPr>
-          <w:b w:val="0"/>
-        </w:rPr>
-        <w:t xml:space="preserve">Require preserved settings, original </w:t>
-      </w:r>
-      <w:r>
-        <w:rPr>
-          <w:b/>
-        </w:rPr>
-        <w:t>output</w:t>
-      </w:r>
-      <w:r>
-        <w:rPr>
-          <w:b w:val="0"/>
-        </w:rPr>
-        <w:t>s and data roles. Visual choices must reflect the intended metric and cannot imply causal certainty from association.</w:t>
-      </w:r>
-    </w:p>
-    <w:p>
-      <w:pPr>
-        <w:spacing w:line="336" w:lineRule="auto" w:after="180"/>
-        <w:shd w:fill="F1F6FC"/>
-      </w:pPr>
-      <w:r>
-        <w:rPr>
-          <w:b w:val="0"/>
-        </w:rPr>
-        <w:t xml:space="preserve">The new case should test this particular </w:t>
-      </w:r>
-      <w:r>
-        <w:rPr>
-          <w:b/>
-        </w:rPr>
-        <w:t>mechanism</w:t>
-      </w:r>
-      <w:r>
-        <w:rPr>
-          <w:b w:val="0"/>
-        </w:rPr>
-        <w:t xml:space="preserve"> rather than merely restate the original result.</w:t>
-      </w:r>
-    </w:p>
-    <w:p>
-      <w:pPr>
-        <w:pStyle w:val="Heading3"/>
-      </w:pPr>
-      <w:r>
-        <w:t>Independent assessment and fresh retry</w:t>
-      </w:r>
-    </w:p>
-    <w:p>
-      <w:pPr>
-        <w:pStyle w:val="Heading3"/>
-      </w:pPr>
-      <w:r>
-        <w:t>Teacher key · Independent assessment and fresh retry</w:t>
-      </w:r>
-    </w:p>
-    <w:p>
-      <w:pPr>
-        <w:spacing w:line="336" w:lineRule="auto" w:after="180"/>
-        <w:shd w:fill="F1F6FC"/>
-      </w:pPr>
-      <w:r>
-        <w:rPr>
-          <w:b w:val="0"/>
-        </w:rPr>
-        <w:t>W4: Rates</w:t>
-      </w:r>
-      <w:r>
-        <w:rPr>
-          <w:b/>
-        </w:rPr>
-        <w:t>80%</w:t>
-      </w:r>
-      <w:r>
-        <w:rPr>
-          <w:b w:val="0"/>
-        </w:rPr>
-        <w:t xml:space="preserve"> versus</w:t>
-      </w:r>
-      <w:r>
-        <w:rPr>
-          <w:b/>
-        </w:rPr>
-        <w:t>60%</w:t>
-      </w:r>
-      <w:r>
-        <w:rPr>
-          <w:b w:val="0"/>
-        </w:rPr>
-        <w:t>; count-only plot hides unequal denominators. Show both counts and rates with sample sizes. Require intermediate reasoning and the stated scope.</w:t>
-      </w:r>
-    </w:p>
-    <w:p>
-      <w:pPr>
-        <w:spacing w:line="336" w:lineRule="auto" w:after="180"/>
-        <w:shd w:fill="F1F6FC"/>
-      </w:pPr>
-      <w:r>
-        <w:rPr>
-          <w:b w:val="0"/>
-        </w:rPr>
-        <w:t>Fresh retry: Two estimates have intervals but chart omits them and claims certainty. Expected reasoning: Preserve the valid uncertainty intervals/assumptions; absence in a chart does not remove sampling variability.</w:t>
-      </w:r>
-    </w:p>
-    <w:p>
-      <w:pPr>
-        <w:spacing w:line="336" w:lineRule="auto" w:after="180"/>
-        <w:shd w:fill="F1F6FC"/>
-      </w:pPr>
-      <w:r>
-        <w:rPr>
-          <w:b w:val="0"/>
-        </w:rPr>
-        <w:t>If students need support, record it and reassess with another new case rather than awarding independence to a copied answer.</w:t>
-      </w:r>
-    </w:p>
-    <w:p>
-      <w:pPr>
-        <w:pStyle w:val="Heading3"/>
-      </w:pPr>
-      <w:r>
-        <w:t>Assess independent transfer</w:t>
-      </w:r>
-    </w:p>
-    <w:p>
-      <w:pPr>
-        <w:pStyle w:val="Heading3"/>
-      </w:pPr>
-      <w:r>
-        <w:t>Independent question · withhold the key</w:t>
-      </w:r>
-    </w:p>
-    <w:p>
-      <w:pPr>
-        <w:spacing w:line="336" w:lineRule="auto" w:after="180"/>
-        <w:shd w:fill="F5F1FB"/>
-      </w:pPr>
-      <w:r>
-        <w:rPr>
-          <w:b w:val="0"/>
-        </w:rPr>
-        <w:t>Selected case: CountsA8/10, B9/15 are plotted as8 versus9 without denominators. Correct.</w:t>
-      </w:r>
-    </w:p>
-    <w:p>
-      <w:pPr>
-        <w:pStyle w:val="Heading3"/>
-      </w:pPr>
-      <w:r>
-        <w:t>Selected case answer</w:t>
-      </w:r>
-    </w:p>
-    <w:p>
-      <w:pPr>
-        <w:pStyle w:val="Heading3"/>
-      </w:pPr>
-      <w:r>
-        <w:t>Teacher key · Selected case answer</w:t>
-      </w:r>
-    </w:p>
-    <w:p>
-      <w:pPr>
-        <w:spacing w:line="336" w:lineRule="auto" w:after="180"/>
-        <w:shd w:fill="F1F6FC"/>
-      </w:pPr>
-      <w:r>
-        <w:rPr>
-          <w:b w:val="0"/>
-        </w:rPr>
-        <w:t>Teacher explanation: Rates</w:t>
-      </w:r>
-      <w:r>
-        <w:rPr>
-          <w:b/>
-        </w:rPr>
-        <w:t>80%</w:t>
-      </w:r>
-      <w:r>
-        <w:rPr>
-          <w:b w:val="0"/>
-        </w:rPr>
-        <w:t xml:space="preserve"> versus</w:t>
-      </w:r>
-      <w:r>
-        <w:rPr>
-          <w:b/>
-        </w:rPr>
-        <w:t>60%</w:t>
-      </w:r>
-      <w:r>
-        <w:rPr>
-          <w:b w:val="0"/>
-        </w:rPr>
-        <w:t>; count-only plot hides unequal denominators. Show both counts and rates with sample sizes.</w:t>
+        <w:pStyle w:val="Heading2"/>
+      </w:pPr>
+      <w:r>
+        <w:t>Judge explanation,trace and limits</w:t>
       </w:r>
     </w:p>
     <w:tbl>
@@ -3605,54 +4082,55 @@
     </w:tbl>
     <w:p>
       <w:pPr>
-        <w:pStyle w:val="Heading3"/>
-      </w:pPr>
-      <w:r>
-        <w:t>Teacher key · Selected case answer</w:t>
+        <w:spacing w:line="336" w:lineRule="auto" w:after="180"/>
+      </w:pPr>
+      <w:r>
+        <w:rPr>
+          <w:b w:val="0"/>
+        </w:rPr>
+        <w:t>Record each dimension as not yet, with support, or independent. Accept a valid alternative procedure with a defensible trace.</w:t>
       </w:r>
     </w:p>
     <w:p>
       <w:pPr>
         <w:spacing w:line="336" w:lineRule="auto" w:after="180"/>
-        <w:shd w:fill="F1F6FC"/>
       </w:pPr>
       <w:r>
         <w:rPr>
           <w:b w:val="0"/>
         </w:rPr>
-        <w:t>Record each dimension as not yet, with support, or independent. Accept a valid alternative procedure with a defensible trace.</w:t>
+        <w:t xml:space="preserve">Do not penalise an honestly recorded model failure if the learner correctly explains its </w:t>
+      </w:r>
+      <w:r>
+        <w:rPr>
+          <w:b/>
+        </w:rPr>
+        <w:t>evidence</w:t>
+      </w:r>
+      <w:r>
+        <w:rPr>
+          <w:b w:val="0"/>
+        </w:rPr>
+        <w:t xml:space="preserve"> and limits.</w:t>
       </w:r>
     </w:p>
     <w:p>
       <w:pPr>
-        <w:spacing w:line="336" w:lineRule="auto" w:after="180"/>
-        <w:shd w:fill="F1F6FC"/>
-      </w:pPr>
-      <w:r>
-        <w:rPr>
-          <w:b w:val="0"/>
-        </w:rPr>
-        <w:t xml:space="preserve">Do not penalise an honestly recorded model failure if the learner correctly explains its </w:t>
-      </w:r>
-      <w:r>
-        <w:rPr>
-          <w:b/>
-        </w:rPr>
-        <w:t>evidence</w:t>
-      </w:r>
-      <w:r>
-        <w:rPr>
-          <w:b w:val="0"/>
-        </w:rPr>
-        <w:t xml:space="preserve"> and limits.</w:t>
+        <w:pStyle w:val="Heading2"/>
+      </w:pPr>
+      <w:r>
+        <w:t>Give one usable repair</w:t>
       </w:r>
     </w:p>
     <w:p>
       <w:pPr>
-        <w:pStyle w:val="Heading3"/>
-      </w:pPr>
-      <w:r>
-        <w:t>Feedback that the learner uses</w:t>
+        <w:spacing w:line="336" w:lineRule="auto" w:after="180"/>
+      </w:pPr>
+      <w:r>
+        <w:rPr>
+          <w:b w:val="0"/>
+        </w:rPr>
+        <w:t>Name the earliest unsupported step and give one action to repair it. Have the learner make that repair now and explain why. Then assess the relevant skill on a fresh, fully specified case.</w:t>
       </w:r>
     </w:p>
     <w:p>
@@ -3663,31 +4141,97 @@
         <w:rPr>
           <w:b w:val="0"/>
         </w:rPr>
-        <w:t>Name the earliest unsupported step and give one action to repair it. Have the learner make that repair now and explain why. Then assess the relevant skill on a fresh, fully specified case.</w:t>
+        <w:t>Confirm it was not previously practised with feedback; solve and check the new case before assigning it. A follow-up design prompt is a starting brief, not automatically an equivalent test.</w:t>
       </w:r>
     </w:p>
     <w:p>
       <w:pPr>
-        <w:spacing w:line="336" w:lineRule="auto" w:after="180"/>
-      </w:pPr>
-      <w:r>
-        <w:rPr>
-          <w:b w:val="0"/>
-        </w:rPr>
-        <w:t>Confirm it was not previously practised with feedback; solve and check the new case before assigning it. A follow-up design prompt is a starting brief, not automatically an equivalent test.</w:t>
+        <w:pStyle w:val="Heading2"/>
+      </w:pPr>
+      <w:r>
+        <w:t>W1 Explain the mechanism</w:t>
       </w:r>
     </w:p>
     <w:p>
       <w:pPr>
-        <w:pStyle w:val="Heading1"/>
-      </w:pPr>
-      <w:r>
-        <w:t>06. Connect the project, support and next lesson</w:t>
+        <w:spacing w:line="336" w:lineRule="auto" w:after="180"/>
+      </w:pPr>
+      <w:r>
+        <w:rPr>
+          <w:b w:val="0"/>
+        </w:rPr>
+        <w:t xml:space="preserve">Explain the weekly </w:t>
+      </w:r>
+      <w:r>
+        <w:rPr>
+          <w:b/>
+        </w:rPr>
+        <w:t>mechanism</w:t>
+      </w:r>
+      <w:r>
+        <w:rPr>
+          <w:b w:val="0"/>
+        </w:rPr>
+        <w:t xml:space="preserve"> in your own words. Use the worked scenario to name its </w:t>
+      </w:r>
+      <w:r>
+        <w:rPr>
+          <w:b/>
+        </w:rPr>
+        <w:t>input</w:t>
+      </w:r>
+      <w:r>
+        <w:rPr>
+          <w:b w:val="0"/>
+        </w:rPr>
+        <w:t xml:space="preserve">, decision rule and </w:t>
+      </w:r>
+      <w:r>
+        <w:rPr>
+          <w:b/>
+        </w:rPr>
+        <w:t>output</w:t>
+      </w:r>
+      <w:r>
+        <w:rPr>
+          <w:b w:val="0"/>
+        </w:rPr>
+        <w:t>.</w:t>
       </w:r>
     </w:p>
     <w:p>
-      <w:r>
-        <w:t>Connect Figures that preserve evidence to Reproducible AI Research Study, adapt support and plan a later changed-case check.</w:t>
+      <w:pPr>
+        <w:spacing w:line="336" w:lineRule="auto" w:after="180"/>
+      </w:pPr>
+      <w:r>
+        <w:rPr>
+          <w:b w:val="0"/>
+        </w:rPr>
+        <w:t xml:space="preserve">Teacher explanation: Figures should preserve denominators, scales and uncertainty rather than exaggerate the preferred comparison. A plot is a representation of </w:t>
+      </w:r>
+      <w:r>
+        <w:rPr>
+          <w:b/>
+        </w:rPr>
+        <w:t>evidence</w:t>
+      </w:r>
+      <w:r>
+        <w:rPr>
+          <w:b w:val="0"/>
+        </w:rPr>
+        <w:t xml:space="preserve">, not extra </w:t>
+      </w:r>
+      <w:r>
+        <w:rPr>
+          <w:b/>
+        </w:rPr>
+        <w:t>evidence</w:t>
+      </w:r>
+      <w:r>
+        <w:rPr>
+          <w:b w:val="0"/>
+        </w:rPr>
+        <w:t>. Label axes, units, cases and scope.</w:t>
       </w:r>
     </w:p>
     <w:p>
@@ -3698,90 +4242,15 @@
         <w:rPr>
           <w:b w:val="0"/>
         </w:rPr>
-        <w:t xml:space="preserve">Add a labelled figures that preserve </w:t>
-      </w:r>
-      <w:r>
-        <w:rPr>
-          <w:b/>
-        </w:rPr>
-        <w:t>evidence</w:t>
-      </w:r>
-      <w:r>
-        <w:rPr>
-          <w:b w:val="0"/>
-        </w:rPr>
-        <w:t xml:space="preserve"> </w:t>
-      </w:r>
-      <w:r>
-        <w:rPr>
-          <w:b/>
-        </w:rPr>
-        <w:t>evidence</w:t>
-      </w:r>
-      <w:r>
-        <w:rPr>
-          <w:b w:val="0"/>
-        </w:rPr>
-        <w:t xml:space="preserve"> sheet to Reproducible AI Research Study. Show how you can explain the </w:t>
-      </w:r>
-      <w:r>
-        <w:rPr>
-          <w:b/>
-        </w:rPr>
-        <w:t>mechanism</w:t>
-      </w:r>
-      <w:r>
-        <w:rPr>
-          <w:b w:val="0"/>
-        </w:rPr>
-        <w:t xml:space="preserve"> and terminology of figures that preserve </w:t>
-      </w:r>
-      <w:r>
-        <w:rPr>
-          <w:b/>
-        </w:rPr>
-        <w:t>evidence</w:t>
-      </w:r>
-      <w:r>
-        <w:rPr>
-          <w:b w:val="0"/>
-        </w:rPr>
-        <w:t>.</w:t>
+        <w:t>For simple comparative bars use a zero baseline or explicitly justify another plot. Show condition breakdowns and unassessed counts where relevant.</w:t>
       </w:r>
     </w:p>
     <w:p>
       <w:pPr>
-        <w:spacing w:line="336" w:lineRule="auto" w:after="180"/>
-      </w:pPr>
-      <w:r>
-        <w:rPr>
-          <w:b w:val="0"/>
-        </w:rPr>
-        <w:t xml:space="preserve">Use the supplied fictional case and keep its </w:t>
-      </w:r>
-      <w:r>
-        <w:rPr>
-          <w:b/>
-        </w:rPr>
-        <w:t>input</w:t>
-      </w:r>
-      <w:r>
-        <w:rPr>
-          <w:b w:val="0"/>
-        </w:rPr>
-        <w:t xml:space="preserve">s, intermediate steps, calculation or </w:t>
-      </w:r>
-      <w:r>
-        <w:rPr>
-          <w:b/>
-        </w:rPr>
-        <w:t>prediction</w:t>
-      </w:r>
-      <w:r>
-        <w:rPr>
-          <w:b w:val="0"/>
-        </w:rPr>
-        <w:t>, and limitation. Connect this record to last week’s record; a matching answer without a trace is insufficient.</w:t>
+        <w:pStyle w:val="Heading2"/>
+      </w:pPr>
+      <w:r>
+        <w:t>W2 Trace the worked case</w:t>
       </w:r>
     </w:p>
     <w:p>
@@ -3792,19 +4261,19 @@
         <w:rPr>
           <w:b w:val="0"/>
         </w:rPr>
-        <w:t xml:space="preserve">Provide an </w:t>
+        <w:t xml:space="preserve">Rates A </w:t>
       </w:r>
       <w:r>
         <w:rPr>
           <w:b/>
         </w:rPr>
-        <w:t>input</w:t>
+        <w:t>80%</w:t>
       </w:r>
       <w:r>
         <w:rPr>
           <w:b w:val="0"/>
         </w:rPr>
-        <w:t>/procedure/result/limit frame and a calculator when needed. Ask students to identify the first step before completing the whole trace.</w:t>
+        <w:t>, B 82% are plotted on bars starting 79%, making B look several times larger. Show the intermediate steps and give the conclusion with its scope.</w:t>
       </w:r>
     </w:p>
     <w:p>
@@ -3815,42 +4284,27 @@
         <w:rPr>
           <w:b w:val="0"/>
         </w:rPr>
-        <w:t xml:space="preserve">Extension: compare two concrete variants of this </w:t>
+        <w:t xml:space="preserve">Teacher explanation: Difference is 2 percentage points; truncated bars exaggerate magnitude. Use zero-baseline bars or a clearly labelled </w:t>
       </w:r>
       <w:r>
         <w:rPr>
           <w:b/>
         </w:rPr>
-        <w:t>mechanism</w:t>
+        <w:t>difference plot</w:t>
       </w:r>
       <w:r>
         <w:rPr>
           <w:b w:val="0"/>
         </w:rPr>
-        <w:t xml:space="preserve"> while holding unrelated conditions fixed; report both successful and unsuccessful outcomes.</w:t>
+        <w:t>.</w:t>
       </w:r>
     </w:p>
     <w:p>
       <w:pPr>
-        <w:spacing w:line="336" w:lineRule="auto" w:after="180"/>
-      </w:pPr>
-      <w:r>
-        <w:rPr>
-          <w:b w:val="0"/>
-        </w:rPr>
-        <w:t xml:space="preserve">Next connection: Writing the methods section. Preserve the current case record and retrieve its </w:t>
-      </w:r>
-      <w:r>
-        <w:rPr>
-          <w:b/>
-        </w:rPr>
-        <w:t>evidence</w:t>
-      </w:r>
-      <w:r>
-        <w:rPr>
-          <w:b w:val="0"/>
-        </w:rPr>
-        <w:t xml:space="preserve"> boundary before moving on.</w:t>
+        <w:pStyle w:val="Heading2"/>
+      </w:pPr>
+      <w:r>
+        <w:t>W3 Audit the limit</w:t>
       </w:r>
     </w:p>
     <w:p>
@@ -3861,15 +4315,603 @@
         <w:rPr>
           <w:b w:val="0"/>
         </w:rPr>
-        <w:t>Retain the project ledger and assess a changed case after support. Check the relevant prerequisite before carrying this component forward.</w:t>
+        <w:t>A report omits this qualification: Visual choices must reflect the intended metric and cannot imply causal certainty from association.</w:t>
       </w:r>
     </w:p>
     <w:p>
       <w:pPr>
+        <w:spacing w:line="336" w:lineRule="auto" w:after="180"/>
+      </w:pPr>
+      <w:r>
+        <w:rPr>
+          <w:b w:val="0"/>
+        </w:rPr>
+        <w:t>Explain how omitting it could change a reader's interpretation, and write an accurate replacement.</w:t>
+      </w:r>
+    </w:p>
+    <w:p>
+      <w:pPr>
+        <w:spacing w:line="336" w:lineRule="auto" w:after="180"/>
+      </w:pPr>
+      <w:r>
+        <w:rPr>
+          <w:b w:val="0"/>
+        </w:rPr>
+        <w:t>Teacher explanation: Visual choices must reflect the intended metric and cannot imply causal certainty from association.</w:t>
+      </w:r>
+    </w:p>
+    <w:p>
+      <w:pPr>
+        <w:spacing w:line="336" w:lineRule="auto" w:after="180"/>
+      </w:pPr>
+      <w:r>
+        <w:rPr>
+          <w:b w:val="0"/>
+        </w:rPr>
+        <w:t xml:space="preserve">State the observed result separately from the unverified or out-of-scope claim; preserve the original </w:t>
+      </w:r>
+      <w:r>
+        <w:rPr>
+          <w:b/>
+        </w:rPr>
+        <w:t>evidence</w:t>
+      </w:r>
+      <w:r>
+        <w:rPr>
+          <w:b w:val="0"/>
+        </w:rPr>
+        <w:t xml:space="preserve"> rather than inventing a missing fact.</w:t>
+      </w:r>
+    </w:p>
+    <w:p>
+      <w:pPr>
+        <w:pStyle w:val="Heading2"/>
+      </w:pPr>
+      <w:r>
+        <w:t>W5 Design a revealing follow-up</w:t>
+      </w:r>
+    </w:p>
+    <w:p>
+      <w:pPr>
+        <w:spacing w:line="336" w:lineRule="auto" w:after="180"/>
+      </w:pPr>
+      <w:r>
+        <w:rPr>
+          <w:b w:val="0"/>
+        </w:rPr>
+        <w:t>For the worked scenario, propose one additional case that could reveal a failure, describe its expected outcome before running it, and explain what would need to remain fixed for a fair comparison.</w:t>
+      </w:r>
+    </w:p>
+    <w:p>
+      <w:pPr>
+        <w:spacing w:line="336" w:lineRule="auto" w:after="180"/>
+      </w:pPr>
+      <w:r>
+        <w:rPr>
+          <w:b w:val="0"/>
+        </w:rPr>
+        <w:t>Do not reuse W4 as a new final test after receiving feedback.</w:t>
+      </w:r>
+    </w:p>
+    <w:p>
+      <w:pPr>
+        <w:spacing w:line="336" w:lineRule="auto" w:after="180"/>
+      </w:pPr>
+      <w:r>
+        <w:rPr>
+          <w:b w:val="0"/>
+        </w:rPr>
+        <w:t xml:space="preserve">Teacher explanation: Accept a concrete variant of the worked </w:t>
+      </w:r>
+      <w:r>
+        <w:rPr>
+          <w:b/>
+        </w:rPr>
+        <w:t>input</w:t>
+      </w:r>
+      <w:r>
+        <w:rPr>
+          <w:b w:val="0"/>
+        </w:rPr>
+        <w:t xml:space="preserve"> or a missing/conflicting/boundary condition, with an expectation derived from the declared procedure.</w:t>
+      </w:r>
+    </w:p>
+    <w:p>
+      <w:pPr>
+        <w:spacing w:line="336" w:lineRule="auto" w:after="180"/>
+      </w:pPr>
+      <w:r>
+        <w:rPr>
+          <w:b w:val="0"/>
+        </w:rPr>
+        <w:t xml:space="preserve">Require preserved settings, original </w:t>
+      </w:r>
+      <w:r>
+        <w:rPr>
+          <w:b/>
+        </w:rPr>
+        <w:t>output</w:t>
+      </w:r>
+      <w:r>
+        <w:rPr>
+          <w:b w:val="0"/>
+        </w:rPr>
+        <w:t>s and data roles. Visual choices must reflect the intended metric and cannot imply causal certainty from association.</w:t>
+      </w:r>
+    </w:p>
+    <w:p>
+      <w:pPr>
+        <w:spacing w:line="336" w:lineRule="auto" w:after="180"/>
+      </w:pPr>
+      <w:r>
+        <w:rPr>
+          <w:b w:val="0"/>
+        </w:rPr>
+        <w:t xml:space="preserve">The new case should test this particular </w:t>
+      </w:r>
+      <w:r>
+        <w:rPr>
+          <w:b/>
+        </w:rPr>
+        <w:t>mechanism</w:t>
+      </w:r>
+      <w:r>
+        <w:rPr>
+          <w:b w:val="0"/>
+        </w:rPr>
+        <w:t xml:space="preserve"> rather than merely restate the original result.</w:t>
+      </w:r>
+    </w:p>
+    <w:p>
+      <w:pPr>
+        <w:pStyle w:val="Heading2"/>
+      </w:pPr>
+      <w:r>
+        <w:t>Earlier wording, alternatives and picture transcripts · reference / check after trying</w:t>
+      </w:r>
+    </w:p>
+    <w:p>
+      <w:pPr>
         <w:pStyle w:val="Heading3"/>
       </w:pPr>
       <w:r>
-        <w:t>Plan the delayed return</w:t>
+        <w:t>Guided and exit questions</w:t>
+      </w:r>
+    </w:p>
+    <w:p>
+      <w:pPr>
+        <w:spacing w:line="336" w:lineRule="auto" w:after="180"/>
+      </w:pPr>
+      <w:r>
+        <w:rPr>
+          <w:b w:val="0"/>
+        </w:rPr>
+        <w:t xml:space="preserve">Guided: Difference is 2 percentage points; truncated bars exaggerate magnitude. Use zero-baseline bars or a clearly labelled </w:t>
+      </w:r>
+      <w:r>
+        <w:rPr>
+          <w:b/>
+        </w:rPr>
+        <w:t>difference plot</w:t>
+      </w:r>
+      <w:r>
+        <w:rPr>
+          <w:b w:val="0"/>
+        </w:rPr>
+        <w:t xml:space="preserve">. Qualification: Visual choices must reflect the intended metric and cannot imply causal certainty from association. Exit: accept a concrete variation with its predicted outcome and a stated condition that would challenge the </w:t>
+      </w:r>
+      <w:r>
+        <w:rPr>
+          <w:b/>
+        </w:rPr>
+        <w:t>mechanism</w:t>
+      </w:r>
+      <w:r>
+        <w:rPr>
+          <w:b w:val="0"/>
+        </w:rPr>
+        <w:t xml:space="preserve">; reject a claim resting on unmeasured </w:t>
+      </w:r>
+      <w:r>
+        <w:rPr>
+          <w:b/>
+        </w:rPr>
+        <w:t>evidence</w:t>
+      </w:r>
+      <w:r>
+        <w:rPr>
+          <w:b w:val="0"/>
+        </w:rPr>
+        <w:t>.</w:t>
+      </w:r>
+    </w:p>
+    <w:p>
+      <w:pPr>
+        <w:pStyle w:val="Heading3"/>
+      </w:pPr>
+      <w:r>
+        <w:t>W1 Explain the mechanism</w:t>
+      </w:r>
+    </w:p>
+    <w:p>
+      <w:pPr>
+        <w:pStyle w:val="Heading3"/>
+      </w:pPr>
+      <w:r>
+        <w:t>W2 Trace the worked case</w:t>
+      </w:r>
+    </w:p>
+    <w:p>
+      <w:pPr>
+        <w:pStyle w:val="Heading3"/>
+      </w:pPr>
+      <w:r>
+        <w:t>W3 Audit the limit</w:t>
+      </w:r>
+    </w:p>
+    <w:p>
+      <w:pPr>
+        <w:pStyle w:val="Heading3"/>
+      </w:pPr>
+      <w:r>
+        <w:t>W4 Apply a new case independently</w:t>
+      </w:r>
+    </w:p>
+    <w:p>
+      <w:pPr>
+        <w:spacing w:line="336" w:lineRule="auto" w:after="180"/>
+      </w:pPr>
+      <w:r>
+        <w:rPr>
+          <w:b w:val="0"/>
+        </w:rPr>
+        <w:t>Counts A 8/10, B 9/15 are plotted as 8 versus 9 without denominators. Correct.</w:t>
+      </w:r>
+    </w:p>
+    <w:p>
+      <w:pPr>
+        <w:spacing w:line="336" w:lineRule="auto" w:after="180"/>
+      </w:pPr>
+      <w:r>
+        <w:rPr>
+          <w:b w:val="0"/>
+        </w:rPr>
+        <w:t>Teacher explanation: Rates</w:t>
+      </w:r>
+      <w:r>
+        <w:rPr>
+          <w:b/>
+        </w:rPr>
+        <w:t>80%</w:t>
+      </w:r>
+      <w:r>
+        <w:rPr>
+          <w:b w:val="0"/>
+        </w:rPr>
+        <w:t xml:space="preserve"> versus</w:t>
+      </w:r>
+      <w:r>
+        <w:rPr>
+          <w:b/>
+        </w:rPr>
+        <w:t>60%</w:t>
+      </w:r>
+      <w:r>
+        <w:rPr>
+          <w:b w:val="0"/>
+        </w:rPr>
+        <w:t>; count-only plot hides unequal denominators. Show both counts and rates with sample sizes.</w:t>
+      </w:r>
+    </w:p>
+    <w:p>
+      <w:pPr>
+        <w:pStyle w:val="Heading3"/>
+      </w:pPr>
+      <w:r>
+        <w:t>W5 Design a revealing follow-up</w:t>
+      </w:r>
+    </w:p>
+    <w:p>
+      <w:pPr>
+        <w:pStyle w:val="Heading3"/>
+      </w:pPr>
+      <w:r>
+        <w:t>Independent assessment and fresh retry</w:t>
+      </w:r>
+    </w:p>
+    <w:p>
+      <w:pPr>
+        <w:spacing w:line="336" w:lineRule="auto" w:after="180"/>
+      </w:pPr>
+      <w:r>
+        <w:rPr>
+          <w:b w:val="0"/>
+        </w:rPr>
+        <w:t>W4: Rates</w:t>
+      </w:r>
+      <w:r>
+        <w:rPr>
+          <w:b/>
+        </w:rPr>
+        <w:t>80%</w:t>
+      </w:r>
+      <w:r>
+        <w:rPr>
+          <w:b w:val="0"/>
+        </w:rPr>
+        <w:t xml:space="preserve"> versus</w:t>
+      </w:r>
+      <w:r>
+        <w:rPr>
+          <w:b/>
+        </w:rPr>
+        <w:t>60%</w:t>
+      </w:r>
+      <w:r>
+        <w:rPr>
+          <w:b w:val="0"/>
+        </w:rPr>
+        <w:t>; count-only plot hides unequal denominators. Show both counts and rates with sample sizes. Require intermediate reasoning and the stated scope.</w:t>
+      </w:r>
+    </w:p>
+    <w:p>
+      <w:pPr>
+        <w:spacing w:line="336" w:lineRule="auto" w:after="180"/>
+      </w:pPr>
+      <w:r>
+        <w:rPr>
+          <w:b w:val="0"/>
+        </w:rPr>
+        <w:t>Fresh retry: Two estimates have intervals but chart omits them and claims certainty. Expected reasoning: Preserve the valid uncertainty intervals/assumptions; absence in a chart does not remove sampling variability.</w:t>
+      </w:r>
+    </w:p>
+    <w:p>
+      <w:pPr>
+        <w:spacing w:line="336" w:lineRule="auto" w:after="180"/>
+      </w:pPr>
+      <w:r>
+        <w:rPr>
+          <w:b w:val="0"/>
+        </w:rPr>
+        <w:t>If students need support, record it and reassess with another new case rather than awarding independence to a copied answer.</w:t>
+      </w:r>
+    </w:p>
+    <w:p>
+      <w:pPr>
+        <w:pStyle w:val="Heading3"/>
+      </w:pPr>
+      <w:r>
+        <w:t>Assess independent transfer</w:t>
+      </w:r>
+    </w:p>
+    <w:p>
+      <w:pPr>
+        <w:pStyle w:val="Heading3"/>
+      </w:pPr>
+      <w:r>
+        <w:t>Selected case answer</w:t>
+      </w:r>
+    </w:p>
+    <w:p>
+      <w:pPr>
+        <w:pStyle w:val="Heading3"/>
+      </w:pPr>
+      <w:r>
+        <w:t>Feedback that the learner uses</w:t>
+      </w:r>
+    </w:p>
+    <w:p>
+      <w:pPr>
+        <w:pStyle w:val="Heading1"/>
+      </w:pPr>
+      <w:r>
+        <w:t>06. Connect, support and revisit research reasoning</w:t>
+      </w:r>
+    </w:p>
+    <w:p>
+      <w:r>
+        <w:t>Use saved evidence and assumptions to choose the next question.</w:t>
+      </w:r>
+    </w:p>
+    <w:p>
+      <w:pPr>
+        <w:pStyle w:val="Heading2"/>
+      </w:pPr>
+      <w:r>
+        <w:t>Project and next-week bridge</w:t>
+      </w:r>
+    </w:p>
+    <w:p>
+      <w:pPr>
+        <w:spacing w:line="336" w:lineRule="auto" w:after="180"/>
+      </w:pPr>
+      <w:r>
+        <w:rPr>
+          <w:b w:val="0"/>
+        </w:rPr>
+        <w:t xml:space="preserve">Add a labelled figures that preserve </w:t>
+      </w:r>
+      <w:r>
+        <w:rPr>
+          <w:b/>
+        </w:rPr>
+        <w:t>evidence</w:t>
+      </w:r>
+      <w:r>
+        <w:rPr>
+          <w:b w:val="0"/>
+        </w:rPr>
+        <w:t xml:space="preserve"> </w:t>
+      </w:r>
+      <w:r>
+        <w:rPr>
+          <w:b/>
+        </w:rPr>
+        <w:t>evidence</w:t>
+      </w:r>
+      <w:r>
+        <w:rPr>
+          <w:b w:val="0"/>
+        </w:rPr>
+        <w:t xml:space="preserve"> sheet to Reproducible AI Research Study. Show how you can explain the </w:t>
+      </w:r>
+      <w:r>
+        <w:rPr>
+          <w:b/>
+        </w:rPr>
+        <w:t>mechanism</w:t>
+      </w:r>
+      <w:r>
+        <w:rPr>
+          <w:b w:val="0"/>
+        </w:rPr>
+        <w:t xml:space="preserve"> and terminology of figures that preserve </w:t>
+      </w:r>
+      <w:r>
+        <w:rPr>
+          <w:b/>
+        </w:rPr>
+        <w:t>evidence</w:t>
+      </w:r>
+      <w:r>
+        <w:rPr>
+          <w:b w:val="0"/>
+        </w:rPr>
+        <w:t>.</w:t>
+      </w:r>
+    </w:p>
+    <w:p>
+      <w:pPr>
+        <w:spacing w:line="336" w:lineRule="auto" w:after="180"/>
+      </w:pPr>
+      <w:r>
+        <w:rPr>
+          <w:b w:val="0"/>
+        </w:rPr>
+        <w:t xml:space="preserve">Use the supplied fictional case and keep its </w:t>
+      </w:r>
+      <w:r>
+        <w:rPr>
+          <w:b/>
+        </w:rPr>
+        <w:t>input</w:t>
+      </w:r>
+      <w:r>
+        <w:rPr>
+          <w:b w:val="0"/>
+        </w:rPr>
+        <w:t xml:space="preserve">s, intermediate steps, calculation or </w:t>
+      </w:r>
+      <w:r>
+        <w:rPr>
+          <w:b/>
+        </w:rPr>
+        <w:t>prediction</w:t>
+      </w:r>
+      <w:r>
+        <w:rPr>
+          <w:b w:val="0"/>
+        </w:rPr>
+        <w:t>, and limitation. Connect this record to last week’s record; a matching answer without a trace is insufficient.</w:t>
+      </w:r>
+    </w:p>
+    <w:p>
+      <w:pPr>
+        <w:spacing w:line="336" w:lineRule="auto" w:after="180"/>
+      </w:pPr>
+      <w:r>
+        <w:rPr>
+          <w:b w:val="0"/>
+        </w:rPr>
+        <w:t xml:space="preserve">Provide an </w:t>
+      </w:r>
+      <w:r>
+        <w:rPr>
+          <w:b/>
+        </w:rPr>
+        <w:t>input</w:t>
+      </w:r>
+      <w:r>
+        <w:rPr>
+          <w:b w:val="0"/>
+        </w:rPr>
+        <w:t>/procedure/result/limit frame and a calculator when needed. Ask students to identify the first step before completing the whole trace.</w:t>
+      </w:r>
+    </w:p>
+    <w:p>
+      <w:pPr>
+        <w:spacing w:line="336" w:lineRule="auto" w:after="180"/>
+      </w:pPr>
+      <w:r>
+        <w:rPr>
+          <w:b w:val="0"/>
+        </w:rPr>
+        <w:t xml:space="preserve">Extension: compare two concrete variants of this </w:t>
+      </w:r>
+      <w:r>
+        <w:rPr>
+          <w:b/>
+        </w:rPr>
+        <w:t>mechanism</w:t>
+      </w:r>
+      <w:r>
+        <w:rPr>
+          <w:b w:val="0"/>
+        </w:rPr>
+        <w:t xml:space="preserve"> while holding unrelated conditions fixed; report both successful and unsuccessful outcomes.</w:t>
+      </w:r>
+    </w:p>
+    <w:p>
+      <w:pPr>
+        <w:spacing w:line="336" w:lineRule="auto" w:after="180"/>
+      </w:pPr>
+      <w:r>
+        <w:rPr>
+          <w:b w:val="0"/>
+        </w:rPr>
+        <w:t xml:space="preserve">Next connection: Writing the methods section. Preserve the current case record and retrieve its </w:t>
+      </w:r>
+      <w:r>
+        <w:rPr>
+          <w:b/>
+        </w:rPr>
+        <w:t>evidence</w:t>
+      </w:r>
+      <w:r>
+        <w:rPr>
+          <w:b w:val="0"/>
+        </w:rPr>
+        <w:t xml:space="preserve"> boundary before moving on.</w:t>
+      </w:r>
+    </w:p>
+    <w:p>
+      <w:pPr>
+        <w:spacing w:line="336" w:lineRule="auto" w:after="180"/>
+      </w:pPr>
+      <w:r>
+        <w:rPr>
+          <w:b w:val="0"/>
+        </w:rPr>
+        <w:t>Retain the project ledger and assess a changed case after support. Check the relevant prerequisite before carrying this component forward.</w:t>
+      </w:r>
+    </w:p>
+    <w:p>
+      <w:pPr>
+        <w:spacing w:line="336" w:lineRule="auto" w:after="180"/>
+      </w:pPr>
+      <w:r>
+        <w:rPr>
+          <w:b w:val="0"/>
+        </w:rPr>
+        <w:t>For the Reproducible AI Research Study, retain an annotated worked trace and the changed-case reasoning. Connect the claim to its records, units and assumptions so another investigator can challenge or reproduce it.</w:t>
+      </w:r>
+    </w:p>
+    <w:p>
+      <w:pPr>
+        <w:pStyle w:val="Heading2"/>
+      </w:pPr>
+      <w:r>
+        <w:t>Delayed return and support record</w:t>
       </w:r>
     </w:p>
     <w:p>
@@ -4086,48 +5128,60 @@
     </w:p>
     <w:p>
       <w:pPr>
-        <w:pStyle w:val="Heading3"/>
-      </w:pPr>
-      <w:r>
-        <w:t>Project evidence from this case</w:t>
+        <w:pStyle w:val="Heading2"/>
+      </w:pPr>
+      <w:r>
+        <w:t>Earlier wording, alternatives and picture transcripts · reference / check after trying</w:t>
       </w:r>
     </w:p>
     <w:p>
       <w:pPr>
-        <w:spacing w:line="336" w:lineRule="auto" w:after="180"/>
-      </w:pPr>
-      <w:r>
-        <w:rPr>
-          <w:b w:val="0"/>
-        </w:rPr>
-        <w:t>For the Reproducible AI Research Study, retain an annotated worked trace and the changed-case reasoning. Connect the claim to its records, units and assumptions so another investigator can challenge or reproduce it.</w:t>
+        <w:pStyle w:val="Heading3"/>
+      </w:pPr>
+      <w:r>
+        <w:t>Plan the delayed return</w:t>
       </w:r>
     </w:p>
     <w:p>
       <w:pPr>
-        <w:pStyle w:val="Heading1"/>
-      </w:pPr>
-      <w:r>
-        <w:t>07. Prepare, teach and assess</w:t>
+        <w:pStyle w:val="Heading3"/>
+      </w:pPr>
+      <w:r>
+        <w:t>Project evidence from this case</w:t>
       </w:r>
     </w:p>
     <w:p>
-      <w:r>
-        <w:t>Use this preparation summary alongside the detailed Figures that preserve evidence lesson; it is a checklist rather than a replacement for the full sequence.</w:t>
+      <w:pPr>
+        <w:pStyle w:val="Heading1"/>
+      </w:pPr>
+      <w:r>
+        <w:t>Reference bank and extra practice</w:t>
       </w:r>
     </w:p>
     <w:p>
       <w:pPr>
-        <w:pStyle w:val="Heading3"/>
-      </w:pPr>
-      <w:r>
-        <w:t>Teaching target</w:t>
+        <w:pStyle w:val="Heading1"/>
+      </w:pPr>
+      <w:r>
+        <w:t>07. Reference · Alternative planning checklist</w:t>
       </w:r>
     </w:p>
     <w:p>
+      <w:r>
+        <w:t>Use alongside the main route when helpful.</w:t>
+      </w:r>
+    </w:p>
+    <w:p>
+      <w:pPr>
+        <w:pStyle w:val="Heading2"/>
+      </w:pPr>
+      <w:r>
+        <w:t>Planning,assessment and project reminders</w:t>
+      </w:r>
+    </w:p>
+    <w:p>
       <w:pPr>
         <w:spacing w:line="336" w:lineRule="auto" w:after="180"/>
-        <w:shd w:fill="EDF7F3"/>
       </w:pPr>
       <w:r>
         <w:rPr>
@@ -4328,7 +5382,7 @@
         <w:rPr>
           <w:b w:val="0"/>
         </w:rPr>
-        <w:t>Before class, solve the supported practice: RatesA</w:t>
+        <w:t xml:space="preserve">Before class, solve the supported practice: Rates A </w:t>
       </w:r>
       <w:r>
         <w:rPr>
@@ -4340,39 +5394,53 @@
         <w:rPr>
           <w:b w:val="0"/>
         </w:rPr>
-        <w:t>, B82% are plotted on bars starting79%, making B look several times larger. Show the intermediate steps and give the conclusion with its scope.</w:t>
+        <w:t>, B 82% are plotted on bars starting 79%, making B look several times larger. Show the intermediate steps and give the conclusion with its scope.</w:t>
       </w:r>
     </w:p>
     <w:p>
       <w:pPr>
-        <w:pStyle w:val="Heading3"/>
-      </w:pPr>
-      <w:r>
-        <w:t>Supported practice answer</w:t>
+        <w:spacing w:line="336" w:lineRule="auto" w:after="180"/>
+      </w:pPr>
+      <w:r>
+        <w:rPr>
+          <w:b w:val="0"/>
+        </w:rPr>
+        <w:t xml:space="preserve">Reasoned practice answer: Teacher explanation: Difference is 2 percentage points; truncated bars exaggerate magnitude. Use zero-baseline bars or a clearly labelled </w:t>
+      </w:r>
+      <w:r>
+        <w:rPr>
+          <w:b/>
+        </w:rPr>
+        <w:t>difference plot</w:t>
+      </w:r>
+      <w:r>
+        <w:rPr>
+          <w:b w:val="0"/>
+        </w:rPr>
+        <w:t>.</w:t>
       </w:r>
     </w:p>
     <w:p>
       <w:pPr>
         <w:spacing w:line="336" w:lineRule="auto" w:after="180"/>
-        <w:shd w:fill="F1F6FC"/>
       </w:pPr>
       <w:r>
         <w:rPr>
           <w:b w:val="0"/>
         </w:rPr>
-        <w:t xml:space="preserve">Reasoned practice answer: Teacher explanation: Difference is2 percentage points; truncated bars exaggerate magnitude. Use zero-baseline bars or a clearly labelled </w:t>
+        <w:t xml:space="preserve">Check every learner before discussion: Use the worked case for Figures that preserve </w:t>
       </w:r>
       <w:r>
         <w:rPr>
           <w:b/>
         </w:rPr>
-        <w:t>difference plot</w:t>
+        <w:t>evidence</w:t>
       </w:r>
       <w:r>
         <w:rPr>
           <w:b w:val="0"/>
         </w:rPr>
-        <w:t>.</w:t>
+        <w:t>. Proposed explanation: “The worked result establishes every future case”. Decide whether this explanation is supported.</w:t>
       </w:r>
     </w:p>
     <w:p>
@@ -4383,19 +5451,7 @@
         <w:rPr>
           <w:b w:val="0"/>
         </w:rPr>
-        <w:t xml:space="preserve">Check every learner before discussion: Use the worked case for Figures that preserve </w:t>
-      </w:r>
-      <w:r>
-        <w:rPr>
-          <w:b/>
-        </w:rPr>
-        <w:t>evidence</w:t>
-      </w:r>
-      <w:r>
-        <w:rPr>
-          <w:b w:val="0"/>
-        </w:rPr>
-        <w:t>. Proposed explanation: “The worked result establishes every future case”. Decide whether this explanation is supported.</w:t>
+        <w:t>Point to the step or supplied fact that decides; explain your repair if needed.</w:t>
       </w:r>
     </w:p>
     <w:p>
@@ -4406,117 +5462,69 @@
         <w:rPr>
           <w:b w:val="0"/>
         </w:rPr>
-        <w:t>Point to the step or supplied fact that decides; explain your repair if needed.</w:t>
+        <w:t>Misconception repair: Visual choices must reflect the intended metric and cannot imply causal certainty from association.</w:t>
       </w:r>
     </w:p>
     <w:p>
       <w:pPr>
-        <w:pStyle w:val="Heading3"/>
-      </w:pPr>
-      <w:r>
-        <w:t>Repair the misconception</w:t>
+        <w:spacing w:line="336" w:lineRule="auto" w:after="180"/>
+      </w:pPr>
+      <w:r>
+        <w:rPr>
+          <w:b w:val="0"/>
+        </w:rPr>
+        <w:t xml:space="preserve">Support: read the exact case aloud, enlarge the labelled picture, supply </w:t>
+      </w:r>
+      <w:r>
+        <w:rPr>
+          <w:b/>
+        </w:rPr>
+        <w:t>input</w:t>
+      </w:r>
+      <w:r>
+        <w:rPr>
+          <w:b w:val="0"/>
+        </w:rPr>
+        <w:t xml:space="preserve"> cards and model only the first deciding step. Accept a spoken explanation or drawing; retain the reasoning goal.</w:t>
       </w:r>
     </w:p>
     <w:p>
       <w:pPr>
         <w:spacing w:line="336" w:lineRule="auto" w:after="180"/>
-        <w:shd w:fill="FFF5E6"/>
       </w:pPr>
       <w:r>
         <w:rPr>
           <w:b w:val="0"/>
         </w:rPr>
-        <w:t>Misconception repair: Visual choices must reflect the intended metric and cannot imply causal certainty from association.</w:t>
+        <w:t xml:space="preserve">Extension: Start the axis at 5 without making the truncation obvious. Require a </w:t>
+      </w:r>
+      <w:r>
+        <w:rPr>
+          <w:b/>
+        </w:rPr>
+        <w:t>prediction</w:t>
+      </w:r>
+      <w:r>
+        <w:rPr>
+          <w:b w:val="0"/>
+        </w:rPr>
+        <w:t xml:space="preserve"> and a reason before comparing. Expected result: The bars exaggerate the visual contrast and require correction or clear disclosure.</w:t>
       </w:r>
     </w:p>
     <w:p>
       <w:pPr>
-        <w:pStyle w:val="Heading3"/>
-      </w:pPr>
-      <w:r>
-        <w:t>Support without giving away the answer</w:t>
+        <w:spacing w:line="336" w:lineRule="auto" w:after="180"/>
+      </w:pPr>
+      <w:r>
+        <w:rPr>
+          <w:b w:val="0"/>
+        </w:rPr>
+        <w:t>Reason: Visible heights no longer correspond to the full count scale.</w:t>
       </w:r>
     </w:p>
     <w:p>
       <w:pPr>
         <w:spacing w:line="336" w:lineRule="auto" w:after="180"/>
-        <w:shd w:fill="F1F6F8"/>
-      </w:pPr>
-      <w:r>
-        <w:rPr>
-          <w:b w:val="0"/>
-        </w:rPr>
-        <w:t xml:space="preserve">Support: read the exact case aloud, enlarge the labelled picture, supply </w:t>
-      </w:r>
-      <w:r>
-        <w:rPr>
-          <w:b/>
-        </w:rPr>
-        <w:t>input</w:t>
-      </w:r>
-      <w:r>
-        <w:rPr>
-          <w:b w:val="0"/>
-        </w:rPr>
-        <w:t xml:space="preserve"> cards and model only the first deciding step. Accept a spoken explanation or drawing; retain the reasoning goal.</w:t>
-      </w:r>
-    </w:p>
-    <w:p>
-      <w:pPr>
-        <w:pStyle w:val="Heading3"/>
-      </w:pPr>
-      <w:r>
-        <w:t>Extend the reasoning</w:t>
-      </w:r>
-    </w:p>
-    <w:p>
-      <w:pPr>
-        <w:spacing w:line="336" w:lineRule="auto" w:after="180"/>
-        <w:shd w:fill="F5F1FB"/>
-      </w:pPr>
-      <w:r>
-        <w:rPr>
-          <w:b w:val="0"/>
-        </w:rPr>
-        <w:t xml:space="preserve">Extension: Start the axis at 5 without making the truncation obvious. Require a </w:t>
-      </w:r>
-      <w:r>
-        <w:rPr>
-          <w:b/>
-        </w:rPr>
-        <w:t>prediction</w:t>
-      </w:r>
-      <w:r>
-        <w:rPr>
-          <w:b w:val="0"/>
-        </w:rPr>
-        <w:t xml:space="preserve"> and a reason before comparing. Expected result: The bars exaggerate the visual contrast and require correction or clear disclosure.</w:t>
-      </w:r>
-    </w:p>
-    <w:p>
-      <w:pPr>
-        <w:spacing w:line="336" w:lineRule="auto" w:after="180"/>
-        <w:shd w:fill="F5F1FB"/>
-      </w:pPr>
-      <w:r>
-        <w:rPr>
-          <w:b w:val="0"/>
-        </w:rPr>
-        <w:t>Reason: Visible heights no longer correspond to the full count scale.</w:t>
-      </w:r>
-    </w:p>
-    <w:p>
-      <w:pPr>
-        <w:pStyle w:val="Heading3"/>
-      </w:pPr>
-      <w:r>
-        <w:t>Protect the independent attempt</w:t>
-      </w:r>
-    </w:p>
-    <w:p>
-      <w:pPr>
-        <w:spacing w:line="336" w:lineRule="auto" w:after="180"/>
-        <w:shd w:fill="FFF5E6"/>
       </w:pPr>
       <w:r>
         <w:rPr>
@@ -4711,22 +5719,36 @@
     </w:tbl>
     <w:p>
       <w:pPr>
-        <w:pStyle w:val="Heading3"/>
-      </w:pPr>
-      <w:r>
-        <w:t>Project checkpoint</w:t>
+        <w:spacing w:line="336" w:lineRule="auto" w:after="180"/>
+      </w:pPr>
+      <w:r>
+        <w:rPr>
+          <w:b w:val="0"/>
+        </w:rPr>
+        <w:t xml:space="preserve">Project checkpoint: Prepare the demonstration. Gather reproducible instructions, </w:t>
+      </w:r>
+      <w:r>
+        <w:rPr>
+          <w:b/>
+        </w:rPr>
+        <w:t>evidence</w:t>
+      </w:r>
+      <w:r>
+        <w:rPr>
+          <w:b w:val="0"/>
+        </w:rPr>
+        <w:t>, access checks and remaining limitations.</w:t>
       </w:r>
     </w:p>
     <w:p>
       <w:pPr>
         <w:spacing w:line="336" w:lineRule="auto" w:after="180"/>
-        <w:shd w:fill="EDF7F3"/>
       </w:pPr>
       <w:r>
         <w:rPr>
           <w:b w:val="0"/>
         </w:rPr>
-        <w:t xml:space="preserve">Project checkpoint: Prepare the demonstration. Gather reproducible instructions, </w:t>
+        <w:t xml:space="preserve">Use the weekly teacher answer for topic-specific reasoning. A saved progress tick is an activity record; judge mastery from the learner’s explanation and </w:t>
       </w:r>
       <w:r>
         <w:rPr>
@@ -4738,43 +5760,28 @@
         <w:rPr>
           <w:b w:val="0"/>
         </w:rPr>
-        <w:t>, access checks and remaining limitations.</w:t>
+        <w:t>.</w:t>
       </w:r>
     </w:p>
     <w:p>
       <w:pPr>
-        <w:spacing w:line="336" w:lineRule="auto" w:after="180"/>
-      </w:pPr>
-      <w:r>
-        <w:rPr>
-          <w:b w:val="0"/>
-        </w:rPr>
-        <w:t xml:space="preserve">Use the weekly teacher answer for topic-specific reasoning. A saved progress tick is an activity record; judge mastery from the learner’s explanation and </w:t>
-      </w:r>
-      <w:r>
-        <w:rPr>
-          <w:b/>
-        </w:rPr>
-        <w:t>evidence</w:t>
-      </w:r>
-      <w:r>
-        <w:rPr>
-          <w:b w:val="0"/>
-        </w:rPr>
-        <w:t>.</w:t>
+        <w:pStyle w:val="Heading1"/>
+      </w:pPr>
+      <w:r>
+        <w:t>08. Reference · Feedback,labs and repair paths</w:t>
       </w:r>
     </w:p>
     <w:p>
-      <w:pPr>
-        <w:pStyle w:val="Heading1"/>
-      </w:pPr>
-      <w:r>
-        <w:t>08. Use feedback, labs and repair paths</w:t>
+      <w:r>
+        <w:t>Retain the first attempt and the evidence used for a repair.</w:t>
       </w:r>
     </w:p>
     <w:p>
-      <w:r>
-        <w:t>Use feedback, earlier review and portfolios purposefully. Apply the coding routine only when this lesson has an executable lab.</w:t>
+      <w:pPr>
+        <w:pStyle w:val="Heading2"/>
+      </w:pPr>
+      <w:r>
+        <w:t>Feedback and record guidance</w:t>
       </w:r>
     </w:p>
     <w:p>
@@ -4812,40 +5819,42 @@
       </w:r>
     </w:p>
     <w:p>
-      <w:pPr>
-        <w:pStyle w:val="Heading3"/>
-      </w:pPr>
-      <w:r>
-        <w:t>For later coding lessons</w:t>
+      <w:r>
+        <w:t>This week has no code block. Use this routine when a later lesson includes an executable lab.</w:t>
       </w:r>
     </w:p>
     <w:p>
-      <w:r>
-        <w:t>This week has no code block. Use this routine when a later lesson includes an executable lab.</w:t>
+      <w:pPr>
+        <w:spacing w:line="336" w:lineRule="auto" w:after="180"/>
+      </w:pPr>
+      <w:r>
+        <w:rPr>
+          <w:b w:val="0"/>
+        </w:rPr>
+        <w:t xml:space="preserve">Ask students to predict before running code. Preserve errors and actual </w:t>
+      </w:r>
+      <w:r>
+        <w:rPr>
+          <w:b/>
+        </w:rPr>
+        <w:t>output</w:t>
+      </w:r>
+      <w:r>
+        <w:rPr>
+          <w:b w:val="0"/>
+        </w:rPr>
+        <w:t>s; collect a changed test and an explanation. The branch-boundary and indexing lessons deliberately include failure cases.</w:t>
       </w:r>
     </w:p>
     <w:p>
       <w:pPr>
         <w:spacing w:line="336" w:lineRule="auto" w:after="180"/>
-        <w:shd w:fill="F1F6F8"/>
       </w:pPr>
       <w:r>
         <w:rPr>
           <w:b w:val="0"/>
         </w:rPr>
-        <w:t xml:space="preserve">Ask students to predict before running code. Preserve errors and actual </w:t>
-      </w:r>
-      <w:r>
-        <w:rPr>
-          <w:b/>
-        </w:rPr>
-        <w:t>output</w:t>
-      </w:r>
-      <w:r>
-        <w:rPr>
-          <w:b w:val="0"/>
-        </w:rPr>
-        <w:t>s; collect a changed test and an explanation. The branch-boundary and indexing lessons deliberately include failure cases.</w:t>
+        <w:t>Use the earlier worked-explanation links to address a specific missing building block, then return to the current question. Adapt this suggestion after observing the learner; it is not an automatic diagnosis.</w:t>
       </w:r>
     </w:p>
     <w:p>
@@ -4856,71 +5865,37 @@
         <w:rPr>
           <w:b w:val="0"/>
         </w:rPr>
-        <w:t>Use the earlier worked-explanation links to address a specific missing building block, then return to the current question. Adapt this suggestion after observing the learner; it is not an automatic diagnosis.</w:t>
+        <w:t xml:space="preserve">Collect the completed-work portfolio as </w:t>
+      </w:r>
+      <w:r>
+        <w:rPr>
+          <w:b/>
+        </w:rPr>
+        <w:t>evidence</w:t>
+      </w:r>
+      <w:r>
+        <w:rPr>
+          <w:b w:val="0"/>
+        </w:rPr>
+        <w:t>. Record support separately from correctness, and assess explanation, trace/test and limitations. Progress ticks and quiz selections alone do not establish mastery.</w:t>
       </w:r>
     </w:p>
     <w:p>
       <w:pPr>
-        <w:spacing w:line="336" w:lineRule="auto" w:after="180"/>
-      </w:pPr>
-      <w:r>
-        <w:rPr>
-          <w:b w:val="0"/>
-        </w:rPr>
-        <w:t xml:space="preserve">Collect the completed-work portfolio as </w:t>
-      </w:r>
-      <w:r>
-        <w:rPr>
-          <w:b/>
-        </w:rPr>
-        <w:t>evidence</w:t>
-      </w:r>
-      <w:r>
-        <w:rPr>
-          <w:b w:val="0"/>
-        </w:rPr>
-        <w:t>. Record support separately from correctness, and assess explanation, trace/test and limitations. Progress ticks and quiz selections alone do not establish mastery.</w:t>
+        <w:pStyle w:val="Heading1"/>
+      </w:pPr>
+      <w:r>
+        <w:t>09. Reference · Teach with the six pictures</w:t>
       </w:r>
     </w:p>
     <w:p>
-      <w:pPr>
-        <w:pStyle w:val="Heading1"/>
-      </w:pPr>
-      <w:r>
-        <w:t>09. Visual concept journey</w:t>
+      <w:r>
+        <w:t>Choose one picture for a particular reasoning move.</w:t>
       </w:r>
     </w:p>
     <w:p>
-      <w:r>
-        <w:t>Show one Figures that preserve evidence graphic at a time, request a prediction and discuss its trace before the independent assessment.</w:t>
-      </w:r>
-    </w:p>
-    <w:p>
-      <w:pPr>
-        <w:spacing w:line="336" w:lineRule="auto" w:after="180"/>
-      </w:pPr>
-      <w:r>
-        <w:rPr>
-          <w:b w:val="0"/>
-        </w:rPr>
-        <w:t xml:space="preserve">Use one picture at a time. Hide a worked result before asking for a </w:t>
-      </w:r>
-      <w:r>
-        <w:rPr>
-          <w:b/>
-        </w:rPr>
-        <w:t>prediction</w:t>
-      </w:r>
-      <w:r>
-        <w:rPr>
-          <w:b w:val="0"/>
-        </w:rPr>
-        <w:t>, then reveal it for feedback. These are supported teaching cases; retain the separate independent assessment for a fresh first attempt.</w:t>
-      </w:r>
-    </w:p>
-    <w:p>
-      <w:pPr>
-        <w:pStyle w:val="Heading3"/>
+      <w:pPr>
+        <w:pStyle w:val="Heading2"/>
       </w:pPr>
       <w:r>
         <w:t>01. Figures that preserve evidence: the case</w:t>
@@ -4931,7 +5906,7 @@
         <w:drawing>
           <wp:inline xmlns:a="http://schemas.openxmlformats.org/drawingml/2006/main" xmlns:pic="http://schemas.openxmlformats.org/drawingml/2006/picture">
             <wp:extent cx="5486400" cy="2834640"/>
-            <wp:docPr id="3" name="Picture 3" descr="Draw bars that preserve the comparison. A report plots correct counts for two versions on the same ten cases. Supplied facts: A has 6/10 correct; B has 8/10. The count axis should start at zero and identify the ten-case denominator."/>
+            <wp:docPr id="5" name="Picture 5" descr="Draw bars that preserve the comparison. A report plots correct counts for two versions on the same ten cases. Supplied facts: A has 6/10 correct; B has 8/10. The count axis should start at zero and identify the ten-case denominator."/>
             <wp:cNvGraphicFramePr>
               <a:graphicFrameLocks noChangeAspect="1"/>
             </wp:cNvGraphicFramePr>
@@ -4940,215 +5915,6 @@
                 <pic:pic>
                   <pic:nvPicPr>
                     <pic:cNvPr id="0" name="academy-story-ai-7-29-01.png"/>
-                    <pic:cNvPicPr/>
-                  </pic:nvPicPr>
-                  <pic:blipFill>
-                    <a:blip r:embed="rId11"/>
-                    <a:stretch>
-                      <a:fillRect/>
-                    </a:stretch>
-                  </pic:blipFill>
-                  <pic:spPr>
-                    <a:xfrm>
-                      <a:off x="0" y="0"/>
-                      <a:ext cx="5486400" cy="2834640"/>
-                    </a:xfrm>
-                    <a:prstGeom prst="rect"/>
-                  </pic:spPr>
-                </pic:pic>
-              </a:graphicData>
-            </a:graphic>
-          </wp:inline>
-        </w:drawing>
-      </w:r>
-    </w:p>
-    <w:p>
-      <w:pPr>
-        <w:spacing w:line="336" w:lineRule="auto" w:after="180"/>
-      </w:pPr>
-      <w:r>
-        <w:rPr>
-          <w:b w:val="0"/>
-        </w:rPr>
-        <w:t>Draw bars that preserve the comparison. A report plots correct counts for two versions on the same ten cases. Supplied facts: A has 6/10 correct; B has 8/10.</w:t>
-      </w:r>
-    </w:p>
-    <w:p>
-      <w:pPr>
-        <w:spacing w:line="336" w:lineRule="auto" w:after="180"/>
-      </w:pPr>
-      <w:r>
-        <w:rPr>
-          <w:b w:val="0"/>
-        </w:rPr>
-        <w:t>The count axis should start at zero and identify the ten-case denominator.</w:t>
-      </w:r>
-    </w:p>
-    <w:p>
-      <w:pPr>
-        <w:spacing w:line="336" w:lineRule="auto" w:after="180"/>
-        <w:shd w:fill="F5F1FB"/>
-      </w:pPr>
-      <w:r>
-        <w:rPr>
-          <w:b w:val="0"/>
-        </w:rPr>
-        <w:t>Point to the given fact that matters most. Explain why it matters.</w:t>
-      </w:r>
-    </w:p>
-    <w:p>
-      <w:pPr>
-        <w:pStyle w:val="Heading3"/>
-      </w:pPr>
-      <w:r>
-        <w:t>Discuss while showing the picture</w:t>
-      </w:r>
-    </w:p>
-    <w:p>
-      <w:pPr>
-        <w:spacing w:line="336" w:lineRule="auto" w:after="180"/>
-        <w:shd w:fill="F1F6F8"/>
-      </w:pPr>
-      <w:r>
-        <w:rPr>
-          <w:b w:val="0"/>
-        </w:rPr>
-        <w:t>Teacher prompt: Point to the given fact that matters most. Explain why it matters. Ask learners to describe one label or arrow in ordinary words. Use the adjacent transcript if the image is difficult to see.</w:t>
-      </w:r>
-    </w:p>
-    <w:p>
-      <w:pPr>
-        <w:pStyle w:val="Heading3"/>
-      </w:pPr>
-      <w:r>
-        <w:t>02. Follow the deciding steps</w:t>
-      </w:r>
-    </w:p>
-    <w:p>
-      <w:r>
-        <w:drawing>
-          <wp:inline xmlns:a="http://schemas.openxmlformats.org/drawingml/2006/main" xmlns:pic="http://schemas.openxmlformats.org/drawingml/2006/picture">
-            <wp:extent cx="5486400" cy="3182112"/>
-            <wp:docPr id="4" name="Picture 4" descr="Draw honest bars: Use heights 6 and 8 on a zero-based correct-count axis. → Label the scale: State counts out of ten, not an unspecified quality score. → Keep context nearby: Note the fixed tasks and absence of a significance test."/>
-            <wp:cNvGraphicFramePr>
-              <a:graphicFrameLocks noChangeAspect="1"/>
-            </wp:cNvGraphicFramePr>
-            <a:graphic>
-              <a:graphicData uri="http://schemas.openxmlformats.org/drawingml/2006/picture">
-                <pic:pic>
-                  <pic:nvPicPr>
-                    <pic:cNvPr id="0" name="academy-story-ai-7-29-02.png"/>
-                    <pic:cNvPicPr/>
-                  </pic:nvPicPr>
-                  <pic:blipFill>
-                    <a:blip r:embed="rId12"/>
-                    <a:stretch>
-                      <a:fillRect/>
-                    </a:stretch>
-                  </pic:blipFill>
-                  <pic:spPr>
-                    <a:xfrm>
-                      <a:off x="0" y="0"/>
-                      <a:ext cx="5486400" cy="3182112"/>
-                    </a:xfrm>
-                    <a:prstGeom prst="rect"/>
-                  </pic:spPr>
-                </pic:pic>
-              </a:graphicData>
-            </a:graphic>
-          </wp:inline>
-        </w:drawing>
-      </w:r>
-    </w:p>
-    <w:p>
-      <w:pPr>
-        <w:spacing w:line="336" w:lineRule="auto" w:after="180"/>
-      </w:pPr>
-      <w:r>
-        <w:rPr>
-          <w:b w:val="0"/>
-        </w:rPr>
-        <w:t>Draw honest bars: Use heights 6 and 8 on a zero-based correct-count axis. → Label the scale: State counts out of ten, not an unspecified quality score. → Keep context nearby: Note the fixed tasks and absence of a significance test.</w:t>
-      </w:r>
-    </w:p>
-    <w:p>
-      <w:pPr>
-        <w:spacing w:line="336" w:lineRule="auto" w:after="180"/>
-        <w:shd w:fill="F5F1FB"/>
-      </w:pPr>
-      <w:r>
-        <w:rPr>
-          <w:b w:val="0"/>
-        </w:rPr>
-        <w:t xml:space="preserve">Point to each numbered stage and explain which recorded </w:t>
-      </w:r>
-      <w:r>
-        <w:rPr>
-          <w:b/>
-        </w:rPr>
-        <w:t>input</w:t>
-      </w:r>
-      <w:r>
-        <w:rPr>
-          <w:b w:val="0"/>
-        </w:rPr>
-        <w:t xml:space="preserve"> it uses.</w:t>
-      </w:r>
-    </w:p>
-    <w:p>
-      <w:pPr>
-        <w:pStyle w:val="Heading3"/>
-      </w:pPr>
-      <w:r>
-        <w:t>Discuss while showing the picture</w:t>
-      </w:r>
-    </w:p>
-    <w:p>
-      <w:pPr>
-        <w:spacing w:line="336" w:lineRule="auto" w:after="180"/>
-        <w:shd w:fill="F1F6F8"/>
-      </w:pPr>
-      <w:r>
-        <w:rPr>
-          <w:b w:val="0"/>
-        </w:rPr>
-        <w:t xml:space="preserve">Teacher prompt: Point to each numbered stage and explain which recorded </w:t>
-      </w:r>
-      <w:r>
-        <w:rPr>
-          <w:b/>
-        </w:rPr>
-        <w:t>input</w:t>
-      </w:r>
-      <w:r>
-        <w:rPr>
-          <w:b w:val="0"/>
-        </w:rPr>
-        <w:t xml:space="preserve"> it uses. Ask learners to describe one label or arrow in ordinary words. Use the adjacent transcript if the image is difficult to see.</w:t>
-      </w:r>
-    </w:p>
-    <w:p>
-      <w:pPr>
-        <w:pStyle w:val="Heading3"/>
-      </w:pPr>
-      <w:r>
-        <w:t>03. Zero-based correct counts</w:t>
-      </w:r>
-    </w:p>
-    <w:p>
-      <w:r>
-        <w:drawing>
-          <wp:inline xmlns:a="http://schemas.openxmlformats.org/drawingml/2006/main" xmlns:pic="http://schemas.openxmlformats.org/drawingml/2006/picture">
-            <wp:extent cx="5486400" cy="2834640"/>
-            <wp:docPr id="5" name="Picture 5" descr="Zero-based correct counts. Units: correct cases out of 10. A: 6. B: 8."/>
-            <wp:cNvGraphicFramePr>
-              <a:graphicFrameLocks noChangeAspect="1"/>
-            </wp:cNvGraphicFramePr>
-            <a:graphic>
-              <a:graphicData uri="http://schemas.openxmlformats.org/drawingml/2006/picture">
-                <pic:pic>
-                  <pic:nvPicPr>
-                    <pic:cNvPr id="0" name="academy-story-ai-7-29-03.png"/>
                     <pic:cNvPicPr/>
                   </pic:nvPicPr>
                   <pic:blipFill>
@@ -5179,56 +5945,234 @@
         <w:rPr>
           <w:b w:val="0"/>
         </w:rPr>
-        <w:t>Zero-based correct counts. Units: correct cases out of 10. A: 6. B: 8.</w:t>
+        <w:t>Draw bars that preserve the comparison. A report plots correct counts for two versions on the same ten cases. Supplied facts: A has 6/10 correct; B has 8/10.</w:t>
       </w:r>
     </w:p>
     <w:p>
       <w:pPr>
         <w:spacing w:line="336" w:lineRule="auto" w:after="180"/>
-        <w:shd w:fill="F5F1FB"/>
       </w:pPr>
       <w:r>
         <w:rPr>
           <w:b w:val="0"/>
         </w:rPr>
-        <w:t>Read the labels and values. Explain the relationship the model shows.</w:t>
+        <w:t>The count axis should start at zero and identify the ten-case denominator.</w:t>
       </w:r>
     </w:p>
     <w:p>
       <w:pPr>
-        <w:pStyle w:val="Heading3"/>
-      </w:pPr>
-      <w:r>
-        <w:t>Discuss while showing the picture</w:t>
+        <w:spacing w:line="336" w:lineRule="auto" w:after="180"/>
+      </w:pPr>
+      <w:r>
+        <w:rPr>
+          <w:b w:val="0"/>
+        </w:rPr>
+        <w:t>Point to the given fact that matters most. Explain why it matters.</w:t>
       </w:r>
     </w:p>
     <w:p>
       <w:pPr>
         <w:spacing w:line="336" w:lineRule="auto" w:after="180"/>
-        <w:shd w:fill="F1F6F8"/>
       </w:pPr>
       <w:r>
         <w:rPr>
           <w:b w:val="0"/>
         </w:rPr>
-        <w:t>Teacher prompt: Read the labels and values. Explain the relationship the model shows. Ask learners to describe one label or arrow in ordinary words. Use the adjacent transcript if the image is difficult to see.</w:t>
+        <w:t>Teacher prompt: Point to the given fact that matters most. Explain why it matters. Ask learners to describe one label or arrow in ordinary words. Use the adjacent transcript if the image is difficult to see.</w:t>
       </w:r>
     </w:p>
     <w:p>
       <w:pPr>
-        <w:spacing w:line="336" w:lineRule="auto" w:after="180"/>
-        <w:shd w:fill="F1F6F8"/>
-      </w:pPr>
-      <w:r>
-        <w:rPr>
-          <w:b w:val="0"/>
-        </w:rPr>
-        <w:t>Check row/column meanings, units and denominators before discussing a difference. Supplied toy values are not real class or model results.</w:t>
+        <w:pStyle w:val="Heading2"/>
+      </w:pPr>
+      <w:r>
+        <w:t>02. Follow the deciding steps</w:t>
       </w:r>
     </w:p>
     <w:p>
-      <w:pPr>
-        <w:pStyle w:val="Heading3"/>
+      <w:r>
+        <w:drawing>
+          <wp:inline xmlns:a="http://schemas.openxmlformats.org/drawingml/2006/main" xmlns:pic="http://schemas.openxmlformats.org/drawingml/2006/picture">
+            <wp:extent cx="5486400" cy="3182112"/>
+            <wp:docPr id="6" name="Picture 6" descr="Draw honest bars: Use heights 6 and 8 on a zero-based correct-count axis. → Label the scale: State counts out of ten, not an unspecified quality score. → Keep context nearby: Note the fixed tasks and absence of a significance test."/>
+            <wp:cNvGraphicFramePr>
+              <a:graphicFrameLocks noChangeAspect="1"/>
+            </wp:cNvGraphicFramePr>
+            <a:graphic>
+              <a:graphicData uri="http://schemas.openxmlformats.org/drawingml/2006/picture">
+                <pic:pic>
+                  <pic:nvPicPr>
+                    <pic:cNvPr id="0" name="academy-story-ai-7-29-02.png"/>
+                    <pic:cNvPicPr/>
+                  </pic:nvPicPr>
+                  <pic:blipFill>
+                    <a:blip r:embed="rId10"/>
+                    <a:stretch>
+                      <a:fillRect/>
+                    </a:stretch>
+                  </pic:blipFill>
+                  <pic:spPr>
+                    <a:xfrm>
+                      <a:off x="0" y="0"/>
+                      <a:ext cx="5486400" cy="3182112"/>
+                    </a:xfrm>
+                    <a:prstGeom prst="rect"/>
+                  </pic:spPr>
+                </pic:pic>
+              </a:graphicData>
+            </a:graphic>
+          </wp:inline>
+        </w:drawing>
+      </w:r>
+    </w:p>
+    <w:p>
+      <w:pPr>
+        <w:spacing w:line="336" w:lineRule="auto" w:after="180"/>
+      </w:pPr>
+      <w:r>
+        <w:rPr>
+          <w:b w:val="0"/>
+        </w:rPr>
+        <w:t>Draw honest bars: Use heights 6 and 8 on a zero-based correct-count axis. → Label the scale: State counts out of ten, not an unspecified quality score. → Keep context nearby: Note the fixed tasks and absence of a significance test.</w:t>
+      </w:r>
+    </w:p>
+    <w:p>
+      <w:pPr>
+        <w:spacing w:line="336" w:lineRule="auto" w:after="180"/>
+      </w:pPr>
+      <w:r>
+        <w:rPr>
+          <w:b w:val="0"/>
+        </w:rPr>
+        <w:t xml:space="preserve">Point to each numbered stage and explain which recorded </w:t>
+      </w:r>
+      <w:r>
+        <w:rPr>
+          <w:b/>
+        </w:rPr>
+        <w:t>input</w:t>
+      </w:r>
+      <w:r>
+        <w:rPr>
+          <w:b w:val="0"/>
+        </w:rPr>
+        <w:t xml:space="preserve"> it uses.</w:t>
+      </w:r>
+    </w:p>
+    <w:p>
+      <w:pPr>
+        <w:spacing w:line="336" w:lineRule="auto" w:after="180"/>
+      </w:pPr>
+      <w:r>
+        <w:rPr>
+          <w:b w:val="0"/>
+        </w:rPr>
+        <w:t xml:space="preserve">Teacher prompt: Point to each numbered stage and explain which recorded </w:t>
+      </w:r>
+      <w:r>
+        <w:rPr>
+          <w:b/>
+        </w:rPr>
+        <w:t>input</w:t>
+      </w:r>
+      <w:r>
+        <w:rPr>
+          <w:b w:val="0"/>
+        </w:rPr>
+        <w:t xml:space="preserve"> it uses. Ask learners to describe one label or arrow in ordinary words. Use the adjacent transcript if the image is difficult to see.</w:t>
+      </w:r>
+    </w:p>
+    <w:p>
+      <w:pPr>
+        <w:pStyle w:val="Heading2"/>
+      </w:pPr>
+      <w:r>
+        <w:t>03. Zero-based correct counts</w:t>
+      </w:r>
+    </w:p>
+    <w:p>
+      <w:r>
+        <w:drawing>
+          <wp:inline xmlns:a="http://schemas.openxmlformats.org/drawingml/2006/main" xmlns:pic="http://schemas.openxmlformats.org/drawingml/2006/picture">
+            <wp:extent cx="5486400" cy="2834640"/>
+            <wp:docPr id="7" name="Picture 7" descr="Zero-based correct counts. Units: correct cases out of 10. A: 6. B: 8."/>
+            <wp:cNvGraphicFramePr>
+              <a:graphicFrameLocks noChangeAspect="1"/>
+            </wp:cNvGraphicFramePr>
+            <a:graphic>
+              <a:graphicData uri="http://schemas.openxmlformats.org/drawingml/2006/picture">
+                <pic:pic>
+                  <pic:nvPicPr>
+                    <pic:cNvPr id="0" name="academy-story-ai-7-29-03.png"/>
+                    <pic:cNvPicPr/>
+                  </pic:nvPicPr>
+                  <pic:blipFill>
+                    <a:blip r:embed="rId14"/>
+                    <a:stretch>
+                      <a:fillRect/>
+                    </a:stretch>
+                  </pic:blipFill>
+                  <pic:spPr>
+                    <a:xfrm>
+                      <a:off x="0" y="0"/>
+                      <a:ext cx="5486400" cy="2834640"/>
+                    </a:xfrm>
+                    <a:prstGeom prst="rect"/>
+                  </pic:spPr>
+                </pic:pic>
+              </a:graphicData>
+            </a:graphic>
+          </wp:inline>
+        </w:drawing>
+      </w:r>
+    </w:p>
+    <w:p>
+      <w:pPr>
+        <w:spacing w:line="336" w:lineRule="auto" w:after="180"/>
+      </w:pPr>
+      <w:r>
+        <w:rPr>
+          <w:b w:val="0"/>
+        </w:rPr>
+        <w:t>Zero-based correct counts. Units: correct cases out of 10. A: 6. B: 8.</w:t>
+      </w:r>
+    </w:p>
+    <w:p>
+      <w:pPr>
+        <w:spacing w:line="336" w:lineRule="auto" w:after="180"/>
+      </w:pPr>
+      <w:r>
+        <w:rPr>
+          <w:b w:val="0"/>
+        </w:rPr>
+        <w:t>Read the labels and values. Explain the relationship the model shows.</w:t>
+      </w:r>
+    </w:p>
+    <w:p>
+      <w:pPr>
+        <w:spacing w:line="336" w:lineRule="auto" w:after="180"/>
+      </w:pPr>
+      <w:r>
+        <w:rPr>
+          <w:b w:val="0"/>
+        </w:rPr>
+        <w:t>Teacher prompt: Read the labels and values. Explain the relationship the model shows. Ask learners to describe one label or arrow in ordinary words. Use the adjacent transcript if the image is difficult to see.</w:t>
+      </w:r>
+    </w:p>
+    <w:p>
+      <w:pPr>
+        <w:spacing w:line="336" w:lineRule="auto" w:after="180"/>
+      </w:pPr>
+      <w:r>
+        <w:rPr>
+          <w:b w:val="0"/>
+        </w:rPr>
+        <w:t>Check row/column meanings, units and denominators before discussing a difference. Supplied toy values are not real class or model results.</w:t>
+      </w:r>
+    </w:p>
+    <w:p>
+      <w:pPr>
+        <w:pStyle w:val="Heading2"/>
       </w:pPr>
       <w:r>
         <w:t>04. Change one thing. Trace what follows.</w:t>
@@ -5239,7 +6183,7 @@
         <w:drawing>
           <wp:inline xmlns:a="http://schemas.openxmlformats.org/drawingml/2006/main" xmlns:pic="http://schemas.openxmlformats.org/drawingml/2006/picture">
             <wp:extent cx="5486400" cy="3026664"/>
-            <wp:docPr id="6" name="Picture 6" descr="Original case: Note the fixed tasks and absence of a significance test. Changed condition: Start the axis at 5 without making the truncation obvious. Expected result: The bars exaggerate the visual contrast and require correction or clear disclosure. Reason: Visible heights no longer correspond to the full count scale."/>
+            <wp:docPr id="8" name="Picture 8" descr="Original case: Note the fixed tasks and absence of a significance test. Changed condition: Start the axis at 5 without making the truncation obvious. Expected result: The bars exaggerate the visual contrast and require correction or clear disclosure. Reason: Visible heights no longer correspond to the full count scale."/>
             <wp:cNvGraphicFramePr>
               <a:graphicFrameLocks noChangeAspect="1"/>
             </wp:cNvGraphicFramePr>
@@ -5251,7 +6195,7 @@
                     <pic:cNvPicPr/>
                   </pic:nvPicPr>
                   <pic:blipFill>
-                    <a:blip r:embed="rId14"/>
+                    <a:blip r:embed="rId15"/>
                     <a:stretch>
                       <a:fillRect/>
                     </a:stretch>
@@ -5295,7 +6239,6 @@
     <w:p>
       <w:pPr>
         <w:spacing w:line="336" w:lineRule="auto" w:after="180"/>
-        <w:shd w:fill="F5F1FB"/>
       </w:pPr>
       <w:r>
         <w:rPr>
@@ -5306,39 +6249,29 @@
     </w:p>
     <w:p>
       <w:pPr>
-        <w:pStyle w:val="Heading3"/>
-      </w:pPr>
-      <w:r>
-        <w:t>Discuss while showing the picture</w:t>
+        <w:spacing w:line="336" w:lineRule="auto" w:after="180"/>
+      </w:pPr>
+      <w:r>
+        <w:rPr>
+          <w:b w:val="0"/>
+        </w:rPr>
+        <w:t>Teacher prompt: Predict before checking the worked changed-case result. Name what changed and what the supplied facts allow you to conclude. Ask learners to describe one label or arrow in ordinary words.</w:t>
       </w:r>
     </w:p>
     <w:p>
       <w:pPr>
         <w:spacing w:line="336" w:lineRule="auto" w:after="180"/>
-        <w:shd w:fill="F1F6F8"/>
       </w:pPr>
       <w:r>
         <w:rPr>
           <w:b w:val="0"/>
         </w:rPr>
-        <w:t>Teacher prompt: Predict before checking the worked changed-case result. Name what changed and what the supplied facts allow you to conclude. Ask learners to describe one label or arrow in ordinary words.</w:t>
+        <w:t>Use the adjacent transcript if the image is difficult to see. Changed-case reasoning: Visible heights no longer correspond to the full count scale.</w:t>
       </w:r>
     </w:p>
     <w:p>
       <w:pPr>
-        <w:spacing w:line="336" w:lineRule="auto" w:after="180"/>
-        <w:shd w:fill="F1F6F8"/>
-      </w:pPr>
-      <w:r>
-        <w:rPr>
-          <w:b w:val="0"/>
-        </w:rPr>
-        <w:t>Use the adjacent transcript if the image is difficult to see. Changed-case reasoning: Visible heights no longer correspond to the full count scale.</w:t>
-      </w:r>
-    </w:p>
-    <w:p>
-      <w:pPr>
-        <w:pStyle w:val="Heading3"/>
+        <w:pStyle w:val="Heading2"/>
       </w:pPr>
       <w:r>
         <w:t>05. Connect the explanation to its limit</w:t>
@@ -5349,7 +6282,7 @@
         <w:drawing>
           <wp:inline xmlns:a="http://schemas.openxmlformats.org/drawingml/2006/main" xmlns:pic="http://schemas.openxmlformats.org/drawingml/2006/picture">
             <wp:extent cx="5486400" cy="2834640"/>
-            <wp:docPr id="7" name="Picture 7" descr="Figures make evidence easier to inspect when labels and scales preserve meaning. A dramatic-looking visual cannot supply missing uncertainty or representativeness. Limit: A well-labelled chart still cannot establish a causal or population claim from ten cases."/>
+            <wp:docPr id="9" name="Picture 9" descr="Figures make evidence easier to inspect when labels and scales preserve meaning. A dramatic-looking visual cannot supply missing uncertainty or representativeness. Limit: A well-labelled chart still cannot establish a causal or population claim from ten cases."/>
             <wp:cNvGraphicFramePr>
               <a:graphicFrameLocks noChangeAspect="1"/>
             </wp:cNvGraphicFramePr>
@@ -5361,7 +6294,7 @@
                     <pic:cNvPicPr/>
                   </pic:nvPicPr>
                   <pic:blipFill>
-                    <a:blip r:embed="rId15"/>
+                    <a:blip r:embed="rId16"/>
                     <a:stretch>
                       <a:fillRect/>
                     </a:stretch>
@@ -5417,7 +6350,6 @@
     <w:p>
       <w:pPr>
         <w:spacing w:line="336" w:lineRule="auto" w:after="180"/>
-        <w:shd w:fill="F5F1FB"/>
       </w:pPr>
       <w:r>
         <w:rPr>
@@ -5428,39 +6360,29 @@
     </w:p>
     <w:p>
       <w:pPr>
-        <w:pStyle w:val="Heading3"/>
-      </w:pPr>
-      <w:r>
-        <w:t>Discuss while showing the picture</w:t>
+        <w:spacing w:line="336" w:lineRule="auto" w:after="180"/>
+      </w:pPr>
+      <w:r>
+        <w:rPr>
+          <w:b w:val="0"/>
+        </w:rPr>
+        <w:t>Teacher prompt: Explain the case, then point to a limit on the claim. Ask learners to describe one label or arrow in ordinary words. Use the adjacent transcript if the image is difficult to see.</w:t>
       </w:r>
     </w:p>
     <w:p>
       <w:pPr>
         <w:spacing w:line="336" w:lineRule="auto" w:after="180"/>
-        <w:shd w:fill="F1F6F8"/>
       </w:pPr>
       <w:r>
         <w:rPr>
           <w:b w:val="0"/>
         </w:rPr>
-        <w:t>Teacher prompt: Explain the case, then point to a limit on the claim. Ask learners to describe one label or arrow in ordinary words. Use the adjacent transcript if the image is difficult to see.</w:t>
+        <w:t>Keep the stated scope: A well-labelled chart still cannot establish a causal or population claim from ten cases.</w:t>
       </w:r>
     </w:p>
     <w:p>
       <w:pPr>
-        <w:spacing w:line="336" w:lineRule="auto" w:after="180"/>
-        <w:shd w:fill="F1F6F8"/>
-      </w:pPr>
-      <w:r>
-        <w:rPr>
-          <w:b w:val="0"/>
-        </w:rPr>
-        <w:t>Keep the stated scope: A well-labelled chart still cannot establish a causal or population claim from ten cases.</w:t>
-      </w:r>
-    </w:p>
-    <w:p>
-      <w:pPr>
-        <w:pStyle w:val="Heading3"/>
+        <w:pStyle w:val="Heading2"/>
       </w:pPr>
       <w:r>
         <w:t>06. Make the idea visible in your project</w:t>
@@ -5471,7 +6393,7 @@
         <w:drawing>
           <wp:inline xmlns:a="http://schemas.openxmlformats.org/drawingml/2006/main" xmlns:pic="http://schemas.openxmlformats.org/drawingml/2006/picture">
             <wp:extent cx="5486400" cy="3681984"/>
-            <wp:docPr id="8" name="Picture 8" descr="For the Reproducible AI Research Study, retain an annotated worked trace and the changed-case reasoning. Connect the claim to its records, units and assumptions so another investigator can challenge or reproduce it. Draw your input, deciding step, result and limit. Supported question: Draw count bars for 6/10 and 8/10 using the stated axis. Why must the denominator and fixed task context remain visible, and what distortion arises from an undisclosed axis start at five?"/>
+            <wp:docPr id="10" name="Picture 10" descr="For the Reproducible AI Research Study, retain an annotated worked trace and the changed-case reasoning. Connect the claim to its records, units and assumptions so another investigator can challenge or reproduce it. Draw your input, deciding step, result and limit. Supported question: Draw count bars for 6/10 and 8/10 using the stated axis. Why must the denominator and fixed task context remain visible, and what distortion arises from an undisclosed axis start at five?"/>
             <wp:cNvGraphicFramePr>
               <a:graphicFrameLocks noChangeAspect="1"/>
             </wp:cNvGraphicFramePr>
@@ -5483,7 +6405,7 @@
                     <pic:cNvPicPr/>
                   </pic:nvPicPr>
                   <pic:blipFill>
-                    <a:blip r:embed="rId16"/>
+                    <a:blip r:embed="rId17"/>
                     <a:stretch>
                       <a:fillRect/>
                     </a:stretch>
@@ -5550,7 +6472,6 @@
     <w:p>
       <w:pPr>
         <w:spacing w:line="336" w:lineRule="auto" w:after="180"/>
-        <w:shd w:fill="F5F1FB"/>
       </w:pPr>
       <w:r>
         <w:rPr>
@@ -5573,58 +6494,126 @@
     </w:p>
     <w:p>
       <w:pPr>
-        <w:pStyle w:val="Heading3"/>
-      </w:pPr>
-      <w:r>
-        <w:t>Discuss while showing the picture</w:t>
+        <w:spacing w:line="336" w:lineRule="auto" w:after="180"/>
+      </w:pPr>
+      <w:r>
+        <w:rPr>
+          <w:b w:val="0"/>
+        </w:rPr>
+        <w:t xml:space="preserve">Teacher prompt: Draw your project trace and justify the deciding step using </w:t>
+      </w:r>
+      <w:r>
+        <w:rPr>
+          <w:b/>
+        </w:rPr>
+        <w:t>evidence</w:t>
+      </w:r>
+      <w:r>
+        <w:rPr>
+          <w:b w:val="0"/>
+        </w:rPr>
+        <w:t>. Ask learners to describe one label or arrow in ordinary words. Use the adjacent transcript if the image is difficult to see.</w:t>
       </w:r>
     </w:p>
     <w:p>
       <w:pPr>
         <w:spacing w:line="336" w:lineRule="auto" w:after="180"/>
-        <w:shd w:fill="F1F6F8"/>
       </w:pPr>
       <w:r>
         <w:rPr>
           <w:b w:val="0"/>
         </w:rPr>
-        <w:t xml:space="preserve">Teacher prompt: Draw your project trace and justify the deciding step using </w:t>
-      </w:r>
-      <w:r>
-        <w:rPr>
-          <w:b/>
-        </w:rPr>
-        <w:t>evidence</w:t>
-      </w:r>
-      <w:r>
-        <w:rPr>
-          <w:b w:val="0"/>
-        </w:rPr>
-        <w:t>. Ask learners to describe one label or arrow in ordinary words. Use the adjacent transcript if the image is difficult to see.</w:t>
+        <w:t>Supported practice key: Use heights 6 and 8 on a zero-based correct-count axis. State counts out of ten, not an unspecified quality score. Note the fixed tasks and absence of a significance test.</w:t>
       </w:r>
     </w:p>
     <w:p>
       <w:pPr>
         <w:spacing w:line="336" w:lineRule="auto" w:after="180"/>
-        <w:shd w:fill="F1F6F8"/>
       </w:pPr>
       <w:r>
         <w:rPr>
           <w:b w:val="0"/>
         </w:rPr>
-        <w:t>Supported practice key: Use heights 6 and 8 on a zero-based correct-count axis. State counts out of ten, not an unspecified quality score. Note the fixed tasks and absence of a significance test.</w:t>
+        <w:t>Changed case: The bars exaggerate the visual contrast and require correction or clear disclosure. Visible heights no longer correspond to the full count scale.</w:t>
       </w:r>
     </w:p>
     <w:p>
       <w:pPr>
+        <w:pStyle w:val="Heading2"/>
+      </w:pPr>
+      <w:r>
+        <w:t>Earlier wording, alternatives and picture transcripts · reference / check after trying</w:t>
+      </w:r>
+    </w:p>
+    <w:p>
+      <w:pPr>
         <w:spacing w:line="336" w:lineRule="auto" w:after="180"/>
-        <w:shd w:fill="F1F6F8"/>
       </w:pPr>
       <w:r>
         <w:rPr>
           <w:b w:val="0"/>
         </w:rPr>
-        <w:t>Changed case: The bars exaggerate the visual contrast and require correction or clear disclosure. Visible heights no longer correspond to the full count scale.</w:t>
+        <w:t xml:space="preserve">Use one picture at a time. Hide a worked result before asking for a </w:t>
+      </w:r>
+      <w:r>
+        <w:rPr>
+          <w:b/>
+        </w:rPr>
+        <w:t>prediction</w:t>
+      </w:r>
+      <w:r>
+        <w:rPr>
+          <w:b w:val="0"/>
+        </w:rPr>
+        <w:t>, then reveal it for feedback. These are supported teaching cases; retain the separate independent assessment for a fresh first attempt.</w:t>
+      </w:r>
+    </w:p>
+    <w:p>
+      <w:pPr>
+        <w:pStyle w:val="Heading3"/>
+      </w:pPr>
+      <w:r>
+        <w:t>01. Figures that preserve evidence: the case</w:t>
+      </w:r>
+    </w:p>
+    <w:p>
+      <w:pPr>
+        <w:pStyle w:val="Heading3"/>
+      </w:pPr>
+      <w:r>
+        <w:t>02. Follow the deciding steps</w:t>
+      </w:r>
+    </w:p>
+    <w:p>
+      <w:pPr>
+        <w:pStyle w:val="Heading3"/>
+      </w:pPr>
+      <w:r>
+        <w:t>03. Zero-based correct counts</w:t>
+      </w:r>
+    </w:p>
+    <w:p>
+      <w:pPr>
+        <w:pStyle w:val="Heading3"/>
+      </w:pPr>
+      <w:r>
+        <w:t>04. Change one thing. Trace what follows.</w:t>
+      </w:r>
+    </w:p>
+    <w:p>
+      <w:pPr>
+        <w:pStyle w:val="Heading3"/>
+      </w:pPr>
+      <w:r>
+        <w:t>05. Connect the explanation to its limit</w:t>
+      </w:r>
+    </w:p>
+    <w:p>
+      <w:pPr>
+        <w:pStyle w:val="Heading3"/>
+      </w:pPr>
+      <w:r>
+        <w:t>06. Make the idea visible in your project</w:t>
       </w:r>
     </w:p>
     <w:sectPr>
